--- a/Soul Hero.docx
+++ b/Soul Hero.docx
@@ -116,7 +116,6 @@
         </w:rPr>
         <w:t>✅</w:t>
       </w:r>
-      <w:proofErr w:type="spellStart"/>
       <w:r>
         <w:t>Hero</w:t>
       </w:r>
@@ -126,7 +125,6 @@
       <w:r>
         <w:t>selection</w:t>
       </w:r>
-      <w:proofErr w:type="spellEnd"/>
       <w:r>
         <w:br/>
       </w:r>
@@ -148,7 +146,6 @@
         </w:rPr>
         <w:t>✅</w:t>
       </w:r>
-      <w:proofErr w:type="spellStart"/>
       <w:r>
         <w:t>PvP</w:t>
       </w:r>
@@ -158,7 +155,6 @@
       <w:r>
         <w:t>battle</w:t>
       </w:r>
-      <w:proofErr w:type="spellEnd"/>
       <w:r>
         <w:br/>
       </w:r>
@@ -168,7 +164,6 @@
         </w:rPr>
         <w:t>✅</w:t>
       </w:r>
-      <w:proofErr w:type="spellStart"/>
       <w:r>
         <w:t>Bond</w:t>
       </w:r>
@@ -178,7 +173,6 @@
       <w:r>
         <w:t>EXP</w:t>
       </w:r>
-      <w:proofErr w:type="spellEnd"/>
       <w:r>
         <w:br/>
       </w:r>
@@ -240,7 +234,6 @@
         </w:rPr>
         <w:t>❌</w:t>
       </w:r>
-      <w:proofErr w:type="spellStart"/>
       <w:r>
         <w:t>Hero</w:t>
       </w:r>
@@ -250,7 +243,6 @@
       <w:r>
         <w:t>skills</w:t>
       </w:r>
-      <w:proofErr w:type="spellEnd"/>
       <w:r>
         <w:br/>
       </w:r>
@@ -407,13 +399,8 @@
       </w:r>
     </w:p>
     <w:p>
-      <w:proofErr w:type="spellStart"/>
-      <w:r>
-        <w:t>SoulHero</w:t>
-      </w:r>
-      <w:proofErr w:type="spellEnd"/>
-      <w:r>
-        <w:t>/</w:t>
+      <w:r>
+        <w:t>SoulHero/</w:t>
       </w:r>
     </w:p>
     <w:p>
@@ -1470,13 +1457,8 @@
       </w:r>
     </w:p>
     <w:p>
-      <w:proofErr w:type="spellStart"/>
-      <w:r>
-        <w:t>SoulHero</w:t>
-      </w:r>
-      <w:proofErr w:type="spellEnd"/>
-      <w:r>
-        <w:t>/</w:t>
+      <w:r>
+        <w:t>SoulHero/</w:t>
       </w:r>
     </w:p>
     <w:p>
@@ -1612,21 +1594,14 @@
     </w:p>
     <w:p>
       <w:r>
-        <w:t xml:space="preserve">    └── </w:t>
-      </w:r>
-      <w:proofErr w:type="spellStart"/>
-      <w:r>
-        <w:t>heroes.json</w:t>
-      </w:r>
-      <w:proofErr w:type="spellEnd"/>
+        <w:t xml:space="preserve">    └── heroes.json</w:t>
+      </w:r>
     </w:p>
     <w:p/>
     <w:p>
-      <w:proofErr w:type="spellStart"/>
       <w:r>
         <w:t>SoulHero</w:t>
       </w:r>
-      <w:proofErr w:type="spellEnd"/>
     </w:p>
     <w:p>
       <w:r>
@@ -1665,13 +1640,8 @@
     </w:p>
     <w:p>
       <w:r>
-        <w:t xml:space="preserve">│   └── </w:t>
-      </w:r>
-      <w:proofErr w:type="spellStart"/>
-      <w:r>
-        <w:t>heroes.json</w:t>
-      </w:r>
-      <w:proofErr w:type="spellEnd"/>
+        <w:t>│   └── heroes.json</w:t>
+      </w:r>
     </w:p>
     <w:p>
       <w:r>
@@ -1700,13 +1670,8 @@
     </w:p>
     <w:p>
       <w:r>
-        <w:t>├── .</w:t>
-      </w:r>
-      <w:proofErr w:type="spellStart"/>
-      <w:r>
-        <w:t>gitignore</w:t>
-      </w:r>
-      <w:proofErr w:type="spellEnd"/>
+        <w:t>├── .gitignore</w:t>
+      </w:r>
     </w:p>
     <w:p>
       <w:r>
@@ -1725,45 +1690,157 @@
       </w:r>
     </w:p>
     <w:p/>
-    <w:p/>
-    <w:p>
-      <w:proofErr w:type="spellStart"/>
-      <w:r>
-        <w:t>SoulHero</w:t>
-      </w:r>
-      <w:proofErr w:type="spellEnd"/>
+    <w:p>
+      <w:r>
+        <w:t>This shit good:</w:t>
+      </w:r>
+    </w:p>
+    <w:p>
+      <w:r>
+        <w:t>SoulHero/</w:t>
+      </w:r>
+    </w:p>
+    <w:p>
+      <w:r>
+        <w:t>│</w:t>
+      </w:r>
+    </w:p>
+    <w:p>
+      <w:r>
+        <w:t>├── bot/</w:t>
+      </w:r>
+    </w:p>
+    <w:p>
+      <w:r>
+        <w:t>│   ├── commands/</w:t>
+      </w:r>
+    </w:p>
+    <w:p>
+      <w:r>
+        <w:t>│   ├── views/</w:t>
+      </w:r>
+    </w:p>
+    <w:p>
+      <w:r>
+        <w:t xml:space="preserve">|     </w:t>
+      </w:r>
+      <w:r>
+        <w:t xml:space="preserve">|      </w:t>
+      </w:r>
+      <w:r>
+        <w:t xml:space="preserve">   </w:t>
+      </w:r>
+      <w:r>
+        <w:t>├──</w:t>
+      </w:r>
+      <w:r>
+        <w:t>Prologue/</w:t>
+      </w:r>
+    </w:p>
+    <w:p>
+      <w:r>
+        <w:t xml:space="preserve">|     |          </w:t>
+      </w:r>
+      <w:r>
+        <w:t xml:space="preserve">|  </w:t>
+      </w:r>
+      <w:r>
+        <w:t xml:space="preserve"> </w:t>
+      </w:r>
+      <w:r>
+        <w:tab/>
+      </w:r>
+      <w:r>
+        <w:t xml:space="preserve">     </w:t>
+      </w:r>
+      <w:r>
+        <w:t>└──</w:t>
+      </w:r>
+      <w:r>
+        <w:t xml:space="preserve"> page_view.py</w:t>
+      </w:r>
+    </w:p>
+    <w:p>
+      <w:r>
+        <w:t>|     |</w:t>
+      </w:r>
+      <w:r>
+        <w:tab/>
+        <w:t xml:space="preserve">     </w:t>
+      </w:r>
+      <w:r>
+        <w:t>├──</w:t>
+      </w:r>
+      <w:r>
+        <w:t>hero/</w:t>
+      </w:r>
+    </w:p>
+    <w:p>
+      <w:r>
+        <w:t>|     |</w:t>
+      </w:r>
+      <w:r>
+        <w:t xml:space="preserve">          </w:t>
+      </w:r>
+      <w:r>
+        <w:t xml:space="preserve">|     └── </w:t>
+      </w:r>
+      <w:r>
+        <w:t>selection</w:t>
+      </w:r>
+      <w:r>
+        <w:t>_view.py</w:t>
+      </w:r>
+    </w:p>
+    <w:p>
+      <w:r>
+        <w:t>|     |         ├──</w:t>
+      </w:r>
+      <w:r>
+        <w:t>battle</w:t>
+      </w:r>
       <w:r>
         <w:t>/</w:t>
       </w:r>
     </w:p>
     <w:p>
       <w:r>
+        <w:t xml:space="preserve">|     |          |   </w:t>
+      </w:r>
+      <w:r>
+        <w:tab/>
+        <w:t xml:space="preserve">     └── </w:t>
+      </w:r>
+      <w:r>
+        <w:t>battle</w:t>
+      </w:r>
+      <w:r>
+        <w:t>_view.py</w:t>
+      </w:r>
+    </w:p>
+    <w:p>
+      <w:r>
+        <w:t>│   ├── utils/</w:t>
+      </w:r>
+    </w:p>
+    <w:p>
+      <w:r>
+        <w:t>│   └── __init__.py</w:t>
+      </w:r>
+    </w:p>
+    <w:p>
+      <w:r>
         <w:t>│</w:t>
       </w:r>
     </w:p>
     <w:p>
       <w:r>
-        <w:t>├── bot/</w:t>
-      </w:r>
-    </w:p>
-    <w:p>
-      <w:r>
-        <w:t>│   ├── commands/</w:t>
-      </w:r>
-    </w:p>
-    <w:p>
-      <w:r>
-        <w:t>│   ├── views/</w:t>
-      </w:r>
-    </w:p>
-    <w:p>
-      <w:r>
-        <w:t>│   ├── utils/</w:t>
-      </w:r>
-    </w:p>
-    <w:p>
-      <w:r>
-        <w:t>│   └── __init__.py</w:t>
+        <w:t>├── data/</w:t>
+      </w:r>
+    </w:p>
+    <w:p>
+      <w:r>
+        <w:t>│   └── heroes.json</w:t>
       </w:r>
     </w:p>
     <w:p>
@@ -1773,18 +1850,19 @@
     </w:p>
     <w:p>
       <w:r>
-        <w:t>├── data/</w:t>
-      </w:r>
-    </w:p>
-    <w:p>
-      <w:r>
-        <w:t xml:space="preserve">│   └── </w:t>
-      </w:r>
-      <w:proofErr w:type="spellStart"/>
-      <w:r>
-        <w:t>heroes.json</w:t>
-      </w:r>
-      <w:proofErr w:type="spellEnd"/>
+        <w:t>├── database/</w:t>
+      </w:r>
+    </w:p>
+    <w:p>
+      <w:r>
+        <w:lastRenderedPageBreak/>
+        <w:t>│   ├── __init__.py</w:t>
+      </w:r>
+    </w:p>
+    <w:p>
+      <w:r>
+        <w:t>│   └── database.py</w:t>
+      </w:r>
     </w:p>
     <w:p>
       <w:r>
@@ -1793,38 +1871,13 @@
     </w:p>
     <w:p>
       <w:r>
-        <w:t>├── database/</w:t>
-      </w:r>
-    </w:p>
-    <w:p>
-      <w:r>
-        <w:t>│   ├── __init__.py</w:t>
-      </w:r>
-    </w:p>
-    <w:p>
-      <w:r>
-        <w:t>│   └── database.py</w:t>
-      </w:r>
-    </w:p>
-    <w:p>
-      <w:r>
-        <w:t>│</w:t>
-      </w:r>
-    </w:p>
-    <w:p>
-      <w:r>
         <w:t>├── .env</w:t>
       </w:r>
     </w:p>
     <w:p>
       <w:r>
-        <w:t>├── .</w:t>
-      </w:r>
-      <w:proofErr w:type="spellStart"/>
-      <w:r>
-        <w:t>gitignore</w:t>
-      </w:r>
-      <w:proofErr w:type="spellEnd"/>
+        <w:t>├── .gitignore</w:t>
+      </w:r>
     </w:p>
     <w:p>
       <w:r>
@@ -1833,7 +1886,6 @@
     </w:p>
     <w:p>
       <w:r>
-        <w:lastRenderedPageBreak/>
         <w:t>├── requirements.txt</w:t>
       </w:r>
     </w:p>
@@ -2604,7 +2656,7 @@
   <w:style w:type="paragraph" w:default="1" w:styleId="Normal">
     <w:name w:val="Normal"/>
     <w:qFormat/>
-    <w:rsid w:val="00CE2FDC"/>
+    <w:rsid w:val="00E64913"/>
     <w:pPr>
       <w:spacing w:line="360" w:lineRule="auto"/>
       <w:jc w:val="both"/>

--- a/Soul Hero.docx
+++ b/Soul Hero.docx
@@ -116,6 +116,7 @@
         </w:rPr>
         <w:t>✅</w:t>
       </w:r>
+      <w:proofErr w:type="spellStart"/>
       <w:r>
         <w:t>Hero</w:t>
       </w:r>
@@ -125,6 +126,7 @@
       <w:r>
         <w:t>selection</w:t>
       </w:r>
+      <w:proofErr w:type="spellEnd"/>
       <w:r>
         <w:br/>
       </w:r>
@@ -146,6 +148,7 @@
         </w:rPr>
         <w:t>✅</w:t>
       </w:r>
+      <w:proofErr w:type="spellStart"/>
       <w:r>
         <w:t>PvP</w:t>
       </w:r>
@@ -155,6 +158,7 @@
       <w:r>
         <w:t>battle</w:t>
       </w:r>
+      <w:proofErr w:type="spellEnd"/>
       <w:r>
         <w:br/>
       </w:r>
@@ -164,6 +168,7 @@
         </w:rPr>
         <w:t>✅</w:t>
       </w:r>
+      <w:proofErr w:type="spellStart"/>
       <w:r>
         <w:t>Bond</w:t>
       </w:r>
@@ -173,6 +178,7 @@
       <w:r>
         <w:t>EXP</w:t>
       </w:r>
+      <w:proofErr w:type="spellEnd"/>
       <w:r>
         <w:br/>
       </w:r>
@@ -234,6 +240,7 @@
         </w:rPr>
         <w:t>❌</w:t>
       </w:r>
+      <w:proofErr w:type="spellStart"/>
       <w:r>
         <w:t>Hero</w:t>
       </w:r>
@@ -243,6 +250,7 @@
       <w:r>
         <w:t>skills</w:t>
       </w:r>
+      <w:proofErr w:type="spellEnd"/>
       <w:r>
         <w:br/>
       </w:r>
@@ -399,8 +407,13 @@
       </w:r>
     </w:p>
     <w:p>
-      <w:r>
-        <w:t>SoulHero/</w:t>
+      <w:proofErr w:type="spellStart"/>
+      <w:r>
+        <w:t>SoulHero</w:t>
+      </w:r>
+      <w:proofErr w:type="spellEnd"/>
+      <w:r>
+        <w:t>/</w:t>
       </w:r>
     </w:p>
     <w:p>
@@ -1457,8 +1470,13 @@
       </w:r>
     </w:p>
     <w:p>
-      <w:r>
-        <w:t>SoulHero/</w:t>
+      <w:proofErr w:type="spellStart"/>
+      <w:r>
+        <w:t>SoulHero</w:t>
+      </w:r>
+      <w:proofErr w:type="spellEnd"/>
+      <w:r>
+        <w:t>/</w:t>
       </w:r>
     </w:p>
     <w:p>
@@ -1594,14 +1612,21 @@
     </w:p>
     <w:p>
       <w:r>
-        <w:t xml:space="preserve">    └── heroes.json</w:t>
-      </w:r>
+        <w:t xml:space="preserve">    └── </w:t>
+      </w:r>
+      <w:proofErr w:type="spellStart"/>
+      <w:r>
+        <w:t>heroes.json</w:t>
+      </w:r>
+      <w:proofErr w:type="spellEnd"/>
     </w:p>
     <w:p/>
     <w:p>
+      <w:proofErr w:type="spellStart"/>
       <w:r>
         <w:t>SoulHero</w:t>
       </w:r>
+      <w:proofErr w:type="spellEnd"/>
     </w:p>
     <w:p>
       <w:r>
@@ -1640,8 +1665,13 @@
     </w:p>
     <w:p>
       <w:r>
-        <w:t>│   └── heroes.json</w:t>
-      </w:r>
+        <w:t xml:space="preserve">│   └── </w:t>
+      </w:r>
+      <w:proofErr w:type="spellStart"/>
+      <w:r>
+        <w:t>heroes.json</w:t>
+      </w:r>
+      <w:proofErr w:type="spellEnd"/>
     </w:p>
     <w:p>
       <w:r>
@@ -1670,8 +1700,13 @@
     </w:p>
     <w:p>
       <w:r>
-        <w:t>├── .gitignore</w:t>
-      </w:r>
+        <w:t>├── .</w:t>
+      </w:r>
+      <w:proofErr w:type="spellStart"/>
+      <w:r>
+        <w:t>gitignore</w:t>
+      </w:r>
+      <w:proofErr w:type="spellEnd"/>
     </w:p>
     <w:p>
       <w:r>
@@ -1696,8 +1731,13 @@
       </w:r>
     </w:p>
     <w:p>
-      <w:r>
-        <w:t>SoulHero/</w:t>
+      <w:proofErr w:type="spellStart"/>
+      <w:r>
+        <w:t>SoulHero</w:t>
+      </w:r>
+      <w:proofErr w:type="spellEnd"/>
+      <w:r>
+        <w:t>/</w:t>
       </w:r>
     </w:p>
     <w:p>
@@ -1840,8 +1880,13 @@
     </w:p>
     <w:p>
       <w:r>
-        <w:t>│   └── heroes.json</w:t>
-      </w:r>
+        <w:t xml:space="preserve">│   └── </w:t>
+      </w:r>
+      <w:proofErr w:type="spellStart"/>
+      <w:r>
+        <w:t>heroes.json</w:t>
+      </w:r>
+      <w:proofErr w:type="spellEnd"/>
     </w:p>
     <w:p>
       <w:r>
@@ -1876,8 +1921,13 @@
     </w:p>
     <w:p>
       <w:r>
-        <w:t>├── .gitignore</w:t>
-      </w:r>
+        <w:t>├── .</w:t>
+      </w:r>
+      <w:proofErr w:type="spellStart"/>
+      <w:r>
+        <w:t>gitignore</w:t>
+      </w:r>
+      <w:proofErr w:type="spellEnd"/>
     </w:p>
     <w:p>
       <w:r>
@@ -1892,6 +1942,62 @@
     <w:p>
       <w:r>
         <w:t>└── README.md</w:t>
+      </w:r>
+    </w:p>
+    <w:p/>
+    <w:p>
+      <w:r>
+        <w:t>Note:</w:t>
+      </w:r>
+    </w:p>
+    <w:p>
+      <w:r>
+        <w:t>bot/</w:t>
+      </w:r>
+    </w:p>
+    <w:p>
+      <w:r>
+        <w:t>│</w:t>
+      </w:r>
+    </w:p>
+    <w:p>
+      <w:r>
+        <w:t>├── story/</w:t>
+      </w:r>
+    </w:p>
+    <w:p>
+      <w:r>
+        <w:t>│      └── prologue.py</w:t>
+      </w:r>
+    </w:p>
+    <w:p>
+      <w:r>
+        <w:t>│</w:t>
+      </w:r>
+    </w:p>
+    <w:p>
+      <w:r>
+        <w:t>├── views/</w:t>
+      </w:r>
+    </w:p>
+    <w:p>
+      <w:r>
+        <w:t>│      └── prologue_view.py</w:t>
+      </w:r>
+    </w:p>
+    <w:p>
+      <w:r>
+        <w:t>│</w:t>
+      </w:r>
+    </w:p>
+    <w:p>
+      <w:r>
+        <w:t>└── commands/</w:t>
+      </w:r>
+    </w:p>
+    <w:p>
+      <w:r>
+        <w:t xml:space="preserve">       └── start.py</w:t>
       </w:r>
     </w:p>
     <w:sectPr>

--- a/Soul Hero.docx
+++ b/Soul Hero.docx
@@ -116,7 +116,6 @@
         </w:rPr>
         <w:t>✅</w:t>
       </w:r>
-      <w:proofErr w:type="spellStart"/>
       <w:r>
         <w:t>Hero</w:t>
       </w:r>
@@ -126,7 +125,6 @@
       <w:r>
         <w:t>selection</w:t>
       </w:r>
-      <w:proofErr w:type="spellEnd"/>
       <w:r>
         <w:br/>
       </w:r>
@@ -148,7 +146,6 @@
         </w:rPr>
         <w:t>✅</w:t>
       </w:r>
-      <w:proofErr w:type="spellStart"/>
       <w:r>
         <w:t>PvP</w:t>
       </w:r>
@@ -158,7 +155,6 @@
       <w:r>
         <w:t>battle</w:t>
       </w:r>
-      <w:proofErr w:type="spellEnd"/>
       <w:r>
         <w:br/>
       </w:r>
@@ -168,7 +164,6 @@
         </w:rPr>
         <w:t>✅</w:t>
       </w:r>
-      <w:proofErr w:type="spellStart"/>
       <w:r>
         <w:t>Bond</w:t>
       </w:r>
@@ -178,7 +173,6 @@
       <w:r>
         <w:t>EXP</w:t>
       </w:r>
-      <w:proofErr w:type="spellEnd"/>
       <w:r>
         <w:br/>
       </w:r>
@@ -240,7 +234,6 @@
         </w:rPr>
         <w:t>❌</w:t>
       </w:r>
-      <w:proofErr w:type="spellStart"/>
       <w:r>
         <w:t>Hero</w:t>
       </w:r>
@@ -250,7 +243,6 @@
       <w:r>
         <w:t>skills</w:t>
       </w:r>
-      <w:proofErr w:type="spellEnd"/>
       <w:r>
         <w:br/>
       </w:r>
@@ -407,13 +399,8 @@
       </w:r>
     </w:p>
     <w:p>
-      <w:proofErr w:type="spellStart"/>
-      <w:r>
-        <w:t>SoulHero</w:t>
-      </w:r>
-      <w:proofErr w:type="spellEnd"/>
-      <w:r>
-        <w:t>/</w:t>
+      <w:r>
+        <w:t>SoulHero/</w:t>
       </w:r>
     </w:p>
     <w:p>
@@ -1470,13 +1457,8 @@
       </w:r>
     </w:p>
     <w:p>
-      <w:proofErr w:type="spellStart"/>
-      <w:r>
-        <w:t>SoulHero</w:t>
-      </w:r>
-      <w:proofErr w:type="spellEnd"/>
-      <w:r>
-        <w:t>/</w:t>
+      <w:r>
+        <w:t>SoulHero/</w:t>
       </w:r>
     </w:p>
     <w:p>
@@ -1612,21 +1594,14 @@
     </w:p>
     <w:p>
       <w:r>
-        <w:t xml:space="preserve">    └── </w:t>
-      </w:r>
-      <w:proofErr w:type="spellStart"/>
-      <w:r>
-        <w:t>heroes.json</w:t>
-      </w:r>
-      <w:proofErr w:type="spellEnd"/>
+        <w:t xml:space="preserve">    └── heroes.json</w:t>
+      </w:r>
     </w:p>
     <w:p/>
     <w:p>
-      <w:proofErr w:type="spellStart"/>
       <w:r>
         <w:t>SoulHero</w:t>
       </w:r>
-      <w:proofErr w:type="spellEnd"/>
     </w:p>
     <w:p>
       <w:r>
@@ -1665,13 +1640,8 @@
     </w:p>
     <w:p>
       <w:r>
-        <w:t xml:space="preserve">│   └── </w:t>
-      </w:r>
-      <w:proofErr w:type="spellStart"/>
-      <w:r>
-        <w:t>heroes.json</w:t>
-      </w:r>
-      <w:proofErr w:type="spellEnd"/>
+        <w:t>│   └── heroes.json</w:t>
+      </w:r>
     </w:p>
     <w:p>
       <w:r>
@@ -1700,13 +1670,8 @@
     </w:p>
     <w:p>
       <w:r>
-        <w:t>├── .</w:t>
-      </w:r>
-      <w:proofErr w:type="spellStart"/>
-      <w:r>
-        <w:t>gitignore</w:t>
-      </w:r>
-      <w:proofErr w:type="spellEnd"/>
+        <w:t>├── .gitignore</w:t>
+      </w:r>
     </w:p>
     <w:p>
       <w:r>
@@ -1731,13 +1696,8 @@
       </w:r>
     </w:p>
     <w:p>
-      <w:proofErr w:type="spellStart"/>
-      <w:r>
-        <w:t>SoulHero</w:t>
-      </w:r>
-      <w:proofErr w:type="spellEnd"/>
-      <w:r>
-        <w:t>/</w:t>
+      <w:r>
+        <w:t>SoulHero/</w:t>
       </w:r>
     </w:p>
     <w:p>
@@ -1880,13 +1840,8 @@
     </w:p>
     <w:p>
       <w:r>
-        <w:t xml:space="preserve">│   └── </w:t>
-      </w:r>
-      <w:proofErr w:type="spellStart"/>
-      <w:r>
-        <w:t>heroes.json</w:t>
-      </w:r>
-      <w:proofErr w:type="spellEnd"/>
+        <w:t>│   └── heroes.json</w:t>
+      </w:r>
     </w:p>
     <w:p>
       <w:r>
@@ -1921,13 +1876,8 @@
     </w:p>
     <w:p>
       <w:r>
-        <w:t>├── .</w:t>
-      </w:r>
-      <w:proofErr w:type="spellStart"/>
-      <w:r>
-        <w:t>gitignore</w:t>
-      </w:r>
-      <w:proofErr w:type="spellEnd"/>
+        <w:t>├── .gitignore</w:t>
+      </w:r>
     </w:p>
     <w:p>
       <w:r>
@@ -1952,6 +1902,11 @@
     </w:p>
     <w:p>
       <w:r>
+        <w:t>1.</w:t>
+      </w:r>
+    </w:p>
+    <w:p>
+      <w:r>
         <w:t>bot/</w:t>
       </w:r>
     </w:p>
@@ -1998,6 +1953,69 @@
     <w:p>
       <w:r>
         <w:t xml:space="preserve">       └── start.py</w:t>
+      </w:r>
+    </w:p>
+    <w:p/>
+    <w:p/>
+    <w:p/>
+    <w:p>
+      <w:r>
+        <w:t>2.</w:t>
+      </w:r>
+    </w:p>
+    <w:p>
+      <w:r>
+        <w:t>SoulHero/</w:t>
+      </w:r>
+    </w:p>
+    <w:p>
+      <w:r>
+        <w:t>│</w:t>
+      </w:r>
+    </w:p>
+    <w:p>
+      <w:r>
+        <w:t>├── bot/</w:t>
+      </w:r>
+    </w:p>
+    <w:p>
+      <w:r>
+        <w:t>│   ├── commands/</w:t>
+      </w:r>
+    </w:p>
+    <w:p>
+      <w:r>
+        <w:t>│   │      └── start.py</w:t>
+      </w:r>
+    </w:p>
+    <w:p>
+      <w:r>
+        <w:t>│   │</w:t>
+      </w:r>
+    </w:p>
+    <w:p>
+      <w:r>
+        <w:t>│   ├── story/</w:t>
+      </w:r>
+    </w:p>
+    <w:p>
+      <w:r>
+        <w:t>│   │      └── prologue.py</w:t>
+      </w:r>
+    </w:p>
+    <w:p>
+      <w:r>
+        <w:t>│   │</w:t>
+      </w:r>
+    </w:p>
+    <w:p>
+      <w:r>
+        <w:t>│   └── views/</w:t>
+      </w:r>
+    </w:p>
+    <w:p>
+      <w:r>
+        <w:t>│          └── prologue_view.py</w:t>
       </w:r>
     </w:p>
     <w:sectPr>

--- a/Soul Hero.docx
+++ b/Soul Hero.docx
@@ -116,6 +116,7 @@
         </w:rPr>
         <w:t>✅</w:t>
       </w:r>
+      <w:proofErr w:type="spellStart"/>
       <w:r>
         <w:t>Hero</w:t>
       </w:r>
@@ -125,6 +126,7 @@
       <w:r>
         <w:t>selection</w:t>
       </w:r>
+      <w:proofErr w:type="spellEnd"/>
       <w:r>
         <w:br/>
       </w:r>
@@ -146,6 +148,7 @@
         </w:rPr>
         <w:t>✅</w:t>
       </w:r>
+      <w:proofErr w:type="spellStart"/>
       <w:r>
         <w:t>PvP</w:t>
       </w:r>
@@ -155,6 +158,7 @@
       <w:r>
         <w:t>battle</w:t>
       </w:r>
+      <w:proofErr w:type="spellEnd"/>
       <w:r>
         <w:br/>
       </w:r>
@@ -164,6 +168,7 @@
         </w:rPr>
         <w:t>✅</w:t>
       </w:r>
+      <w:proofErr w:type="spellStart"/>
       <w:r>
         <w:t>Bond</w:t>
       </w:r>
@@ -173,6 +178,7 @@
       <w:r>
         <w:t>EXP</w:t>
       </w:r>
+      <w:proofErr w:type="spellEnd"/>
       <w:r>
         <w:br/>
       </w:r>
@@ -234,6 +240,7 @@
         </w:rPr>
         <w:t>❌</w:t>
       </w:r>
+      <w:proofErr w:type="spellStart"/>
       <w:r>
         <w:t>Hero</w:t>
       </w:r>
@@ -243,6 +250,7 @@
       <w:r>
         <w:t>skills</w:t>
       </w:r>
+      <w:proofErr w:type="spellEnd"/>
       <w:r>
         <w:br/>
       </w:r>
@@ -399,8 +407,13 @@
       </w:r>
     </w:p>
     <w:p>
-      <w:r>
-        <w:t>SoulHero/</w:t>
+      <w:proofErr w:type="spellStart"/>
+      <w:r>
+        <w:t>SoulHero</w:t>
+      </w:r>
+      <w:proofErr w:type="spellEnd"/>
+      <w:r>
+        <w:t>/</w:t>
       </w:r>
     </w:p>
     <w:p>
@@ -501,8 +514,17 @@
           <w:b/>
           <w:bCs/>
         </w:rPr>
-        <w:t>/start</w:t>
-      </w:r>
+        <w:t>/</w:t>
+      </w:r>
+      <w:proofErr w:type="gramStart"/>
+      <w:r>
+        <w:rPr>
+          <w:b/>
+          <w:bCs/>
+        </w:rPr>
+        <w:t>start</w:t>
+      </w:r>
+      <w:proofErr w:type="gramEnd"/>
     </w:p>
     <w:p>
       <w:r>
@@ -531,8 +553,13 @@
     </w:p>
     <w:p>
       <w:r>
-        <w:t>/start</w:t>
-      </w:r>
+        <w:t>/</w:t>
+      </w:r>
+      <w:proofErr w:type="gramStart"/>
+      <w:r>
+        <w:t>start</w:t>
+      </w:r>
+      <w:proofErr w:type="gramEnd"/>
     </w:p>
     <w:p>
       <w:r>
@@ -1163,7 +1190,15 @@
     </w:p>
     <w:p>
       <w:r>
-        <w:t>Their victories forgotten.</w:t>
+        <w:t xml:space="preserve">Their victories </w:t>
+      </w:r>
+      <w:proofErr w:type="gramStart"/>
+      <w:r>
+        <w:t>forgotten</w:t>
+      </w:r>
+      <w:proofErr w:type="gramEnd"/>
+      <w:r>
+        <w:t>.</w:t>
       </w:r>
     </w:p>
     <w:p>
@@ -1457,8 +1492,13 @@
       </w:r>
     </w:p>
     <w:p>
-      <w:r>
-        <w:t>SoulHero/</w:t>
+      <w:proofErr w:type="spellStart"/>
+      <w:r>
+        <w:t>SoulHero</w:t>
+      </w:r>
+      <w:proofErr w:type="spellEnd"/>
+      <w:r>
+        <w:t>/</w:t>
       </w:r>
     </w:p>
     <w:p>
@@ -1594,14 +1634,23 @@
     </w:p>
     <w:p>
       <w:r>
-        <w:t xml:space="preserve">    └── heroes.json</w:t>
-      </w:r>
+        <w:t xml:space="preserve">    └── </w:t>
+      </w:r>
+      <w:proofErr w:type="spellStart"/>
+      <w:proofErr w:type="gramStart"/>
+      <w:r>
+        <w:t>heroes.json</w:t>
+      </w:r>
+      <w:proofErr w:type="spellEnd"/>
+      <w:proofErr w:type="gramEnd"/>
     </w:p>
     <w:p/>
     <w:p>
+      <w:proofErr w:type="spellStart"/>
       <w:r>
         <w:t>SoulHero</w:t>
       </w:r>
+      <w:proofErr w:type="spellEnd"/>
     </w:p>
     <w:p>
       <w:r>
@@ -1640,8 +1689,15 @@
     </w:p>
     <w:p>
       <w:r>
-        <w:t>│   └── heroes.json</w:t>
-      </w:r>
+        <w:t xml:space="preserve">│   └── </w:t>
+      </w:r>
+      <w:proofErr w:type="spellStart"/>
+      <w:proofErr w:type="gramStart"/>
+      <w:r>
+        <w:t>heroes.json</w:t>
+      </w:r>
+      <w:proofErr w:type="spellEnd"/>
+      <w:proofErr w:type="gramEnd"/>
     </w:p>
     <w:p>
       <w:r>
@@ -1665,13 +1721,28 @@
     </w:p>
     <w:p>
       <w:r>
-        <w:t>├── .env</w:t>
-      </w:r>
-    </w:p>
-    <w:p>
-      <w:r>
-        <w:t>├── .gitignore</w:t>
-      </w:r>
+        <w:t>├─</w:t>
+      </w:r>
+      <w:proofErr w:type="gramStart"/>
+      <w:r>
+        <w:t>─ .env</w:t>
+      </w:r>
+      <w:proofErr w:type="gramEnd"/>
+    </w:p>
+    <w:p>
+      <w:r>
+        <w:t>├─</w:t>
+      </w:r>
+      <w:proofErr w:type="gramStart"/>
+      <w:r>
+        <w:t>─ .</w:t>
+      </w:r>
+      <w:proofErr w:type="spellStart"/>
+      <w:r>
+        <w:t>gitignore</w:t>
+      </w:r>
+      <w:proofErr w:type="spellEnd"/>
+      <w:proofErr w:type="gramEnd"/>
     </w:p>
     <w:p>
       <w:r>
@@ -1692,12 +1763,25 @@
     <w:p/>
     <w:p>
       <w:r>
-        <w:t>This shit good:</w:t>
-      </w:r>
-    </w:p>
-    <w:p>
-      <w:r>
-        <w:t>SoulHero/</w:t>
+        <w:t xml:space="preserve">This shit </w:t>
+      </w:r>
+      <w:proofErr w:type="gramStart"/>
+      <w:r>
+        <w:t>good</w:t>
+      </w:r>
+      <w:proofErr w:type="gramEnd"/>
+      <w:r>
+        <w:t>:</w:t>
+      </w:r>
+    </w:p>
+    <w:p>
+      <w:proofErr w:type="spellStart"/>
+      <w:r>
+        <w:t>SoulHero</w:t>
+      </w:r>
+      <w:proofErr w:type="spellEnd"/>
+      <w:r>
+        <w:t>/</w:t>
       </w:r>
     </w:p>
     <w:p>
@@ -1840,8 +1924,15 @@
     </w:p>
     <w:p>
       <w:r>
-        <w:t>│   └── heroes.json</w:t>
-      </w:r>
+        <w:t xml:space="preserve">│   └── </w:t>
+      </w:r>
+      <w:proofErr w:type="spellStart"/>
+      <w:proofErr w:type="gramStart"/>
+      <w:r>
+        <w:t>heroes.json</w:t>
+      </w:r>
+      <w:proofErr w:type="spellEnd"/>
+      <w:proofErr w:type="gramEnd"/>
     </w:p>
     <w:p>
       <w:r>
@@ -1871,13 +1962,28 @@
     </w:p>
     <w:p>
       <w:r>
-        <w:t>├── .env</w:t>
-      </w:r>
-    </w:p>
-    <w:p>
-      <w:r>
-        <w:t>├── .gitignore</w:t>
-      </w:r>
+        <w:t>├─</w:t>
+      </w:r>
+      <w:proofErr w:type="gramStart"/>
+      <w:r>
+        <w:t>─ .env</w:t>
+      </w:r>
+      <w:proofErr w:type="gramEnd"/>
+    </w:p>
+    <w:p>
+      <w:r>
+        <w:t>├─</w:t>
+      </w:r>
+      <w:proofErr w:type="gramStart"/>
+      <w:r>
+        <w:t>─ .</w:t>
+      </w:r>
+      <w:proofErr w:type="spellStart"/>
+      <w:r>
+        <w:t>gitignore</w:t>
+      </w:r>
+      <w:proofErr w:type="spellEnd"/>
+      <w:proofErr w:type="gramEnd"/>
     </w:p>
     <w:p>
       <w:r>
@@ -1964,8 +2070,13 @@
       </w:r>
     </w:p>
     <w:p>
-      <w:r>
-        <w:t>SoulHero/</w:t>
+      <w:proofErr w:type="spellStart"/>
+      <w:r>
+        <w:t>SoulHero</w:t>
+      </w:r>
+      <w:proofErr w:type="spellEnd"/>
+      <w:r>
+        <w:t>/</w:t>
       </w:r>
     </w:p>
     <w:p>
@@ -2018,6 +2129,2278 @@
         <w:t>│          └── prologue_view.py</w:t>
       </w:r>
     </w:p>
+    <w:p>
+      <w:pPr>
+        <w:spacing w:line="278" w:lineRule="auto"/>
+        <w:jc w:val="left"/>
+      </w:pPr>
+      <w:r>
+        <w:br w:type="page"/>
+      </w:r>
+    </w:p>
+    <w:p>
+      <w:pPr>
+        <w:pStyle w:val="Heading1"/>
+      </w:pPr>
+      <w:r>
+        <w:rPr>
+          <w:rFonts w:ascii="Segoe UI Emoji" w:hAnsi="Segoe UI Emoji" w:cs="Segoe UI Emoji"/>
+        </w:rPr>
+        <w:lastRenderedPageBreak/>
+        <w:t>📖</w:t>
+      </w:r>
+      <w:r>
+        <w:t xml:space="preserve"> Soul Hero Bible (Version 0.1)</w:t>
+      </w:r>
+    </w:p>
+    <w:p>
+      <w:pPr>
+        <w:rPr>
+          <w:b/>
+          <w:bCs/>
+        </w:rPr>
+      </w:pPr>
+      <w:r>
+        <w:rPr>
+          <w:b/>
+          <w:bCs/>
+        </w:rPr>
+        <w:t>1. Vision Statement</w:t>
+      </w:r>
+    </w:p>
+    <w:p>
+      <w:r>
+        <w:rPr>
+          <w:b/>
+          <w:bCs/>
+        </w:rPr>
+        <w:t>Soul Hero is not just a Discord RPG. It is a world where players forge meaningful relationships with legendary Heroes. Every system, battle, and story exists to strengthen that relationship.</w:t>
+      </w:r>
+    </w:p>
+    <w:p>
+      <w:r>
+        <w:t xml:space="preserve">Our goal is </w:t>
+      </w:r>
+      <w:r>
+        <w:rPr>
+          <w:b/>
+          <w:bCs/>
+        </w:rPr>
+        <w:t>not</w:t>
+      </w:r>
+      <w:r>
+        <w:t xml:space="preserve"> to create the biggest RPG.</w:t>
+      </w:r>
+    </w:p>
+    <w:p>
+      <w:r>
+        <w:t>Our goal is to create the most memorable companion experience.</w:t>
+      </w:r>
+    </w:p>
+    <w:p>
+      <w:r>
+        <w:pict w14:anchorId="57E8C8AE">
+          <v:rect id="_x0000_i1247" style="width:0;height:1.5pt" o:hralign="center" o:hrstd="t" o:hr="t" fillcolor="#a0a0a0" stroked="f"/>
+        </w:pict>
+      </w:r>
+    </w:p>
+    <w:p>
+      <w:pPr>
+        <w:rPr>
+          <w:b/>
+          <w:bCs/>
+        </w:rPr>
+      </w:pPr>
+      <w:r>
+        <w:rPr>
+          <w:b/>
+          <w:bCs/>
+        </w:rPr>
+        <w:t>2. Core Philosophy</w:t>
+      </w:r>
+    </w:p>
+    <w:p>
+      <w:r>
+        <w:t>Soul Hero is built upon five principles.</w:t>
+      </w:r>
+    </w:p>
+    <w:p>
+      <w:pPr>
+        <w:rPr>
+          <w:b/>
+          <w:bCs/>
+        </w:rPr>
+      </w:pPr>
+      <w:r>
+        <w:rPr>
+          <w:b/>
+          <w:bCs/>
+        </w:rPr>
+        <w:t>I. Companionship over Collection</w:t>
+      </w:r>
+    </w:p>
+    <w:p>
+      <w:r>
+        <w:t xml:space="preserve">Players should love </w:t>
+      </w:r>
+      <w:r>
+        <w:rPr>
+          <w:b/>
+          <w:bCs/>
+        </w:rPr>
+        <w:t>one Hero</w:t>
+      </w:r>
+      <w:r>
+        <w:t>, not collect hundreds because of power.</w:t>
+      </w:r>
+    </w:p>
+    <w:p>
+      <w:r>
+        <w:t>The Hero becomes part of their journey.</w:t>
+      </w:r>
+    </w:p>
+    <w:p>
+      <w:r>
+        <w:pict w14:anchorId="18679A4C">
+          <v:rect id="_x0000_i1248" style="width:0;height:1.5pt" o:hralign="center" o:hrstd="t" o:hr="t" fillcolor="#a0a0a0" stroked="f"/>
+        </w:pict>
+      </w:r>
+    </w:p>
+    <w:p>
+      <w:pPr>
+        <w:rPr>
+          <w:b/>
+          <w:bCs/>
+        </w:rPr>
+      </w:pPr>
+      <w:r>
+        <w:rPr>
+          <w:b/>
+          <w:bCs/>
+        </w:rPr>
+        <w:t>II. Every Hero Matters</w:t>
+      </w:r>
+    </w:p>
+    <w:p>
+      <w:r>
+        <w:t>There are no weak heroes.</w:t>
+      </w:r>
+    </w:p>
+    <w:p>
+      <w:r>
+        <w:t>There are no overpowered heroes.</w:t>
+      </w:r>
+    </w:p>
+    <w:p>
+      <w:r>
+        <w:t>Every Hero can reach greatness through dedication.</w:t>
+      </w:r>
+    </w:p>
+    <w:p>
+      <w:r>
+        <w:t xml:space="preserve">Victory depends on the </w:t>
+      </w:r>
+      <w:proofErr w:type="spellStart"/>
+      <w:r>
+        <w:t>Oathbound's</w:t>
+      </w:r>
+      <w:proofErr w:type="spellEnd"/>
+      <w:r>
+        <w:t xml:space="preserve"> choices, strategy, and Resonance—not on picking the "meta" Hero.</w:t>
+      </w:r>
+    </w:p>
+    <w:p>
+      <w:r>
+        <w:pict w14:anchorId="59971C57">
+          <v:rect id="_x0000_i1249" style="width:0;height:1.5pt" o:hralign="center" o:hrstd="t" o:hr="t" fillcolor="#a0a0a0" stroked="f"/>
+        </w:pict>
+      </w:r>
+    </w:p>
+    <w:p>
+      <w:pPr>
+        <w:rPr>
+          <w:b/>
+          <w:bCs/>
+        </w:rPr>
+      </w:pPr>
+      <w:r>
+        <w:rPr>
+          <w:b/>
+          <w:bCs/>
+        </w:rPr>
+        <w:t>III. Growth Creates Attachment</w:t>
+      </w:r>
+    </w:p>
+    <w:p>
+      <w:r>
+        <w:t>Resonance grows through shared experiences.</w:t>
+      </w:r>
+    </w:p>
+    <w:p>
+      <w:r>
+        <w:lastRenderedPageBreak/>
+        <w:t>The more adventures an Oathbound and Hero complete together, the stronger their connection becomes.</w:t>
+      </w:r>
+    </w:p>
+    <w:p>
+      <w:r>
+        <w:pict w14:anchorId="1527216E">
+          <v:rect id="_x0000_i1250" style="width:0;height:1.5pt" o:hralign="center" o:hrstd="t" o:hr="t" fillcolor="#a0a0a0" stroked="f"/>
+        </w:pict>
+      </w:r>
+    </w:p>
+    <w:p>
+      <w:pPr>
+        <w:rPr>
+          <w:b/>
+          <w:bCs/>
+        </w:rPr>
+      </w:pPr>
+      <w:r>
+        <w:rPr>
+          <w:b/>
+          <w:bCs/>
+        </w:rPr>
+        <w:t>IV. Story Before Power</w:t>
+      </w:r>
+    </w:p>
+    <w:p>
+      <w:r>
+        <w:t>Players should remember stories.</w:t>
+      </w:r>
+    </w:p>
+    <w:p>
+      <w:r>
+        <w:t>Not damage numbers.</w:t>
+      </w:r>
+    </w:p>
+    <w:p>
+      <w:r>
+        <w:t>Battles exist to create memories.</w:t>
+      </w:r>
+    </w:p>
+    <w:p>
+      <w:r>
+        <w:pict w14:anchorId="193A3B0D">
+          <v:rect id="_x0000_i1251" style="width:0;height:1.5pt" o:hralign="center" o:hrstd="t" o:hr="t" fillcolor="#a0a0a0" stroked="f"/>
+        </w:pict>
+      </w:r>
+    </w:p>
+    <w:p>
+      <w:pPr>
+        <w:rPr>
+          <w:b/>
+          <w:bCs/>
+        </w:rPr>
+      </w:pPr>
+      <w:r>
+        <w:rPr>
+          <w:b/>
+          <w:bCs/>
+        </w:rPr>
+        <w:t xml:space="preserve">V. Every Feature Must Have </w:t>
+      </w:r>
+      <w:proofErr w:type="gramStart"/>
+      <w:r>
+        <w:rPr>
+          <w:b/>
+          <w:bCs/>
+        </w:rPr>
+        <w:t>Meaning</w:t>
+      </w:r>
+      <w:proofErr w:type="gramEnd"/>
+    </w:p>
+    <w:p>
+      <w:r>
+        <w:t xml:space="preserve">Before adding any </w:t>
+      </w:r>
+      <w:proofErr w:type="gramStart"/>
+      <w:r>
+        <w:t>feature</w:t>
+      </w:r>
+      <w:proofErr w:type="gramEnd"/>
+      <w:r>
+        <w:t xml:space="preserve"> we ask:</w:t>
+      </w:r>
+    </w:p>
+    <w:p>
+      <w:r>
+        <w:rPr>
+          <w:b/>
+          <w:bCs/>
+        </w:rPr>
+        <w:t>Does this strengthen the relationship between the Oathbound and the Hero?</w:t>
+      </w:r>
+    </w:p>
+    <w:p>
+      <w:r>
+        <w:t>If not, it probably doesn't belong.</w:t>
+      </w:r>
+    </w:p>
+    <w:p>
+      <w:r>
+        <w:pict w14:anchorId="69F81D23">
+          <v:rect id="_x0000_i1252" style="width:0;height:1.5pt" o:hralign="center" o:hrstd="t" o:hr="t" fillcolor="#a0a0a0" stroked="f"/>
+        </w:pict>
+      </w:r>
+    </w:p>
+    <w:p>
+      <w:pPr>
+        <w:rPr>
+          <w:b/>
+          <w:bCs/>
+        </w:rPr>
+      </w:pPr>
+      <w:r>
+        <w:rPr>
+          <w:b/>
+          <w:bCs/>
+        </w:rPr>
+        <w:t>3. World Lore</w:t>
+      </w:r>
+    </w:p>
+    <w:p>
+      <w:pPr>
+        <w:rPr>
+          <w:b/>
+          <w:bCs/>
+        </w:rPr>
+      </w:pPr>
+      <w:r>
+        <w:rPr>
+          <w:b/>
+          <w:bCs/>
+        </w:rPr>
+        <w:t>The Land of Dawn</w:t>
+      </w:r>
+    </w:p>
+    <w:p>
+      <w:r>
+        <w:t>Far beyond our reality exists a world known as the Land of Dawn.</w:t>
+      </w:r>
+    </w:p>
+    <w:p>
+      <w:r>
+        <w:t>It is home to countless legendary Heroes.</w:t>
+      </w:r>
+    </w:p>
+    <w:p>
+      <w:r>
+        <w:pict w14:anchorId="6E82C97D">
+          <v:rect id="_x0000_i1253" style="width:0;height:1.5pt" o:hralign="center" o:hrstd="t" o:hr="t" fillcolor="#a0a0a0" stroked="f"/>
+        </w:pict>
+      </w:r>
+    </w:p>
+    <w:p>
+      <w:pPr>
+        <w:rPr>
+          <w:b/>
+          <w:bCs/>
+        </w:rPr>
+      </w:pPr>
+      <w:r>
+        <w:rPr>
+          <w:b/>
+          <w:bCs/>
+        </w:rPr>
+        <w:t>The Fracture</w:t>
+      </w:r>
+    </w:p>
+    <w:p>
+      <w:r>
+        <w:t xml:space="preserve">A mysterious observer witnessed a </w:t>
+      </w:r>
+      <w:proofErr w:type="gramStart"/>
+      <w:r>
+        <w:t>fracture in reality</w:t>
+      </w:r>
+      <w:proofErr w:type="gramEnd"/>
+      <w:r>
+        <w:t>.</w:t>
+      </w:r>
+    </w:p>
+    <w:p>
+      <w:r>
+        <w:t>The barrier between worlds shattered.</w:t>
+      </w:r>
+    </w:p>
+    <w:p>
+      <w:r>
+        <w:t>Heroes were pulled into Earth.</w:t>
+      </w:r>
+    </w:p>
+    <w:p>
+      <w:r>
+        <w:pict w14:anchorId="2A78B154">
+          <v:rect id="_x0000_i1254" style="width:0;height:1.5pt" o:hralign="center" o:hrstd="t" o:hr="t" fillcolor="#a0a0a0" stroked="f"/>
+        </w:pict>
+      </w:r>
+    </w:p>
+    <w:p>
+      <w:pPr>
+        <w:rPr>
+          <w:b/>
+          <w:bCs/>
+        </w:rPr>
+      </w:pPr>
+      <w:proofErr w:type="gramStart"/>
+      <w:r>
+        <w:rPr>
+          <w:b/>
+          <w:bCs/>
+        </w:rPr>
+        <w:lastRenderedPageBreak/>
+        <w:t>The Memory</w:t>
+      </w:r>
+      <w:proofErr w:type="gramEnd"/>
+      <w:r>
+        <w:rPr>
+          <w:b/>
+          <w:bCs/>
+        </w:rPr>
+        <w:t xml:space="preserve"> Loss</w:t>
+      </w:r>
+    </w:p>
+    <w:p>
+      <w:r>
+        <w:t>Upon arriving, the Heroes lost nearly all memories of their past.</w:t>
+      </w:r>
+    </w:p>
+    <w:p>
+      <w:r>
+        <w:t>Only fragments remain.</w:t>
+      </w:r>
+    </w:p>
+    <w:p>
+      <w:r>
+        <w:t>Deep within each Hero, however, a mysterious light still burns.</w:t>
+      </w:r>
+    </w:p>
+    <w:p>
+      <w:r>
+        <w:t>The Soul Core.</w:t>
+      </w:r>
+    </w:p>
+    <w:p>
+      <w:r>
+        <w:pict w14:anchorId="7337B329">
+          <v:rect id="_x0000_i1255" style="width:0;height:1.5pt" o:hralign="center" o:hrstd="t" o:hr="t" fillcolor="#a0a0a0" stroked="f"/>
+        </w:pict>
+      </w:r>
+    </w:p>
+    <w:p>
+      <w:pPr>
+        <w:rPr>
+          <w:b/>
+          <w:bCs/>
+        </w:rPr>
+      </w:pPr>
+      <w:r>
+        <w:rPr>
+          <w:b/>
+          <w:bCs/>
+        </w:rPr>
+        <w:t>The Soul Core</w:t>
+      </w:r>
+    </w:p>
+    <w:p>
+      <w:r>
+        <w:t>The Soul Core is an ancient force connecting hearts across worlds.</w:t>
+      </w:r>
+    </w:p>
+    <w:p>
+      <w:r>
+        <w:t>When it awakens, Heroes and humans begin to resonate.</w:t>
+      </w:r>
+    </w:p>
+    <w:p>
+      <w:r>
+        <w:t>This resonance allows an Oath to be forged.</w:t>
+      </w:r>
+    </w:p>
+    <w:p>
+      <w:r>
+        <w:pict w14:anchorId="3AE12F52">
+          <v:rect id="_x0000_i1256" style="width:0;height:1.5pt" o:hralign="center" o:hrstd="t" o:hr="t" fillcolor="#a0a0a0" stroked="f"/>
+        </w:pict>
+      </w:r>
+    </w:p>
+    <w:p>
+      <w:pPr>
+        <w:rPr>
+          <w:b/>
+          <w:bCs/>
+        </w:rPr>
+      </w:pPr>
+      <w:r>
+        <w:rPr>
+          <w:b/>
+          <w:bCs/>
+        </w:rPr>
+        <w:t>The Oath</w:t>
+      </w:r>
+    </w:p>
+    <w:p>
+      <w:r>
+        <w:t>When a Hero and a human accept one another,</w:t>
+      </w:r>
+    </w:p>
+    <w:p>
+      <w:proofErr w:type="gramStart"/>
+      <w:r>
+        <w:t>an</w:t>
+      </w:r>
+      <w:proofErr w:type="gramEnd"/>
+      <w:r>
+        <w:t xml:space="preserve"> Oath is formed.</w:t>
+      </w:r>
+    </w:p>
+    <w:p>
+      <w:r>
+        <w:t xml:space="preserve">The human becomes an </w:t>
+      </w:r>
+      <w:r>
+        <w:rPr>
+          <w:b/>
+          <w:bCs/>
+        </w:rPr>
+        <w:t>Oathbound</w:t>
+      </w:r>
+      <w:r>
+        <w:t>.</w:t>
+      </w:r>
+    </w:p>
+    <w:p>
+      <w:r>
+        <w:pict w14:anchorId="6BE12757">
+          <v:rect id="_x0000_i1257" style="width:0;height:1.5pt" o:hralign="center" o:hrstd="t" o:hr="t" fillcolor="#a0a0a0" stroked="f"/>
+        </w:pict>
+      </w:r>
+    </w:p>
+    <w:p>
+      <w:pPr>
+        <w:rPr>
+          <w:b/>
+          <w:bCs/>
+        </w:rPr>
+      </w:pPr>
+      <w:r>
+        <w:rPr>
+          <w:b/>
+          <w:bCs/>
+        </w:rPr>
+        <w:t>4. Official Terminology</w:t>
+      </w:r>
+    </w:p>
+    <w:tbl>
+      <w:tblPr>
+        <w:tblW w:w="0" w:type="auto"/>
+        <w:tblCellSpacing w:w="15" w:type="dxa"/>
+        <w:tblCellMar>
+          <w:top w:w="15" w:type="dxa"/>
+          <w:left w:w="15" w:type="dxa"/>
+          <w:bottom w:w="15" w:type="dxa"/>
+          <w:right w:w="15" w:type="dxa"/>
+        </w:tblCellMar>
+        <w:tblLook w:val="04A0" w:firstRow="1" w:lastRow="0" w:firstColumn="1" w:lastColumn="0" w:noHBand="0" w:noVBand="1"/>
+      </w:tblPr>
+      <w:tblGrid>
+        <w:gridCol w:w="1290"/>
+        <w:gridCol w:w="5933"/>
+      </w:tblGrid>
+      <w:tr>
+        <w:trPr>
+          <w:tblHeader/>
+          <w:tblCellSpacing w:w="15" w:type="dxa"/>
+        </w:trPr>
+        <w:tc>
+          <w:tcPr>
+            <w:tcW w:w="0" w:type="auto"/>
+            <w:vAlign w:val="center"/>
+            <w:hideMark/>
+          </w:tcPr>
+          <w:p>
+            <w:pPr>
+              <w:rPr>
+                <w:b/>
+                <w:bCs/>
+              </w:rPr>
+            </w:pPr>
+            <w:r>
+              <w:rPr>
+                <w:b/>
+                <w:bCs/>
+              </w:rPr>
+              <w:t>Word</w:t>
+            </w:r>
+          </w:p>
+        </w:tc>
+        <w:tc>
+          <w:tcPr>
+            <w:tcW w:w="0" w:type="auto"/>
+            <w:vAlign w:val="center"/>
+            <w:hideMark/>
+          </w:tcPr>
+          <w:p>
+            <w:pPr>
+              <w:rPr>
+                <w:b/>
+                <w:bCs/>
+              </w:rPr>
+            </w:pPr>
+            <w:r>
+              <w:rPr>
+                <w:b/>
+                <w:bCs/>
+              </w:rPr>
+              <w:t>Meaning</w:t>
+            </w:r>
+          </w:p>
+        </w:tc>
+      </w:tr>
+      <w:tr>
+        <w:trPr>
+          <w:tblCellSpacing w:w="15" w:type="dxa"/>
+        </w:trPr>
+        <w:tc>
+          <w:tcPr>
+            <w:tcW w:w="0" w:type="auto"/>
+            <w:vAlign w:val="center"/>
+            <w:hideMark/>
+          </w:tcPr>
+          <w:p>
+            <w:r>
+              <w:t>Oathbound</w:t>
+            </w:r>
+          </w:p>
+        </w:tc>
+        <w:tc>
+          <w:tcPr>
+            <w:tcW w:w="0" w:type="auto"/>
+            <w:vAlign w:val="center"/>
+            <w:hideMark/>
+          </w:tcPr>
+          <w:p>
+            <w:r>
+              <w:t>The player. One who has forged an oath with a Hero.</w:t>
+            </w:r>
+          </w:p>
+        </w:tc>
+      </w:tr>
+      <w:tr>
+        <w:trPr>
+          <w:tblCellSpacing w:w="15" w:type="dxa"/>
+        </w:trPr>
+        <w:tc>
+          <w:tcPr>
+            <w:tcW w:w="0" w:type="auto"/>
+            <w:vAlign w:val="center"/>
+            <w:hideMark/>
+          </w:tcPr>
+          <w:p>
+            <w:r>
+              <w:t>Hero</w:t>
+            </w:r>
+          </w:p>
+        </w:tc>
+        <w:tc>
+          <w:tcPr>
+            <w:tcW w:w="0" w:type="auto"/>
+            <w:vAlign w:val="center"/>
+            <w:hideMark/>
+          </w:tcPr>
+          <w:p>
+            <w:r>
+              <w:t>A legendary warrior from the Land of Dawn.</w:t>
+            </w:r>
+          </w:p>
+        </w:tc>
+      </w:tr>
+      <w:tr>
+        <w:trPr>
+          <w:tblCellSpacing w:w="15" w:type="dxa"/>
+        </w:trPr>
+        <w:tc>
+          <w:tcPr>
+            <w:tcW w:w="0" w:type="auto"/>
+            <w:vAlign w:val="center"/>
+            <w:hideMark/>
+          </w:tcPr>
+          <w:p>
+            <w:r>
+              <w:t>Resonance</w:t>
+            </w:r>
+          </w:p>
+        </w:tc>
+        <w:tc>
+          <w:tcPr>
+            <w:tcW w:w="0" w:type="auto"/>
+            <w:vAlign w:val="center"/>
+            <w:hideMark/>
+          </w:tcPr>
+          <w:p>
+            <w:r>
+              <w:t>The connection between an Oathbound and their Hero.</w:t>
+            </w:r>
+          </w:p>
+        </w:tc>
+      </w:tr>
+      <w:tr>
+        <w:trPr>
+          <w:tblCellSpacing w:w="15" w:type="dxa"/>
+        </w:trPr>
+        <w:tc>
+          <w:tcPr>
+            <w:tcW w:w="0" w:type="auto"/>
+            <w:vAlign w:val="center"/>
+            <w:hideMark/>
+          </w:tcPr>
+          <w:p>
+            <w:r>
+              <w:t>Soul Core</w:t>
+            </w:r>
+          </w:p>
+        </w:tc>
+        <w:tc>
+          <w:tcPr>
+            <w:tcW w:w="0" w:type="auto"/>
+            <w:vAlign w:val="center"/>
+            <w:hideMark/>
+          </w:tcPr>
+          <w:p>
+            <w:proofErr w:type="gramStart"/>
+            <w:r>
+              <w:t>The ancient</w:t>
+            </w:r>
+            <w:proofErr w:type="gramEnd"/>
+            <w:r>
+              <w:t xml:space="preserve"> force connecting both worlds.</w:t>
+            </w:r>
+          </w:p>
+        </w:tc>
+      </w:tr>
+      <w:tr>
+        <w:trPr>
+          <w:tblCellSpacing w:w="15" w:type="dxa"/>
+        </w:trPr>
+        <w:tc>
+          <w:tcPr>
+            <w:tcW w:w="0" w:type="auto"/>
+            <w:vAlign w:val="center"/>
+            <w:hideMark/>
+          </w:tcPr>
+          <w:p>
+            <w:r>
+              <w:lastRenderedPageBreak/>
+              <w:t>Oath</w:t>
+            </w:r>
+          </w:p>
+        </w:tc>
+        <w:tc>
+          <w:tcPr>
+            <w:tcW w:w="0" w:type="auto"/>
+            <w:vAlign w:val="center"/>
+            <w:hideMark/>
+          </w:tcPr>
+          <w:p>
+            <w:r>
+              <w:t>The promise between Hero and Oathbound.</w:t>
+            </w:r>
+          </w:p>
+        </w:tc>
+      </w:tr>
+    </w:tbl>
+    <w:p>
+      <w:r>
+        <w:t>These terms should be used consistently across the project.</w:t>
+      </w:r>
+    </w:p>
+    <w:p>
+      <w:r>
+        <w:pict w14:anchorId="37AF2A8B">
+          <v:rect id="_x0000_i1258" style="width:0;height:1.5pt" o:hralign="center" o:hrstd="t" o:hr="t" fillcolor="#a0a0a0" stroked="f"/>
+        </w:pict>
+      </w:r>
+    </w:p>
+    <w:p>
+      <w:pPr>
+        <w:rPr>
+          <w:b/>
+          <w:bCs/>
+        </w:rPr>
+      </w:pPr>
+      <w:r>
+        <w:rPr>
+          <w:b/>
+          <w:bCs/>
+        </w:rPr>
+        <w:t>5. Timeline</w:t>
+      </w:r>
+    </w:p>
+    <w:p>
+      <w:r>
+        <w:t>Ancient Era</w:t>
+      </w:r>
+    </w:p>
+    <w:p>
+      <w:r>
+        <w:t>│</w:t>
+      </w:r>
+    </w:p>
+    <w:p>
+      <w:r>
+        <w:t>│</w:t>
+      </w:r>
+    </w:p>
+    <w:p>
+      <w:r>
+        <w:t>Land of Dawn exists</w:t>
+      </w:r>
+    </w:p>
+    <w:p>
+      <w:r>
+        <w:t>│</w:t>
+      </w:r>
+    </w:p>
+    <w:p>
+      <w:r>
+        <w:t>│</w:t>
+      </w:r>
+    </w:p>
+    <w:p>
+      <w:r>
+        <w:t>???</w:t>
+      </w:r>
+    </w:p>
+    <w:p>
+      <w:r>
+        <w:t>discovers instability</w:t>
+      </w:r>
+    </w:p>
+    <w:p>
+      <w:r>
+        <w:t>│</w:t>
+      </w:r>
+    </w:p>
+    <w:p>
+      <w:r>
+        <w:t>│</w:t>
+      </w:r>
+    </w:p>
+    <w:p>
+      <w:r>
+        <w:t>The Fracture occurs</w:t>
+      </w:r>
+    </w:p>
+    <w:p>
+      <w:r>
+        <w:t>│</w:t>
+      </w:r>
+    </w:p>
+    <w:p>
+      <w:r>
+        <w:t>│</w:t>
+      </w:r>
+    </w:p>
+    <w:p>
+      <w:r>
+        <w:t>Heroes fall to Earth</w:t>
+      </w:r>
+    </w:p>
+    <w:p>
+      <w:r>
+        <w:t>│</w:t>
+      </w:r>
+    </w:p>
+    <w:p>
+      <w:r>
+        <w:t>│</w:t>
+      </w:r>
+    </w:p>
+    <w:p>
+      <w:r>
+        <w:t>Heroes lose memories</w:t>
+      </w:r>
+    </w:p>
+    <w:p>
+      <w:r>
+        <w:lastRenderedPageBreak/>
+        <w:t>│</w:t>
+      </w:r>
+    </w:p>
+    <w:p>
+      <w:r>
+        <w:t>│</w:t>
+      </w:r>
+    </w:p>
+    <w:p>
+      <w:r>
+        <w:t>Soul Core awakens</w:t>
+      </w:r>
+    </w:p>
+    <w:p>
+      <w:r>
+        <w:t>│</w:t>
+      </w:r>
+    </w:p>
+    <w:p>
+      <w:r>
+        <w:t>│</w:t>
+      </w:r>
+    </w:p>
+    <w:p>
+      <w:r>
+        <w:t>Players arrive</w:t>
+      </w:r>
+    </w:p>
+    <w:p>
+      <w:r>
+        <w:t>│</w:t>
+      </w:r>
+    </w:p>
+    <w:p>
+      <w:r>
+        <w:t>│</w:t>
+      </w:r>
+    </w:p>
+    <w:p>
+      <w:r>
+        <w:t>The First Oath is forged</w:t>
+      </w:r>
+    </w:p>
+    <w:p>
+      <w:r>
+        <w:t>│</w:t>
+      </w:r>
+    </w:p>
+    <w:p>
+      <w:r>
+        <w:t>│</w:t>
+      </w:r>
+    </w:p>
+    <w:p>
+      <w:r>
+        <w:t>The Journey Begins</w:t>
+      </w:r>
+    </w:p>
+    <w:p>
+      <w:r>
+        <w:pict w14:anchorId="55FFECBD">
+          <v:rect id="_x0000_i1259" style="width:0;height:1.5pt" o:hralign="center" o:hrstd="t" o:hr="t" fillcolor="#a0a0a0" stroked="f"/>
+        </w:pict>
+      </w:r>
+    </w:p>
+    <w:p>
+      <w:pPr>
+        <w:rPr>
+          <w:b/>
+          <w:bCs/>
+        </w:rPr>
+      </w:pPr>
+      <w:r>
+        <w:rPr>
+          <w:b/>
+          <w:bCs/>
+        </w:rPr>
+        <w:t>6. Hero Rules</w:t>
+      </w:r>
+    </w:p>
+    <w:p>
+      <w:r>
+        <w:t>These rules should never change.</w:t>
+      </w:r>
+    </w:p>
+    <w:p>
+      <w:pPr>
+        <w:rPr>
+          <w:b/>
+          <w:bCs/>
+        </w:rPr>
+      </w:pPr>
+      <w:r>
+        <w:rPr>
+          <w:b/>
+          <w:bCs/>
+        </w:rPr>
+        <w:t>Rule 1</w:t>
+      </w:r>
+    </w:p>
+    <w:p>
+      <w:r>
+        <w:t>Every Hero is viable.</w:t>
+      </w:r>
+    </w:p>
+    <w:p>
+      <w:r>
+        <w:pict w14:anchorId="5629EB1F">
+          <v:rect id="_x0000_i1260" style="width:0;height:1.5pt" o:hralign="center" o:hrstd="t" o:hr="t" fillcolor="#a0a0a0" stroked="f"/>
+        </w:pict>
+      </w:r>
+    </w:p>
+    <w:p>
+      <w:pPr>
+        <w:rPr>
+          <w:b/>
+          <w:bCs/>
+        </w:rPr>
+      </w:pPr>
+      <w:r>
+        <w:rPr>
+          <w:b/>
+          <w:bCs/>
+        </w:rPr>
+        <w:t>Rule 2</w:t>
+      </w:r>
+    </w:p>
+    <w:p>
+      <w:r>
+        <w:t>Heroes never become obsolete.</w:t>
+      </w:r>
+    </w:p>
+    <w:p>
+      <w:r>
+        <w:pict w14:anchorId="212DE3A6">
+          <v:rect id="_x0000_i1261" style="width:0;height:1.5pt" o:hralign="center" o:hrstd="t" o:hr="t" fillcolor="#a0a0a0" stroked="f"/>
+        </w:pict>
+      </w:r>
+    </w:p>
+    <w:p>
+      <w:pPr>
+        <w:rPr>
+          <w:b/>
+          <w:bCs/>
+        </w:rPr>
+      </w:pPr>
+      <w:r>
+        <w:rPr>
+          <w:b/>
+          <w:bCs/>
+        </w:rPr>
+        <w:t>Rule 3</w:t>
+      </w:r>
+    </w:p>
+    <w:p>
+      <w:r>
+        <w:t>Players never lose their Hero.</w:t>
+      </w:r>
+    </w:p>
+    <w:p>
+      <w:r>
+        <w:lastRenderedPageBreak/>
+        <w:pict w14:anchorId="7883138B">
+          <v:rect id="_x0000_i1262" style="width:0;height:1.5pt" o:hralign="center" o:hrstd="t" o:hr="t" fillcolor="#a0a0a0" stroked="f"/>
+        </w:pict>
+      </w:r>
+    </w:p>
+    <w:p>
+      <w:pPr>
+        <w:rPr>
+          <w:b/>
+          <w:bCs/>
+        </w:rPr>
+      </w:pPr>
+      <w:r>
+        <w:rPr>
+          <w:b/>
+          <w:bCs/>
+        </w:rPr>
+        <w:t>Rule 4</w:t>
+      </w:r>
+    </w:p>
+    <w:p>
+      <w:r>
+        <w:t>Resonance is permanent.</w:t>
+      </w:r>
+    </w:p>
+    <w:p>
+      <w:r>
+        <w:t>It can increase.</w:t>
+      </w:r>
+    </w:p>
+    <w:p>
+      <w:r>
+        <w:t>It never resets.</w:t>
+      </w:r>
+    </w:p>
+    <w:p>
+      <w:r>
+        <w:pict w14:anchorId="5791BD32">
+          <v:rect id="_x0000_i1263" style="width:0;height:1.5pt" o:hralign="center" o:hrstd="t" o:hr="t" fillcolor="#a0a0a0" stroked="f"/>
+        </w:pict>
+      </w:r>
+    </w:p>
+    <w:p>
+      <w:pPr>
+        <w:rPr>
+          <w:b/>
+          <w:bCs/>
+        </w:rPr>
+      </w:pPr>
+      <w:r>
+        <w:rPr>
+          <w:b/>
+          <w:bCs/>
+        </w:rPr>
+        <w:t>Rule 5</w:t>
+      </w:r>
+    </w:p>
+    <w:p>
+      <w:r>
+        <w:t>Heroes grow with the player.</w:t>
+      </w:r>
+    </w:p>
+    <w:p>
+      <w:r>
+        <w:t>Not through random luck alone.</w:t>
+      </w:r>
+    </w:p>
+    <w:p>
+      <w:r>
+        <w:pict w14:anchorId="0D141131">
+          <v:rect id="_x0000_i1264" style="width:0;height:1.5pt" o:hralign="center" o:hrstd="t" o:hr="t" fillcolor="#a0a0a0" stroked="f"/>
+        </w:pict>
+      </w:r>
+    </w:p>
+    <w:p>
+      <w:pPr>
+        <w:rPr>
+          <w:b/>
+          <w:bCs/>
+        </w:rPr>
+      </w:pPr>
+      <w:r>
+        <w:rPr>
+          <w:b/>
+          <w:bCs/>
+        </w:rPr>
+        <w:t>Rule 6</w:t>
+      </w:r>
+    </w:p>
+    <w:p>
+      <w:r>
+        <w:t>New Heroes may be introduced.</w:t>
+      </w:r>
+    </w:p>
+    <w:p>
+      <w:r>
+        <w:t>Players can earn the opportunity to forge a new Oath later in the story, but their original Hero always remains part of their journey.</w:t>
+      </w:r>
+    </w:p>
+    <w:p>
+      <w:r>
+        <w:pict w14:anchorId="55E4391A">
+          <v:rect id="_x0000_i1265" style="width:0;height:1.5pt" o:hralign="center" o:hrstd="t" o:hr="t" fillcolor="#a0a0a0" stroked="f"/>
+        </w:pict>
+      </w:r>
+    </w:p>
+    <w:p>
+      <w:pPr>
+        <w:rPr>
+          <w:b/>
+          <w:bCs/>
+        </w:rPr>
+      </w:pPr>
+      <w:r>
+        <w:rPr>
+          <w:b/>
+          <w:bCs/>
+        </w:rPr>
+        <w:t>7. Gameplay Philosophy</w:t>
+      </w:r>
+    </w:p>
+    <w:p>
+      <w:r>
+        <w:t>Battles are important.</w:t>
+      </w:r>
+    </w:p>
+    <w:p>
+      <w:r>
+        <w:t>But they are not the purpose.</w:t>
+      </w:r>
+    </w:p>
+    <w:p>
+      <w:r>
+        <w:t xml:space="preserve">The purpose is the </w:t>
+      </w:r>
+      <w:proofErr w:type="gramStart"/>
+      <w:r>
+        <w:t>relationship</w:t>
+      </w:r>
+      <w:proofErr w:type="gramEnd"/>
+      <w:r>
+        <w:t>.</w:t>
+      </w:r>
+    </w:p>
+    <w:p>
+      <w:r>
+        <w:t>Everything supports that.</w:t>
+      </w:r>
+    </w:p>
+    <w:p>
+      <w:r>
+        <w:t>Story</w:t>
+      </w:r>
+    </w:p>
+    <w:p/>
+    <w:p>
+      <w:r>
+        <w:t>↓</w:t>
+      </w:r>
+    </w:p>
+    <w:p/>
+    <w:p>
+      <w:r>
+        <w:t>Adventure</w:t>
+      </w:r>
+    </w:p>
+    <w:p/>
+    <w:p>
+      <w:r>
+        <w:t>↓</w:t>
+      </w:r>
+    </w:p>
+    <w:p/>
+    <w:p>
+      <w:r>
+        <w:t>Battle</w:t>
+      </w:r>
+    </w:p>
+    <w:p/>
+    <w:p>
+      <w:r>
+        <w:t>↓</w:t>
+      </w:r>
+    </w:p>
+    <w:p/>
+    <w:p>
+      <w:r>
+        <w:t>Resonance</w:t>
+      </w:r>
+    </w:p>
+    <w:p/>
+    <w:p>
+      <w:r>
+        <w:t>↓</w:t>
+      </w:r>
+    </w:p>
+    <w:p/>
+    <w:p>
+      <w:r>
+        <w:t>Growth</w:t>
+      </w:r>
+    </w:p>
+    <w:p/>
+    <w:p>
+      <w:r>
+        <w:t>↓</w:t>
+      </w:r>
+    </w:p>
+    <w:p/>
+    <w:p>
+      <w:r>
+        <w:t>Emotion</w:t>
+      </w:r>
+    </w:p>
+    <w:p>
+      <w:r>
+        <w:pict w14:anchorId="2F6F6C0B">
+          <v:rect id="_x0000_i1266" style="width:0;height:1.5pt" o:hralign="center" o:hrstd="t" o:hr="t" fillcolor="#a0a0a0" stroked="f"/>
+        </w:pict>
+      </w:r>
+    </w:p>
+    <w:p>
+      <w:pPr>
+        <w:rPr>
+          <w:b/>
+          <w:bCs/>
+        </w:rPr>
+      </w:pPr>
+      <w:r>
+        <w:rPr>
+          <w:b/>
+          <w:bCs/>
+        </w:rPr>
+        <w:t>8. Development Roadmap</w:t>
+      </w:r>
+    </w:p>
+    <w:p>
+      <w:pPr>
+        <w:rPr>
+          <w:b/>
+          <w:bCs/>
+        </w:rPr>
+      </w:pPr>
+      <w:r>
+        <w:rPr>
+          <w:b/>
+          <w:bCs/>
+        </w:rPr>
+        <w:t>Phase 1</w:t>
+      </w:r>
+    </w:p>
+    <w:p>
+      <w:pPr>
+        <w:numPr>
+          <w:ilvl w:val="0"/>
+          <w:numId w:val="4"/>
+        </w:numPr>
+      </w:pPr>
+      <w:r>
+        <w:rPr>
+          <w:rFonts w:ascii="Segoe UI Emoji" w:hAnsi="Segoe UI Emoji" w:cs="Segoe UI Emoji"/>
+        </w:rPr>
+        <w:t>✅</w:t>
+      </w:r>
+      <w:r>
+        <w:t xml:space="preserve"> Bot Setup </w:t>
+      </w:r>
+    </w:p>
+    <w:p>
+      <w:pPr>
+        <w:numPr>
+          <w:ilvl w:val="0"/>
+          <w:numId w:val="4"/>
+        </w:numPr>
+      </w:pPr>
+      <w:r>
+        <w:rPr>
+          <w:rFonts w:ascii="Segoe UI Emoji" w:hAnsi="Segoe UI Emoji" w:cs="Segoe UI Emoji"/>
+        </w:rPr>
+        <w:lastRenderedPageBreak/>
+        <w:t>✅</w:t>
+      </w:r>
+      <w:r>
+        <w:t xml:space="preserve"> Story System </w:t>
+      </w:r>
+    </w:p>
+    <w:p>
+      <w:pPr>
+        <w:numPr>
+          <w:ilvl w:val="0"/>
+          <w:numId w:val="4"/>
+        </w:numPr>
+      </w:pPr>
+      <w:r>
+        <w:rPr>
+          <w:rFonts w:ascii="Segoe UI Emoji" w:hAnsi="Segoe UI Emoji" w:cs="Segoe UI Emoji"/>
+        </w:rPr>
+        <w:t>✅</w:t>
+      </w:r>
+      <w:r>
+        <w:t xml:space="preserve"> Interactive Prologue </w:t>
+      </w:r>
+    </w:p>
+    <w:p>
+      <w:pPr>
+        <w:numPr>
+          <w:ilvl w:val="0"/>
+          <w:numId w:val="4"/>
+        </w:numPr>
+      </w:pPr>
+      <w:r>
+        <w:rPr>
+          <w:rFonts w:ascii="Segoe UI Emoji" w:hAnsi="Segoe UI Emoji" w:cs="Segoe UI Emoji"/>
+        </w:rPr>
+        <w:t>⬜</w:t>
+      </w:r>
+      <w:r>
+        <w:t xml:space="preserve"> Hero Selection </w:t>
+      </w:r>
+    </w:p>
+    <w:p>
+      <w:pPr>
+        <w:numPr>
+          <w:ilvl w:val="0"/>
+          <w:numId w:val="4"/>
+        </w:numPr>
+      </w:pPr>
+      <w:r>
+        <w:rPr>
+          <w:rFonts w:ascii="Segoe UI Emoji" w:hAnsi="Segoe UI Emoji" w:cs="Segoe UI Emoji"/>
+        </w:rPr>
+        <w:t>⬜</w:t>
+      </w:r>
+      <w:r>
+        <w:t xml:space="preserve"> Database </w:t>
+      </w:r>
+    </w:p>
+    <w:p>
+      <w:pPr>
+        <w:numPr>
+          <w:ilvl w:val="0"/>
+          <w:numId w:val="4"/>
+        </w:numPr>
+      </w:pPr>
+      <w:r>
+        <w:rPr>
+          <w:rFonts w:ascii="Segoe UI Emoji" w:hAnsi="Segoe UI Emoji" w:cs="Segoe UI Emoji"/>
+        </w:rPr>
+        <w:t>⬜</w:t>
+      </w:r>
+      <w:r>
+        <w:t xml:space="preserve"> Profile </w:t>
+      </w:r>
+    </w:p>
+    <w:p>
+      <w:pPr>
+        <w:numPr>
+          <w:ilvl w:val="0"/>
+          <w:numId w:val="4"/>
+        </w:numPr>
+      </w:pPr>
+      <w:r>
+        <w:rPr>
+          <w:rFonts w:ascii="Segoe UI Emoji" w:hAnsi="Segoe UI Emoji" w:cs="Segoe UI Emoji"/>
+        </w:rPr>
+        <w:t>⬜</w:t>
+      </w:r>
+      <w:r>
+        <w:t xml:space="preserve"> Resonance </w:t>
+      </w:r>
+    </w:p>
+    <w:p>
+      <w:pPr>
+        <w:numPr>
+          <w:ilvl w:val="0"/>
+          <w:numId w:val="4"/>
+        </w:numPr>
+      </w:pPr>
+      <w:r>
+        <w:rPr>
+          <w:rFonts w:ascii="Segoe UI Emoji" w:hAnsi="Segoe UI Emoji" w:cs="Segoe UI Emoji"/>
+        </w:rPr>
+        <w:t>⬜</w:t>
+      </w:r>
+      <w:r>
+        <w:t xml:space="preserve"> PvP Alpha </w:t>
+      </w:r>
+    </w:p>
+    <w:p>
+      <w:r>
+        <w:pict w14:anchorId="6090B46A">
+          <v:rect id="_x0000_i1267" style="width:0;height:1.5pt" o:hralign="center" o:hrstd="t" o:hr="t" fillcolor="#a0a0a0" stroked="f"/>
+        </w:pict>
+      </w:r>
+    </w:p>
+    <w:p>
+      <w:pPr>
+        <w:rPr>
+          <w:b/>
+          <w:bCs/>
+        </w:rPr>
+      </w:pPr>
+      <w:r>
+        <w:rPr>
+          <w:b/>
+          <w:bCs/>
+        </w:rPr>
+        <w:t>Phase 2</w:t>
+      </w:r>
+    </w:p>
+    <w:p>
+      <w:pPr>
+        <w:numPr>
+          <w:ilvl w:val="0"/>
+          <w:numId w:val="5"/>
+        </w:numPr>
+      </w:pPr>
+      <w:r>
+        <w:t xml:space="preserve">Hero Skills </w:t>
+      </w:r>
+    </w:p>
+    <w:p>
+      <w:pPr>
+        <w:numPr>
+          <w:ilvl w:val="0"/>
+          <w:numId w:val="5"/>
+        </w:numPr>
+      </w:pPr>
+      <w:r>
+        <w:t xml:space="preserve">Hero Passives </w:t>
+      </w:r>
+    </w:p>
+    <w:p>
+      <w:pPr>
+        <w:numPr>
+          <w:ilvl w:val="0"/>
+          <w:numId w:val="5"/>
+        </w:numPr>
+      </w:pPr>
+      <w:r>
+        <w:t xml:space="preserve">Status Effects </w:t>
+      </w:r>
+    </w:p>
+    <w:p>
+      <w:pPr>
+        <w:numPr>
+          <w:ilvl w:val="0"/>
+          <w:numId w:val="5"/>
+        </w:numPr>
+      </w:pPr>
+      <w:r>
+        <w:t xml:space="preserve">Equipment </w:t>
+      </w:r>
+    </w:p>
+    <w:p>
+      <w:pPr>
+        <w:numPr>
+          <w:ilvl w:val="0"/>
+          <w:numId w:val="5"/>
+        </w:numPr>
+      </w:pPr>
+      <w:r>
+        <w:t xml:space="preserve">Matchmaking </w:t>
+      </w:r>
+    </w:p>
+    <w:p>
+      <w:pPr>
+        <w:numPr>
+          <w:ilvl w:val="0"/>
+          <w:numId w:val="5"/>
+        </w:numPr>
+      </w:pPr>
+      <w:r>
+        <w:t xml:space="preserve">Rankings </w:t>
+      </w:r>
+    </w:p>
+    <w:p>
+      <w:r>
+        <w:pict w14:anchorId="2A663F38">
+          <v:rect id="_x0000_i1268" style="width:0;height:1.5pt" o:hralign="center" o:hrstd="t" o:hr="t" fillcolor="#a0a0a0" stroked="f"/>
+        </w:pict>
+      </w:r>
+    </w:p>
+    <w:p>
+      <w:pPr>
+        <w:rPr>
+          <w:b/>
+          <w:bCs/>
+        </w:rPr>
+      </w:pPr>
+      <w:r>
+        <w:rPr>
+          <w:b/>
+          <w:bCs/>
+        </w:rPr>
+        <w:t>Phase 3</w:t>
+      </w:r>
+    </w:p>
+    <w:p>
+      <w:pPr>
+        <w:numPr>
+          <w:ilvl w:val="0"/>
+          <w:numId w:val="6"/>
+        </w:numPr>
+      </w:pPr>
+      <w:r>
+        <w:t xml:space="preserve">Dungeons </w:t>
+      </w:r>
+    </w:p>
+    <w:p>
+      <w:pPr>
+        <w:numPr>
+          <w:ilvl w:val="0"/>
+          <w:numId w:val="6"/>
+        </w:numPr>
+      </w:pPr>
+      <w:r>
+        <w:t xml:space="preserve">Story Chapters </w:t>
+      </w:r>
+    </w:p>
+    <w:p>
+      <w:pPr>
+        <w:numPr>
+          <w:ilvl w:val="0"/>
+          <w:numId w:val="6"/>
+        </w:numPr>
+      </w:pPr>
+      <w:r>
+        <w:t xml:space="preserve">Events </w:t>
+      </w:r>
+    </w:p>
+    <w:p>
+      <w:pPr>
+        <w:numPr>
+          <w:ilvl w:val="0"/>
+          <w:numId w:val="6"/>
+        </w:numPr>
+      </w:pPr>
+      <w:r>
+        <w:t xml:space="preserve">Guilds </w:t>
+      </w:r>
+    </w:p>
+    <w:p>
+      <w:pPr>
+        <w:numPr>
+          <w:ilvl w:val="0"/>
+          <w:numId w:val="6"/>
+        </w:numPr>
+      </w:pPr>
+      <w:r>
+        <w:t xml:space="preserve">Raids </w:t>
+      </w:r>
+    </w:p>
+    <w:p>
+      <w:pPr>
+        <w:numPr>
+          <w:ilvl w:val="0"/>
+          <w:numId w:val="6"/>
+        </w:numPr>
+      </w:pPr>
+      <w:r>
+        <w:lastRenderedPageBreak/>
+        <w:t xml:space="preserve">Cooperative Bosses </w:t>
+      </w:r>
+    </w:p>
+    <w:p>
+      <w:r>
+        <w:pict w14:anchorId="2F9412B9">
+          <v:rect id="_x0000_i1269" style="width:0;height:1.5pt" o:hralign="center" o:hrstd="t" o:hr="t" fillcolor="#a0a0a0" stroked="f"/>
+        </w:pict>
+      </w:r>
+    </w:p>
+    <w:p>
+      <w:pPr>
+        <w:rPr>
+          <w:b/>
+          <w:bCs/>
+        </w:rPr>
+      </w:pPr>
+      <w:r>
+        <w:rPr>
+          <w:b/>
+          <w:bCs/>
+        </w:rPr>
+        <w:t>Phase 4</w:t>
+      </w:r>
+    </w:p>
+    <w:p>
+      <w:pPr>
+        <w:numPr>
+          <w:ilvl w:val="0"/>
+          <w:numId w:val="7"/>
+        </w:numPr>
+      </w:pPr>
+      <w:r>
+        <w:t xml:space="preserve">World Events </w:t>
+      </w:r>
+    </w:p>
+    <w:p>
+      <w:pPr>
+        <w:numPr>
+          <w:ilvl w:val="0"/>
+          <w:numId w:val="7"/>
+        </w:numPr>
+      </w:pPr>
+      <w:r>
+        <w:t xml:space="preserve">Seasonal Stories </w:t>
+      </w:r>
+    </w:p>
+    <w:p>
+      <w:pPr>
+        <w:numPr>
+          <w:ilvl w:val="0"/>
+          <w:numId w:val="7"/>
+        </w:numPr>
+      </w:pPr>
+      <w:r>
+        <w:t xml:space="preserve">New Heroes </w:t>
+      </w:r>
+    </w:p>
+    <w:p>
+      <w:pPr>
+        <w:numPr>
+          <w:ilvl w:val="0"/>
+          <w:numId w:val="7"/>
+        </w:numPr>
+      </w:pPr>
+      <w:r>
+        <w:t xml:space="preserve">Advanced PvP </w:t>
+      </w:r>
+    </w:p>
+    <w:p>
+      <w:pPr>
+        <w:numPr>
+          <w:ilvl w:val="0"/>
+          <w:numId w:val="7"/>
+        </w:numPr>
+      </w:pPr>
+      <w:r>
+        <w:t xml:space="preserve">Achievements </w:t>
+      </w:r>
+    </w:p>
+    <w:p>
+      <w:r>
+        <w:pict w14:anchorId="5E9F12B4">
+          <v:rect id="_x0000_i1270" style="width:0;height:1.5pt" o:hralign="center" o:hrstd="t" o:hr="t" fillcolor="#a0a0a0" stroked="f"/>
+        </w:pict>
+      </w:r>
+    </w:p>
+    <w:p>
+      <w:pPr>
+        <w:rPr>
+          <w:b/>
+          <w:bCs/>
+        </w:rPr>
+      </w:pPr>
+      <w:r>
+        <w:rPr>
+          <w:b/>
+          <w:bCs/>
+        </w:rPr>
+        <w:t>9. Coding Standards</w:t>
+      </w:r>
+    </w:p>
+    <w:p>
+      <w:r>
+        <w:t>This is for us as developers.</w:t>
+      </w:r>
+    </w:p>
+    <w:p>
+      <w:pPr>
+        <w:rPr>
+          <w:b/>
+          <w:bCs/>
+        </w:rPr>
+      </w:pPr>
+      <w:r>
+        <w:rPr>
+          <w:b/>
+          <w:bCs/>
+        </w:rPr>
+        <w:t>Folder Structure</w:t>
+      </w:r>
+    </w:p>
+    <w:p>
+      <w:r>
+        <w:t>bot/</w:t>
+      </w:r>
+    </w:p>
+    <w:p/>
+    <w:p>
+      <w:r>
+        <w:t>commands/</w:t>
+      </w:r>
+    </w:p>
+    <w:p/>
+    <w:p>
+      <w:r>
+        <w:t>views/</w:t>
+      </w:r>
+    </w:p>
+    <w:p/>
+    <w:p>
+      <w:r>
+        <w:t>story/</w:t>
+      </w:r>
+    </w:p>
+    <w:p/>
+    <w:p>
+      <w:r>
+        <w:t>database/</w:t>
+      </w:r>
+    </w:p>
+    <w:p/>
+    <w:p>
+      <w:r>
+        <w:t>models/</w:t>
+      </w:r>
+    </w:p>
+    <w:p/>
+    <w:p>
+      <w:r>
+        <w:t>utils/</w:t>
+      </w:r>
+    </w:p>
+    <w:p/>
+    <w:p>
+      <w:r>
+        <w:t>data/</w:t>
+      </w:r>
+    </w:p>
+    <w:p>
+      <w:r>
+        <w:t>Every folder has one responsibility.</w:t>
+      </w:r>
+    </w:p>
+    <w:p>
+      <w:r>
+        <w:pict w14:anchorId="179D78E2">
+          <v:rect id="_x0000_i1271" style="width:0;height:1.5pt" o:hralign="center" o:hrstd="t" o:hr="t" fillcolor="#a0a0a0" stroked="f"/>
+        </w:pict>
+      </w:r>
+    </w:p>
+    <w:p>
+      <w:pPr>
+        <w:rPr>
+          <w:b/>
+          <w:bCs/>
+        </w:rPr>
+      </w:pPr>
+      <w:r>
+        <w:rPr>
+          <w:b/>
+          <w:bCs/>
+        </w:rPr>
+        <w:t>One Responsibility Rule</w:t>
+      </w:r>
+    </w:p>
+    <w:p>
+      <w:r>
+        <w:t>Each file should do one thing well.</w:t>
+      </w:r>
+    </w:p>
+    <w:p>
+      <w:r>
+        <w:t>Examples:</w:t>
+      </w:r>
+    </w:p>
+    <w:p>
+      <w:pPr>
+        <w:numPr>
+          <w:ilvl w:val="0"/>
+          <w:numId w:val="8"/>
+        </w:numPr>
+      </w:pPr>
+      <w:r>
+        <w:t xml:space="preserve">story/ → Story only. </w:t>
+      </w:r>
+    </w:p>
+    <w:p>
+      <w:pPr>
+        <w:numPr>
+          <w:ilvl w:val="0"/>
+          <w:numId w:val="8"/>
+        </w:numPr>
+      </w:pPr>
+      <w:r>
+        <w:t xml:space="preserve">views/ → Buttons and menus. </w:t>
+      </w:r>
+    </w:p>
+    <w:p>
+      <w:pPr>
+        <w:numPr>
+          <w:ilvl w:val="0"/>
+          <w:numId w:val="8"/>
+        </w:numPr>
+      </w:pPr>
+      <w:r>
+        <w:t xml:space="preserve">commands/ → Slash commands. </w:t>
+      </w:r>
+    </w:p>
+    <w:p>
+      <w:pPr>
+        <w:numPr>
+          <w:ilvl w:val="0"/>
+          <w:numId w:val="8"/>
+        </w:numPr>
+      </w:pPr>
+      <w:r>
+        <w:t xml:space="preserve">database/ → Save and load data. </w:t>
+      </w:r>
+    </w:p>
+    <w:p>
+      <w:pPr>
+        <w:numPr>
+          <w:ilvl w:val="0"/>
+          <w:numId w:val="8"/>
+        </w:numPr>
+      </w:pPr>
+      <w:r>
+        <w:t xml:space="preserve">models/ → Game objects such as Hero and Oathbound. </w:t>
+      </w:r>
+    </w:p>
+    <w:p>
+      <w:r>
+        <w:pict w14:anchorId="0F332263">
+          <v:rect id="_x0000_i1272" style="width:0;height:1.5pt" o:hralign="center" o:hrstd="t" o:hr="t" fillcolor="#a0a0a0" stroked="f"/>
+        </w:pict>
+      </w:r>
+    </w:p>
+    <w:p>
+      <w:pPr>
+        <w:rPr>
+          <w:b/>
+          <w:bCs/>
+        </w:rPr>
+      </w:pPr>
+      <w:r>
+        <w:rPr>
+          <w:b/>
+          <w:bCs/>
+        </w:rPr>
+        <w:t>Never Duplicate Logic</w:t>
+      </w:r>
+    </w:p>
+    <w:p>
+      <w:r>
+        <w:t>If something is used twice,</w:t>
+      </w:r>
+    </w:p>
+    <w:p>
+      <w:r>
+        <w:t>make it a function.</w:t>
+      </w:r>
+    </w:p>
+    <w:p>
+      <w:r>
+        <w:t>If many systems use it,</w:t>
+      </w:r>
+    </w:p>
+    <w:p>
+      <w:r>
+        <w:t>make it a module.</w:t>
+      </w:r>
+    </w:p>
+    <w:p>
+      <w:r>
+        <w:pict w14:anchorId="37BAF0DB">
+          <v:rect id="_x0000_i1273" style="width:0;height:1.5pt" o:hralign="center" o:hrstd="t" o:hr="t" fillcolor="#a0a0a0" stroked="f"/>
+        </w:pict>
+      </w:r>
+    </w:p>
+    <w:p>
+      <w:pPr>
+        <w:rPr>
+          <w:b/>
+          <w:bCs/>
+        </w:rPr>
+      </w:pPr>
+      <w:r>
+        <w:rPr>
+          <w:b/>
+          <w:bCs/>
+        </w:rPr>
+        <w:t>Think Before Coding</w:t>
+      </w:r>
+    </w:p>
+    <w:p>
+      <w:r>
+        <w:t>Before writing code, ask:</w:t>
+      </w:r>
+    </w:p>
+    <w:p>
+      <w:pPr>
+        <w:numPr>
+          <w:ilvl w:val="0"/>
+          <w:numId w:val="9"/>
+        </w:numPr>
+      </w:pPr>
+      <w:r>
+        <w:lastRenderedPageBreak/>
+        <w:t xml:space="preserve">Does this fit our architecture? </w:t>
+      </w:r>
+    </w:p>
+    <w:p>
+      <w:pPr>
+        <w:numPr>
+          <w:ilvl w:val="0"/>
+          <w:numId w:val="9"/>
+        </w:numPr>
+      </w:pPr>
+      <w:r>
+        <w:t xml:space="preserve">Can it be reused later? </w:t>
+      </w:r>
+    </w:p>
+    <w:p>
+      <w:pPr>
+        <w:numPr>
+          <w:ilvl w:val="0"/>
+          <w:numId w:val="9"/>
+        </w:numPr>
+      </w:pPr>
+      <w:r>
+        <w:t xml:space="preserve">Will this be easy to maintain? </w:t>
+      </w:r>
+    </w:p>
+    <w:p>
+      <w:r>
+        <w:t>If the answer is no, redesign it first.</w:t>
+      </w:r>
+    </w:p>
+    <w:p>
+      <w:r>
+        <w:pict w14:anchorId="19B6C093">
+          <v:rect id="_x0000_i1274" style="width:0;height:1.5pt" o:hralign="center" o:hrstd="t" o:hr="t" fillcolor="#a0a0a0" stroked="f"/>
+        </w:pict>
+      </w:r>
+    </w:p>
+    <w:p>
+      <w:pPr>
+        <w:rPr>
+          <w:b/>
+          <w:bCs/>
+        </w:rPr>
+      </w:pPr>
+      <w:r>
+        <w:rPr>
+          <w:b/>
+          <w:bCs/>
+        </w:rPr>
+        <w:t>10. Our Design Principles</w:t>
+      </w:r>
+    </w:p>
+    <w:p>
+      <w:r>
+        <w:t>Whenever we discuss a new feature, we'll evaluate it like this:</w:t>
+      </w:r>
+    </w:p>
+    <w:tbl>
+      <w:tblPr>
+        <w:tblW w:w="0" w:type="auto"/>
+        <w:tblCellSpacing w:w="15" w:type="dxa"/>
+        <w:tblCellMar>
+          <w:top w:w="15" w:type="dxa"/>
+          <w:left w:w="15" w:type="dxa"/>
+          <w:bottom w:w="15" w:type="dxa"/>
+          <w:right w:w="15" w:type="dxa"/>
+        </w:tblCellMar>
+        <w:tblLook w:val="04A0" w:firstRow="1" w:lastRow="0" w:firstColumn="1" w:lastColumn="0" w:noHBand="0" w:noVBand="1"/>
+      </w:tblPr>
+      <w:tblGrid>
+        <w:gridCol w:w="5759"/>
+        <w:gridCol w:w="2268"/>
+      </w:tblGrid>
+      <w:tr>
+        <w:trPr>
+          <w:tblHeader/>
+          <w:tblCellSpacing w:w="15" w:type="dxa"/>
+        </w:trPr>
+        <w:tc>
+          <w:tcPr>
+            <w:tcW w:w="0" w:type="auto"/>
+            <w:vAlign w:val="center"/>
+            <w:hideMark/>
+          </w:tcPr>
+          <w:p>
+            <w:pPr>
+              <w:rPr>
+                <w:b/>
+                <w:bCs/>
+              </w:rPr>
+            </w:pPr>
+            <w:r>
+              <w:rPr>
+                <w:b/>
+                <w:bCs/>
+              </w:rPr>
+              <w:t>Question</w:t>
+            </w:r>
+          </w:p>
+        </w:tc>
+        <w:tc>
+          <w:tcPr>
+            <w:tcW w:w="0" w:type="auto"/>
+            <w:vAlign w:val="center"/>
+            <w:hideMark/>
+          </w:tcPr>
+          <w:p>
+            <w:pPr>
+              <w:rPr>
+                <w:b/>
+                <w:bCs/>
+              </w:rPr>
+            </w:pPr>
+            <w:r>
+              <w:rPr>
+                <w:b/>
+                <w:bCs/>
+              </w:rPr>
+              <w:t>Must Answer "Yes"</w:t>
+            </w:r>
+          </w:p>
+        </w:tc>
+      </w:tr>
+      <w:tr>
+        <w:trPr>
+          <w:tblCellSpacing w:w="15" w:type="dxa"/>
+        </w:trPr>
+        <w:tc>
+          <w:tcPr>
+            <w:tcW w:w="0" w:type="auto"/>
+            <w:vAlign w:val="center"/>
+            <w:hideMark/>
+          </w:tcPr>
+          <w:p>
+            <w:r>
+              <w:t>Does it strengthen the Hero–Oathbound relationship?</w:t>
+            </w:r>
+          </w:p>
+        </w:tc>
+        <w:tc>
+          <w:tcPr>
+            <w:tcW w:w="0" w:type="auto"/>
+            <w:vAlign w:val="center"/>
+            <w:hideMark/>
+          </w:tcPr>
+          <w:p>
+            <w:r>
+              <w:rPr>
+                <w:rFonts w:ascii="Segoe UI Emoji" w:hAnsi="Segoe UI Emoji" w:cs="Segoe UI Emoji"/>
+              </w:rPr>
+              <w:t>✅</w:t>
+            </w:r>
+          </w:p>
+        </w:tc>
+      </w:tr>
+      <w:tr>
+        <w:trPr>
+          <w:tblCellSpacing w:w="15" w:type="dxa"/>
+        </w:trPr>
+        <w:tc>
+          <w:tcPr>
+            <w:tcW w:w="0" w:type="auto"/>
+            <w:vAlign w:val="center"/>
+            <w:hideMark/>
+          </w:tcPr>
+          <w:p>
+            <w:r>
+              <w:t>Does it make the world feel more alive?</w:t>
+            </w:r>
+          </w:p>
+        </w:tc>
+        <w:tc>
+          <w:tcPr>
+            <w:tcW w:w="0" w:type="auto"/>
+            <w:vAlign w:val="center"/>
+            <w:hideMark/>
+          </w:tcPr>
+          <w:p>
+            <w:r>
+              <w:rPr>
+                <w:rFonts w:ascii="Segoe UI Emoji" w:hAnsi="Segoe UI Emoji" w:cs="Segoe UI Emoji"/>
+              </w:rPr>
+              <w:t>✅</w:t>
+            </w:r>
+          </w:p>
+        </w:tc>
+      </w:tr>
+      <w:tr>
+        <w:trPr>
+          <w:tblCellSpacing w:w="15" w:type="dxa"/>
+        </w:trPr>
+        <w:tc>
+          <w:tcPr>
+            <w:tcW w:w="0" w:type="auto"/>
+            <w:vAlign w:val="center"/>
+            <w:hideMark/>
+          </w:tcPr>
+          <w:p>
+            <w:r>
+              <w:t>Can it scale as we add more Heroes?</w:t>
+            </w:r>
+          </w:p>
+        </w:tc>
+        <w:tc>
+          <w:tcPr>
+            <w:tcW w:w="0" w:type="auto"/>
+            <w:vAlign w:val="center"/>
+            <w:hideMark/>
+          </w:tcPr>
+          <w:p>
+            <w:r>
+              <w:rPr>
+                <w:rFonts w:ascii="Segoe UI Emoji" w:hAnsi="Segoe UI Emoji" w:cs="Segoe UI Emoji"/>
+              </w:rPr>
+              <w:t>✅</w:t>
+            </w:r>
+          </w:p>
+        </w:tc>
+      </w:tr>
+      <w:tr>
+        <w:trPr>
+          <w:tblCellSpacing w:w="15" w:type="dxa"/>
+        </w:trPr>
+        <w:tc>
+          <w:tcPr>
+            <w:tcW w:w="0" w:type="auto"/>
+            <w:vAlign w:val="center"/>
+            <w:hideMark/>
+          </w:tcPr>
+          <w:p>
+            <w:r>
+              <w:t>Is it worth the complexity it adds?</w:t>
+            </w:r>
+          </w:p>
+        </w:tc>
+        <w:tc>
+          <w:tcPr>
+            <w:tcW w:w="0" w:type="auto"/>
+            <w:vAlign w:val="center"/>
+            <w:hideMark/>
+          </w:tcPr>
+          <w:p>
+            <w:r>
+              <w:rPr>
+                <w:rFonts w:ascii="Segoe UI Emoji" w:hAnsi="Segoe UI Emoji" w:cs="Segoe UI Emoji"/>
+              </w:rPr>
+              <w:t>✅</w:t>
+            </w:r>
+          </w:p>
+        </w:tc>
+      </w:tr>
+    </w:tbl>
+    <w:p>
+      <w:r>
+        <w:t xml:space="preserve">If any answer is </w:t>
+      </w:r>
+      <w:r>
+        <w:rPr>
+          <w:b/>
+          <w:bCs/>
+        </w:rPr>
+        <w:t>No</w:t>
+      </w:r>
+      <w:r>
+        <w:t>, we'll rethink the feature before building it.</w:t>
+      </w:r>
+    </w:p>
+    <w:p>
+      <w:r>
+        <w:pict w14:anchorId="13069807">
+          <v:rect id="_x0000_i1275" style="width:0;height:1.5pt" o:hralign="center" o:hrstd="t" o:hr="t" fillcolor="#a0a0a0" stroked="f"/>
+        </w:pict>
+      </w:r>
+    </w:p>
+    <w:p>
+      <w:pPr>
+        <w:rPr>
+          <w:b/>
+          <w:bCs/>
+        </w:rPr>
+      </w:pPr>
+      <w:r>
+        <w:rPr>
+          <w:b/>
+          <w:bCs/>
+        </w:rPr>
+        <w:t>11. Our Promise</w:t>
+      </w:r>
+    </w:p>
+    <w:p>
+      <w:r>
+        <w:t>Finally, I think every game deserves a promise to its players.</w:t>
+      </w:r>
+    </w:p>
+    <w:p>
+      <w:r>
+        <w:rPr>
+          <w:b/>
+          <w:bCs/>
+        </w:rPr>
+        <w:t>Heroes are remembered for their legends. Oathbound are remembered for the promises they keep.</w:t>
+      </w:r>
+    </w:p>
+    <w:p>
+      <w:r>
+        <w:rPr>
+          <w:b/>
+          <w:bCs/>
+        </w:rPr>
+        <w:t>In Soul Hero, no Hero is left behind, no journey is meaningless, and every Resonance tells a story.</w:t>
+      </w:r>
+    </w:p>
+    <w:p/>
     <w:sectPr>
       <w:pgSz w:w="12240" w:h="15840"/>
       <w:pgMar w:top="1440" w:right="1440" w:bottom="1440" w:left="1440" w:header="720" w:footer="720" w:gutter="0"/>
@@ -2031,6 +4414,268 @@
 <file path=word/numbering.xml><?xml version="1.0" encoding="utf-8"?>
 <w:numbering xmlns:wpc="http://schemas.microsoft.com/office/word/2010/wordprocessingCanvas" xmlns:cx="http://schemas.microsoft.com/office/drawing/2014/chartex" xmlns:cx1="http://schemas.microsoft.com/office/drawing/2015/9/8/chartex" xmlns:cx2="http://schemas.microsoft.com/office/drawing/2015/10/21/chartex" xmlns:cx3="http://schemas.microsoft.com/office/drawing/2016/5/9/chartex" xmlns:cx4="http://schemas.microsoft.com/office/drawing/2016/5/10/chartex" xmlns:cx5="http://schemas.microsoft.com/office/drawing/2016/5/11/chartex" xmlns:cx6="http://schemas.microsoft.com/office/drawing/2016/5/12/chartex" xmlns:cx7="http://schemas.microsoft.com/office/drawing/2016/5/13/chartex" xmlns:cx8="http://schemas.microsoft.com/office/drawing/2016/5/14/chartex" xmlns:mc="http://schemas.openxmlformats.org/markup-compatibility/2006" xmlns:aink="http://schemas.microsoft.com/office/drawing/2016/ink" xmlns:am3d="http://schemas.microsoft.com/office/drawing/2017/model3d" xmlns:o="urn:schemas-microsoft-com:office:office" xmlns:oel="http://schemas.microsoft.com/office/2019/extlst" xmlns:r="http://schemas.openxmlformats.org/officeDocument/2006/relationships" xmlns:m="http://schemas.openxmlformats.org/officeDocument/2006/math" xmlns:v="urn:schemas-microsoft-com:vml" xmlns:wp14="http://schemas.microsoft.com/office/word/2010/wordprocessingDrawing" xmlns:wp="http://schemas.openxmlformats.org/drawingml/2006/wordprocessingDrawing" xmlns:w10="urn:schemas-microsoft-com:office:word" xmlns:w="http://schemas.openxmlformats.org/wordprocessingml/2006/main" xmlns:w14="http://schemas.microsoft.com/office/word/2010/wordml" xmlns:w15="http://schemas.microsoft.com/office/word/2012/wordml" xmlns:w16cex="http://schemas.microsoft.com/office/word/2018/wordml/cex" xmlns:w16cid="http://schemas.microsoft.com/office/word/2016/wordml/cid" xmlns:w16="http://schemas.microsoft.com/office/word/2018/wordml" xmlns:w16du="http://schemas.microsoft.com/office/word/2023/wordml/word16du" xmlns:w16sdtdh="http://schemas.microsoft.com/office/word/2020/wordml/sdtdatahash" xmlns:w16sdtfl="http://schemas.microsoft.com/office/word/2024/wordml/sdtformatlock" xmlns:w16se="http://schemas.microsoft.com/office/word/2015/wordml/symex" xmlns:wpg="http://schemas.microsoft.com/office/word/2010/wordprocessingGroup" xmlns:wpi="http://schemas.microsoft.com/office/word/2010/wordprocessingInk" xmlns:wne="http://schemas.microsoft.com/office/word/2006/wordml" xmlns:wps="http://schemas.microsoft.com/office/word/2010/wordprocessingShape" mc:Ignorable="w14 w15 w16se w16cid w16 w16cex w16sdtdh w16sdtfl w16du wp14">
   <w:abstractNum w:abstractNumId="0" w15:restartNumberingAfterBreak="0">
+    <w:nsid w:val="04DB6E91"/>
+    <w:multiLevelType w:val="multilevel"/>
+    <w:tmpl w:val="16D0ADA4"/>
+    <w:lvl w:ilvl="0">
+      <w:start w:val="1"/>
+      <w:numFmt w:val="bullet"/>
+      <w:lvlText w:val=""/>
+      <w:lvlJc w:val="left"/>
+      <w:pPr>
+        <w:tabs>
+          <w:tab w:val="num" w:pos="720"/>
+        </w:tabs>
+        <w:ind w:left="720" w:hanging="360"/>
+      </w:pPr>
+      <w:rPr>
+        <w:rFonts w:ascii="Symbol" w:hAnsi="Symbol" w:hint="default"/>
+        <w:sz w:val="20"/>
+      </w:rPr>
+    </w:lvl>
+    <w:lvl w:ilvl="1" w:tentative="1">
+      <w:start w:val="1"/>
+      <w:numFmt w:val="bullet"/>
+      <w:lvlText w:val="o"/>
+      <w:lvlJc w:val="left"/>
+      <w:pPr>
+        <w:tabs>
+          <w:tab w:val="num" w:pos="1440"/>
+        </w:tabs>
+        <w:ind w:left="1440" w:hanging="360"/>
+      </w:pPr>
+      <w:rPr>
+        <w:rFonts w:ascii="Courier New" w:hAnsi="Courier New" w:hint="default"/>
+        <w:sz w:val="20"/>
+      </w:rPr>
+    </w:lvl>
+    <w:lvl w:ilvl="2" w:tentative="1">
+      <w:start w:val="1"/>
+      <w:numFmt w:val="bullet"/>
+      <w:lvlText w:val=""/>
+      <w:lvlJc w:val="left"/>
+      <w:pPr>
+        <w:tabs>
+          <w:tab w:val="num" w:pos="2160"/>
+        </w:tabs>
+        <w:ind w:left="2160" w:hanging="360"/>
+      </w:pPr>
+      <w:rPr>
+        <w:rFonts w:ascii="Wingdings" w:hAnsi="Wingdings" w:hint="default"/>
+        <w:sz w:val="20"/>
+      </w:rPr>
+    </w:lvl>
+    <w:lvl w:ilvl="3" w:tentative="1">
+      <w:start w:val="1"/>
+      <w:numFmt w:val="bullet"/>
+      <w:lvlText w:val=""/>
+      <w:lvlJc w:val="left"/>
+      <w:pPr>
+        <w:tabs>
+          <w:tab w:val="num" w:pos="2880"/>
+        </w:tabs>
+        <w:ind w:left="2880" w:hanging="360"/>
+      </w:pPr>
+      <w:rPr>
+        <w:rFonts w:ascii="Wingdings" w:hAnsi="Wingdings" w:hint="default"/>
+        <w:sz w:val="20"/>
+      </w:rPr>
+    </w:lvl>
+    <w:lvl w:ilvl="4" w:tentative="1">
+      <w:start w:val="1"/>
+      <w:numFmt w:val="bullet"/>
+      <w:lvlText w:val=""/>
+      <w:lvlJc w:val="left"/>
+      <w:pPr>
+        <w:tabs>
+          <w:tab w:val="num" w:pos="3600"/>
+        </w:tabs>
+        <w:ind w:left="3600" w:hanging="360"/>
+      </w:pPr>
+      <w:rPr>
+        <w:rFonts w:ascii="Wingdings" w:hAnsi="Wingdings" w:hint="default"/>
+        <w:sz w:val="20"/>
+      </w:rPr>
+    </w:lvl>
+    <w:lvl w:ilvl="5" w:tentative="1">
+      <w:start w:val="1"/>
+      <w:numFmt w:val="bullet"/>
+      <w:lvlText w:val=""/>
+      <w:lvlJc w:val="left"/>
+      <w:pPr>
+        <w:tabs>
+          <w:tab w:val="num" w:pos="4320"/>
+        </w:tabs>
+        <w:ind w:left="4320" w:hanging="360"/>
+      </w:pPr>
+      <w:rPr>
+        <w:rFonts w:ascii="Wingdings" w:hAnsi="Wingdings" w:hint="default"/>
+        <w:sz w:val="20"/>
+      </w:rPr>
+    </w:lvl>
+    <w:lvl w:ilvl="6" w:tentative="1">
+      <w:start w:val="1"/>
+      <w:numFmt w:val="bullet"/>
+      <w:lvlText w:val=""/>
+      <w:lvlJc w:val="left"/>
+      <w:pPr>
+        <w:tabs>
+          <w:tab w:val="num" w:pos="5040"/>
+        </w:tabs>
+        <w:ind w:left="5040" w:hanging="360"/>
+      </w:pPr>
+      <w:rPr>
+        <w:rFonts w:ascii="Wingdings" w:hAnsi="Wingdings" w:hint="default"/>
+        <w:sz w:val="20"/>
+      </w:rPr>
+    </w:lvl>
+    <w:lvl w:ilvl="7" w:tentative="1">
+      <w:start w:val="1"/>
+      <w:numFmt w:val="bullet"/>
+      <w:lvlText w:val=""/>
+      <w:lvlJc w:val="left"/>
+      <w:pPr>
+        <w:tabs>
+          <w:tab w:val="num" w:pos="5760"/>
+        </w:tabs>
+        <w:ind w:left="5760" w:hanging="360"/>
+      </w:pPr>
+      <w:rPr>
+        <w:rFonts w:ascii="Wingdings" w:hAnsi="Wingdings" w:hint="default"/>
+        <w:sz w:val="20"/>
+      </w:rPr>
+    </w:lvl>
+    <w:lvl w:ilvl="8" w:tentative="1">
+      <w:start w:val="1"/>
+      <w:numFmt w:val="bullet"/>
+      <w:lvlText w:val=""/>
+      <w:lvlJc w:val="left"/>
+      <w:pPr>
+        <w:tabs>
+          <w:tab w:val="num" w:pos="6480"/>
+        </w:tabs>
+        <w:ind w:left="6480" w:hanging="360"/>
+      </w:pPr>
+      <w:rPr>
+        <w:rFonts w:ascii="Wingdings" w:hAnsi="Wingdings" w:hint="default"/>
+        <w:sz w:val="20"/>
+      </w:rPr>
+    </w:lvl>
+  </w:abstractNum>
+  <w:abstractNum w:abstractNumId="1" w15:restartNumberingAfterBreak="0">
+    <w:nsid w:val="0ED40B50"/>
+    <w:multiLevelType w:val="multilevel"/>
+    <w:tmpl w:val="35EE6E5A"/>
+    <w:lvl w:ilvl="0">
+      <w:start w:val="1"/>
+      <w:numFmt w:val="decimal"/>
+      <w:lvlText w:val="%1."/>
+      <w:lvlJc w:val="left"/>
+      <w:pPr>
+        <w:tabs>
+          <w:tab w:val="num" w:pos="720"/>
+        </w:tabs>
+        <w:ind w:left="720" w:hanging="360"/>
+      </w:pPr>
+    </w:lvl>
+    <w:lvl w:ilvl="1" w:tentative="1">
+      <w:start w:val="1"/>
+      <w:numFmt w:val="decimal"/>
+      <w:lvlText w:val="%2."/>
+      <w:lvlJc w:val="left"/>
+      <w:pPr>
+        <w:tabs>
+          <w:tab w:val="num" w:pos="1440"/>
+        </w:tabs>
+        <w:ind w:left="1440" w:hanging="360"/>
+      </w:pPr>
+    </w:lvl>
+    <w:lvl w:ilvl="2" w:tentative="1">
+      <w:start w:val="1"/>
+      <w:numFmt w:val="decimal"/>
+      <w:lvlText w:val="%3."/>
+      <w:lvlJc w:val="left"/>
+      <w:pPr>
+        <w:tabs>
+          <w:tab w:val="num" w:pos="2160"/>
+        </w:tabs>
+        <w:ind w:left="2160" w:hanging="360"/>
+      </w:pPr>
+    </w:lvl>
+    <w:lvl w:ilvl="3" w:tentative="1">
+      <w:start w:val="1"/>
+      <w:numFmt w:val="decimal"/>
+      <w:lvlText w:val="%4."/>
+      <w:lvlJc w:val="left"/>
+      <w:pPr>
+        <w:tabs>
+          <w:tab w:val="num" w:pos="2880"/>
+        </w:tabs>
+        <w:ind w:left="2880" w:hanging="360"/>
+      </w:pPr>
+    </w:lvl>
+    <w:lvl w:ilvl="4" w:tentative="1">
+      <w:start w:val="1"/>
+      <w:numFmt w:val="decimal"/>
+      <w:lvlText w:val="%5."/>
+      <w:lvlJc w:val="left"/>
+      <w:pPr>
+        <w:tabs>
+          <w:tab w:val="num" w:pos="3600"/>
+        </w:tabs>
+        <w:ind w:left="3600" w:hanging="360"/>
+      </w:pPr>
+    </w:lvl>
+    <w:lvl w:ilvl="5" w:tentative="1">
+      <w:start w:val="1"/>
+      <w:numFmt w:val="decimal"/>
+      <w:lvlText w:val="%6."/>
+      <w:lvlJc w:val="left"/>
+      <w:pPr>
+        <w:tabs>
+          <w:tab w:val="num" w:pos="4320"/>
+        </w:tabs>
+        <w:ind w:left="4320" w:hanging="360"/>
+      </w:pPr>
+    </w:lvl>
+    <w:lvl w:ilvl="6" w:tentative="1">
+      <w:start w:val="1"/>
+      <w:numFmt w:val="decimal"/>
+      <w:lvlText w:val="%7."/>
+      <w:lvlJc w:val="left"/>
+      <w:pPr>
+        <w:tabs>
+          <w:tab w:val="num" w:pos="5040"/>
+        </w:tabs>
+        <w:ind w:left="5040" w:hanging="360"/>
+      </w:pPr>
+    </w:lvl>
+    <w:lvl w:ilvl="7" w:tentative="1">
+      <w:start w:val="1"/>
+      <w:numFmt w:val="decimal"/>
+      <w:lvlText w:val="%8."/>
+      <w:lvlJc w:val="left"/>
+      <w:pPr>
+        <w:tabs>
+          <w:tab w:val="num" w:pos="5760"/>
+        </w:tabs>
+        <w:ind w:left="5760" w:hanging="360"/>
+      </w:pPr>
+    </w:lvl>
+    <w:lvl w:ilvl="8" w:tentative="1">
+      <w:start w:val="1"/>
+      <w:numFmt w:val="decimal"/>
+      <w:lvlText w:val="%9."/>
+      <w:lvlJc w:val="left"/>
+      <w:pPr>
+        <w:tabs>
+          <w:tab w:val="num" w:pos="6480"/>
+        </w:tabs>
+        <w:ind w:left="6480" w:hanging="360"/>
+      </w:pPr>
+    </w:lvl>
+  </w:abstractNum>
+  <w:abstractNum w:abstractNumId="2" w15:restartNumberingAfterBreak="0">
     <w:nsid w:val="1368388D"/>
     <w:multiLevelType w:val="hybridMultilevel"/>
     <w:tmpl w:val="8C24ACDE"/>
@@ -2142,7 +4787,156 @@
       </w:rPr>
     </w:lvl>
   </w:abstractNum>
-  <w:abstractNum w:abstractNumId="1" w15:restartNumberingAfterBreak="0">
+  <w:abstractNum w:abstractNumId="3" w15:restartNumberingAfterBreak="0">
+    <w:nsid w:val="19D36271"/>
+    <w:multiLevelType w:val="multilevel"/>
+    <w:tmpl w:val="AE94EEAC"/>
+    <w:lvl w:ilvl="0">
+      <w:start w:val="1"/>
+      <w:numFmt w:val="bullet"/>
+      <w:lvlText w:val=""/>
+      <w:lvlJc w:val="left"/>
+      <w:pPr>
+        <w:tabs>
+          <w:tab w:val="num" w:pos="720"/>
+        </w:tabs>
+        <w:ind w:left="720" w:hanging="360"/>
+      </w:pPr>
+      <w:rPr>
+        <w:rFonts w:ascii="Symbol" w:hAnsi="Symbol" w:hint="default"/>
+        <w:sz w:val="20"/>
+      </w:rPr>
+    </w:lvl>
+    <w:lvl w:ilvl="1" w:tentative="1">
+      <w:start w:val="1"/>
+      <w:numFmt w:val="bullet"/>
+      <w:lvlText w:val="o"/>
+      <w:lvlJc w:val="left"/>
+      <w:pPr>
+        <w:tabs>
+          <w:tab w:val="num" w:pos="1440"/>
+        </w:tabs>
+        <w:ind w:left="1440" w:hanging="360"/>
+      </w:pPr>
+      <w:rPr>
+        <w:rFonts w:ascii="Courier New" w:hAnsi="Courier New" w:hint="default"/>
+        <w:sz w:val="20"/>
+      </w:rPr>
+    </w:lvl>
+    <w:lvl w:ilvl="2" w:tentative="1">
+      <w:start w:val="1"/>
+      <w:numFmt w:val="bullet"/>
+      <w:lvlText w:val=""/>
+      <w:lvlJc w:val="left"/>
+      <w:pPr>
+        <w:tabs>
+          <w:tab w:val="num" w:pos="2160"/>
+        </w:tabs>
+        <w:ind w:left="2160" w:hanging="360"/>
+      </w:pPr>
+      <w:rPr>
+        <w:rFonts w:ascii="Wingdings" w:hAnsi="Wingdings" w:hint="default"/>
+        <w:sz w:val="20"/>
+      </w:rPr>
+    </w:lvl>
+    <w:lvl w:ilvl="3" w:tentative="1">
+      <w:start w:val="1"/>
+      <w:numFmt w:val="bullet"/>
+      <w:lvlText w:val=""/>
+      <w:lvlJc w:val="left"/>
+      <w:pPr>
+        <w:tabs>
+          <w:tab w:val="num" w:pos="2880"/>
+        </w:tabs>
+        <w:ind w:left="2880" w:hanging="360"/>
+      </w:pPr>
+      <w:rPr>
+        <w:rFonts w:ascii="Wingdings" w:hAnsi="Wingdings" w:hint="default"/>
+        <w:sz w:val="20"/>
+      </w:rPr>
+    </w:lvl>
+    <w:lvl w:ilvl="4" w:tentative="1">
+      <w:start w:val="1"/>
+      <w:numFmt w:val="bullet"/>
+      <w:lvlText w:val=""/>
+      <w:lvlJc w:val="left"/>
+      <w:pPr>
+        <w:tabs>
+          <w:tab w:val="num" w:pos="3600"/>
+        </w:tabs>
+        <w:ind w:left="3600" w:hanging="360"/>
+      </w:pPr>
+      <w:rPr>
+        <w:rFonts w:ascii="Wingdings" w:hAnsi="Wingdings" w:hint="default"/>
+        <w:sz w:val="20"/>
+      </w:rPr>
+    </w:lvl>
+    <w:lvl w:ilvl="5" w:tentative="1">
+      <w:start w:val="1"/>
+      <w:numFmt w:val="bullet"/>
+      <w:lvlText w:val=""/>
+      <w:lvlJc w:val="left"/>
+      <w:pPr>
+        <w:tabs>
+          <w:tab w:val="num" w:pos="4320"/>
+        </w:tabs>
+        <w:ind w:left="4320" w:hanging="360"/>
+      </w:pPr>
+      <w:rPr>
+        <w:rFonts w:ascii="Wingdings" w:hAnsi="Wingdings" w:hint="default"/>
+        <w:sz w:val="20"/>
+      </w:rPr>
+    </w:lvl>
+    <w:lvl w:ilvl="6" w:tentative="1">
+      <w:start w:val="1"/>
+      <w:numFmt w:val="bullet"/>
+      <w:lvlText w:val=""/>
+      <w:lvlJc w:val="left"/>
+      <w:pPr>
+        <w:tabs>
+          <w:tab w:val="num" w:pos="5040"/>
+        </w:tabs>
+        <w:ind w:left="5040" w:hanging="360"/>
+      </w:pPr>
+      <w:rPr>
+        <w:rFonts w:ascii="Wingdings" w:hAnsi="Wingdings" w:hint="default"/>
+        <w:sz w:val="20"/>
+      </w:rPr>
+    </w:lvl>
+    <w:lvl w:ilvl="7" w:tentative="1">
+      <w:start w:val="1"/>
+      <w:numFmt w:val="bullet"/>
+      <w:lvlText w:val=""/>
+      <w:lvlJc w:val="left"/>
+      <w:pPr>
+        <w:tabs>
+          <w:tab w:val="num" w:pos="5760"/>
+        </w:tabs>
+        <w:ind w:left="5760" w:hanging="360"/>
+      </w:pPr>
+      <w:rPr>
+        <w:rFonts w:ascii="Wingdings" w:hAnsi="Wingdings" w:hint="default"/>
+        <w:sz w:val="20"/>
+      </w:rPr>
+    </w:lvl>
+    <w:lvl w:ilvl="8" w:tentative="1">
+      <w:start w:val="1"/>
+      <w:numFmt w:val="bullet"/>
+      <w:lvlText w:val=""/>
+      <w:lvlJc w:val="left"/>
+      <w:pPr>
+        <w:tabs>
+          <w:tab w:val="num" w:pos="6480"/>
+        </w:tabs>
+        <w:ind w:left="6480" w:hanging="360"/>
+      </w:pPr>
+      <w:rPr>
+        <w:rFonts w:ascii="Wingdings" w:hAnsi="Wingdings" w:hint="default"/>
+        <w:sz w:val="20"/>
+      </w:rPr>
+    </w:lvl>
+  </w:abstractNum>
+  <w:abstractNum w:abstractNumId="4" w15:restartNumberingAfterBreak="0">
     <w:nsid w:val="254D2F6A"/>
     <w:multiLevelType w:val="hybridMultilevel"/>
     <w:tmpl w:val="80F60590"/>
@@ -2255,7 +5049,7 @@
       </w:rPr>
     </w:lvl>
   </w:abstractNum>
-  <w:abstractNum w:abstractNumId="2" w15:restartNumberingAfterBreak="0">
+  <w:abstractNum w:abstractNumId="5" w15:restartNumberingAfterBreak="0">
     <w:nsid w:val="6330759E"/>
     <w:multiLevelType w:val="hybridMultilevel"/>
     <w:tmpl w:val="DBF49A84"/>
@@ -2368,14 +5162,479 @@
       </w:rPr>
     </w:lvl>
   </w:abstractNum>
+  <w:abstractNum w:abstractNumId="6" w15:restartNumberingAfterBreak="0">
+    <w:nsid w:val="678C3CAC"/>
+    <w:multiLevelType w:val="multilevel"/>
+    <w:tmpl w:val="89307EDA"/>
+    <w:lvl w:ilvl="0">
+      <w:start w:val="1"/>
+      <w:numFmt w:val="bullet"/>
+      <w:lvlText w:val=""/>
+      <w:lvlJc w:val="left"/>
+      <w:pPr>
+        <w:tabs>
+          <w:tab w:val="num" w:pos="720"/>
+        </w:tabs>
+        <w:ind w:left="720" w:hanging="360"/>
+      </w:pPr>
+      <w:rPr>
+        <w:rFonts w:ascii="Symbol" w:hAnsi="Symbol" w:hint="default"/>
+        <w:sz w:val="20"/>
+      </w:rPr>
+    </w:lvl>
+    <w:lvl w:ilvl="1" w:tentative="1">
+      <w:start w:val="1"/>
+      <w:numFmt w:val="bullet"/>
+      <w:lvlText w:val="o"/>
+      <w:lvlJc w:val="left"/>
+      <w:pPr>
+        <w:tabs>
+          <w:tab w:val="num" w:pos="1440"/>
+        </w:tabs>
+        <w:ind w:left="1440" w:hanging="360"/>
+      </w:pPr>
+      <w:rPr>
+        <w:rFonts w:ascii="Courier New" w:hAnsi="Courier New" w:hint="default"/>
+        <w:sz w:val="20"/>
+      </w:rPr>
+    </w:lvl>
+    <w:lvl w:ilvl="2" w:tentative="1">
+      <w:start w:val="1"/>
+      <w:numFmt w:val="bullet"/>
+      <w:lvlText w:val=""/>
+      <w:lvlJc w:val="left"/>
+      <w:pPr>
+        <w:tabs>
+          <w:tab w:val="num" w:pos="2160"/>
+        </w:tabs>
+        <w:ind w:left="2160" w:hanging="360"/>
+      </w:pPr>
+      <w:rPr>
+        <w:rFonts w:ascii="Wingdings" w:hAnsi="Wingdings" w:hint="default"/>
+        <w:sz w:val="20"/>
+      </w:rPr>
+    </w:lvl>
+    <w:lvl w:ilvl="3" w:tentative="1">
+      <w:start w:val="1"/>
+      <w:numFmt w:val="bullet"/>
+      <w:lvlText w:val=""/>
+      <w:lvlJc w:val="left"/>
+      <w:pPr>
+        <w:tabs>
+          <w:tab w:val="num" w:pos="2880"/>
+        </w:tabs>
+        <w:ind w:left="2880" w:hanging="360"/>
+      </w:pPr>
+      <w:rPr>
+        <w:rFonts w:ascii="Wingdings" w:hAnsi="Wingdings" w:hint="default"/>
+        <w:sz w:val="20"/>
+      </w:rPr>
+    </w:lvl>
+    <w:lvl w:ilvl="4" w:tentative="1">
+      <w:start w:val="1"/>
+      <w:numFmt w:val="bullet"/>
+      <w:lvlText w:val=""/>
+      <w:lvlJc w:val="left"/>
+      <w:pPr>
+        <w:tabs>
+          <w:tab w:val="num" w:pos="3600"/>
+        </w:tabs>
+        <w:ind w:left="3600" w:hanging="360"/>
+      </w:pPr>
+      <w:rPr>
+        <w:rFonts w:ascii="Wingdings" w:hAnsi="Wingdings" w:hint="default"/>
+        <w:sz w:val="20"/>
+      </w:rPr>
+    </w:lvl>
+    <w:lvl w:ilvl="5" w:tentative="1">
+      <w:start w:val="1"/>
+      <w:numFmt w:val="bullet"/>
+      <w:lvlText w:val=""/>
+      <w:lvlJc w:val="left"/>
+      <w:pPr>
+        <w:tabs>
+          <w:tab w:val="num" w:pos="4320"/>
+        </w:tabs>
+        <w:ind w:left="4320" w:hanging="360"/>
+      </w:pPr>
+      <w:rPr>
+        <w:rFonts w:ascii="Wingdings" w:hAnsi="Wingdings" w:hint="default"/>
+        <w:sz w:val="20"/>
+      </w:rPr>
+    </w:lvl>
+    <w:lvl w:ilvl="6" w:tentative="1">
+      <w:start w:val="1"/>
+      <w:numFmt w:val="bullet"/>
+      <w:lvlText w:val=""/>
+      <w:lvlJc w:val="left"/>
+      <w:pPr>
+        <w:tabs>
+          <w:tab w:val="num" w:pos="5040"/>
+        </w:tabs>
+        <w:ind w:left="5040" w:hanging="360"/>
+      </w:pPr>
+      <w:rPr>
+        <w:rFonts w:ascii="Wingdings" w:hAnsi="Wingdings" w:hint="default"/>
+        <w:sz w:val="20"/>
+      </w:rPr>
+    </w:lvl>
+    <w:lvl w:ilvl="7" w:tentative="1">
+      <w:start w:val="1"/>
+      <w:numFmt w:val="bullet"/>
+      <w:lvlText w:val=""/>
+      <w:lvlJc w:val="left"/>
+      <w:pPr>
+        <w:tabs>
+          <w:tab w:val="num" w:pos="5760"/>
+        </w:tabs>
+        <w:ind w:left="5760" w:hanging="360"/>
+      </w:pPr>
+      <w:rPr>
+        <w:rFonts w:ascii="Wingdings" w:hAnsi="Wingdings" w:hint="default"/>
+        <w:sz w:val="20"/>
+      </w:rPr>
+    </w:lvl>
+    <w:lvl w:ilvl="8" w:tentative="1">
+      <w:start w:val="1"/>
+      <w:numFmt w:val="bullet"/>
+      <w:lvlText w:val=""/>
+      <w:lvlJc w:val="left"/>
+      <w:pPr>
+        <w:tabs>
+          <w:tab w:val="num" w:pos="6480"/>
+        </w:tabs>
+        <w:ind w:left="6480" w:hanging="360"/>
+      </w:pPr>
+      <w:rPr>
+        <w:rFonts w:ascii="Wingdings" w:hAnsi="Wingdings" w:hint="default"/>
+        <w:sz w:val="20"/>
+      </w:rPr>
+    </w:lvl>
+  </w:abstractNum>
+  <w:abstractNum w:abstractNumId="7" w15:restartNumberingAfterBreak="0">
+    <w:nsid w:val="68362DE3"/>
+    <w:multiLevelType w:val="multilevel"/>
+    <w:tmpl w:val="213E92EE"/>
+    <w:lvl w:ilvl="0">
+      <w:start w:val="1"/>
+      <w:numFmt w:val="bullet"/>
+      <w:lvlText w:val=""/>
+      <w:lvlJc w:val="left"/>
+      <w:pPr>
+        <w:tabs>
+          <w:tab w:val="num" w:pos="720"/>
+        </w:tabs>
+        <w:ind w:left="720" w:hanging="360"/>
+      </w:pPr>
+      <w:rPr>
+        <w:rFonts w:ascii="Symbol" w:hAnsi="Symbol" w:hint="default"/>
+        <w:sz w:val="20"/>
+      </w:rPr>
+    </w:lvl>
+    <w:lvl w:ilvl="1" w:tentative="1">
+      <w:start w:val="1"/>
+      <w:numFmt w:val="bullet"/>
+      <w:lvlText w:val="o"/>
+      <w:lvlJc w:val="left"/>
+      <w:pPr>
+        <w:tabs>
+          <w:tab w:val="num" w:pos="1440"/>
+        </w:tabs>
+        <w:ind w:left="1440" w:hanging="360"/>
+      </w:pPr>
+      <w:rPr>
+        <w:rFonts w:ascii="Courier New" w:hAnsi="Courier New" w:hint="default"/>
+        <w:sz w:val="20"/>
+      </w:rPr>
+    </w:lvl>
+    <w:lvl w:ilvl="2" w:tentative="1">
+      <w:start w:val="1"/>
+      <w:numFmt w:val="bullet"/>
+      <w:lvlText w:val=""/>
+      <w:lvlJc w:val="left"/>
+      <w:pPr>
+        <w:tabs>
+          <w:tab w:val="num" w:pos="2160"/>
+        </w:tabs>
+        <w:ind w:left="2160" w:hanging="360"/>
+      </w:pPr>
+      <w:rPr>
+        <w:rFonts w:ascii="Wingdings" w:hAnsi="Wingdings" w:hint="default"/>
+        <w:sz w:val="20"/>
+      </w:rPr>
+    </w:lvl>
+    <w:lvl w:ilvl="3" w:tentative="1">
+      <w:start w:val="1"/>
+      <w:numFmt w:val="bullet"/>
+      <w:lvlText w:val=""/>
+      <w:lvlJc w:val="left"/>
+      <w:pPr>
+        <w:tabs>
+          <w:tab w:val="num" w:pos="2880"/>
+        </w:tabs>
+        <w:ind w:left="2880" w:hanging="360"/>
+      </w:pPr>
+      <w:rPr>
+        <w:rFonts w:ascii="Wingdings" w:hAnsi="Wingdings" w:hint="default"/>
+        <w:sz w:val="20"/>
+      </w:rPr>
+    </w:lvl>
+    <w:lvl w:ilvl="4" w:tentative="1">
+      <w:start w:val="1"/>
+      <w:numFmt w:val="bullet"/>
+      <w:lvlText w:val=""/>
+      <w:lvlJc w:val="left"/>
+      <w:pPr>
+        <w:tabs>
+          <w:tab w:val="num" w:pos="3600"/>
+        </w:tabs>
+        <w:ind w:left="3600" w:hanging="360"/>
+      </w:pPr>
+      <w:rPr>
+        <w:rFonts w:ascii="Wingdings" w:hAnsi="Wingdings" w:hint="default"/>
+        <w:sz w:val="20"/>
+      </w:rPr>
+    </w:lvl>
+    <w:lvl w:ilvl="5" w:tentative="1">
+      <w:start w:val="1"/>
+      <w:numFmt w:val="bullet"/>
+      <w:lvlText w:val=""/>
+      <w:lvlJc w:val="left"/>
+      <w:pPr>
+        <w:tabs>
+          <w:tab w:val="num" w:pos="4320"/>
+        </w:tabs>
+        <w:ind w:left="4320" w:hanging="360"/>
+      </w:pPr>
+      <w:rPr>
+        <w:rFonts w:ascii="Wingdings" w:hAnsi="Wingdings" w:hint="default"/>
+        <w:sz w:val="20"/>
+      </w:rPr>
+    </w:lvl>
+    <w:lvl w:ilvl="6" w:tentative="1">
+      <w:start w:val="1"/>
+      <w:numFmt w:val="bullet"/>
+      <w:lvlText w:val=""/>
+      <w:lvlJc w:val="left"/>
+      <w:pPr>
+        <w:tabs>
+          <w:tab w:val="num" w:pos="5040"/>
+        </w:tabs>
+        <w:ind w:left="5040" w:hanging="360"/>
+      </w:pPr>
+      <w:rPr>
+        <w:rFonts w:ascii="Wingdings" w:hAnsi="Wingdings" w:hint="default"/>
+        <w:sz w:val="20"/>
+      </w:rPr>
+    </w:lvl>
+    <w:lvl w:ilvl="7" w:tentative="1">
+      <w:start w:val="1"/>
+      <w:numFmt w:val="bullet"/>
+      <w:lvlText w:val=""/>
+      <w:lvlJc w:val="left"/>
+      <w:pPr>
+        <w:tabs>
+          <w:tab w:val="num" w:pos="5760"/>
+        </w:tabs>
+        <w:ind w:left="5760" w:hanging="360"/>
+      </w:pPr>
+      <w:rPr>
+        <w:rFonts w:ascii="Wingdings" w:hAnsi="Wingdings" w:hint="default"/>
+        <w:sz w:val="20"/>
+      </w:rPr>
+    </w:lvl>
+    <w:lvl w:ilvl="8" w:tentative="1">
+      <w:start w:val="1"/>
+      <w:numFmt w:val="bullet"/>
+      <w:lvlText w:val=""/>
+      <w:lvlJc w:val="left"/>
+      <w:pPr>
+        <w:tabs>
+          <w:tab w:val="num" w:pos="6480"/>
+        </w:tabs>
+        <w:ind w:left="6480" w:hanging="360"/>
+      </w:pPr>
+      <w:rPr>
+        <w:rFonts w:ascii="Wingdings" w:hAnsi="Wingdings" w:hint="default"/>
+        <w:sz w:val="20"/>
+      </w:rPr>
+    </w:lvl>
+  </w:abstractNum>
+  <w:abstractNum w:abstractNumId="8" w15:restartNumberingAfterBreak="0">
+    <w:nsid w:val="6A4B09D5"/>
+    <w:multiLevelType w:val="multilevel"/>
+    <w:tmpl w:val="DAA6A486"/>
+    <w:lvl w:ilvl="0">
+      <w:start w:val="1"/>
+      <w:numFmt w:val="bullet"/>
+      <w:lvlText w:val=""/>
+      <w:lvlJc w:val="left"/>
+      <w:pPr>
+        <w:tabs>
+          <w:tab w:val="num" w:pos="720"/>
+        </w:tabs>
+        <w:ind w:left="720" w:hanging="360"/>
+      </w:pPr>
+      <w:rPr>
+        <w:rFonts w:ascii="Symbol" w:hAnsi="Symbol" w:hint="default"/>
+        <w:sz w:val="20"/>
+      </w:rPr>
+    </w:lvl>
+    <w:lvl w:ilvl="1" w:tentative="1">
+      <w:start w:val="1"/>
+      <w:numFmt w:val="bullet"/>
+      <w:lvlText w:val="o"/>
+      <w:lvlJc w:val="left"/>
+      <w:pPr>
+        <w:tabs>
+          <w:tab w:val="num" w:pos="1440"/>
+        </w:tabs>
+        <w:ind w:left="1440" w:hanging="360"/>
+      </w:pPr>
+      <w:rPr>
+        <w:rFonts w:ascii="Courier New" w:hAnsi="Courier New" w:hint="default"/>
+        <w:sz w:val="20"/>
+      </w:rPr>
+    </w:lvl>
+    <w:lvl w:ilvl="2" w:tentative="1">
+      <w:start w:val="1"/>
+      <w:numFmt w:val="bullet"/>
+      <w:lvlText w:val=""/>
+      <w:lvlJc w:val="left"/>
+      <w:pPr>
+        <w:tabs>
+          <w:tab w:val="num" w:pos="2160"/>
+        </w:tabs>
+        <w:ind w:left="2160" w:hanging="360"/>
+      </w:pPr>
+      <w:rPr>
+        <w:rFonts w:ascii="Wingdings" w:hAnsi="Wingdings" w:hint="default"/>
+        <w:sz w:val="20"/>
+      </w:rPr>
+    </w:lvl>
+    <w:lvl w:ilvl="3" w:tentative="1">
+      <w:start w:val="1"/>
+      <w:numFmt w:val="bullet"/>
+      <w:lvlText w:val=""/>
+      <w:lvlJc w:val="left"/>
+      <w:pPr>
+        <w:tabs>
+          <w:tab w:val="num" w:pos="2880"/>
+        </w:tabs>
+        <w:ind w:left="2880" w:hanging="360"/>
+      </w:pPr>
+      <w:rPr>
+        <w:rFonts w:ascii="Wingdings" w:hAnsi="Wingdings" w:hint="default"/>
+        <w:sz w:val="20"/>
+      </w:rPr>
+    </w:lvl>
+    <w:lvl w:ilvl="4" w:tentative="1">
+      <w:start w:val="1"/>
+      <w:numFmt w:val="bullet"/>
+      <w:lvlText w:val=""/>
+      <w:lvlJc w:val="left"/>
+      <w:pPr>
+        <w:tabs>
+          <w:tab w:val="num" w:pos="3600"/>
+        </w:tabs>
+        <w:ind w:left="3600" w:hanging="360"/>
+      </w:pPr>
+      <w:rPr>
+        <w:rFonts w:ascii="Wingdings" w:hAnsi="Wingdings" w:hint="default"/>
+        <w:sz w:val="20"/>
+      </w:rPr>
+    </w:lvl>
+    <w:lvl w:ilvl="5" w:tentative="1">
+      <w:start w:val="1"/>
+      <w:numFmt w:val="bullet"/>
+      <w:lvlText w:val=""/>
+      <w:lvlJc w:val="left"/>
+      <w:pPr>
+        <w:tabs>
+          <w:tab w:val="num" w:pos="4320"/>
+        </w:tabs>
+        <w:ind w:left="4320" w:hanging="360"/>
+      </w:pPr>
+      <w:rPr>
+        <w:rFonts w:ascii="Wingdings" w:hAnsi="Wingdings" w:hint="default"/>
+        <w:sz w:val="20"/>
+      </w:rPr>
+    </w:lvl>
+    <w:lvl w:ilvl="6" w:tentative="1">
+      <w:start w:val="1"/>
+      <w:numFmt w:val="bullet"/>
+      <w:lvlText w:val=""/>
+      <w:lvlJc w:val="left"/>
+      <w:pPr>
+        <w:tabs>
+          <w:tab w:val="num" w:pos="5040"/>
+        </w:tabs>
+        <w:ind w:left="5040" w:hanging="360"/>
+      </w:pPr>
+      <w:rPr>
+        <w:rFonts w:ascii="Wingdings" w:hAnsi="Wingdings" w:hint="default"/>
+        <w:sz w:val="20"/>
+      </w:rPr>
+    </w:lvl>
+    <w:lvl w:ilvl="7" w:tentative="1">
+      <w:start w:val="1"/>
+      <w:numFmt w:val="bullet"/>
+      <w:lvlText w:val=""/>
+      <w:lvlJc w:val="left"/>
+      <w:pPr>
+        <w:tabs>
+          <w:tab w:val="num" w:pos="5760"/>
+        </w:tabs>
+        <w:ind w:left="5760" w:hanging="360"/>
+      </w:pPr>
+      <w:rPr>
+        <w:rFonts w:ascii="Wingdings" w:hAnsi="Wingdings" w:hint="default"/>
+        <w:sz w:val="20"/>
+      </w:rPr>
+    </w:lvl>
+    <w:lvl w:ilvl="8" w:tentative="1">
+      <w:start w:val="1"/>
+      <w:numFmt w:val="bullet"/>
+      <w:lvlText w:val=""/>
+      <w:lvlJc w:val="left"/>
+      <w:pPr>
+        <w:tabs>
+          <w:tab w:val="num" w:pos="6480"/>
+        </w:tabs>
+        <w:ind w:left="6480" w:hanging="360"/>
+      </w:pPr>
+      <w:rPr>
+        <w:rFonts w:ascii="Wingdings" w:hAnsi="Wingdings" w:hint="default"/>
+        <w:sz w:val="20"/>
+      </w:rPr>
+    </w:lvl>
+  </w:abstractNum>
   <w:num w:numId="1" w16cid:durableId="1716539244">
-    <w:abstractNumId w:val="1"/>
+    <w:abstractNumId w:val="4"/>
   </w:num>
   <w:num w:numId="2" w16cid:durableId="571740029">
+    <w:abstractNumId w:val="5"/>
+  </w:num>
+  <w:num w:numId="3" w16cid:durableId="1754202343">
     <w:abstractNumId w:val="2"/>
   </w:num>
-  <w:num w:numId="3" w16cid:durableId="1754202343">
+  <w:num w:numId="4" w16cid:durableId="1693217285">
+    <w:abstractNumId w:val="3"/>
+  </w:num>
+  <w:num w:numId="5" w16cid:durableId="233007721">
+    <w:abstractNumId w:val="7"/>
+  </w:num>
+  <w:num w:numId="6" w16cid:durableId="219829973">
     <w:abstractNumId w:val="0"/>
+  </w:num>
+  <w:num w:numId="7" w16cid:durableId="115564436">
+    <w:abstractNumId w:val="6"/>
+  </w:num>
+  <w:num w:numId="8" w16cid:durableId="657222936">
+    <w:abstractNumId w:val="8"/>
+  </w:num>
+  <w:num w:numId="9" w16cid:durableId="2013795341">
+    <w:abstractNumId w:val="1"/>
   </w:num>
 </w:numbering>
 </file>

--- a/Soul Hero.docx
+++ b/Soul Hero.docx
@@ -2137,6 +2137,902 @@
       <w:r>
         <w:br w:type="page"/>
       </w:r>
+      <w:r>
+        <w:lastRenderedPageBreak/>
+        <w:t>3.</w:t>
+      </w:r>
+    </w:p>
+    <w:p>
+      <w:pPr>
+        <w:spacing w:line="278" w:lineRule="auto"/>
+        <w:jc w:val="left"/>
+      </w:pPr>
+      <w:r>
+        <w:t>Player</w:t>
+      </w:r>
+    </w:p>
+    <w:p>
+      <w:pPr>
+        <w:spacing w:line="278" w:lineRule="auto"/>
+        <w:jc w:val="left"/>
+      </w:pPr>
+      <w:r>
+        <w:t>│</w:t>
+      </w:r>
+    </w:p>
+    <w:p>
+      <w:pPr>
+        <w:spacing w:line="278" w:lineRule="auto"/>
+        <w:jc w:val="left"/>
+      </w:pPr>
+      <w:r>
+        <w:t>├── Discord ID</w:t>
+      </w:r>
+    </w:p>
+    <w:p>
+      <w:pPr>
+        <w:spacing w:line="278" w:lineRule="auto"/>
+        <w:jc w:val="left"/>
+      </w:pPr>
+      <w:r>
+        <w:t>├── Name</w:t>
+      </w:r>
+    </w:p>
+    <w:p>
+      <w:pPr>
+        <w:spacing w:line="278" w:lineRule="auto"/>
+        <w:jc w:val="left"/>
+      </w:pPr>
+      <w:r>
+        <w:t>├── Status</w:t>
+      </w:r>
+    </w:p>
+    <w:p>
+      <w:pPr>
+        <w:spacing w:line="278" w:lineRule="auto"/>
+        <w:jc w:val="left"/>
+      </w:pPr>
+      <w:r>
+        <w:t>├── Current Hero</w:t>
+      </w:r>
+    </w:p>
+    <w:p>
+      <w:pPr>
+        <w:spacing w:line="278" w:lineRule="auto"/>
+        <w:jc w:val="left"/>
+      </w:pPr>
+      <w:r>
+        <w:t>├── Resonance Level</w:t>
+      </w:r>
+    </w:p>
+    <w:p>
+      <w:pPr>
+        <w:spacing w:line="278" w:lineRule="auto"/>
+        <w:jc w:val="left"/>
+      </w:pPr>
+      <w:r>
+        <w:t>├── Created Date</w:t>
+      </w:r>
+    </w:p>
+    <w:p>
+      <w:pPr>
+        <w:spacing w:line="278" w:lineRule="auto"/>
+        <w:jc w:val="left"/>
+      </w:pPr>
+      <w:r>
+        <w:br w:type="page"/>
+      </w:r>
+    </w:p>
+    <w:p>
+      <w:pPr>
+        <w:spacing w:line="278" w:lineRule="auto"/>
+        <w:jc w:val="left"/>
+      </w:pPr>
+      <w:r>
+        <w:lastRenderedPageBreak/>
+        <w:t>4.</w:t>
+      </w:r>
+      <w:r>
+        <w:t xml:space="preserve"> </w:t>
+      </w:r>
+      <w:r>
+        <w:t>Player</w:t>
+      </w:r>
+    </w:p>
+    <w:p>
+      <w:pPr>
+        <w:spacing w:line="278" w:lineRule="auto"/>
+        <w:jc w:val="left"/>
+      </w:pPr>
+    </w:p>
+    <w:p>
+      <w:pPr>
+        <w:spacing w:line="278" w:lineRule="auto"/>
+        <w:jc w:val="left"/>
+      </w:pPr>
+      <w:r>
+        <w:t>├── Discord ID</w:t>
+      </w:r>
+    </w:p>
+    <w:p>
+      <w:pPr>
+        <w:spacing w:line="278" w:lineRule="auto"/>
+        <w:jc w:val="left"/>
+      </w:pPr>
+      <w:r>
+        <w:t>├── Username</w:t>
+      </w:r>
+    </w:p>
+    <w:p>
+      <w:pPr>
+        <w:spacing w:line="278" w:lineRule="auto"/>
+        <w:jc w:val="left"/>
+      </w:pPr>
+      <w:r>
+        <w:t>├── Journey State</w:t>
+      </w:r>
+    </w:p>
+    <w:p>
+      <w:pPr>
+        <w:spacing w:line="278" w:lineRule="auto"/>
+        <w:jc w:val="left"/>
+      </w:pPr>
+      <w:r>
+        <w:t>│       ├── Wanderer</w:t>
+      </w:r>
+    </w:p>
+    <w:p>
+      <w:pPr>
+        <w:spacing w:line="278" w:lineRule="auto"/>
+        <w:jc w:val="left"/>
+      </w:pPr>
+      <w:r>
+        <w:t>│       ├── Awakening</w:t>
+      </w:r>
+    </w:p>
+    <w:p>
+      <w:pPr>
+        <w:spacing w:line="278" w:lineRule="auto"/>
+        <w:jc w:val="left"/>
+      </w:pPr>
+      <w:r>
+        <w:t>│       └── Oathbound</w:t>
+      </w:r>
+    </w:p>
+    <w:p>
+      <w:pPr>
+        <w:spacing w:line="278" w:lineRule="auto"/>
+        <w:jc w:val="left"/>
+      </w:pPr>
+      <w:r>
+        <w:t>│</w:t>
+      </w:r>
+    </w:p>
+    <w:p>
+      <w:pPr>
+        <w:spacing w:line="278" w:lineRule="auto"/>
+        <w:jc w:val="left"/>
+      </w:pPr>
+      <w:r>
+        <w:t>├── Oathbound Date</w:t>
+      </w:r>
+    </w:p>
+    <w:p>
+      <w:pPr>
+        <w:spacing w:line="278" w:lineRule="auto"/>
+        <w:jc w:val="left"/>
+      </w:pPr>
+      <w:r>
+        <w:t>├── Oathbound Time</w:t>
+      </w:r>
+    </w:p>
+    <w:p>
+      <w:pPr>
+        <w:spacing w:line="278" w:lineRule="auto"/>
+        <w:jc w:val="left"/>
+      </w:pPr>
+      <w:r>
+        <w:t>├── Chosen Hero</w:t>
+      </w:r>
+    </w:p>
+    <w:p>
+      <w:pPr>
+        <w:spacing w:line="278" w:lineRule="auto"/>
+        <w:jc w:val="left"/>
+      </w:pPr>
+      <w:r>
+        <w:t>│</w:t>
+      </w:r>
+    </w:p>
+    <w:p>
+      <w:pPr>
+        <w:spacing w:line="278" w:lineRule="auto"/>
+        <w:jc w:val="left"/>
+      </w:pPr>
+      <w:r>
+        <w:t>└── Privacy Settings</w:t>
+      </w:r>
+    </w:p>
+    <w:p>
+      <w:pPr>
+        <w:spacing w:line="278" w:lineRule="auto"/>
+        <w:jc w:val="left"/>
+      </w:pPr>
+      <w:r>
+        <w:t xml:space="preserve">        ├── Status Visibility</w:t>
+      </w:r>
+    </w:p>
+    <w:p>
+      <w:pPr>
+        <w:spacing w:line="278" w:lineRule="auto"/>
+        <w:jc w:val="left"/>
+      </w:pPr>
+      <w:r>
+        <w:t xml:space="preserve">        ├── Hero Visibility</w:t>
+      </w:r>
+    </w:p>
+    <w:p>
+      <w:pPr>
+        <w:spacing w:line="278" w:lineRule="auto"/>
+        <w:jc w:val="left"/>
+      </w:pPr>
+      <w:r>
+        <w:t xml:space="preserve">        └── Profile Visibility</w:t>
+      </w:r>
+    </w:p>
+    <w:p>
+      <w:pPr>
+        <w:spacing w:line="278" w:lineRule="auto"/>
+        <w:jc w:val="left"/>
+      </w:pPr>
+      <w:r>
+        <w:br w:type="page"/>
+      </w:r>
+    </w:p>
+    <w:p>
+      <w:pPr>
+        <w:spacing w:line="278" w:lineRule="auto"/>
+        <w:jc w:val="left"/>
+      </w:pPr>
+      <w:r>
+        <w:lastRenderedPageBreak/>
+        <w:t xml:space="preserve">5. </w:t>
+      </w:r>
+    </w:p>
+    <w:p>
+      <w:pPr>
+        <w:spacing w:line="278" w:lineRule="auto"/>
+        <w:jc w:val="left"/>
+      </w:pPr>
+      <w:proofErr w:type="spellStart"/>
+      <w:r>
+        <w:t>SoulHero</w:t>
+      </w:r>
+      <w:proofErr w:type="spellEnd"/>
+      <w:r>
+        <w:t>/</w:t>
+      </w:r>
+    </w:p>
+    <w:p>
+      <w:pPr>
+        <w:spacing w:line="278" w:lineRule="auto"/>
+        <w:jc w:val="left"/>
+      </w:pPr>
+      <w:r>
+        <w:t>│</w:t>
+      </w:r>
+    </w:p>
+    <w:p>
+      <w:pPr>
+        <w:spacing w:line="278" w:lineRule="auto"/>
+        <w:jc w:val="left"/>
+      </w:pPr>
+      <w:r>
+        <w:t>├── bot/</w:t>
+      </w:r>
+    </w:p>
+    <w:p>
+      <w:pPr>
+        <w:spacing w:line="278" w:lineRule="auto"/>
+        <w:jc w:val="left"/>
+      </w:pPr>
+      <w:r>
+        <w:t>│   │</w:t>
+      </w:r>
+    </w:p>
+    <w:p>
+      <w:pPr>
+        <w:spacing w:line="278" w:lineRule="auto"/>
+        <w:jc w:val="left"/>
+      </w:pPr>
+      <w:r>
+        <w:t>│   ├── commands/</w:t>
+      </w:r>
+    </w:p>
+    <w:p>
+      <w:pPr>
+        <w:spacing w:line="278" w:lineRule="auto"/>
+        <w:jc w:val="left"/>
+      </w:pPr>
+      <w:r>
+        <w:t>│   │</w:t>
+      </w:r>
+    </w:p>
+    <w:p>
+      <w:pPr>
+        <w:spacing w:line="278" w:lineRule="auto"/>
+        <w:jc w:val="left"/>
+      </w:pPr>
+      <w:r>
+        <w:t>│   ├── story/</w:t>
+      </w:r>
+    </w:p>
+    <w:p>
+      <w:pPr>
+        <w:spacing w:line="278" w:lineRule="auto"/>
+        <w:jc w:val="left"/>
+      </w:pPr>
+      <w:r>
+        <w:t>│   │</w:t>
+      </w:r>
+    </w:p>
+    <w:p>
+      <w:pPr>
+        <w:spacing w:line="278" w:lineRule="auto"/>
+        <w:jc w:val="left"/>
+      </w:pPr>
+      <w:r>
+        <w:t>│   ├── views/</w:t>
+      </w:r>
+    </w:p>
+    <w:p>
+      <w:pPr>
+        <w:spacing w:line="278" w:lineRule="auto"/>
+        <w:jc w:val="left"/>
+      </w:pPr>
+      <w:r>
+        <w:t>│   │</w:t>
+      </w:r>
+    </w:p>
+    <w:p>
+      <w:pPr>
+        <w:spacing w:line="278" w:lineRule="auto"/>
+        <w:jc w:val="left"/>
+      </w:pPr>
+      <w:r>
+        <w:t xml:space="preserve">│   ├── database/        </w:t>
+      </w:r>
+      <w:r>
+        <w:rPr>
+          <w:rFonts w:ascii="Segoe UI Emoji" w:hAnsi="Segoe UI Emoji" w:cs="Segoe UI Emoji"/>
+        </w:rPr>
+        <w:t>👈</w:t>
+      </w:r>
+      <w:r>
+        <w:t xml:space="preserve"> create this</w:t>
+      </w:r>
+    </w:p>
+    <w:p>
+      <w:pPr>
+        <w:spacing w:line="278" w:lineRule="auto"/>
+        <w:jc w:val="left"/>
+      </w:pPr>
+      <w:r>
+        <w:t>│   │</w:t>
+      </w:r>
+    </w:p>
+    <w:p>
+      <w:pPr>
+        <w:spacing w:line="278" w:lineRule="auto"/>
+        <w:jc w:val="left"/>
+      </w:pPr>
+      <w:r>
+        <w:t>│   ├── start.py</w:t>
+      </w:r>
+    </w:p>
+    <w:p>
+      <w:pPr>
+        <w:spacing w:line="278" w:lineRule="auto"/>
+        <w:jc w:val="left"/>
+      </w:pPr>
+      <w:r>
+        <w:t>│   └── __init__.py</w:t>
+      </w:r>
+    </w:p>
+    <w:p>
+      <w:pPr>
+        <w:spacing w:line="278" w:lineRule="auto"/>
+        <w:jc w:val="left"/>
+      </w:pPr>
+      <w:r>
+        <w:t>│</w:t>
+      </w:r>
+    </w:p>
+    <w:p>
+      <w:pPr>
+        <w:spacing w:line="278" w:lineRule="auto"/>
+        <w:jc w:val="left"/>
+      </w:pPr>
+      <w:r>
+        <w:t>├─</w:t>
+      </w:r>
+      <w:proofErr w:type="gramStart"/>
+      <w:r>
+        <w:t>─ .env</w:t>
+      </w:r>
+      <w:proofErr w:type="gramEnd"/>
+    </w:p>
+    <w:p>
+      <w:pPr>
+        <w:spacing w:line="278" w:lineRule="auto"/>
+        <w:jc w:val="left"/>
+      </w:pPr>
+      <w:r>
+        <w:t>├── requirements.txt</w:t>
+      </w:r>
+    </w:p>
+    <w:p>
+      <w:pPr>
+        <w:spacing w:line="278" w:lineRule="auto"/>
+        <w:jc w:val="left"/>
+      </w:pPr>
+      <w:r>
+        <w:t>└── README.md</w:t>
+      </w:r>
+    </w:p>
+    <w:p>
+      <w:pPr>
+        <w:spacing w:line="278" w:lineRule="auto"/>
+        <w:jc w:val="left"/>
+      </w:pPr>
+      <w:r>
+        <w:t>inside</w:t>
+      </w:r>
+    </w:p>
+    <w:p>
+      <w:pPr>
+        <w:spacing w:line="278" w:lineRule="auto"/>
+        <w:jc w:val="left"/>
+      </w:pPr>
+      <w:r>
+        <w:t>database/</w:t>
+      </w:r>
+    </w:p>
+    <w:p>
+      <w:pPr>
+        <w:spacing w:line="278" w:lineRule="auto"/>
+        <w:jc w:val="left"/>
+      </w:pPr>
+      <w:r>
+        <w:t>│</w:t>
+      </w:r>
+    </w:p>
+    <w:p>
+      <w:pPr>
+        <w:spacing w:line="278" w:lineRule="auto"/>
+        <w:jc w:val="left"/>
+      </w:pPr>
+      <w:r>
+        <w:t>├── __init__.py</w:t>
+      </w:r>
+    </w:p>
+    <w:p>
+      <w:pPr>
+        <w:spacing w:line="278" w:lineRule="auto"/>
+        <w:jc w:val="left"/>
+      </w:pPr>
+      <w:r>
+        <w:t>├── connection.py</w:t>
+      </w:r>
+    </w:p>
+    <w:p>
+      <w:pPr>
+        <w:spacing w:line="278" w:lineRule="auto"/>
+        <w:jc w:val="left"/>
+      </w:pPr>
+      <w:r>
+        <w:t>└── models.py</w:t>
+      </w:r>
+    </w:p>
+    <w:p>
+      <w:pPr>
+        <w:spacing w:line="278" w:lineRule="auto"/>
+        <w:jc w:val="left"/>
+      </w:pPr>
+    </w:p>
+    <w:p>
+      <w:pPr>
+        <w:spacing w:line="278" w:lineRule="auto"/>
+        <w:jc w:val="left"/>
+      </w:pPr>
+    </w:p>
+    <w:p>
+      <w:pPr>
+        <w:spacing w:line="278" w:lineRule="auto"/>
+        <w:jc w:val="left"/>
+      </w:pPr>
+      <w:r>
+        <w:lastRenderedPageBreak/>
+        <w:t xml:space="preserve">6. </w:t>
+      </w:r>
+    </w:p>
+    <w:p>
+      <w:pPr>
+        <w:spacing w:line="278" w:lineRule="auto"/>
+        <w:jc w:val="left"/>
+      </w:pPr>
+      <w:r>
+        <w:t>bot/</w:t>
+      </w:r>
+    </w:p>
+    <w:p>
+      <w:pPr>
+        <w:spacing w:line="278" w:lineRule="auto"/>
+        <w:jc w:val="left"/>
+      </w:pPr>
+      <w:r>
+        <w:t>│</w:t>
+      </w:r>
+    </w:p>
+    <w:p>
+      <w:pPr>
+        <w:spacing w:line="278" w:lineRule="auto"/>
+        <w:jc w:val="left"/>
+      </w:pPr>
+      <w:r>
+        <w:t>├── database/</w:t>
+      </w:r>
+    </w:p>
+    <w:p>
+      <w:pPr>
+        <w:spacing w:line="278" w:lineRule="auto"/>
+        <w:jc w:val="left"/>
+      </w:pPr>
+      <w:r>
+        <w:t>│   │</w:t>
+      </w:r>
+    </w:p>
+    <w:p>
+      <w:pPr>
+        <w:spacing w:line="278" w:lineRule="auto"/>
+        <w:jc w:val="left"/>
+      </w:pPr>
+      <w:r>
+        <w:t>│   ├── connection.py</w:t>
+      </w:r>
+    </w:p>
+    <w:p>
+      <w:pPr>
+        <w:spacing w:line="278" w:lineRule="auto"/>
+        <w:jc w:val="left"/>
+      </w:pPr>
+      <w:r>
+        <w:t>│   ├── models.py</w:t>
+      </w:r>
+    </w:p>
+    <w:p>
+      <w:pPr>
+        <w:spacing w:line="278" w:lineRule="auto"/>
+        <w:jc w:val="left"/>
+      </w:pPr>
+      <w:r>
+        <w:t>│   ├── repositories/</w:t>
+      </w:r>
+    </w:p>
+    <w:p>
+      <w:pPr>
+        <w:spacing w:line="278" w:lineRule="auto"/>
+        <w:jc w:val="left"/>
+      </w:pPr>
+      <w:r>
+        <w:t>│   │     │</w:t>
+      </w:r>
+    </w:p>
+    <w:p>
+      <w:pPr>
+        <w:spacing w:line="278" w:lineRule="auto"/>
+        <w:jc w:val="left"/>
+      </w:pPr>
+      <w:r>
+        <w:t>│   │     ├── __init__.py</w:t>
+      </w:r>
+    </w:p>
+    <w:p>
+      <w:pPr>
+        <w:spacing w:line="278" w:lineRule="auto"/>
+        <w:jc w:val="left"/>
+      </w:pPr>
+      <w:r>
+        <w:t xml:space="preserve">│   │     └── player_repository.py </w:t>
+      </w:r>
+      <w:r>
+        <w:rPr>
+          <w:rFonts w:ascii="Segoe UI Emoji" w:hAnsi="Segoe UI Emoji" w:cs="Segoe UI Emoji"/>
+        </w:rPr>
+        <w:t>⭐</w:t>
+      </w:r>
+    </w:p>
+    <w:p>
+      <w:pPr>
+        <w:spacing w:line="278" w:lineRule="auto"/>
+        <w:jc w:val="left"/>
+      </w:pPr>
+      <w:r>
+        <w:t>│   │</w:t>
+      </w:r>
+    </w:p>
+    <w:p>
+      <w:pPr>
+        <w:spacing w:line="278" w:lineRule="auto"/>
+        <w:jc w:val="left"/>
+      </w:pPr>
+      <w:r>
+        <w:t>│   └── __init__.py</w:t>
+      </w:r>
+    </w:p>
+    <w:p>
+      <w:pPr>
+        <w:spacing w:line="278" w:lineRule="auto"/>
+        <w:jc w:val="left"/>
+      </w:pPr>
+    </w:p>
+    <w:p>
+      <w:pPr>
+        <w:spacing w:line="278" w:lineRule="auto"/>
+        <w:jc w:val="left"/>
+      </w:pPr>
+    </w:p>
+    <w:p>
+      <w:pPr>
+        <w:spacing w:line="278" w:lineRule="auto"/>
+        <w:jc w:val="left"/>
+      </w:pPr>
+      <w:r>
+        <w:br w:type="page"/>
+      </w:r>
+    </w:p>
+    <w:p>
+      <w:pPr>
+        <w:spacing w:line="278" w:lineRule="auto"/>
+        <w:jc w:val="left"/>
+      </w:pPr>
+    </w:p>
+    <w:p>
+      <w:pPr>
+        <w:spacing w:line="278" w:lineRule="auto"/>
+        <w:jc w:val="left"/>
+      </w:pPr>
+      <w:r>
+        <w:t>7.</w:t>
+      </w:r>
+    </w:p>
+    <w:p>
+      <w:pPr>
+        <w:spacing w:line="278" w:lineRule="auto"/>
+        <w:jc w:val="left"/>
+      </w:pPr>
+      <w:r>
+        <w:t>bot/</w:t>
+      </w:r>
+    </w:p>
+    <w:p>
+      <w:pPr>
+        <w:spacing w:line="278" w:lineRule="auto"/>
+        <w:jc w:val="left"/>
+      </w:pPr>
+      <w:r>
+        <w:t>│</w:t>
+      </w:r>
+    </w:p>
+    <w:p>
+      <w:pPr>
+        <w:spacing w:line="278" w:lineRule="auto"/>
+        <w:jc w:val="left"/>
+      </w:pPr>
+      <w:r>
+        <w:t>├── services/</w:t>
+      </w:r>
+    </w:p>
+    <w:p>
+      <w:pPr>
+        <w:spacing w:line="278" w:lineRule="auto"/>
+        <w:jc w:val="left"/>
+      </w:pPr>
+      <w:r>
+        <w:t>│   ├── __init__.py</w:t>
+      </w:r>
+    </w:p>
+    <w:p>
+      <w:pPr>
+        <w:spacing w:line="278" w:lineRule="auto"/>
+        <w:jc w:val="left"/>
+      </w:pPr>
+      <w:r>
+        <w:t>│   └── channel_service.py</w:t>
+      </w:r>
+    </w:p>
+    <w:p>
+      <w:pPr>
+        <w:spacing w:line="278" w:lineRule="auto"/>
+        <w:jc w:val="left"/>
+      </w:pPr>
+      <w:r>
+        <w:t>│</w:t>
+      </w:r>
+    </w:p>
+    <w:p>
+      <w:pPr>
+        <w:spacing w:line="278" w:lineRule="auto"/>
+        <w:jc w:val="left"/>
+      </w:pPr>
+      <w:r>
+        <w:t>├── commands/</w:t>
+      </w:r>
+    </w:p>
+    <w:p>
+      <w:pPr>
+        <w:spacing w:line="278" w:lineRule="auto"/>
+        <w:jc w:val="left"/>
+      </w:pPr>
+      <w:r>
+        <w:t>├── database/</w:t>
+      </w:r>
+    </w:p>
+    <w:p>
+      <w:pPr>
+        <w:spacing w:line="278" w:lineRule="auto"/>
+        <w:jc w:val="left"/>
+      </w:pPr>
+      <w:r>
+        <w:t>├── story/</w:t>
+      </w:r>
+    </w:p>
+    <w:p>
+      <w:pPr>
+        <w:spacing w:line="278" w:lineRule="auto"/>
+        <w:jc w:val="left"/>
+      </w:pPr>
+      <w:r>
+        <w:t>└── views/</w:t>
+      </w:r>
+    </w:p>
+    <w:p>
+      <w:pPr>
+        <w:spacing w:line="278" w:lineRule="auto"/>
+        <w:jc w:val="left"/>
+      </w:pPr>
+    </w:p>
+    <w:p>
+      <w:pPr>
+        <w:spacing w:line="278" w:lineRule="auto"/>
+        <w:jc w:val="left"/>
+      </w:pPr>
+    </w:p>
+    <w:p>
+      <w:pPr>
+        <w:spacing w:line="278" w:lineRule="auto"/>
+        <w:jc w:val="left"/>
+      </w:pPr>
+    </w:p>
+    <w:p>
+      <w:pPr>
+        <w:spacing w:line="278" w:lineRule="auto"/>
+        <w:jc w:val="left"/>
+      </w:pPr>
+    </w:p>
+    <w:p>
+      <w:pPr>
+        <w:spacing w:line="278" w:lineRule="auto"/>
+        <w:jc w:val="left"/>
+      </w:pPr>
+    </w:p>
+    <w:p>
+      <w:pPr>
+        <w:spacing w:line="278" w:lineRule="auto"/>
+        <w:jc w:val="left"/>
+      </w:pPr>
+    </w:p>
+    <w:p>
+      <w:pPr>
+        <w:spacing w:line="278" w:lineRule="auto"/>
+        <w:jc w:val="left"/>
+      </w:pPr>
+    </w:p>
+    <w:p>
+      <w:pPr>
+        <w:spacing w:line="278" w:lineRule="auto"/>
+        <w:jc w:val="left"/>
+      </w:pPr>
+    </w:p>
+    <w:p>
+      <w:pPr>
+        <w:spacing w:line="278" w:lineRule="auto"/>
+        <w:jc w:val="left"/>
+      </w:pPr>
+    </w:p>
+    <w:p>
+      <w:pPr>
+        <w:spacing w:line="278" w:lineRule="auto"/>
+        <w:jc w:val="left"/>
+      </w:pPr>
+    </w:p>
+    <w:p>
+      <w:pPr>
+        <w:spacing w:line="278" w:lineRule="auto"/>
+        <w:jc w:val="left"/>
+      </w:pPr>
+    </w:p>
+    <w:p>
+      <w:pPr>
+        <w:spacing w:line="278" w:lineRule="auto"/>
+        <w:jc w:val="left"/>
+      </w:pPr>
+    </w:p>
+    <w:p>
+      <w:pPr>
+        <w:spacing w:line="278" w:lineRule="auto"/>
+        <w:jc w:val="left"/>
+      </w:pPr>
+    </w:p>
+    <w:p>
+      <w:pPr>
+        <w:spacing w:line="278" w:lineRule="auto"/>
+        <w:jc w:val="left"/>
+      </w:pPr>
+    </w:p>
+    <w:p>
+      <w:pPr>
+        <w:spacing w:line="278" w:lineRule="auto"/>
+        <w:jc w:val="left"/>
+      </w:pPr>
+    </w:p>
+    <w:p>
+      <w:pPr>
+        <w:spacing w:line="278" w:lineRule="auto"/>
+        <w:jc w:val="left"/>
+      </w:pPr>
+    </w:p>
+    <w:p>
+      <w:pPr>
+        <w:spacing w:line="278" w:lineRule="auto"/>
+        <w:jc w:val="left"/>
+      </w:pPr>
+    </w:p>
+    <w:p>
+      <w:pPr>
+        <w:spacing w:line="278" w:lineRule="auto"/>
+        <w:jc w:val="left"/>
+      </w:pPr>
+    </w:p>
+    <w:p>
+      <w:pPr>
+        <w:spacing w:line="278" w:lineRule="auto"/>
+        <w:jc w:val="left"/>
+      </w:pPr>
+    </w:p>
+    <w:p>
+      <w:pPr>
+        <w:spacing w:line="278" w:lineRule="auto"/>
+        <w:jc w:val="left"/>
+      </w:pPr>
+    </w:p>
+    <w:p>
+      <w:pPr>
+        <w:spacing w:line="278" w:lineRule="auto"/>
+        <w:jc w:val="left"/>
+      </w:pPr>
+    </w:p>
+    <w:p>
+      <w:pPr>
+        <w:spacing w:line="278" w:lineRule="auto"/>
+        <w:jc w:val="left"/>
+      </w:pPr>
+    </w:p>
+    <w:p>
+      <w:pPr>
+        <w:spacing w:line="278" w:lineRule="auto"/>
+        <w:jc w:val="left"/>
+      </w:pPr>
     </w:p>
     <w:p>
       <w:pPr>
@@ -2146,7 +3042,6 @@
         <w:rPr>
           <w:rFonts w:ascii="Segoe UI Emoji" w:hAnsi="Segoe UI Emoji" w:cs="Segoe UI Emoji"/>
         </w:rPr>
-        <w:lastRenderedPageBreak/>
         <w:t>📖</w:t>
       </w:r>
       <w:r>
@@ -2288,6 +3183,7 @@
     </w:p>
     <w:p>
       <w:r>
+        <w:lastRenderedPageBreak/>
         <w:t>There are no overpowered heroes.</w:t>
       </w:r>
     </w:p>
@@ -2338,7 +3234,6 @@
     </w:p>
     <w:p>
       <w:r>
-        <w:lastRenderedPageBreak/>
         <w:t>The more adventures an Oathbound and Hero complete together, the stronger their connection becomes.</w:t>
       </w:r>
     </w:p>
@@ -2481,6 +3376,7 @@
     </w:p>
     <w:p>
       <w:r>
+        <w:lastRenderedPageBreak/>
         <w:t>It is home to countless legendary Heroes.</w:t>
       </w:r>
     </w:p>
@@ -2549,7 +3445,6 @@
           <w:b/>
           <w:bCs/>
         </w:rPr>
-        <w:lastRenderedPageBreak/>
         <w:t>The Memory</w:t>
       </w:r>
       <w:proofErr w:type="gramEnd"/>
@@ -2689,6 +3584,7 @@
           <w:b/>
           <w:bCs/>
         </w:rPr>
+        <w:lastRenderedPageBreak/>
         <w:t>4. Official Terminology</w:t>
       </w:r>
     </w:p>
@@ -2891,7 +3787,6 @@
           </w:tcPr>
           <w:p>
             <w:r>
-              <w:lastRenderedPageBreak/>
               <w:t>Oath</w:t>
             </w:r>
           </w:p>
@@ -2999,6 +3894,7 @@
     </w:p>
     <w:p>
       <w:r>
+        <w:lastRenderedPageBreak/>
         <w:t>│</w:t>
       </w:r>
     </w:p>
@@ -3024,7 +3920,6 @@
     </w:p>
     <w:p>
       <w:r>
-        <w:lastRenderedPageBreak/>
         <w:t>│</w:t>
       </w:r>
     </w:p>
@@ -3149,6 +4044,7 @@
           <w:b/>
           <w:bCs/>
         </w:rPr>
+        <w:lastRenderedPageBreak/>
         <w:t>Rule 2</w:t>
       </w:r>
     </w:p>
@@ -3186,7 +4082,6 @@
     </w:p>
     <w:p>
       <w:r>
-        <w:lastRenderedPageBreak/>
         <w:pict w14:anchorId="7883138B">
           <v:rect id="_x0000_i1262" style="width:0;height:1.5pt" o:hralign="center" o:hrstd="t" o:hr="t" fillcolor="#a0a0a0" stroked="f"/>
         </w:pict>
@@ -3320,6 +4215,7 @@
     </w:p>
     <w:p>
       <w:r>
+        <w:lastRenderedPageBreak/>
         <w:t xml:space="preserve">The purpose is the </w:t>
       </w:r>
       <w:proofErr w:type="gramStart"/>
@@ -3403,6 +4299,7 @@
     </w:p>
     <w:p>
       <w:r>
+        <w:lastRenderedPageBreak/>
         <w:pict w14:anchorId="2F6F6C0B">
           <v:rect id="_x0000_i1266" style="width:0;height:1.5pt" o:hralign="center" o:hrstd="t" o:hr="t" fillcolor="#a0a0a0" stroked="f"/>
         </w:pict>
@@ -3466,7 +4363,6 @@
         <w:rPr>
           <w:rFonts w:ascii="Segoe UI Emoji" w:hAnsi="Segoe UI Emoji" w:cs="Segoe UI Emoji"/>
         </w:rPr>
-        <w:lastRenderedPageBreak/>
         <w:t>✅</w:t>
       </w:r>
       <w:r>
@@ -3704,6 +4600,7 @@
         </w:numPr>
       </w:pPr>
       <w:r>
+        <w:lastRenderedPageBreak/>
         <w:t xml:space="preserve">Story Chapters </w:t>
       </w:r>
     </w:p>
@@ -3748,7 +4645,6 @@
         </w:numPr>
       </w:pPr>
       <w:r>
-        <w:lastRenderedPageBreak/>
         <w:t xml:space="preserve">Cooperative Bosses </w:t>
       </w:r>
     </w:p>
@@ -4049,6 +4945,7 @@
     </w:p>
     <w:p>
       <w:r>
+        <w:lastRenderedPageBreak/>
         <w:t>make it a module.</w:t>
       </w:r>
     </w:p>
@@ -4087,7 +4984,6 @@
         </w:numPr>
       </w:pPr>
       <w:r>
-        <w:lastRenderedPageBreak/>
         <w:t xml:space="preserve">Does this fit our architecture? </w:t>
       </w:r>
     </w:p>
@@ -4397,9 +5293,2647 @@
           <w:b/>
           <w:bCs/>
         </w:rPr>
+        <w:lastRenderedPageBreak/>
         <w:t>In Soul Hero, no Hero is left behind, no journey is meaningless, and every Resonance tells a story.</w:t>
       </w:r>
     </w:p>
+    <w:p>
+      <w:pPr>
+        <w:spacing w:line="278" w:lineRule="auto"/>
+        <w:jc w:val="left"/>
+      </w:pPr>
+      <w:r>
+        <w:br w:type="page"/>
+      </w:r>
+    </w:p>
+    <w:p>
+      <w:pPr>
+        <w:pStyle w:val="Heading1"/>
+      </w:pPr>
+      <w:r>
+        <w:rPr>
+          <w:rFonts w:ascii="Segoe UI Emoji" w:hAnsi="Segoe UI Emoji" w:cs="Segoe UI Emoji"/>
+        </w:rPr>
+        <w:lastRenderedPageBreak/>
+        <w:t>🌍</w:t>
+      </w:r>
+      <w:r>
+        <w:t xml:space="preserve"> Milestone 2: Giving Soul Hero Memory</w:t>
+      </w:r>
+    </w:p>
+    <w:p>
+      <w:pPr>
+        <w:rPr>
+          <w:b/>
+          <w:bCs/>
+        </w:rPr>
+      </w:pPr>
+      <w:r>
+        <w:rPr>
+          <w:b/>
+          <w:bCs/>
+        </w:rPr>
+        <w:t>Goal:</w:t>
+      </w:r>
+    </w:p>
+    <w:p>
+      <w:r>
+        <w:t>Before we create Heroes...</w:t>
+      </w:r>
+    </w:p>
+    <w:p>
+      <w:r>
+        <w:t>Before we create battles...</w:t>
+      </w:r>
+    </w:p>
+    <w:p>
+      <w:r>
+        <w:t>Before we create dungeons...</w:t>
+      </w:r>
+    </w:p>
+    <w:p>
+      <w:r>
+        <w:t xml:space="preserve">We teach the world how to </w:t>
+      </w:r>
+      <w:r>
+        <w:rPr>
+          <w:b/>
+          <w:bCs/>
+        </w:rPr>
+        <w:t>remember its people</w:t>
+      </w:r>
+      <w:r>
+        <w:t>.</w:t>
+      </w:r>
+    </w:p>
+    <w:p>
+      <w:r>
+        <w:t>Because a world without memory cannot have bonds.</w:t>
+      </w:r>
+    </w:p>
+    <w:p>
+      <w:r>
+        <w:pict w14:anchorId="520452F8">
+          <v:rect id="_x0000_i1359" style="width:0;height:1.5pt" o:hralign="center" o:hrstd="t" o:hr="t" fillcolor="#a0a0a0" stroked="f"/>
+        </w:pict>
+      </w:r>
+    </w:p>
+    <w:p>
+      <w:pPr>
+        <w:rPr>
+          <w:b/>
+          <w:bCs/>
+        </w:rPr>
+      </w:pPr>
+      <w:r>
+        <w:rPr>
+          <w:b/>
+          <w:bCs/>
+        </w:rPr>
+        <w:t>Step 1: Create Player Data</w:t>
+      </w:r>
+    </w:p>
+    <w:p>
+      <w:r>
+        <w:t>First, we need a place where the bot remembers:</w:t>
+      </w:r>
+    </w:p>
+    <w:p>
+      <w:r>
+        <w:t>"Who is this person?"</w:t>
+      </w:r>
+    </w:p>
+    <w:p>
+      <w:r>
+        <w:t>For the first version, we don't need everything.</w:t>
+      </w:r>
+    </w:p>
+    <w:p>
+      <w:r>
+        <w:t>We start simple.</w:t>
+      </w:r>
+    </w:p>
+    <w:p>
+      <w:pPr>
+        <w:rPr>
+          <w:b/>
+          <w:bCs/>
+        </w:rPr>
+      </w:pPr>
+      <w:r>
+        <w:rPr>
+          <w:b/>
+          <w:bCs/>
+        </w:rPr>
+        <w:t>Player</w:t>
+      </w:r>
+    </w:p>
+    <w:p>
+      <w:r>
+        <w:t>Player</w:t>
+      </w:r>
+    </w:p>
+    <w:p>
+      <w:r>
+        <w:t>│</w:t>
+      </w:r>
+    </w:p>
+    <w:p>
+      <w:r>
+        <w:t xml:space="preserve">├── </w:t>
+      </w:r>
+      <w:proofErr w:type="spellStart"/>
+      <w:r>
+        <w:t>discord_id</w:t>
+      </w:r>
+      <w:proofErr w:type="spellEnd"/>
+    </w:p>
+    <w:p>
+      <w:r>
+        <w:t>├── username</w:t>
+      </w:r>
+    </w:p>
+    <w:p>
+      <w:r>
+        <w:t>├── status</w:t>
+      </w:r>
+    </w:p>
+    <w:p>
+      <w:r>
+        <w:t>├── hero</w:t>
+      </w:r>
+    </w:p>
+    <w:p>
+      <w:r>
+        <w:t xml:space="preserve">├── </w:t>
+      </w:r>
+      <w:proofErr w:type="spellStart"/>
+      <w:r>
+        <w:t>resonance_level</w:t>
+      </w:r>
+      <w:proofErr w:type="spellEnd"/>
+    </w:p>
+    <w:p>
+      <w:r>
+        <w:t xml:space="preserve">└── </w:t>
+      </w:r>
+      <w:proofErr w:type="spellStart"/>
+      <w:r>
+        <w:t>created_at</w:t>
+      </w:r>
+      <w:proofErr w:type="spellEnd"/>
+    </w:p>
+    <w:p>
+      <w:r>
+        <w:lastRenderedPageBreak/>
+        <w:t>Example:</w:t>
+      </w:r>
+    </w:p>
+    <w:p>
+      <w:r>
+        <w:t>Before oath:</w:t>
+      </w:r>
+    </w:p>
+    <w:p>
+      <w:r>
+        <w:t>Name:</w:t>
+      </w:r>
+    </w:p>
+    <w:p>
+      <w:r>
+        <w:t>Bishal</w:t>
+      </w:r>
+    </w:p>
+    <w:p/>
+    <w:p>
+      <w:r>
+        <w:t>Status:</w:t>
+      </w:r>
+    </w:p>
+    <w:p>
+      <w:r>
+        <w:t>Wanderer</w:t>
+      </w:r>
+    </w:p>
+    <w:p/>
+    <w:p>
+      <w:r>
+        <w:t>Hero:</w:t>
+      </w:r>
+    </w:p>
+    <w:p>
+      <w:r>
+        <w:t>None</w:t>
+      </w:r>
+    </w:p>
+    <w:p/>
+    <w:p>
+      <w:r>
+        <w:t>Resonance:</w:t>
+      </w:r>
+    </w:p>
+    <w:p>
+      <w:r>
+        <w:t>0</w:t>
+      </w:r>
+    </w:p>
+    <w:p>
+      <w:r>
+        <w:t>After oath:</w:t>
+      </w:r>
+    </w:p>
+    <w:p>
+      <w:r>
+        <w:t>Name:</w:t>
+      </w:r>
+    </w:p>
+    <w:p>
+      <w:r>
+        <w:t>Bishal</w:t>
+      </w:r>
+    </w:p>
+    <w:p/>
+    <w:p>
+      <w:r>
+        <w:t>Status:</w:t>
+      </w:r>
+    </w:p>
+    <w:p>
+      <w:r>
+        <w:t>Oathbound</w:t>
+      </w:r>
+    </w:p>
+    <w:p/>
+    <w:p>
+      <w:r>
+        <w:t>Hero:</w:t>
+      </w:r>
+    </w:p>
+    <w:p>
+      <w:r>
+        <w:t>Alucard</w:t>
+      </w:r>
+    </w:p>
+    <w:p/>
+    <w:p>
+      <w:r>
+        <w:lastRenderedPageBreak/>
+        <w:t>Resonance:</w:t>
+      </w:r>
+    </w:p>
+    <w:p>
+      <w:r>
+        <w:t>1</w:t>
+      </w:r>
+    </w:p>
+    <w:p>
+      <w:r>
+        <w:pict w14:anchorId="0AEFDB80">
+          <v:rect id="_x0000_i1360" style="width:0;height:1.5pt" o:hralign="center" o:hrstd="t" o:hr="t" fillcolor="#a0a0a0" stroked="f"/>
+        </w:pict>
+      </w:r>
+    </w:p>
+    <w:p>
+      <w:pPr>
+        <w:rPr>
+          <w:b/>
+          <w:bCs/>
+        </w:rPr>
+      </w:pPr>
+      <w:r>
+        <w:rPr>
+          <w:b/>
+          <w:bCs/>
+        </w:rPr>
+        <w:t xml:space="preserve">Step 2: </w:t>
+      </w:r>
+      <w:proofErr w:type="gramStart"/>
+      <w:r>
+        <w:rPr>
+          <w:b/>
+          <w:bCs/>
+        </w:rPr>
+        <w:t>Decide</w:t>
+      </w:r>
+      <w:proofErr w:type="gramEnd"/>
+      <w:r>
+        <w:rPr>
+          <w:b/>
+          <w:bCs/>
+        </w:rPr>
+        <w:t xml:space="preserve"> our database</w:t>
+      </w:r>
+    </w:p>
+    <w:p>
+      <w:r>
+        <w:t>Currently, we are a Discord bot.</w:t>
+      </w:r>
+    </w:p>
+    <w:p>
+      <w:r>
+        <w:t>For our stage, I recommend:</w:t>
+      </w:r>
+    </w:p>
+    <w:p>
+      <w:pPr>
+        <w:rPr>
+          <w:b/>
+          <w:bCs/>
+        </w:rPr>
+      </w:pPr>
+      <w:r>
+        <w:rPr>
+          <w:b/>
+          <w:bCs/>
+        </w:rPr>
+        <w:t>SQLite first</w:t>
+      </w:r>
+    </w:p>
+    <w:p>
+      <w:r>
+        <w:t>Why?</w:t>
+      </w:r>
+    </w:p>
+    <w:p>
+      <w:r>
+        <w:t>Because:</w:t>
+      </w:r>
+    </w:p>
+    <w:p>
+      <w:r>
+        <w:rPr>
+          <w:rFonts w:ascii="Segoe UI Emoji" w:hAnsi="Segoe UI Emoji" w:cs="Segoe UI Emoji"/>
+        </w:rPr>
+        <w:t>✅</w:t>
+      </w:r>
+      <w:r>
+        <w:t xml:space="preserve"> No extra setup</w:t>
+      </w:r>
+      <w:r>
+        <w:br/>
+      </w:r>
+      <w:r>
+        <w:rPr>
+          <w:rFonts w:ascii="Segoe UI Emoji" w:hAnsi="Segoe UI Emoji" w:cs="Segoe UI Emoji"/>
+        </w:rPr>
+        <w:t>✅</w:t>
+      </w:r>
+      <w:r>
+        <w:t xml:space="preserve"> Comes with Python</w:t>
+      </w:r>
+      <w:r>
+        <w:br/>
+      </w:r>
+      <w:r>
+        <w:rPr>
+          <w:rFonts w:ascii="Segoe UI Emoji" w:hAnsi="Segoe UI Emoji" w:cs="Segoe UI Emoji"/>
+        </w:rPr>
+        <w:t>✅</w:t>
+      </w:r>
+      <w:r>
+        <w:t xml:space="preserve"> Perfect for testing</w:t>
+      </w:r>
+      <w:r>
+        <w:br/>
+      </w:r>
+      <w:r>
+        <w:rPr>
+          <w:rFonts w:ascii="Segoe UI Emoji" w:hAnsi="Segoe UI Emoji" w:cs="Segoe UI Emoji"/>
+        </w:rPr>
+        <w:t>✅</w:t>
+      </w:r>
+      <w:r>
+        <w:t xml:space="preserve"> Easy to migrate later</w:t>
+      </w:r>
+    </w:p>
+    <w:p>
+      <w:r>
+        <w:t>Later when Soul Hero grows:</w:t>
+      </w:r>
+    </w:p>
+    <w:p>
+      <w:r>
+        <w:t>SQLite</w:t>
+      </w:r>
+    </w:p>
+    <w:p>
+      <w:r>
+        <w:t xml:space="preserve">   ↓</w:t>
+      </w:r>
+    </w:p>
+    <w:p>
+      <w:r>
+        <w:t>PostgreSQL</w:t>
+      </w:r>
+    </w:p>
+    <w:p>
+      <w:r>
+        <w:t xml:space="preserve">   ↓</w:t>
+      </w:r>
+    </w:p>
+    <w:p>
+      <w:r>
+        <w:t>Cloud Database</w:t>
+      </w:r>
+    </w:p>
+    <w:p>
+      <w:r>
+        <w:t>We don't build a castle before building the foundation.</w:t>
+      </w:r>
+    </w:p>
+    <w:p>
+      <w:r>
+        <w:pict w14:anchorId="2EC46417">
+          <v:rect id="_x0000_i1361" style="width:0;height:1.5pt" o:hralign="center" o:hrstd="t" o:hr="t" fillcolor="#a0a0a0" stroked="f"/>
+        </w:pict>
+      </w:r>
+    </w:p>
+    <w:p>
+      <w:pPr>
+        <w:rPr>
+          <w:b/>
+          <w:bCs/>
+        </w:rPr>
+      </w:pPr>
+      <w:r>
+        <w:rPr>
+          <w:b/>
+          <w:bCs/>
+        </w:rPr>
+        <w:t>Step 3: Create the Database Folder</w:t>
+      </w:r>
+    </w:p>
+    <w:p>
+      <w:r>
+        <w:t>Our structure becomes:</w:t>
+      </w:r>
+    </w:p>
+    <w:p>
+      <w:r>
+        <w:lastRenderedPageBreak/>
+        <w:t>bot/</w:t>
+      </w:r>
+    </w:p>
+    <w:p>
+      <w:r>
+        <w:t>│</w:t>
+      </w:r>
+    </w:p>
+    <w:p>
+      <w:r>
+        <w:t>├── commands/</w:t>
+      </w:r>
+    </w:p>
+    <w:p>
+      <w:r>
+        <w:t>│</w:t>
+      </w:r>
+    </w:p>
+    <w:p>
+      <w:r>
+        <w:t>├── views/</w:t>
+      </w:r>
+    </w:p>
+    <w:p>
+      <w:r>
+        <w:t>│</w:t>
+      </w:r>
+    </w:p>
+    <w:p>
+      <w:r>
+        <w:t>├── story/</w:t>
+      </w:r>
+    </w:p>
+    <w:p>
+      <w:r>
+        <w:t>│</w:t>
+      </w:r>
+    </w:p>
+    <w:p>
+      <w:r>
+        <w:t>├── database/</w:t>
+      </w:r>
+    </w:p>
+    <w:p>
+      <w:r>
+        <w:t>│   │</w:t>
+      </w:r>
+    </w:p>
+    <w:p>
+      <w:r>
+        <w:t>│   ├── __init__.py</w:t>
+      </w:r>
+    </w:p>
+    <w:p>
+      <w:r>
+        <w:t>│   ├── connection.py</w:t>
+      </w:r>
+    </w:p>
+    <w:p>
+      <w:r>
+        <w:t>│   └── models.py</w:t>
+      </w:r>
+    </w:p>
+    <w:p>
+      <w:r>
+        <w:t>│</w:t>
+      </w:r>
+    </w:p>
+    <w:p>
+      <w:r>
+        <w:t>├── start.py</w:t>
+      </w:r>
+    </w:p>
+    <w:p>
+      <w:r>
+        <w:t>└─</w:t>
+      </w:r>
+      <w:proofErr w:type="gramStart"/>
+      <w:r>
+        <w:t>─ .env</w:t>
+      </w:r>
+      <w:proofErr w:type="gramEnd"/>
+    </w:p>
+    <w:p>
+      <w:r>
+        <w:t>The purpose:</w:t>
+      </w:r>
+    </w:p>
+    <w:p>
+      <w:pPr>
+        <w:rPr>
+          <w:b/>
+          <w:bCs/>
+        </w:rPr>
+      </w:pPr>
+      <w:r>
+        <w:rPr>
+          <w:b/>
+          <w:bCs/>
+        </w:rPr>
+        <w:t>connection.py</w:t>
+      </w:r>
+    </w:p>
+    <w:p>
+      <w:r>
+        <w:t>Handles:</w:t>
+      </w:r>
+    </w:p>
+    <w:p>
+      <w:r>
+        <w:t>"How do we connect to the database?"</w:t>
+      </w:r>
+    </w:p>
+    <w:p>
+      <w:r>
+        <w:pict w14:anchorId="3F408EBD">
+          <v:rect id="_x0000_i1362" style="width:0;height:1.5pt" o:hralign="center" o:hrstd="t" o:hr="t" fillcolor="#a0a0a0" stroked="f"/>
+        </w:pict>
+      </w:r>
+    </w:p>
+    <w:p>
+      <w:pPr>
+        <w:rPr>
+          <w:b/>
+          <w:bCs/>
+        </w:rPr>
+      </w:pPr>
+      <w:r>
+        <w:rPr>
+          <w:b/>
+          <w:bCs/>
+        </w:rPr>
+        <w:t>models.py</w:t>
+      </w:r>
+    </w:p>
+    <w:p>
+      <w:r>
+        <w:t>Handles:</w:t>
+      </w:r>
+    </w:p>
+    <w:p>
+      <w:r>
+        <w:lastRenderedPageBreak/>
+        <w:t>"What information does a player have?"</w:t>
+      </w:r>
+    </w:p>
+    <w:p>
+      <w:r>
+        <w:pict w14:anchorId="2AB0ADF8">
+          <v:rect id="_x0000_i1363" style="width:0;height:1.5pt" o:hralign="center" o:hrstd="t" o:hr="t" fillcolor="#a0a0a0" stroked="f"/>
+        </w:pict>
+      </w:r>
+    </w:p>
+    <w:p>
+      <w:pPr>
+        <w:rPr>
+          <w:b/>
+          <w:bCs/>
+        </w:rPr>
+      </w:pPr>
+      <w:r>
+        <w:rPr>
+          <w:b/>
+          <w:bCs/>
+        </w:rPr>
+        <w:t>Step 4: The First Question Before Coding</w:t>
+      </w:r>
+    </w:p>
+    <w:p>
+      <w:r>
+        <w:t>I want us to decide one thing.</w:t>
+      </w:r>
+    </w:p>
+    <w:p>
+      <w:r>
+        <w:t>The player's status.</w:t>
+      </w:r>
+    </w:p>
+    <w:p>
+      <w:r>
+        <w:t>I suggest:</w:t>
+      </w:r>
+    </w:p>
+    <w:p>
+      <w:r>
+        <w:t>WANDERER</w:t>
+      </w:r>
+    </w:p>
+    <w:p>
+      <w:r>
+        <w:t xml:space="preserve">     |</w:t>
+      </w:r>
+    </w:p>
+    <w:p>
+      <w:r>
+        <w:t xml:space="preserve">     ↓</w:t>
+      </w:r>
+    </w:p>
+    <w:p>
+      <w:r>
+        <w:t>AWAKENING</w:t>
+      </w:r>
+    </w:p>
+    <w:p>
+      <w:r>
+        <w:t xml:space="preserve">     |</w:t>
+      </w:r>
+    </w:p>
+    <w:p>
+      <w:r>
+        <w:t xml:space="preserve">     ↓</w:t>
+      </w:r>
+    </w:p>
+    <w:p>
+      <w:r>
+        <w:t>OATHBOUND</w:t>
+      </w:r>
+    </w:p>
+    <w:p>
+      <w:r>
+        <w:t xml:space="preserve">     |</w:t>
+      </w:r>
+    </w:p>
+    <w:p>
+      <w:r>
+        <w:t xml:space="preserve">     ↓</w:t>
+      </w:r>
+    </w:p>
+    <w:p>
+      <w:r>
+        <w:t>VETERAN</w:t>
+      </w:r>
+    </w:p>
+    <w:p>
+      <w:r>
+        <w:t xml:space="preserve">     |</w:t>
+      </w:r>
+    </w:p>
+    <w:p>
+      <w:r>
+        <w:t xml:space="preserve">     ↓</w:t>
+      </w:r>
+    </w:p>
+    <w:p>
+      <w:r>
+        <w:t>LEGEND</w:t>
+      </w:r>
+    </w:p>
+    <w:p>
+      <w:r>
+        <w:t>Meaning:</w:t>
+      </w:r>
+    </w:p>
+    <w:p>
+      <w:pPr>
+        <w:rPr>
+          <w:b/>
+          <w:bCs/>
+        </w:rPr>
+      </w:pPr>
+      <w:r>
+        <w:rPr>
+          <w:b/>
+          <w:bCs/>
+        </w:rPr>
+        <w:t>WANDERER</w:t>
+      </w:r>
+    </w:p>
+    <w:p>
+      <w:r>
+        <w:t>Joined server.</w:t>
+      </w:r>
+    </w:p>
+    <w:p>
+      <w:r>
+        <w:t>No Hero.</w:t>
+      </w:r>
+    </w:p>
+    <w:p>
+      <w:r>
+        <w:lastRenderedPageBreak/>
+        <w:pict w14:anchorId="570EDD9B">
+          <v:rect id="_x0000_i1364" style="width:0;height:1.5pt" o:hralign="center" o:hrstd="t" o:hr="t" fillcolor="#a0a0a0" stroked="f"/>
+        </w:pict>
+      </w:r>
+    </w:p>
+    <w:p>
+      <w:pPr>
+        <w:rPr>
+          <w:b/>
+          <w:bCs/>
+        </w:rPr>
+      </w:pPr>
+      <w:r>
+        <w:rPr>
+          <w:b/>
+          <w:bCs/>
+        </w:rPr>
+        <w:t>AWAKENING</w:t>
+      </w:r>
+    </w:p>
+    <w:p>
+      <w:r>
+        <w:t>Currently inside the private chamber.</w:t>
+      </w:r>
+    </w:p>
+    <w:p>
+      <w:r>
+        <w:pict w14:anchorId="70586D54">
+          <v:rect id="_x0000_i1365" style="width:0;height:1.5pt" o:hralign="center" o:hrstd="t" o:hr="t" fillcolor="#a0a0a0" stroked="f"/>
+        </w:pict>
+      </w:r>
+    </w:p>
+    <w:p>
+      <w:pPr>
+        <w:rPr>
+          <w:b/>
+          <w:bCs/>
+        </w:rPr>
+      </w:pPr>
+      <w:r>
+        <w:rPr>
+          <w:b/>
+          <w:bCs/>
+        </w:rPr>
+        <w:t>OATHBOUND</w:t>
+      </w:r>
+    </w:p>
+    <w:p>
+      <w:r>
+        <w:t>Has chosen their Hero.</w:t>
+      </w:r>
+    </w:p>
+    <w:p>
+      <w:r>
+        <w:t>Can access:</w:t>
+      </w:r>
+    </w:p>
+    <w:p>
+      <w:r>
+        <w:t>/</w:t>
+      </w:r>
+      <w:proofErr w:type="gramStart"/>
+      <w:r>
+        <w:t>challenge</w:t>
+      </w:r>
+      <w:proofErr w:type="gramEnd"/>
+    </w:p>
+    <w:p>
+      <w:r>
+        <w:t>/</w:t>
+      </w:r>
+      <w:proofErr w:type="gramStart"/>
+      <w:r>
+        <w:t>dungeon</w:t>
+      </w:r>
+      <w:proofErr w:type="gramEnd"/>
+    </w:p>
+    <w:p>
+      <w:r>
+        <w:t>/</w:t>
+      </w:r>
+      <w:proofErr w:type="gramStart"/>
+      <w:r>
+        <w:t>profile</w:t>
+      </w:r>
+      <w:proofErr w:type="gramEnd"/>
+    </w:p>
+    <w:p>
+      <w:r>
+        <w:pict w14:anchorId="0B67308C">
+          <v:rect id="_x0000_i1366" style="width:0;height:1.5pt" o:hralign="center" o:hrstd="t" o:hr="t" fillcolor="#a0a0a0" stroked="f"/>
+        </w:pict>
+      </w:r>
+    </w:p>
+    <w:p>
+      <w:pPr>
+        <w:rPr>
+          <w:b/>
+          <w:bCs/>
+        </w:rPr>
+      </w:pPr>
+      <w:r>
+        <w:rPr>
+          <w:b/>
+          <w:bCs/>
+        </w:rPr>
+        <w:t>VETERAN</w:t>
+      </w:r>
+    </w:p>
+    <w:p>
+      <w:r>
+        <w:t>Experienced player.</w:t>
+      </w:r>
+    </w:p>
+    <w:p>
+      <w:r>
+        <w:pict w14:anchorId="10BE163F">
+          <v:rect id="_x0000_i1367" style="width:0;height:1.5pt" o:hralign="center" o:hrstd="t" o:hr="t" fillcolor="#a0a0a0" stroked="f"/>
+        </w:pict>
+      </w:r>
+    </w:p>
+    <w:p>
+      <w:pPr>
+        <w:rPr>
+          <w:b/>
+          <w:bCs/>
+        </w:rPr>
+      </w:pPr>
+      <w:r>
+        <w:rPr>
+          <w:b/>
+          <w:bCs/>
+        </w:rPr>
+        <w:t>LEGEND</w:t>
+      </w:r>
+    </w:p>
+    <w:p>
+      <w:r>
+        <w:t>Endgame.</w:t>
+      </w:r>
+    </w:p>
+    <w:p>
+      <w:pPr>
+        <w:spacing w:line="278" w:lineRule="auto"/>
+        <w:jc w:val="left"/>
+      </w:pPr>
+      <w:r>
+        <w:br w:type="page"/>
+      </w:r>
+    </w:p>
+    <w:p>
+      <w:r>
+        <w:lastRenderedPageBreak/>
+        <w:t>Note:</w:t>
+      </w:r>
+    </w:p>
+    <w:p>
+      <w:r>
+        <w:t>The bot should have permissions to:</w:t>
+      </w:r>
+    </w:p>
+    <w:p>
+      <w:pPr>
+        <w:numPr>
+          <w:ilvl w:val="0"/>
+          <w:numId w:val="10"/>
+        </w:numPr>
+      </w:pPr>
+      <w:r>
+        <w:rPr>
+          <w:rFonts w:ascii="Segoe UI Emoji" w:hAnsi="Segoe UI Emoji" w:cs="Segoe UI Emoji"/>
+        </w:rPr>
+        <w:t>✅</w:t>
+      </w:r>
+      <w:r>
+        <w:t xml:space="preserve"> View Channels </w:t>
+      </w:r>
+    </w:p>
+    <w:p>
+      <w:pPr>
+        <w:numPr>
+          <w:ilvl w:val="0"/>
+          <w:numId w:val="10"/>
+        </w:numPr>
+      </w:pPr>
+      <w:r>
+        <w:rPr>
+          <w:rFonts w:ascii="Segoe UI Emoji" w:hAnsi="Segoe UI Emoji" w:cs="Segoe UI Emoji"/>
+        </w:rPr>
+        <w:t>✅</w:t>
+      </w:r>
+      <w:r>
+        <w:t xml:space="preserve"> Manage Channels </w:t>
+      </w:r>
+    </w:p>
+    <w:p>
+      <w:pPr>
+        <w:numPr>
+          <w:ilvl w:val="0"/>
+          <w:numId w:val="10"/>
+        </w:numPr>
+      </w:pPr>
+      <w:r>
+        <w:rPr>
+          <w:rFonts w:ascii="Segoe UI Emoji" w:hAnsi="Segoe UI Emoji" w:cs="Segoe UI Emoji"/>
+        </w:rPr>
+        <w:t>✅</w:t>
+      </w:r>
+      <w:r>
+        <w:t xml:space="preserve"> Manage Permissions </w:t>
+      </w:r>
+    </w:p>
+    <w:p>
+      <w:pPr>
+        <w:numPr>
+          <w:ilvl w:val="0"/>
+          <w:numId w:val="10"/>
+        </w:numPr>
+      </w:pPr>
+      <w:r>
+        <w:rPr>
+          <w:rFonts w:ascii="Segoe UI Emoji" w:hAnsi="Segoe UI Emoji" w:cs="Segoe UI Emoji"/>
+        </w:rPr>
+        <w:t>✅</w:t>
+      </w:r>
+      <w:r>
+        <w:t xml:space="preserve"> Send Messages </w:t>
+      </w:r>
+    </w:p>
+    <w:p>
+      <w:pPr>
+        <w:numPr>
+          <w:ilvl w:val="0"/>
+          <w:numId w:val="10"/>
+        </w:numPr>
+      </w:pPr>
+      <w:r>
+        <w:rPr>
+          <w:rFonts w:ascii="Segoe UI Emoji" w:hAnsi="Segoe UI Emoji" w:cs="Segoe UI Emoji"/>
+        </w:rPr>
+        <w:t>✅</w:t>
+      </w:r>
+      <w:r>
+        <w:t xml:space="preserve"> Embed Links </w:t>
+      </w:r>
+    </w:p>
+    <w:p>
+      <w:pPr>
+        <w:numPr>
+          <w:ilvl w:val="0"/>
+          <w:numId w:val="10"/>
+        </w:numPr>
+      </w:pPr>
+      <w:r>
+        <w:rPr>
+          <w:rFonts w:ascii="Segoe UI Emoji" w:hAnsi="Segoe UI Emoji" w:cs="Segoe UI Emoji"/>
+        </w:rPr>
+        <w:t>✅</w:t>
+      </w:r>
+      <w:r>
+        <w:t xml:space="preserve"> Read Message History </w:t>
+      </w:r>
+    </w:p>
+    <w:p>
+      <w:r>
+        <w:t>Those are enough for the Awakening Chamber system.</w:t>
+      </w:r>
+    </w:p>
+    <w:p>
+      <w:pPr>
+        <w:spacing w:line="278" w:lineRule="auto"/>
+        <w:jc w:val="left"/>
+      </w:pPr>
+      <w:r>
+        <w:br w:type="page"/>
+      </w:r>
+    </w:p>
+    <w:p>
+      <w:pPr>
+        <w:pStyle w:val="Heading1"/>
+      </w:pPr>
+      <w:r>
+        <w:rPr>
+          <w:rFonts w:ascii="Segoe UI Emoji" w:hAnsi="Segoe UI Emoji" w:cs="Segoe UI Emoji"/>
+        </w:rPr>
+        <w:lastRenderedPageBreak/>
+        <w:t>📜</w:t>
+      </w:r>
+      <w:r>
+        <w:t xml:space="preserve"> The Voice of the World</w:t>
+      </w:r>
+    </w:p>
+    <w:p>
+      <w:r>
+        <w:t>Let's make this our first design document.</w:t>
+      </w:r>
+    </w:p>
+    <w:p>
+      <w:r>
+        <w:pict w14:anchorId="05B5BCD6">
+          <v:rect id="_x0000_i1521" style="width:0;height:1.5pt" o:hralign="center" o:hrstd="t" o:hr="t" fillcolor="#a0a0a0" stroked="f"/>
+        </w:pict>
+      </w:r>
+    </w:p>
+    <w:p>
+      <w:pPr>
+        <w:rPr>
+          <w:b/>
+          <w:bCs/>
+        </w:rPr>
+      </w:pPr>
+      <w:r>
+        <w:rPr>
+          <w:b/>
+          <w:bCs/>
+        </w:rPr>
+        <w:t>1. The World Never Breaks Character</w:t>
+      </w:r>
+    </w:p>
+    <w:p>
+      <w:r>
+        <w:rPr>
+          <w:rFonts w:ascii="Segoe UI Emoji" w:hAnsi="Segoe UI Emoji" w:cs="Segoe UI Emoji"/>
+        </w:rPr>
+        <w:t>❌</w:t>
+      </w:r>
+      <w:r>
+        <w:t xml:space="preserve"> Never:</w:t>
+      </w:r>
+    </w:p>
+    <w:p>
+      <w:r>
+        <w:t>Successfully created profile.</w:t>
+      </w:r>
+    </w:p>
+    <w:p>
+      <w:r>
+        <w:rPr>
+          <w:rFonts w:ascii="Segoe UI Emoji" w:hAnsi="Segoe UI Emoji" w:cs="Segoe UI Emoji"/>
+        </w:rPr>
+        <w:t>✅</w:t>
+      </w:r>
+      <w:r>
+        <w:t xml:space="preserve"> Instead:</w:t>
+      </w:r>
+    </w:p>
+    <w:p>
+      <w:r>
+        <w:t>The Soul Core remembers your name.</w:t>
+      </w:r>
+    </w:p>
+    <w:p>
+      <w:r>
+        <w:pict w14:anchorId="281A0F7F">
+          <v:rect id="_x0000_i1522" style="width:0;height:1.5pt" o:hralign="center" o:hrstd="t" o:hr="t" fillcolor="#a0a0a0" stroked="f"/>
+        </w:pict>
+      </w:r>
+    </w:p>
+    <w:p>
+      <w:r>
+        <w:rPr>
+          <w:rFonts w:ascii="Segoe UI Emoji" w:hAnsi="Segoe UI Emoji" w:cs="Segoe UI Emoji"/>
+        </w:rPr>
+        <w:t>❌</w:t>
+      </w:r>
+      <w:r>
+        <w:t xml:space="preserve"> Never:</w:t>
+      </w:r>
+    </w:p>
+    <w:p>
+      <w:r>
+        <w:t>Database updated.</w:t>
+      </w:r>
+    </w:p>
+    <w:p>
+      <w:r>
+        <w:rPr>
+          <w:rFonts w:ascii="Segoe UI Emoji" w:hAnsi="Segoe UI Emoji" w:cs="Segoe UI Emoji"/>
+        </w:rPr>
+        <w:t>✅</w:t>
+      </w:r>
+      <w:r>
+        <w:t xml:space="preserve"> Instead:</w:t>
+      </w:r>
+    </w:p>
+    <w:p>
+      <w:r>
+        <w:t>Your oath has been etched into eternity.</w:t>
+      </w:r>
+    </w:p>
+    <w:p>
+      <w:r>
+        <w:pict w14:anchorId="0AD145FE">
+          <v:rect id="_x0000_i1523" style="width:0;height:1.5pt" o:hralign="center" o:hrstd="t" o:hr="t" fillcolor="#a0a0a0" stroked="f"/>
+        </w:pict>
+      </w:r>
+    </w:p>
+    <w:p>
+      <w:r>
+        <w:rPr>
+          <w:rFonts w:ascii="Segoe UI Emoji" w:hAnsi="Segoe UI Emoji" w:cs="Segoe UI Emoji"/>
+        </w:rPr>
+        <w:t>❌</w:t>
+      </w:r>
+      <w:r>
+        <w:t xml:space="preserve"> Never:</w:t>
+      </w:r>
+    </w:p>
+    <w:p>
+      <w:r>
+        <w:t>Hero selected.</w:t>
+      </w:r>
+    </w:p>
+    <w:p>
+      <w:r>
+        <w:rPr>
+          <w:rFonts w:ascii="Segoe UI Emoji" w:hAnsi="Segoe UI Emoji" w:cs="Segoe UI Emoji"/>
+        </w:rPr>
+        <w:t>✅</w:t>
+      </w:r>
+      <w:r>
+        <w:t xml:space="preserve"> Instead:</w:t>
+      </w:r>
+    </w:p>
+    <w:p>
+      <w:r>
+        <w:t>Two souls now walk a single path.</w:t>
+      </w:r>
+    </w:p>
+    <w:p>
+      <w:r>
+        <w:pict w14:anchorId="1976E65C">
+          <v:rect id="_x0000_i1524" style="width:0;height:1.5pt" o:hralign="center" o:hrstd="t" o:hr="t" fillcolor="#a0a0a0" stroked="f"/>
+        </w:pict>
+      </w:r>
+    </w:p>
+    <w:p>
+      <w:pPr>
+        <w:rPr>
+          <w:b/>
+          <w:bCs/>
+        </w:rPr>
+      </w:pPr>
+      <w:r>
+        <w:rPr>
+          <w:b/>
+          <w:bCs/>
+        </w:rPr>
+        <w:t>2. Every Place Has a Voice</w:t>
+      </w:r>
+    </w:p>
+    <w:p>
+      <w:r>
+        <w:t>Every location speaks differently.</w:t>
+      </w:r>
+    </w:p>
+    <w:p>
+      <w:pPr>
+        <w:rPr>
+          <w:b/>
+          <w:bCs/>
+        </w:rPr>
+      </w:pPr>
+      <w:r>
+        <w:rPr>
+          <w:rFonts w:cs="Arial"/>
+          <w:b/>
+          <w:bCs/>
+        </w:rPr>
+        <w:lastRenderedPageBreak/>
+        <w:t>🜂</w:t>
+      </w:r>
+      <w:r>
+        <w:rPr>
+          <w:b/>
+          <w:bCs/>
+        </w:rPr>
+        <w:t xml:space="preserve"> The Soul Core</w:t>
+      </w:r>
+    </w:p>
+    <w:p>
+      <w:r>
+        <w:t>Ancient.</w:t>
+      </w:r>
+    </w:p>
+    <w:p>
+      <w:r>
+        <w:t>Calm.</w:t>
+      </w:r>
+    </w:p>
+    <w:p>
+      <w:r>
+        <w:t>Timeless.</w:t>
+      </w:r>
+    </w:p>
+    <w:p>
+      <w:r>
+        <w:t>Example:</w:t>
+      </w:r>
+    </w:p>
+    <w:p>
+      <w:r>
+        <w:t>"Every soul leaves an echo."</w:t>
+      </w:r>
+    </w:p>
+    <w:p>
+      <w:r>
+        <w:t>"The Core remembers."</w:t>
+      </w:r>
+    </w:p>
+    <w:p>
+      <w:r>
+        <w:t>"Destiny seldom calls twice."</w:t>
+      </w:r>
+    </w:p>
+    <w:p>
+      <w:r>
+        <w:pict w14:anchorId="01701D09">
+          <v:rect id="_x0000_i1525" style="width:0;height:1.5pt" o:hralign="center" o:hrstd="t" o:hr="t" fillcolor="#a0a0a0" stroked="f"/>
+        </w:pict>
+      </w:r>
+    </w:p>
+    <w:p>
+      <w:pPr>
+        <w:rPr>
+          <w:b/>
+          <w:bCs/>
+        </w:rPr>
+      </w:pPr>
+      <w:r>
+        <w:rPr>
+          <w:rFonts w:ascii="Segoe UI Symbol" w:hAnsi="Segoe UI Symbol" w:cs="Segoe UI Symbol"/>
+          <w:b/>
+          <w:bCs/>
+        </w:rPr>
+        <w:t>🏛</w:t>
+      </w:r>
+      <w:r>
+        <w:rPr>
+          <w:b/>
+          <w:bCs/>
+        </w:rPr>
+        <w:t xml:space="preserve"> Forgotten Ruins</w:t>
+      </w:r>
+    </w:p>
+    <w:p>
+      <w:r>
+        <w:t>Old.</w:t>
+      </w:r>
+    </w:p>
+    <w:p>
+      <w:r>
+        <w:t>Lonely.</w:t>
+      </w:r>
+    </w:p>
+    <w:p>
+      <w:r>
+        <w:t>Broken.</w:t>
+      </w:r>
+    </w:p>
+    <w:p>
+      <w:r>
+        <w:t>Hopeful.</w:t>
+      </w:r>
+    </w:p>
+    <w:p>
+      <w:r>
+        <w:t>Example:</w:t>
+      </w:r>
+    </w:p>
+    <w:p>
+      <w:r>
+        <w:t>"Dust rises where no footsteps have fallen for centuries."</w:t>
+      </w:r>
+    </w:p>
+    <w:p>
+      <w:r>
+        <w:t>"The ruins awaken to your presence."</w:t>
+      </w:r>
+    </w:p>
+    <w:p>
+      <w:r>
+        <w:t>"Ancient stone remembers your arrival."</w:t>
+      </w:r>
+    </w:p>
+    <w:p>
+      <w:r>
+        <w:pict w14:anchorId="45168BEE">
+          <v:rect id="_x0000_i1526" style="width:0;height:1.5pt" o:hralign="center" o:hrstd="t" o:hr="t" fillcolor="#a0a0a0" stroked="f"/>
+        </w:pict>
+      </w:r>
+    </w:p>
+    <w:p>
+      <w:pPr>
+        <w:rPr>
+          <w:b/>
+          <w:bCs/>
+        </w:rPr>
+      </w:pPr>
+      <w:r>
+        <w:rPr>
+          <w:rFonts w:ascii="Segoe UI Symbol" w:hAnsi="Segoe UI Symbol" w:cs="Segoe UI Symbol"/>
+          <w:b/>
+          <w:bCs/>
+        </w:rPr>
+        <w:t>⚔</w:t>
+      </w:r>
+      <w:r>
+        <w:rPr>
+          <w:b/>
+          <w:bCs/>
+        </w:rPr>
+        <w:t xml:space="preserve"> Heroes</w:t>
+      </w:r>
+    </w:p>
+    <w:p>
+      <w:r>
+        <w:t>Heroes don't sound like NPCs.</w:t>
+      </w:r>
+    </w:p>
+    <w:p>
+      <w:r>
+        <w:t>They sound like people.</w:t>
+      </w:r>
+    </w:p>
+    <w:p>
+      <w:r>
+        <w:lastRenderedPageBreak/>
+        <w:t>Not:</w:t>
+      </w:r>
+    </w:p>
+    <w:p>
+      <w:r>
+        <w:t>"Hello."</w:t>
+      </w:r>
+    </w:p>
+    <w:p>
+      <w:r>
+        <w:t>Instead:</w:t>
+      </w:r>
+    </w:p>
+    <w:p>
+      <w:r>
+        <w:t>"So... you're the one who answered."</w:t>
+      </w:r>
+    </w:p>
+    <w:p>
+      <w:r>
+        <w:t>or</w:t>
+      </w:r>
+    </w:p>
+    <w:p>
+      <w:r>
+        <w:t>"I've waited longer than I care to admit."</w:t>
+      </w:r>
+    </w:p>
+    <w:p>
+      <w:r>
+        <w:pict w14:anchorId="0D030301">
+          <v:rect id="_x0000_i1527" style="width:0;height:1.5pt" o:hralign="center" o:hrstd="t" o:hr="t" fillcolor="#a0a0a0" stroked="f"/>
+        </w:pict>
+      </w:r>
+    </w:p>
+    <w:p>
+      <w:pPr>
+        <w:rPr>
+          <w:b/>
+          <w:bCs/>
+        </w:rPr>
+      </w:pPr>
+      <w:r>
+        <w:rPr>
+          <w:rFonts w:ascii="Segoe UI Emoji" w:hAnsi="Segoe UI Emoji" w:cs="Segoe UI Emoji"/>
+          <w:b/>
+          <w:bCs/>
+        </w:rPr>
+        <w:t>🌌</w:t>
+      </w:r>
+      <w:r>
+        <w:rPr>
+          <w:b/>
+          <w:bCs/>
+        </w:rPr>
+        <w:t xml:space="preserve"> The World</w:t>
+      </w:r>
+    </w:p>
+    <w:p>
+      <w:r>
+        <w:t>The narrator.</w:t>
+      </w:r>
+    </w:p>
+    <w:p>
+      <w:r>
+        <w:t>Example:</w:t>
+      </w:r>
+    </w:p>
+    <w:p>
+      <w:r>
+        <w:t>"Something stirs."</w:t>
+      </w:r>
+    </w:p>
+    <w:p>
+      <w:r>
+        <w:t>"A forgotten promise begins to awaken."</w:t>
+      </w:r>
+    </w:p>
+    <w:p>
+      <w:r>
+        <w:t>"The wind carries a name long lost."</w:t>
+      </w:r>
+    </w:p>
+    <w:p>
+      <w:r>
+        <w:pict w14:anchorId="4796FEA0">
+          <v:rect id="_x0000_i1528" style="width:0;height:1.5pt" o:hralign="center" o:hrstd="t" o:hr="t" fillcolor="#a0a0a0" stroked="f"/>
+        </w:pict>
+      </w:r>
+    </w:p>
+    <w:p>
+      <w:pPr>
+        <w:rPr>
+          <w:b/>
+          <w:bCs/>
+        </w:rPr>
+      </w:pPr>
+      <w:r>
+        <w:rPr>
+          <w:b/>
+          <w:bCs/>
+        </w:rPr>
+        <w:t>3. Never Use Game Words</w:t>
+      </w:r>
+    </w:p>
+    <w:p>
+      <w:r>
+        <w:t>Instead of...</w:t>
+      </w:r>
+    </w:p>
+    <w:p>
+      <w:r>
+        <w:t>Level Up</w:t>
+      </w:r>
+    </w:p>
+    <w:p>
+      <w:proofErr w:type="gramStart"/>
+      <w:r>
+        <w:t>say</w:t>
+      </w:r>
+      <w:proofErr w:type="gramEnd"/>
+    </w:p>
+    <w:p>
+      <w:r>
+        <w:t>Your Resonance has deepened.</w:t>
+      </w:r>
+    </w:p>
+    <w:p>
+      <w:r>
+        <w:pict w14:anchorId="06B321FC">
+          <v:rect id="_x0000_i1529" style="width:0;height:1.5pt" o:hralign="center" o:hrstd="t" o:hr="t" fillcolor="#a0a0a0" stroked="f"/>
+        </w:pict>
+      </w:r>
+    </w:p>
+    <w:p>
+      <w:r>
+        <w:t>Instead of</w:t>
+      </w:r>
+    </w:p>
+    <w:p>
+      <w:r>
+        <w:t>XP +50</w:t>
+      </w:r>
+    </w:p>
+    <w:p>
+      <w:proofErr w:type="gramStart"/>
+      <w:r>
+        <w:lastRenderedPageBreak/>
+        <w:t>say</w:t>
+      </w:r>
+      <w:proofErr w:type="gramEnd"/>
+    </w:p>
+    <w:p>
+      <w:r>
+        <w:t>Your soul grows closer to its companion.</w:t>
+      </w:r>
+    </w:p>
+    <w:p>
+      <w:r>
+        <w:pict w14:anchorId="212B7C91">
+          <v:rect id="_x0000_i1530" style="width:0;height:1.5pt" o:hralign="center" o:hrstd="t" o:hr="t" fillcolor="#a0a0a0" stroked="f"/>
+        </w:pict>
+      </w:r>
+    </w:p>
+    <w:p>
+      <w:r>
+        <w:t>Instead of</w:t>
+      </w:r>
+    </w:p>
+    <w:p>
+      <w:r>
+        <w:t>Inventory</w:t>
+      </w:r>
+    </w:p>
+    <w:p>
+      <w:proofErr w:type="gramStart"/>
+      <w:r>
+        <w:t>say</w:t>
+      </w:r>
+      <w:proofErr w:type="gramEnd"/>
+    </w:p>
+    <w:p>
+      <w:r>
+        <w:t>Relics</w:t>
+      </w:r>
+    </w:p>
+    <w:p>
+      <w:r>
+        <w:pict w14:anchorId="1C568D1C">
+          <v:rect id="_x0000_i1531" style="width:0;height:1.5pt" o:hralign="center" o:hrstd="t" o:hr="t" fillcolor="#a0a0a0" stroked="f"/>
+        </w:pict>
+      </w:r>
+    </w:p>
+    <w:p>
+      <w:r>
+        <w:t>Instead of</w:t>
+      </w:r>
+    </w:p>
+    <w:p>
+      <w:r>
+        <w:t>Quest</w:t>
+      </w:r>
+    </w:p>
+    <w:p>
+      <w:proofErr w:type="gramStart"/>
+      <w:r>
+        <w:t>say</w:t>
+      </w:r>
+      <w:proofErr w:type="gramEnd"/>
+    </w:p>
+    <w:p>
+      <w:r>
+        <w:t>Journey</w:t>
+      </w:r>
+    </w:p>
+    <w:p>
+      <w:r>
+        <w:pict w14:anchorId="3F703B1F">
+          <v:rect id="_x0000_i1532" style="width:0;height:1.5pt" o:hralign="center" o:hrstd="t" o:hr="t" fillcolor="#a0a0a0" stroked="f"/>
+        </w:pict>
+      </w:r>
+    </w:p>
+    <w:p>
+      <w:r>
+        <w:t>Instead of</w:t>
+      </w:r>
+    </w:p>
+    <w:p>
+      <w:r>
+        <w:t>Mission Complete</w:t>
+      </w:r>
+    </w:p>
+    <w:p>
+      <w:proofErr w:type="gramStart"/>
+      <w:r>
+        <w:t>say</w:t>
+      </w:r>
+      <w:proofErr w:type="gramEnd"/>
+    </w:p>
+    <w:p>
+      <w:r>
+        <w:t>Another page has been written.</w:t>
+      </w:r>
+    </w:p>
+    <w:p>
+      <w:r>
+        <w:pict w14:anchorId="4F98E6D5">
+          <v:rect id="_x0000_i1533" style="width:0;height:1.5pt" o:hralign="center" o:hrstd="t" o:hr="t" fillcolor="#a0a0a0" stroked="f"/>
+        </w:pict>
+      </w:r>
+    </w:p>
+    <w:p>
+      <w:pPr>
+        <w:rPr>
+          <w:b/>
+          <w:bCs/>
+        </w:rPr>
+      </w:pPr>
+      <w:r>
+        <w:rPr>
+          <w:b/>
+          <w:bCs/>
+        </w:rPr>
+        <w:t>4. Never Say "Congratulations"</w:t>
+      </w:r>
+    </w:p>
+    <w:p>
+      <w:r>
+        <w:t>The world simply acknowledges.</w:t>
+      </w:r>
+    </w:p>
+    <w:p>
+      <w:r>
+        <w:t>Instead of</w:t>
+      </w:r>
+    </w:p>
+    <w:p>
+      <w:r>
+        <w:t>Congratulations!</w:t>
+      </w:r>
+    </w:p>
+    <w:p>
+      <w:proofErr w:type="gramStart"/>
+      <w:r>
+        <w:t>say</w:t>
+      </w:r>
+      <w:proofErr w:type="gramEnd"/>
+    </w:p>
+    <w:p>
+      <w:r>
+        <w:lastRenderedPageBreak/>
+        <w:t>The Soul Core has witnessed your growth.</w:t>
+      </w:r>
+    </w:p>
+    <w:p>
+      <w:r>
+        <w:pict w14:anchorId="37DC59AA">
+          <v:rect id="_x0000_i1534" style="width:0;height:1.5pt" o:hralign="center" o:hrstd="t" o:hr="t" fillcolor="#a0a0a0" stroked="f"/>
+        </w:pict>
+      </w:r>
+    </w:p>
+    <w:p>
+      <w:pPr>
+        <w:rPr>
+          <w:b/>
+          <w:bCs/>
+        </w:rPr>
+      </w:pPr>
+      <w:r>
+        <w:rPr>
+          <w:b/>
+          <w:bCs/>
+        </w:rPr>
+        <w:t>5. Failure Is Never "Failure"</w:t>
+      </w:r>
+    </w:p>
+    <w:p>
+      <w:r>
+        <w:t>Imagine losing a battle.</w:t>
+      </w:r>
+    </w:p>
+    <w:p>
+      <w:r>
+        <w:t>Not:</w:t>
+      </w:r>
+    </w:p>
+    <w:p>
+      <w:r>
+        <w:t>Defeat.</w:t>
+      </w:r>
+    </w:p>
+    <w:p>
+      <w:r>
+        <w:t>Instead:</w:t>
+      </w:r>
+    </w:p>
+    <w:p>
+      <w:r>
+        <w:t>Even the brightest flames falter.</w:t>
+      </w:r>
+    </w:p>
+    <w:p>
+      <w:r>
+        <w:t>Rise once more.</w:t>
+      </w:r>
+    </w:p>
+    <w:p>
+      <w:r>
+        <w:pict w14:anchorId="1B6891E5">
+          <v:rect id="_x0000_i1535" style="width:0;height:1.5pt" o:hralign="center" o:hrstd="t" o:hr="t" fillcolor="#a0a0a0" stroked="f"/>
+        </w:pict>
+      </w:r>
+    </w:p>
+    <w:p>
+      <w:pPr>
+        <w:rPr>
+          <w:b/>
+          <w:bCs/>
+        </w:rPr>
+      </w:pPr>
+      <w:r>
+        <w:rPr>
+          <w:b/>
+          <w:bCs/>
+        </w:rPr>
+        <w:t>6. Time Speaks</w:t>
+      </w:r>
+    </w:p>
+    <w:p>
+      <w:r>
+        <w:t>Instead of</w:t>
+      </w:r>
+    </w:p>
+    <w:p>
+      <w:r>
+        <w:t>Cooldown: 5 minutes</w:t>
+      </w:r>
+    </w:p>
+    <w:p>
+      <w:proofErr w:type="gramStart"/>
+      <w:r>
+        <w:t>say</w:t>
+      </w:r>
+      <w:proofErr w:type="gramEnd"/>
+    </w:p>
+    <w:p>
+      <w:r>
+        <w:t>The echoes have yet to settle.</w:t>
+      </w:r>
+    </w:p>
+    <w:p>
+      <w:r>
+        <w:pict w14:anchorId="15B1CE71">
+          <v:rect id="_x0000_i1536" style="width:0;height:1.5pt" o:hralign="center" o:hrstd="t" o:hr="t" fillcolor="#a0a0a0" stroked="f"/>
+        </w:pict>
+      </w:r>
+    </w:p>
+    <w:p>
+      <w:r>
+        <w:t>Instead of</w:t>
+      </w:r>
+    </w:p>
+    <w:p>
+      <w:r>
+        <w:t>Try again later.</w:t>
+      </w:r>
+    </w:p>
+    <w:p>
+      <w:proofErr w:type="gramStart"/>
+      <w:r>
+        <w:t>say</w:t>
+      </w:r>
+      <w:proofErr w:type="gramEnd"/>
+    </w:p>
+    <w:p>
+      <w:r>
+        <w:t>Fate asks for patience.</w:t>
+      </w:r>
+    </w:p>
+    <w:p>
+      <w:r>
+        <w:pict w14:anchorId="61498D21">
+          <v:rect id="_x0000_i1537" style="width:0;height:1.5pt" o:hralign="center" o:hrstd="t" o:hr="t" fillcolor="#a0a0a0" stroked="f"/>
+        </w:pict>
+      </w:r>
+    </w:p>
+    <w:p>
+      <w:pPr>
+        <w:rPr>
+          <w:b/>
+          <w:bCs/>
+        </w:rPr>
+      </w:pPr>
+      <w:r>
+        <w:rPr>
+          <w:b/>
+          <w:bCs/>
+        </w:rPr>
+        <w:t>7. The Player Is Never "User"</w:t>
+      </w:r>
+    </w:p>
+    <w:p>
+      <w:r>
+        <w:t>They are always:</w:t>
+      </w:r>
+    </w:p>
+    <w:p>
+      <w:pPr>
+        <w:numPr>
+          <w:ilvl w:val="0"/>
+          <w:numId w:val="11"/>
+        </w:numPr>
+      </w:pPr>
+      <w:r>
+        <w:lastRenderedPageBreak/>
+        <w:t xml:space="preserve">Wanderer </w:t>
+      </w:r>
+    </w:p>
+    <w:p>
+      <w:pPr>
+        <w:numPr>
+          <w:ilvl w:val="0"/>
+          <w:numId w:val="11"/>
+        </w:numPr>
+      </w:pPr>
+      <w:r>
+        <w:t xml:space="preserve">Awakening One </w:t>
+      </w:r>
+    </w:p>
+    <w:p>
+      <w:pPr>
+        <w:numPr>
+          <w:ilvl w:val="0"/>
+          <w:numId w:val="11"/>
+        </w:numPr>
+      </w:pPr>
+      <w:r>
+        <w:t xml:space="preserve">Oathbound </w:t>
+      </w:r>
+    </w:p>
+    <w:p>
+      <w:r>
+        <w:t>Never:</w:t>
+      </w:r>
+    </w:p>
+    <w:p>
+      <w:r>
+        <w:t>User not found.</w:t>
+      </w:r>
+    </w:p>
+    <w:p>
+      <w:r>
+        <w:t>Instead:</w:t>
+      </w:r>
+    </w:p>
+    <w:p>
+      <w:r>
+        <w:t>No soul answers that name.</w:t>
+      </w:r>
+    </w:p>
+    <w:p>
+      <w:r>
+        <w:pict w14:anchorId="5DB82126">
+          <v:rect id="_x0000_i1538" style="width:0;height:1.5pt" o:hralign="center" o:hrstd="t" o:hr="t" fillcolor="#a0a0a0" stroked="f"/>
+        </w:pict>
+      </w:r>
+    </w:p>
+    <w:p>
+      <w:pPr>
+        <w:rPr>
+          <w:b/>
+          <w:bCs/>
+        </w:rPr>
+      </w:pPr>
+      <w:r>
+        <w:rPr>
+          <w:b/>
+          <w:bCs/>
+        </w:rPr>
+        <w:t>8. Heroes Never Join</w:t>
+      </w:r>
+    </w:p>
+    <w:p>
+      <w:r>
+        <w:t>They Choose</w:t>
+      </w:r>
+    </w:p>
+    <w:p>
+      <w:r>
+        <w:t>Instead of</w:t>
+      </w:r>
+    </w:p>
+    <w:p>
+      <w:r>
+        <w:t>Hero joined your team.</w:t>
+      </w:r>
+    </w:p>
+    <w:p>
+      <w:proofErr w:type="gramStart"/>
+      <w:r>
+        <w:t>say</w:t>
+      </w:r>
+      <w:proofErr w:type="gramEnd"/>
+    </w:p>
+    <w:p>
+      <w:r>
+        <w:rPr>
+          <w:b/>
+          <w:bCs/>
+        </w:rPr>
+        <w:t>Aria has chosen to walk beside you.</w:t>
+      </w:r>
+    </w:p>
+    <w:p>
+      <w:r>
+        <w:t>That makes the relationship mutual.</w:t>
+      </w:r>
+    </w:p>
+    <w:p>
+      <w:r>
+        <w:pict w14:anchorId="7BDC99CD">
+          <v:rect id="_x0000_i1539" style="width:0;height:1.5pt" o:hralign="center" o:hrstd="t" o:hr="t" fillcolor="#a0a0a0" stroked="f"/>
+        </w:pict>
+      </w:r>
+    </w:p>
+    <w:p>
+      <w:pPr>
+        <w:rPr>
+          <w:b/>
+          <w:bCs/>
+        </w:rPr>
+      </w:pPr>
+      <w:r>
+        <w:rPr>
+          <w:b/>
+          <w:bCs/>
+        </w:rPr>
+        <w:t>9. Statistics Become Memories</w:t>
+      </w:r>
+    </w:p>
+    <w:p>
+      <w:r>
+        <w:t>Instead of</w:t>
+      </w:r>
+    </w:p>
+    <w:p>
+      <w:r>
+        <w:t>Joined:</w:t>
+      </w:r>
+    </w:p>
+    <w:p>
+      <w:r>
+        <w:t>2026-07-27</w:t>
+      </w:r>
+    </w:p>
+    <w:p>
+      <w:proofErr w:type="gramStart"/>
+      <w:r>
+        <w:t>say</w:t>
+      </w:r>
+      <w:proofErr w:type="gramEnd"/>
+    </w:p>
+    <w:p>
+      <w:r>
+        <w:t>Oath Forged</w:t>
+      </w:r>
+    </w:p>
+    <w:p>
+      <w:r>
+        <w:pict w14:anchorId="590535FF">
+          <v:rect id="_x0000_i1540" style="width:0;height:1.5pt" o:hralign="center" o:hrstd="t" o:hr="t" fillcolor="#a0a0a0" stroked="f"/>
+        </w:pict>
+      </w:r>
+    </w:p>
+    <w:p>
+      <w:r>
+        <w:lastRenderedPageBreak/>
+        <w:t>Instead of</w:t>
+      </w:r>
+    </w:p>
+    <w:p>
+      <w:r>
+        <w:t>Level</w:t>
+      </w:r>
+    </w:p>
+    <w:p>
+      <w:proofErr w:type="gramStart"/>
+      <w:r>
+        <w:t>say</w:t>
+      </w:r>
+      <w:proofErr w:type="gramEnd"/>
+    </w:p>
+    <w:p>
+      <w:r>
+        <w:t>Resonance</w:t>
+      </w:r>
+    </w:p>
+    <w:p>
+      <w:r>
+        <w:pict w14:anchorId="37F56076">
+          <v:rect id="_x0000_i1541" style="width:0;height:1.5pt" o:hralign="center" o:hrstd="t" o:hr="t" fillcolor="#a0a0a0" stroked="f"/>
+        </w:pict>
+      </w:r>
+    </w:p>
+    <w:p>
+      <w:r>
+        <w:t>Instead of</w:t>
+      </w:r>
+    </w:p>
+    <w:p>
+      <w:r>
+        <w:t>Wins</w:t>
+      </w:r>
+    </w:p>
+    <w:p>
+      <w:proofErr w:type="gramStart"/>
+      <w:r>
+        <w:t>say</w:t>
+      </w:r>
+      <w:proofErr w:type="gramEnd"/>
+    </w:p>
+    <w:p>
+      <w:r>
+        <w:t>Victories Shared</w:t>
+      </w:r>
+    </w:p>
+    <w:p>
+      <w:r>
+        <w:pict w14:anchorId="5B826D20">
+          <v:rect id="_x0000_i1542" style="width:0;height:1.5pt" o:hralign="center" o:hrstd="t" o:hr="t" fillcolor="#a0a0a0" stroked="f"/>
+        </w:pict>
+      </w:r>
+    </w:p>
+    <w:p>
+      <w:r>
+        <w:t>Instead of</w:t>
+      </w:r>
+    </w:p>
+    <w:p>
+      <w:r>
+        <w:t>Losses</w:t>
+      </w:r>
+    </w:p>
+    <w:p>
+      <w:proofErr w:type="gramStart"/>
+      <w:r>
+        <w:t>say</w:t>
+      </w:r>
+      <w:proofErr w:type="gramEnd"/>
+    </w:p>
+    <w:p>
+      <w:r>
+        <w:t>Trials Endured</w:t>
+      </w:r>
+    </w:p>
+    <w:p>
+      <w:r>
+        <w:pict w14:anchorId="35A151CC">
+          <v:rect id="_x0000_i1543" style="width:0;height:1.5pt" o:hralign="center" o:hrstd="t" o:hr="t" fillcolor="#a0a0a0" stroked="f"/>
+        </w:pict>
+      </w:r>
+    </w:p>
+    <w:p>
+      <w:pPr>
+        <w:rPr>
+          <w:b/>
+          <w:bCs/>
+        </w:rPr>
+      </w:pPr>
+      <w:r>
+        <w:rPr>
+          <w:b/>
+          <w:bCs/>
+        </w:rPr>
+        <w:t>10. The World Should Whisper</w:t>
+      </w:r>
+    </w:p>
+    <w:p>
+      <w:r>
+        <w:t>Never shout.</w:t>
+      </w:r>
+    </w:p>
+    <w:p>
+      <w:r>
+        <w:t>Never:</w:t>
+      </w:r>
+    </w:p>
+    <w:p>
+      <w:r>
+        <w:t>WARNING!!!</w:t>
+      </w:r>
+    </w:p>
+    <w:p>
+      <w:r>
+        <w:t>Instead:</w:t>
+      </w:r>
+    </w:p>
+    <w:p>
+      <w:r>
+        <w:t>The air grows unusually still...</w:t>
+      </w:r>
+    </w:p>
+    <w:p>
+      <w:r>
+        <w:pict w14:anchorId="08CBCB8A">
+          <v:rect id="_x0000_i1544" style="width:0;height:1.5pt" o:hralign="center" o:hrstd="t" o:hr="t" fillcolor="#a0a0a0" stroked="f"/>
+        </w:pict>
+      </w:r>
+    </w:p>
+    <w:p>
+      <w:r>
+        <w:t>Never:</w:t>
+      </w:r>
+    </w:p>
+    <w:p>
+      <w:r>
+        <w:lastRenderedPageBreak/>
+        <w:t>ERROR</w:t>
+      </w:r>
+    </w:p>
+    <w:p>
+      <w:r>
+        <w:t>Instead:</w:t>
+      </w:r>
+    </w:p>
+    <w:p>
+      <w:r>
+        <w:t>Something beyond understanding disrupts the flow.</w:t>
+      </w:r>
+    </w:p>
+    <w:p>
+      <w:r>
+        <w:t>(For technical errors shown only to players. In the console, we still log the real exception.)</w:t>
+      </w:r>
+    </w:p>
+    <w:tbl>
+      <w:tblPr>
+        <w:tblW w:w="0" w:type="auto"/>
+        <w:tblCellSpacing w:w="15" w:type="dxa"/>
+        <w:tblCellMar>
+          <w:top w:w="15" w:type="dxa"/>
+          <w:left w:w="15" w:type="dxa"/>
+          <w:bottom w:w="15" w:type="dxa"/>
+          <w:right w:w="15" w:type="dxa"/>
+        </w:tblCellMar>
+        <w:tblLook w:val="04A0" w:firstRow="1" w:lastRow="0" w:firstColumn="1" w:lastColumn="0" w:noHBand="0" w:noVBand="1"/>
+      </w:tblPr>
+      <w:tblGrid>
+        <w:gridCol w:w="1690"/>
+        <w:gridCol w:w="3104"/>
+      </w:tblGrid>
+      <w:tr>
+        <w:trPr>
+          <w:tblHeader/>
+          <w:tblCellSpacing w:w="15" w:type="dxa"/>
+        </w:trPr>
+        <w:tc>
+          <w:tcPr>
+            <w:tcW w:w="0" w:type="auto"/>
+            <w:vAlign w:val="center"/>
+            <w:hideMark/>
+          </w:tcPr>
+          <w:p>
+            <w:pPr>
+              <w:rPr>
+                <w:b/>
+                <w:bCs/>
+              </w:rPr>
+            </w:pPr>
+            <w:r>
+              <w:rPr>
+                <w:b/>
+                <w:bCs/>
+              </w:rPr>
+              <w:t>Technical</w:t>
+            </w:r>
+          </w:p>
+        </w:tc>
+        <w:tc>
+          <w:tcPr>
+            <w:tcW w:w="0" w:type="auto"/>
+            <w:vAlign w:val="center"/>
+            <w:hideMark/>
+          </w:tcPr>
+          <w:p>
+            <w:pPr>
+              <w:rPr>
+                <w:b/>
+                <w:bCs/>
+              </w:rPr>
+            </w:pPr>
+            <w:r>
+              <w:rPr>
+                <w:b/>
+                <w:bCs/>
+              </w:rPr>
+              <w:t>Soul Hero</w:t>
+            </w:r>
+          </w:p>
+        </w:tc>
+      </w:tr>
+      <w:tr>
+        <w:trPr>
+          <w:tblCellSpacing w:w="15" w:type="dxa"/>
+        </w:trPr>
+        <w:tc>
+          <w:tcPr>
+            <w:tcW w:w="0" w:type="auto"/>
+            <w:vAlign w:val="center"/>
+            <w:hideMark/>
+          </w:tcPr>
+          <w:p>
+            <w:r>
+              <w:t>User</w:t>
+            </w:r>
+          </w:p>
+        </w:tc>
+        <w:tc>
+          <w:tcPr>
+            <w:tcW w:w="0" w:type="auto"/>
+            <w:vAlign w:val="center"/>
+            <w:hideMark/>
+          </w:tcPr>
+          <w:p>
+            <w:r>
+              <w:t>Wanderer / Oathbound</w:t>
+            </w:r>
+          </w:p>
+        </w:tc>
+      </w:tr>
+      <w:tr>
+        <w:trPr>
+          <w:tblCellSpacing w:w="15" w:type="dxa"/>
+        </w:trPr>
+        <w:tc>
+          <w:tcPr>
+            <w:tcW w:w="0" w:type="auto"/>
+            <w:vAlign w:val="center"/>
+            <w:hideMark/>
+          </w:tcPr>
+          <w:p>
+            <w:r>
+              <w:t>Hero</w:t>
+            </w:r>
+          </w:p>
+        </w:tc>
+        <w:tc>
+          <w:tcPr>
+            <w:tcW w:w="0" w:type="auto"/>
+            <w:vAlign w:val="center"/>
+            <w:hideMark/>
+          </w:tcPr>
+          <w:p>
+            <w:r>
+              <w:t>Soul Hero</w:t>
+            </w:r>
+          </w:p>
+        </w:tc>
+      </w:tr>
+      <w:tr>
+        <w:trPr>
+          <w:tblCellSpacing w:w="15" w:type="dxa"/>
+        </w:trPr>
+        <w:tc>
+          <w:tcPr>
+            <w:tcW w:w="0" w:type="auto"/>
+            <w:vAlign w:val="center"/>
+            <w:hideMark/>
+          </w:tcPr>
+          <w:p>
+            <w:r>
+              <w:t>Bond</w:t>
+            </w:r>
+          </w:p>
+        </w:tc>
+        <w:tc>
+          <w:tcPr>
+            <w:tcW w:w="0" w:type="auto"/>
+            <w:vAlign w:val="center"/>
+            <w:hideMark/>
+          </w:tcPr>
+          <w:p>
+            <w:r>
+              <w:t>Resonance</w:t>
+            </w:r>
+          </w:p>
+        </w:tc>
+      </w:tr>
+      <w:tr>
+        <w:trPr>
+          <w:tblCellSpacing w:w="15" w:type="dxa"/>
+        </w:trPr>
+        <w:tc>
+          <w:tcPr>
+            <w:tcW w:w="0" w:type="auto"/>
+            <w:vAlign w:val="center"/>
+            <w:hideMark/>
+          </w:tcPr>
+          <w:p>
+            <w:r>
+              <w:t>Level</w:t>
+            </w:r>
+          </w:p>
+        </w:tc>
+        <w:tc>
+          <w:tcPr>
+            <w:tcW w:w="0" w:type="auto"/>
+            <w:vAlign w:val="center"/>
+            <w:hideMark/>
+          </w:tcPr>
+          <w:p>
+            <w:r>
+              <w:t>Resonance Rank</w:t>
+            </w:r>
+          </w:p>
+        </w:tc>
+      </w:tr>
+      <w:tr>
+        <w:trPr>
+          <w:tblCellSpacing w:w="15" w:type="dxa"/>
+        </w:trPr>
+        <w:tc>
+          <w:tcPr>
+            <w:tcW w:w="0" w:type="auto"/>
+            <w:vAlign w:val="center"/>
+            <w:hideMark/>
+          </w:tcPr>
+          <w:p>
+            <w:r>
+              <w:t>XP</w:t>
+            </w:r>
+          </w:p>
+        </w:tc>
+        <w:tc>
+          <w:tcPr>
+            <w:tcW w:w="0" w:type="auto"/>
+            <w:vAlign w:val="center"/>
+            <w:hideMark/>
+          </w:tcPr>
+          <w:p>
+            <w:r>
+              <w:t>Resonance Echoes (hidden)</w:t>
+            </w:r>
+          </w:p>
+        </w:tc>
+      </w:tr>
+      <w:tr>
+        <w:trPr>
+          <w:tblCellSpacing w:w="15" w:type="dxa"/>
+        </w:trPr>
+        <w:tc>
+          <w:tcPr>
+            <w:tcW w:w="0" w:type="auto"/>
+            <w:vAlign w:val="center"/>
+            <w:hideMark/>
+          </w:tcPr>
+          <w:p>
+            <w:r>
+              <w:t>Profile</w:t>
+            </w:r>
+          </w:p>
+        </w:tc>
+        <w:tc>
+          <w:tcPr>
+            <w:tcW w:w="0" w:type="auto"/>
+            <w:vAlign w:val="center"/>
+            <w:hideMark/>
+          </w:tcPr>
+          <w:p>
+            <w:r>
+              <w:t>Chronicle</w:t>
+            </w:r>
+          </w:p>
+        </w:tc>
+      </w:tr>
+      <w:tr>
+        <w:trPr>
+          <w:tblCellSpacing w:w="15" w:type="dxa"/>
+        </w:trPr>
+        <w:tc>
+          <w:tcPr>
+            <w:tcW w:w="0" w:type="auto"/>
+            <w:vAlign w:val="center"/>
+            <w:hideMark/>
+          </w:tcPr>
+          <w:p>
+            <w:r>
+              <w:t>Inventory</w:t>
+            </w:r>
+          </w:p>
+        </w:tc>
+        <w:tc>
+          <w:tcPr>
+            <w:tcW w:w="0" w:type="auto"/>
+            <w:vAlign w:val="center"/>
+            <w:hideMark/>
+          </w:tcPr>
+          <w:p>
+            <w:r>
+              <w:t>Relics</w:t>
+            </w:r>
+          </w:p>
+        </w:tc>
+      </w:tr>
+      <w:tr>
+        <w:trPr>
+          <w:tblCellSpacing w:w="15" w:type="dxa"/>
+        </w:trPr>
+        <w:tc>
+          <w:tcPr>
+            <w:tcW w:w="0" w:type="auto"/>
+            <w:vAlign w:val="center"/>
+            <w:hideMark/>
+          </w:tcPr>
+          <w:p>
+            <w:r>
+              <w:t>Quest</w:t>
+            </w:r>
+          </w:p>
+        </w:tc>
+        <w:tc>
+          <w:tcPr>
+            <w:tcW w:w="0" w:type="auto"/>
+            <w:vAlign w:val="center"/>
+            <w:hideMark/>
+          </w:tcPr>
+          <w:p>
+            <w:r>
+              <w:t>Journey</w:t>
+            </w:r>
+          </w:p>
+        </w:tc>
+      </w:tr>
+      <w:tr>
+        <w:trPr>
+          <w:tblCellSpacing w:w="15" w:type="dxa"/>
+        </w:trPr>
+        <w:tc>
+          <w:tcPr>
+            <w:tcW w:w="0" w:type="auto"/>
+            <w:vAlign w:val="center"/>
+            <w:hideMark/>
+          </w:tcPr>
+          <w:p>
+            <w:r>
+              <w:t>Battle</w:t>
+            </w:r>
+          </w:p>
+        </w:tc>
+        <w:tc>
+          <w:tcPr>
+            <w:tcW w:w="0" w:type="auto"/>
+            <w:vAlign w:val="center"/>
+            <w:hideMark/>
+          </w:tcPr>
+          <w:p>
+            <w:r>
+              <w:t>Trial</w:t>
+            </w:r>
+          </w:p>
+        </w:tc>
+      </w:tr>
+      <w:tr>
+        <w:trPr>
+          <w:tblCellSpacing w:w="15" w:type="dxa"/>
+        </w:trPr>
+        <w:tc>
+          <w:tcPr>
+            <w:tcW w:w="0" w:type="auto"/>
+            <w:vAlign w:val="center"/>
+            <w:hideMark/>
+          </w:tcPr>
+          <w:p>
+            <w:r>
+              <w:t>Matchmaking</w:t>
+            </w:r>
+          </w:p>
+        </w:tc>
+        <w:tc>
+          <w:tcPr>
+            <w:tcW w:w="0" w:type="auto"/>
+            <w:vAlign w:val="center"/>
+            <w:hideMark/>
+          </w:tcPr>
+          <w:p>
+            <w:r>
+              <w:t>Call of Fate</w:t>
+            </w:r>
+          </w:p>
+        </w:tc>
+      </w:tr>
+      <w:tr>
+        <w:trPr>
+          <w:tblCellSpacing w:w="15" w:type="dxa"/>
+        </w:trPr>
+        <w:tc>
+          <w:tcPr>
+            <w:tcW w:w="0" w:type="auto"/>
+            <w:vAlign w:val="center"/>
+            <w:hideMark/>
+          </w:tcPr>
+          <w:p>
+            <w:r>
+              <w:t>Rank</w:t>
+            </w:r>
+          </w:p>
+        </w:tc>
+        <w:tc>
+          <w:tcPr>
+            <w:tcW w:w="0" w:type="auto"/>
+            <w:vAlign w:val="center"/>
+            <w:hideMark/>
+          </w:tcPr>
+          <w:p>
+            <w:r>
+              <w:t>Standing</w:t>
+            </w:r>
+          </w:p>
+        </w:tc>
+      </w:tr>
+      <w:tr>
+        <w:trPr>
+          <w:tblCellSpacing w:w="15" w:type="dxa"/>
+        </w:trPr>
+        <w:tc>
+          <w:tcPr>
+            <w:tcW w:w="0" w:type="auto"/>
+            <w:vAlign w:val="center"/>
+            <w:hideMark/>
+          </w:tcPr>
+          <w:p>
+            <w:r>
+              <w:t>Notification</w:t>
+            </w:r>
+          </w:p>
+        </w:tc>
+        <w:tc>
+          <w:tcPr>
+            <w:tcW w:w="0" w:type="auto"/>
+            <w:vAlign w:val="center"/>
+            <w:hideMark/>
+          </w:tcPr>
+          <w:p>
+            <w:r>
+              <w:t>Whisper</w:t>
+            </w:r>
+          </w:p>
+        </w:tc>
+      </w:tr>
+      <w:tr>
+        <w:trPr>
+          <w:tblCellSpacing w:w="15" w:type="dxa"/>
+        </w:trPr>
+        <w:tc>
+          <w:tcPr>
+            <w:tcW w:w="0" w:type="auto"/>
+            <w:vAlign w:val="center"/>
+            <w:hideMark/>
+          </w:tcPr>
+          <w:p>
+            <w:r>
+              <w:t>Logout</w:t>
+            </w:r>
+          </w:p>
+        </w:tc>
+        <w:tc>
+          <w:tcPr>
+            <w:tcW w:w="0" w:type="auto"/>
+            <w:vAlign w:val="center"/>
+            <w:hideMark/>
+          </w:tcPr>
+          <w:p>
+            <w:r>
+              <w:t>Return to Silence</w:t>
+            </w:r>
+          </w:p>
+        </w:tc>
+      </w:tr>
+      <w:tr>
+        <w:trPr>
+          <w:tblCellSpacing w:w="15" w:type="dxa"/>
+        </w:trPr>
+        <w:tc>
+          <w:tcPr>
+            <w:tcW w:w="0" w:type="auto"/>
+            <w:vAlign w:val="center"/>
+            <w:hideMark/>
+          </w:tcPr>
+          <w:p>
+            <w:r>
+              <w:t>Delete Account</w:t>
+            </w:r>
+          </w:p>
+        </w:tc>
+        <w:tc>
+          <w:tcPr>
+            <w:tcW w:w="0" w:type="auto"/>
+            <w:vAlign w:val="center"/>
+            <w:hideMark/>
+          </w:tcPr>
+          <w:p>
+            <w:proofErr w:type="gramStart"/>
+            <w:r>
+              <w:t>Sever</w:t>
+            </w:r>
+            <w:proofErr w:type="gramEnd"/>
+            <w:r>
+              <w:t xml:space="preserve"> the Oath</w:t>
+            </w:r>
+          </w:p>
+        </w:tc>
+      </w:tr>
+    </w:tbl>
+    <w:p/>
     <w:p/>
     <w:sectPr>
       <w:pgSz w:w="12240" w:h="15840"/>
@@ -5464,6 +8998,304 @@
     <w:nsid w:val="6A4B09D5"/>
     <w:multiLevelType w:val="multilevel"/>
     <w:tmpl w:val="DAA6A486"/>
+    <w:lvl w:ilvl="0">
+      <w:start w:val="1"/>
+      <w:numFmt w:val="bullet"/>
+      <w:lvlText w:val=""/>
+      <w:lvlJc w:val="left"/>
+      <w:pPr>
+        <w:tabs>
+          <w:tab w:val="num" w:pos="720"/>
+        </w:tabs>
+        <w:ind w:left="720" w:hanging="360"/>
+      </w:pPr>
+      <w:rPr>
+        <w:rFonts w:ascii="Symbol" w:hAnsi="Symbol" w:hint="default"/>
+        <w:sz w:val="20"/>
+      </w:rPr>
+    </w:lvl>
+    <w:lvl w:ilvl="1" w:tentative="1">
+      <w:start w:val="1"/>
+      <w:numFmt w:val="bullet"/>
+      <w:lvlText w:val="o"/>
+      <w:lvlJc w:val="left"/>
+      <w:pPr>
+        <w:tabs>
+          <w:tab w:val="num" w:pos="1440"/>
+        </w:tabs>
+        <w:ind w:left="1440" w:hanging="360"/>
+      </w:pPr>
+      <w:rPr>
+        <w:rFonts w:ascii="Courier New" w:hAnsi="Courier New" w:hint="default"/>
+        <w:sz w:val="20"/>
+      </w:rPr>
+    </w:lvl>
+    <w:lvl w:ilvl="2" w:tentative="1">
+      <w:start w:val="1"/>
+      <w:numFmt w:val="bullet"/>
+      <w:lvlText w:val=""/>
+      <w:lvlJc w:val="left"/>
+      <w:pPr>
+        <w:tabs>
+          <w:tab w:val="num" w:pos="2160"/>
+        </w:tabs>
+        <w:ind w:left="2160" w:hanging="360"/>
+      </w:pPr>
+      <w:rPr>
+        <w:rFonts w:ascii="Wingdings" w:hAnsi="Wingdings" w:hint="default"/>
+        <w:sz w:val="20"/>
+      </w:rPr>
+    </w:lvl>
+    <w:lvl w:ilvl="3" w:tentative="1">
+      <w:start w:val="1"/>
+      <w:numFmt w:val="bullet"/>
+      <w:lvlText w:val=""/>
+      <w:lvlJc w:val="left"/>
+      <w:pPr>
+        <w:tabs>
+          <w:tab w:val="num" w:pos="2880"/>
+        </w:tabs>
+        <w:ind w:left="2880" w:hanging="360"/>
+      </w:pPr>
+      <w:rPr>
+        <w:rFonts w:ascii="Wingdings" w:hAnsi="Wingdings" w:hint="default"/>
+        <w:sz w:val="20"/>
+      </w:rPr>
+    </w:lvl>
+    <w:lvl w:ilvl="4" w:tentative="1">
+      <w:start w:val="1"/>
+      <w:numFmt w:val="bullet"/>
+      <w:lvlText w:val=""/>
+      <w:lvlJc w:val="left"/>
+      <w:pPr>
+        <w:tabs>
+          <w:tab w:val="num" w:pos="3600"/>
+        </w:tabs>
+        <w:ind w:left="3600" w:hanging="360"/>
+      </w:pPr>
+      <w:rPr>
+        <w:rFonts w:ascii="Wingdings" w:hAnsi="Wingdings" w:hint="default"/>
+        <w:sz w:val="20"/>
+      </w:rPr>
+    </w:lvl>
+    <w:lvl w:ilvl="5" w:tentative="1">
+      <w:start w:val="1"/>
+      <w:numFmt w:val="bullet"/>
+      <w:lvlText w:val=""/>
+      <w:lvlJc w:val="left"/>
+      <w:pPr>
+        <w:tabs>
+          <w:tab w:val="num" w:pos="4320"/>
+        </w:tabs>
+        <w:ind w:left="4320" w:hanging="360"/>
+      </w:pPr>
+      <w:rPr>
+        <w:rFonts w:ascii="Wingdings" w:hAnsi="Wingdings" w:hint="default"/>
+        <w:sz w:val="20"/>
+      </w:rPr>
+    </w:lvl>
+    <w:lvl w:ilvl="6" w:tentative="1">
+      <w:start w:val="1"/>
+      <w:numFmt w:val="bullet"/>
+      <w:lvlText w:val=""/>
+      <w:lvlJc w:val="left"/>
+      <w:pPr>
+        <w:tabs>
+          <w:tab w:val="num" w:pos="5040"/>
+        </w:tabs>
+        <w:ind w:left="5040" w:hanging="360"/>
+      </w:pPr>
+      <w:rPr>
+        <w:rFonts w:ascii="Wingdings" w:hAnsi="Wingdings" w:hint="default"/>
+        <w:sz w:val="20"/>
+      </w:rPr>
+    </w:lvl>
+    <w:lvl w:ilvl="7" w:tentative="1">
+      <w:start w:val="1"/>
+      <w:numFmt w:val="bullet"/>
+      <w:lvlText w:val=""/>
+      <w:lvlJc w:val="left"/>
+      <w:pPr>
+        <w:tabs>
+          <w:tab w:val="num" w:pos="5760"/>
+        </w:tabs>
+        <w:ind w:left="5760" w:hanging="360"/>
+      </w:pPr>
+      <w:rPr>
+        <w:rFonts w:ascii="Wingdings" w:hAnsi="Wingdings" w:hint="default"/>
+        <w:sz w:val="20"/>
+      </w:rPr>
+    </w:lvl>
+    <w:lvl w:ilvl="8" w:tentative="1">
+      <w:start w:val="1"/>
+      <w:numFmt w:val="bullet"/>
+      <w:lvlText w:val=""/>
+      <w:lvlJc w:val="left"/>
+      <w:pPr>
+        <w:tabs>
+          <w:tab w:val="num" w:pos="6480"/>
+        </w:tabs>
+        <w:ind w:left="6480" w:hanging="360"/>
+      </w:pPr>
+      <w:rPr>
+        <w:rFonts w:ascii="Wingdings" w:hAnsi="Wingdings" w:hint="default"/>
+        <w:sz w:val="20"/>
+      </w:rPr>
+    </w:lvl>
+  </w:abstractNum>
+  <w:abstractNum w:abstractNumId="9" w15:restartNumberingAfterBreak="0">
+    <w:nsid w:val="75AD4249"/>
+    <w:multiLevelType w:val="multilevel"/>
+    <w:tmpl w:val="6422C9E2"/>
+    <w:lvl w:ilvl="0">
+      <w:start w:val="1"/>
+      <w:numFmt w:val="bullet"/>
+      <w:lvlText w:val=""/>
+      <w:lvlJc w:val="left"/>
+      <w:pPr>
+        <w:tabs>
+          <w:tab w:val="num" w:pos="720"/>
+        </w:tabs>
+        <w:ind w:left="720" w:hanging="360"/>
+      </w:pPr>
+      <w:rPr>
+        <w:rFonts w:ascii="Symbol" w:hAnsi="Symbol" w:hint="default"/>
+        <w:sz w:val="20"/>
+      </w:rPr>
+    </w:lvl>
+    <w:lvl w:ilvl="1" w:tentative="1">
+      <w:start w:val="1"/>
+      <w:numFmt w:val="bullet"/>
+      <w:lvlText w:val="o"/>
+      <w:lvlJc w:val="left"/>
+      <w:pPr>
+        <w:tabs>
+          <w:tab w:val="num" w:pos="1440"/>
+        </w:tabs>
+        <w:ind w:left="1440" w:hanging="360"/>
+      </w:pPr>
+      <w:rPr>
+        <w:rFonts w:ascii="Courier New" w:hAnsi="Courier New" w:hint="default"/>
+        <w:sz w:val="20"/>
+      </w:rPr>
+    </w:lvl>
+    <w:lvl w:ilvl="2" w:tentative="1">
+      <w:start w:val="1"/>
+      <w:numFmt w:val="bullet"/>
+      <w:lvlText w:val=""/>
+      <w:lvlJc w:val="left"/>
+      <w:pPr>
+        <w:tabs>
+          <w:tab w:val="num" w:pos="2160"/>
+        </w:tabs>
+        <w:ind w:left="2160" w:hanging="360"/>
+      </w:pPr>
+      <w:rPr>
+        <w:rFonts w:ascii="Wingdings" w:hAnsi="Wingdings" w:hint="default"/>
+        <w:sz w:val="20"/>
+      </w:rPr>
+    </w:lvl>
+    <w:lvl w:ilvl="3" w:tentative="1">
+      <w:start w:val="1"/>
+      <w:numFmt w:val="bullet"/>
+      <w:lvlText w:val=""/>
+      <w:lvlJc w:val="left"/>
+      <w:pPr>
+        <w:tabs>
+          <w:tab w:val="num" w:pos="2880"/>
+        </w:tabs>
+        <w:ind w:left="2880" w:hanging="360"/>
+      </w:pPr>
+      <w:rPr>
+        <w:rFonts w:ascii="Wingdings" w:hAnsi="Wingdings" w:hint="default"/>
+        <w:sz w:val="20"/>
+      </w:rPr>
+    </w:lvl>
+    <w:lvl w:ilvl="4" w:tentative="1">
+      <w:start w:val="1"/>
+      <w:numFmt w:val="bullet"/>
+      <w:lvlText w:val=""/>
+      <w:lvlJc w:val="left"/>
+      <w:pPr>
+        <w:tabs>
+          <w:tab w:val="num" w:pos="3600"/>
+        </w:tabs>
+        <w:ind w:left="3600" w:hanging="360"/>
+      </w:pPr>
+      <w:rPr>
+        <w:rFonts w:ascii="Wingdings" w:hAnsi="Wingdings" w:hint="default"/>
+        <w:sz w:val="20"/>
+      </w:rPr>
+    </w:lvl>
+    <w:lvl w:ilvl="5" w:tentative="1">
+      <w:start w:val="1"/>
+      <w:numFmt w:val="bullet"/>
+      <w:lvlText w:val=""/>
+      <w:lvlJc w:val="left"/>
+      <w:pPr>
+        <w:tabs>
+          <w:tab w:val="num" w:pos="4320"/>
+        </w:tabs>
+        <w:ind w:left="4320" w:hanging="360"/>
+      </w:pPr>
+      <w:rPr>
+        <w:rFonts w:ascii="Wingdings" w:hAnsi="Wingdings" w:hint="default"/>
+        <w:sz w:val="20"/>
+      </w:rPr>
+    </w:lvl>
+    <w:lvl w:ilvl="6" w:tentative="1">
+      <w:start w:val="1"/>
+      <w:numFmt w:val="bullet"/>
+      <w:lvlText w:val=""/>
+      <w:lvlJc w:val="left"/>
+      <w:pPr>
+        <w:tabs>
+          <w:tab w:val="num" w:pos="5040"/>
+        </w:tabs>
+        <w:ind w:left="5040" w:hanging="360"/>
+      </w:pPr>
+      <w:rPr>
+        <w:rFonts w:ascii="Wingdings" w:hAnsi="Wingdings" w:hint="default"/>
+        <w:sz w:val="20"/>
+      </w:rPr>
+    </w:lvl>
+    <w:lvl w:ilvl="7" w:tentative="1">
+      <w:start w:val="1"/>
+      <w:numFmt w:val="bullet"/>
+      <w:lvlText w:val=""/>
+      <w:lvlJc w:val="left"/>
+      <w:pPr>
+        <w:tabs>
+          <w:tab w:val="num" w:pos="5760"/>
+        </w:tabs>
+        <w:ind w:left="5760" w:hanging="360"/>
+      </w:pPr>
+      <w:rPr>
+        <w:rFonts w:ascii="Wingdings" w:hAnsi="Wingdings" w:hint="default"/>
+        <w:sz w:val="20"/>
+      </w:rPr>
+    </w:lvl>
+    <w:lvl w:ilvl="8" w:tentative="1">
+      <w:start w:val="1"/>
+      <w:numFmt w:val="bullet"/>
+      <w:lvlText w:val=""/>
+      <w:lvlJc w:val="left"/>
+      <w:pPr>
+        <w:tabs>
+          <w:tab w:val="num" w:pos="6480"/>
+        </w:tabs>
+        <w:ind w:left="6480" w:hanging="360"/>
+      </w:pPr>
+      <w:rPr>
+        <w:rFonts w:ascii="Wingdings" w:hAnsi="Wingdings" w:hint="default"/>
+        <w:sz w:val="20"/>
+      </w:rPr>
+    </w:lvl>
+  </w:abstractNum>
+  <w:abstractNum w:abstractNumId="10" w15:restartNumberingAfterBreak="0">
+    <w:nsid w:val="79934C22"/>
+    <w:multiLevelType w:val="multilevel"/>
+    <w:tmpl w:val="E044261E"/>
     <w:lvl w:ilvl="0">
       <w:start w:val="1"/>
       <w:numFmt w:val="bullet"/>
@@ -5635,6 +9467,12 @@
   </w:num>
   <w:num w:numId="9" w16cid:durableId="2013795341">
     <w:abstractNumId w:val="1"/>
+  </w:num>
+  <w:num w:numId="10" w16cid:durableId="799106087">
+    <w:abstractNumId w:val="9"/>
+  </w:num>
+  <w:num w:numId="11" w16cid:durableId="1326669799">
+    <w:abstractNumId w:val="10"/>
   </w:num>
 </w:numbering>
 </file>

--- a/Soul Hero.docx
+++ b/Soul Hero.docx
@@ -116,7 +116,6 @@
         </w:rPr>
         <w:t>✅</w:t>
       </w:r>
-      <w:proofErr w:type="spellStart"/>
       <w:r>
         <w:t>Hero</w:t>
       </w:r>
@@ -126,7 +125,6 @@
       <w:r>
         <w:t>selection</w:t>
       </w:r>
-      <w:proofErr w:type="spellEnd"/>
       <w:r>
         <w:br/>
       </w:r>
@@ -148,7 +146,6 @@
         </w:rPr>
         <w:t>✅</w:t>
       </w:r>
-      <w:proofErr w:type="spellStart"/>
       <w:r>
         <w:t>PvP</w:t>
       </w:r>
@@ -158,7 +155,6 @@
       <w:r>
         <w:t>battle</w:t>
       </w:r>
-      <w:proofErr w:type="spellEnd"/>
       <w:r>
         <w:br/>
       </w:r>
@@ -168,7 +164,6 @@
         </w:rPr>
         <w:t>✅</w:t>
       </w:r>
-      <w:proofErr w:type="spellStart"/>
       <w:r>
         <w:t>Bond</w:t>
       </w:r>
@@ -178,7 +173,6 @@
       <w:r>
         <w:t>EXP</w:t>
       </w:r>
-      <w:proofErr w:type="spellEnd"/>
       <w:r>
         <w:br/>
       </w:r>
@@ -240,7 +234,6 @@
         </w:rPr>
         <w:t>❌</w:t>
       </w:r>
-      <w:proofErr w:type="spellStart"/>
       <w:r>
         <w:t>Hero</w:t>
       </w:r>
@@ -250,7 +243,6 @@
       <w:r>
         <w:t>skills</w:t>
       </w:r>
-      <w:proofErr w:type="spellEnd"/>
       <w:r>
         <w:br/>
       </w:r>
@@ -407,13 +399,8 @@
       </w:r>
     </w:p>
     <w:p>
-      <w:proofErr w:type="spellStart"/>
-      <w:r>
-        <w:t>SoulHero</w:t>
-      </w:r>
-      <w:proofErr w:type="spellEnd"/>
-      <w:r>
-        <w:t>/</w:t>
+      <w:r>
+        <w:t>SoulHero/</w:t>
       </w:r>
     </w:p>
     <w:p>
@@ -514,17 +501,8 @@
           <w:b/>
           <w:bCs/>
         </w:rPr>
-        <w:t>/</w:t>
-      </w:r>
-      <w:proofErr w:type="gramStart"/>
-      <w:r>
-        <w:rPr>
-          <w:b/>
-          <w:bCs/>
-        </w:rPr>
-        <w:t>start</w:t>
-      </w:r>
-      <w:proofErr w:type="gramEnd"/>
+        <w:t>/start</w:t>
+      </w:r>
     </w:p>
     <w:p>
       <w:r>
@@ -553,13 +531,8 @@
     </w:p>
     <w:p>
       <w:r>
-        <w:t>/</w:t>
-      </w:r>
-      <w:proofErr w:type="gramStart"/>
-      <w:r>
-        <w:t>start</w:t>
-      </w:r>
-      <w:proofErr w:type="gramEnd"/>
+        <w:t>/start</w:t>
+      </w:r>
     </w:p>
     <w:p>
       <w:r>
@@ -1190,15 +1163,7 @@
     </w:p>
     <w:p>
       <w:r>
-        <w:t xml:space="preserve">Their victories </w:t>
-      </w:r>
-      <w:proofErr w:type="gramStart"/>
-      <w:r>
-        <w:t>forgotten</w:t>
-      </w:r>
-      <w:proofErr w:type="gramEnd"/>
-      <w:r>
-        <w:t>.</w:t>
+        <w:t>Their victories forgotten.</w:t>
       </w:r>
     </w:p>
     <w:p>
@@ -1492,13 +1457,8 @@
       </w:r>
     </w:p>
     <w:p>
-      <w:proofErr w:type="spellStart"/>
-      <w:r>
-        <w:t>SoulHero</w:t>
-      </w:r>
-      <w:proofErr w:type="spellEnd"/>
-      <w:r>
-        <w:t>/</w:t>
+      <w:r>
+        <w:t>SoulHero/</w:t>
       </w:r>
     </w:p>
     <w:p>
@@ -1634,23 +1594,14 @@
     </w:p>
     <w:p>
       <w:r>
-        <w:t xml:space="preserve">    └── </w:t>
-      </w:r>
-      <w:proofErr w:type="spellStart"/>
-      <w:proofErr w:type="gramStart"/>
-      <w:r>
-        <w:t>heroes.json</w:t>
-      </w:r>
-      <w:proofErr w:type="spellEnd"/>
-      <w:proofErr w:type="gramEnd"/>
+        <w:t xml:space="preserve">    └── heroes.json</w:t>
+      </w:r>
     </w:p>
     <w:p/>
     <w:p>
-      <w:proofErr w:type="spellStart"/>
       <w:r>
         <w:t>SoulHero</w:t>
       </w:r>
-      <w:proofErr w:type="spellEnd"/>
     </w:p>
     <w:p>
       <w:r>
@@ -1689,15 +1640,8 @@
     </w:p>
     <w:p>
       <w:r>
-        <w:t xml:space="preserve">│   └── </w:t>
-      </w:r>
-      <w:proofErr w:type="spellStart"/>
-      <w:proofErr w:type="gramStart"/>
-      <w:r>
-        <w:t>heroes.json</w:t>
-      </w:r>
-      <w:proofErr w:type="spellEnd"/>
-      <w:proofErr w:type="gramEnd"/>
+        <w:t>│   └── heroes.json</w:t>
+      </w:r>
     </w:p>
     <w:p>
       <w:r>
@@ -1721,28 +1665,13 @@
     </w:p>
     <w:p>
       <w:r>
-        <w:t>├─</w:t>
-      </w:r>
-      <w:proofErr w:type="gramStart"/>
-      <w:r>
-        <w:t>─ .env</w:t>
-      </w:r>
-      <w:proofErr w:type="gramEnd"/>
-    </w:p>
-    <w:p>
-      <w:r>
-        <w:t>├─</w:t>
-      </w:r>
-      <w:proofErr w:type="gramStart"/>
-      <w:r>
-        <w:t>─ .</w:t>
-      </w:r>
-      <w:proofErr w:type="spellStart"/>
-      <w:r>
-        <w:t>gitignore</w:t>
-      </w:r>
-      <w:proofErr w:type="spellEnd"/>
-      <w:proofErr w:type="gramEnd"/>
+        <w:t>├── .env</w:t>
+      </w:r>
+    </w:p>
+    <w:p>
+      <w:r>
+        <w:t>├── .gitignore</w:t>
+      </w:r>
     </w:p>
     <w:p>
       <w:r>
@@ -1763,25 +1692,12 @@
     <w:p/>
     <w:p>
       <w:r>
-        <w:t xml:space="preserve">This shit </w:t>
-      </w:r>
-      <w:proofErr w:type="gramStart"/>
-      <w:r>
-        <w:t>good</w:t>
-      </w:r>
-      <w:proofErr w:type="gramEnd"/>
-      <w:r>
-        <w:t>:</w:t>
-      </w:r>
-    </w:p>
-    <w:p>
-      <w:proofErr w:type="spellStart"/>
-      <w:r>
-        <w:t>SoulHero</w:t>
-      </w:r>
-      <w:proofErr w:type="spellEnd"/>
-      <w:r>
-        <w:t>/</w:t>
+        <w:t>This shit good:</w:t>
+      </w:r>
+    </w:p>
+    <w:p>
+      <w:r>
+        <w:t>SoulHero/</w:t>
       </w:r>
     </w:p>
     <w:p>
@@ -1924,15 +1840,8 @@
     </w:p>
     <w:p>
       <w:r>
-        <w:t xml:space="preserve">│   └── </w:t>
-      </w:r>
-      <w:proofErr w:type="spellStart"/>
-      <w:proofErr w:type="gramStart"/>
-      <w:r>
-        <w:t>heroes.json</w:t>
-      </w:r>
-      <w:proofErr w:type="spellEnd"/>
-      <w:proofErr w:type="gramEnd"/>
+        <w:t>│   └── heroes.json</w:t>
+      </w:r>
     </w:p>
     <w:p>
       <w:r>
@@ -1962,28 +1871,13 @@
     </w:p>
     <w:p>
       <w:r>
-        <w:t>├─</w:t>
-      </w:r>
-      <w:proofErr w:type="gramStart"/>
-      <w:r>
-        <w:t>─ .env</w:t>
-      </w:r>
-      <w:proofErr w:type="gramEnd"/>
-    </w:p>
-    <w:p>
-      <w:r>
-        <w:t>├─</w:t>
-      </w:r>
-      <w:proofErr w:type="gramStart"/>
-      <w:r>
-        <w:t>─ .</w:t>
-      </w:r>
-      <w:proofErr w:type="spellStart"/>
-      <w:r>
-        <w:t>gitignore</w:t>
-      </w:r>
-      <w:proofErr w:type="spellEnd"/>
-      <w:proofErr w:type="gramEnd"/>
+        <w:t>├── .env</w:t>
+      </w:r>
+    </w:p>
+    <w:p>
+      <w:r>
+        <w:t>├── .gitignore</w:t>
+      </w:r>
     </w:p>
     <w:p>
       <w:r>
@@ -2070,13 +1964,8 @@
       </w:r>
     </w:p>
     <w:p>
-      <w:proofErr w:type="spellStart"/>
-      <w:r>
-        <w:t>SoulHero</w:t>
-      </w:r>
-      <w:proofErr w:type="spellEnd"/>
-      <w:r>
-        <w:t>/</w:t>
+      <w:r>
+        <w:t>SoulHero/</w:t>
       </w:r>
     </w:p>
     <w:p>
@@ -2404,13 +2293,8 @@
         <w:spacing w:line="278" w:lineRule="auto"/>
         <w:jc w:val="left"/>
       </w:pPr>
-      <w:proofErr w:type="spellStart"/>
-      <w:r>
-        <w:t>SoulHero</w:t>
-      </w:r>
-      <w:proofErr w:type="spellEnd"/>
-      <w:r>
-        <w:t>/</w:t>
+      <w:r>
+        <w:t>SoulHero/</w:t>
       </w:r>
     </w:p>
     <w:p>
@@ -2554,13 +2438,8 @@
         <w:jc w:val="left"/>
       </w:pPr>
       <w:r>
-        <w:t>├─</w:t>
-      </w:r>
-      <w:proofErr w:type="gramStart"/>
-      <w:r>
-        <w:t>─ .env</w:t>
-      </w:r>
-      <w:proofErr w:type="gramEnd"/>
+        <w:t>├── .env</w:t>
+      </w:r>
     </w:p>
     <w:p>
       <w:pPr>
@@ -3194,15 +3073,7 @@
     </w:p>
     <w:p>
       <w:r>
-        <w:t xml:space="preserve">Victory depends on the </w:t>
-      </w:r>
-      <w:proofErr w:type="spellStart"/>
-      <w:r>
-        <w:t>Oathbound's</w:t>
-      </w:r>
-      <w:proofErr w:type="spellEnd"/>
-      <w:r>
-        <w:t xml:space="preserve"> choices, strategy, and Resonance—not on picking the "meta" Hero.</w:t>
+        <w:t>Victory depends on the Oathbound's choices, strategy, and Resonance—not on picking the "meta" Hero.</w:t>
       </w:r>
     </w:p>
     <w:p>
@@ -3293,29 +3164,12 @@
           <w:b/>
           <w:bCs/>
         </w:rPr>
-        <w:t xml:space="preserve">V. Every Feature Must Have </w:t>
-      </w:r>
-      <w:proofErr w:type="gramStart"/>
-      <w:r>
-        <w:rPr>
-          <w:b/>
-          <w:bCs/>
-        </w:rPr>
-        <w:t>Meaning</w:t>
-      </w:r>
-      <w:proofErr w:type="gramEnd"/>
-    </w:p>
-    <w:p>
-      <w:r>
-        <w:t xml:space="preserve">Before adding any </w:t>
-      </w:r>
-      <w:proofErr w:type="gramStart"/>
-      <w:r>
-        <w:t>feature</w:t>
-      </w:r>
-      <w:proofErr w:type="gramEnd"/>
-      <w:r>
-        <w:t xml:space="preserve"> we ask:</w:t>
+        <w:t>V. Every Feature Must Have Meaning</w:t>
+      </w:r>
+    </w:p>
+    <w:p>
+      <w:r>
+        <w:t>Before adding any feature we ask:</w:t>
       </w:r>
     </w:p>
     <w:p>
@@ -3404,15 +3258,7 @@
     </w:p>
     <w:p>
       <w:r>
-        <w:t xml:space="preserve">A mysterious observer witnessed a </w:t>
-      </w:r>
-      <w:proofErr w:type="gramStart"/>
-      <w:r>
-        <w:t>fracture in reality</w:t>
-      </w:r>
-      <w:proofErr w:type="gramEnd"/>
-      <w:r>
-        <w:t>.</w:t>
+        <w:t>A mysterious observer witnessed a fracture in reality.</w:t>
       </w:r>
     </w:p>
     <w:p>
@@ -3439,21 +3285,12 @@
           <w:bCs/>
         </w:rPr>
       </w:pPr>
-      <w:proofErr w:type="gramStart"/>
-      <w:r>
-        <w:rPr>
-          <w:b/>
-          <w:bCs/>
-        </w:rPr>
-        <w:t>The Memory</w:t>
-      </w:r>
-      <w:proofErr w:type="gramEnd"/>
-      <w:r>
-        <w:rPr>
-          <w:b/>
-          <w:bCs/>
-        </w:rPr>
-        <w:t xml:space="preserve"> Loss</w:t>
+      <w:r>
+        <w:rPr>
+          <w:b/>
+          <w:bCs/>
+        </w:rPr>
+        <w:t>The Memory Loss</w:t>
       </w:r>
     </w:p>
     <w:p>
@@ -3541,13 +3378,8 @@
       </w:r>
     </w:p>
     <w:p>
-      <w:proofErr w:type="gramStart"/>
-      <w:r>
-        <w:t>an</w:t>
-      </w:r>
-      <w:proofErr w:type="gramEnd"/>
-      <w:r>
-        <w:t xml:space="preserve"> Oath is formed.</w:t>
+      <w:r>
+        <w:t>an Oath is formed.</w:t>
       </w:r>
     </w:p>
     <w:p>
@@ -3764,13 +3596,8 @@
             <w:hideMark/>
           </w:tcPr>
           <w:p>
-            <w:proofErr w:type="gramStart"/>
             <w:r>
-              <w:t>The ancient</w:t>
-            </w:r>
-            <w:proofErr w:type="gramEnd"/>
-            <w:r>
-              <w:t xml:space="preserve"> force connecting both worlds.</w:t>
+              <w:t>The ancient force connecting both worlds.</w:t>
             </w:r>
           </w:p>
         </w:tc>
@@ -4216,15 +4043,7 @@
     <w:p>
       <w:r>
         <w:lastRenderedPageBreak/>
-        <w:t xml:space="preserve">The purpose is the </w:t>
-      </w:r>
-      <w:proofErr w:type="gramStart"/>
-      <w:r>
-        <w:t>relationship</w:t>
-      </w:r>
-      <w:proofErr w:type="gramEnd"/>
-      <w:r>
-        <w:t>.</w:t>
+        <w:t>The purpose is the relationship.</w:t>
       </w:r>
     </w:p>
     <w:p>
@@ -5440,13 +5259,8 @@
     </w:p>
     <w:p>
       <w:r>
-        <w:t xml:space="preserve">├── </w:t>
-      </w:r>
-      <w:proofErr w:type="spellStart"/>
-      <w:r>
-        <w:t>discord_id</w:t>
-      </w:r>
-      <w:proofErr w:type="spellEnd"/>
+        <w:t>├── discord_id</w:t>
+      </w:r>
     </w:p>
     <w:p>
       <w:r>
@@ -5465,23 +5279,13 @@
     </w:p>
     <w:p>
       <w:r>
-        <w:t xml:space="preserve">├── </w:t>
-      </w:r>
-      <w:proofErr w:type="spellStart"/>
-      <w:r>
-        <w:t>resonance_level</w:t>
-      </w:r>
-      <w:proofErr w:type="spellEnd"/>
-    </w:p>
-    <w:p>
-      <w:r>
-        <w:t xml:space="preserve">└── </w:t>
-      </w:r>
-      <w:proofErr w:type="spellStart"/>
-      <w:r>
-        <w:t>created_at</w:t>
-      </w:r>
-      <w:proofErr w:type="spellEnd"/>
+        <w:t>├── resonance_level</w:t>
+      </w:r>
+    </w:p>
+    <w:p>
+      <w:r>
+        <w:t>└── created_at</w:t>
+      </w:r>
     </w:p>
     <w:p>
       <w:r>
@@ -5605,23 +5409,7 @@
           <w:b/>
           <w:bCs/>
         </w:rPr>
-        <w:t xml:space="preserve">Step 2: </w:t>
-      </w:r>
-      <w:proofErr w:type="gramStart"/>
-      <w:r>
-        <w:rPr>
-          <w:b/>
-          <w:bCs/>
-        </w:rPr>
-        <w:t>Decide</w:t>
-      </w:r>
-      <w:proofErr w:type="gramEnd"/>
-      <w:r>
-        <w:rPr>
-          <w:b/>
-          <w:bCs/>
-        </w:rPr>
-        <w:t xml:space="preserve"> our database</w:t>
+        <w:t>Step 2: Decide our database</w:t>
       </w:r>
     </w:p>
     <w:p>
@@ -5846,13 +5634,8 @@
     </w:p>
     <w:p>
       <w:r>
-        <w:t>└─</w:t>
-      </w:r>
-      <w:proofErr w:type="gramStart"/>
-      <w:r>
-        <w:t>─ .env</w:t>
-      </w:r>
-      <w:proofErr w:type="gramEnd"/>
+        <w:t>└── .env</w:t>
+      </w:r>
     </w:p>
     <w:p>
       <w:r>
@@ -6111,33 +5894,18 @@
     </w:p>
     <w:p>
       <w:r>
-        <w:t>/</w:t>
-      </w:r>
-      <w:proofErr w:type="gramStart"/>
-      <w:r>
-        <w:t>challenge</w:t>
-      </w:r>
-      <w:proofErr w:type="gramEnd"/>
-    </w:p>
-    <w:p>
-      <w:r>
-        <w:t>/</w:t>
-      </w:r>
-      <w:proofErr w:type="gramStart"/>
-      <w:r>
-        <w:t>dungeon</w:t>
-      </w:r>
-      <w:proofErr w:type="gramEnd"/>
-    </w:p>
-    <w:p>
-      <w:r>
-        <w:t>/</w:t>
-      </w:r>
-      <w:proofErr w:type="gramStart"/>
-      <w:r>
-        <w:t>profile</w:t>
-      </w:r>
-      <w:proofErr w:type="gramEnd"/>
+        <w:t>/challenge</w:t>
+      </w:r>
+    </w:p>
+    <w:p>
+      <w:r>
+        <w:t>/dungeon</w:t>
+      </w:r>
+    </w:p>
+    <w:p>
+      <w:r>
+        <w:t>/profile</w:t>
+      </w:r>
     </w:p>
     <w:p>
       <w:r>
@@ -6796,11 +6564,9 @@
       </w:r>
     </w:p>
     <w:p>
-      <w:proofErr w:type="gramStart"/>
       <w:r>
         <w:t>say</w:t>
       </w:r>
-      <w:proofErr w:type="gramEnd"/>
     </w:p>
     <w:p>
       <w:r>
@@ -6825,12 +6591,10 @@
       </w:r>
     </w:p>
     <w:p>
-      <w:proofErr w:type="gramStart"/>
       <w:r>
         <w:lastRenderedPageBreak/>
         <w:t>say</w:t>
       </w:r>
-      <w:proofErr w:type="gramEnd"/>
     </w:p>
     <w:p>
       <w:r>
@@ -6855,11 +6619,9 @@
       </w:r>
     </w:p>
     <w:p>
-      <w:proofErr w:type="gramStart"/>
       <w:r>
         <w:t>say</w:t>
       </w:r>
-      <w:proofErr w:type="gramEnd"/>
     </w:p>
     <w:p>
       <w:r>
@@ -6884,11 +6646,9 @@
       </w:r>
     </w:p>
     <w:p>
-      <w:proofErr w:type="gramStart"/>
       <w:r>
         <w:t>say</w:t>
       </w:r>
-      <w:proofErr w:type="gramEnd"/>
     </w:p>
     <w:p>
       <w:r>
@@ -6913,11 +6673,9 @@
       </w:r>
     </w:p>
     <w:p>
-      <w:proofErr w:type="gramStart"/>
       <w:r>
         <w:t>say</w:t>
       </w:r>
-      <w:proofErr w:type="gramEnd"/>
     </w:p>
     <w:p>
       <w:r>
@@ -6962,11 +6720,9 @@
       </w:r>
     </w:p>
     <w:p>
-      <w:proofErr w:type="gramStart"/>
       <w:r>
         <w:t>say</w:t>
       </w:r>
-      <w:proofErr w:type="gramEnd"/>
     </w:p>
     <w:p>
       <w:r>
@@ -7059,11 +6815,9 @@
       </w:r>
     </w:p>
     <w:p>
-      <w:proofErr w:type="gramStart"/>
       <w:r>
         <w:t>say</w:t>
       </w:r>
-      <w:proofErr w:type="gramEnd"/>
     </w:p>
     <w:p>
       <w:r>
@@ -7088,11 +6842,9 @@
       </w:r>
     </w:p>
     <w:p>
-      <w:proofErr w:type="gramStart"/>
       <w:r>
         <w:t>say</w:t>
       </w:r>
-      <w:proofErr w:type="gramEnd"/>
     </w:p>
     <w:p>
       <w:r>
@@ -7218,11 +6970,9 @@
       </w:r>
     </w:p>
     <w:p>
-      <w:proofErr w:type="gramStart"/>
       <w:r>
         <w:t>say</w:t>
       </w:r>
-      <w:proofErr w:type="gramEnd"/>
     </w:p>
     <w:p>
       <w:r>
@@ -7276,11 +7026,9 @@
       </w:r>
     </w:p>
     <w:p>
-      <w:proofErr w:type="gramStart"/>
       <w:r>
         <w:t>say</w:t>
       </w:r>
-      <w:proofErr w:type="gramEnd"/>
     </w:p>
     <w:p>
       <w:r>
@@ -7306,11 +7054,9 @@
       </w:r>
     </w:p>
     <w:p>
-      <w:proofErr w:type="gramStart"/>
       <w:r>
         <w:t>say</w:t>
       </w:r>
-      <w:proofErr w:type="gramEnd"/>
     </w:p>
     <w:p>
       <w:r>
@@ -7335,11 +7081,9 @@
       </w:r>
     </w:p>
     <w:p>
-      <w:proofErr w:type="gramStart"/>
       <w:r>
         <w:t>say</w:t>
       </w:r>
-      <w:proofErr w:type="gramEnd"/>
     </w:p>
     <w:p>
       <w:r>
@@ -7364,11 +7108,9 @@
       </w:r>
     </w:p>
     <w:p>
-      <w:proofErr w:type="gramStart"/>
       <w:r>
         <w:t>say</w:t>
       </w:r>
-      <w:proofErr w:type="gramEnd"/>
     </w:p>
     <w:p>
       <w:r>
@@ -7921,19 +7663,1032 @@
             <w:hideMark/>
           </w:tcPr>
           <w:p>
-            <w:proofErr w:type="gramStart"/>
             <w:r>
-              <w:t>Sever</w:t>
-            </w:r>
-            <w:proofErr w:type="gramEnd"/>
-            <w:r>
-              <w:t xml:space="preserve"> the Oath</w:t>
+              <w:t>Sever the Oath</w:t>
             </w:r>
           </w:p>
         </w:tc>
       </w:tr>
     </w:tbl>
     <w:p/>
+    <w:p>
+      <w:pPr>
+        <w:spacing w:line="278" w:lineRule="auto"/>
+        <w:jc w:val="left"/>
+      </w:pPr>
+      <w:r>
+        <w:br w:type="page"/>
+      </w:r>
+    </w:p>
+    <w:p>
+      <w:r>
+        <w:lastRenderedPageBreak/>
+        <w:t>Final structure</w:t>
+      </w:r>
+    </w:p>
+    <w:p>
+      <w:r>
+        <w:t>Soul Hero/</w:t>
+      </w:r>
+    </w:p>
+    <w:p>
+      <w:r>
+        <w:t>│</w:t>
+      </w:r>
+    </w:p>
+    <w:p>
+      <w:r>
+        <w:t>├── main.py</w:t>
+      </w:r>
+    </w:p>
+    <w:p>
+      <w:r>
+        <w:t>├── config.py</w:t>
+      </w:r>
+    </w:p>
+    <w:p>
+      <w:r>
+        <w:t>├── requirements.txt</w:t>
+      </w:r>
+    </w:p>
+    <w:p>
+      <w:r>
+        <w:t>├── .env</w:t>
+      </w:r>
+    </w:p>
+    <w:p>
+      <w:r>
+        <w:t>├── README.md</w:t>
+      </w:r>
+    </w:p>
+    <w:p>
+      <w:r>
+        <w:t>│</w:t>
+      </w:r>
+    </w:p>
+    <w:p>
+      <w:r>
+        <w:t>├── bot/</w:t>
+      </w:r>
+    </w:p>
+    <w:p>
+      <w:r>
+        <w:t>│   │</w:t>
+      </w:r>
+    </w:p>
+    <w:p>
+      <w:r>
+        <w:t>│   ├── commands/</w:t>
+      </w:r>
+    </w:p>
+    <w:p>
+      <w:r>
+        <w:t>│   │   ├── start.py</w:t>
+      </w:r>
+    </w:p>
+    <w:p>
+      <w:r>
+        <w:t>│   │   ├── profile.py</w:t>
+      </w:r>
+    </w:p>
+    <w:p>
+      <w:r>
+        <w:t>│   │   ├── battle.py</w:t>
+      </w:r>
+    </w:p>
+    <w:p>
+      <w:r>
+        <w:t>│   │   ├── inventory.py</w:t>
+      </w:r>
+    </w:p>
+    <w:p>
+      <w:r>
+        <w:t>│   │   ├── heroes.py</w:t>
+      </w:r>
+    </w:p>
+    <w:p>
+      <w:r>
+        <w:t>│   │   ├── settings.py</w:t>
+      </w:r>
+    </w:p>
+    <w:p>
+      <w:r>
+        <w:t>│   │   └── admin.py</w:t>
+      </w:r>
+    </w:p>
+    <w:p>
+      <w:r>
+        <w:t>│   │</w:t>
+      </w:r>
+    </w:p>
+    <w:p>
+      <w:r>
+        <w:t>│   ├── systems/</w:t>
+      </w:r>
+    </w:p>
+    <w:p>
+      <w:r>
+        <w:t>│   │   ├── player.py</w:t>
+      </w:r>
+    </w:p>
+    <w:p>
+      <w:r>
+        <w:t>│   │   ├── heroes.py</w:t>
+      </w:r>
+    </w:p>
+    <w:p>
+      <w:r>
+        <w:lastRenderedPageBreak/>
+        <w:t>│   │   ├── resonance.py</w:t>
+      </w:r>
+    </w:p>
+    <w:p>
+      <w:r>
+        <w:t>│   │   ├── bond.py</w:t>
+      </w:r>
+    </w:p>
+    <w:p>
+      <w:r>
+        <w:t>│   │   ├── oath.py</w:t>
+      </w:r>
+    </w:p>
+    <w:p>
+      <w:r>
+        <w:t>│   │   ├── combat.py</w:t>
+      </w:r>
+    </w:p>
+    <w:p>
+      <w:r>
+        <w:t>│   │   ├── inventory.py</w:t>
+      </w:r>
+    </w:p>
+    <w:p>
+      <w:r>
+        <w:t>│   │   ├── equipment.py</w:t>
+      </w:r>
+    </w:p>
+    <w:p>
+      <w:r>
+        <w:t>│   │   ├── rewards.py</w:t>
+      </w:r>
+    </w:p>
+    <w:p>
+      <w:r>
+        <w:t>│   │   ├── achievements.py</w:t>
+      </w:r>
+    </w:p>
+    <w:p>
+      <w:r>
+        <w:t>│   │   ├── quests.py</w:t>
+      </w:r>
+    </w:p>
+    <w:p>
+      <w:r>
+        <w:t>│   │   ├── ranking.py</w:t>
+      </w:r>
+    </w:p>
+    <w:p>
+      <w:r>
+        <w:t>│   │   └── statistics.py</w:t>
+      </w:r>
+    </w:p>
+    <w:p>
+      <w:r>
+        <w:t>│   │</w:t>
+      </w:r>
+    </w:p>
+    <w:p>
+      <w:r>
+        <w:t>│   ├── services/</w:t>
+      </w:r>
+    </w:p>
+    <w:p>
+      <w:r>
+        <w:t>│   │   ├── channel_service.py</w:t>
+      </w:r>
+    </w:p>
+    <w:p>
+      <w:r>
+        <w:t>│   │   ├── message_service.py</w:t>
+      </w:r>
+    </w:p>
+    <w:p>
+      <w:r>
+        <w:t>│   │   ├── embed_service.py</w:t>
+      </w:r>
+    </w:p>
+    <w:p>
+      <w:r>
+        <w:t>│   │   ├── image_service.py</w:t>
+      </w:r>
+    </w:p>
+    <w:p>
+      <w:r>
+        <w:t>│   │   ├── hero_service.py</w:t>
+      </w:r>
+    </w:p>
+    <w:p>
+      <w:r>
+        <w:t>│   │   └── save_service.py</w:t>
+      </w:r>
+    </w:p>
+    <w:p>
+      <w:r>
+        <w:t>│   │</w:t>
+      </w:r>
+    </w:p>
+    <w:p>
+      <w:r>
+        <w:t>│   ├── story/</w:t>
+      </w:r>
+    </w:p>
+    <w:p>
+      <w:r>
+        <w:t>│   │   ├── arrival.py</w:t>
+      </w:r>
+    </w:p>
+    <w:p>
+      <w:r>
+        <w:t>│   │   ├── prologue.py</w:t>
+      </w:r>
+    </w:p>
+    <w:p>
+      <w:r>
+        <w:lastRenderedPageBreak/>
+        <w:t>│   │   ├── soul_core.py</w:t>
+      </w:r>
+    </w:p>
+    <w:p>
+      <w:r>
+        <w:t>│   │   ├── resonance.py</w:t>
+      </w:r>
+    </w:p>
+    <w:p>
+      <w:r>
+        <w:t>│   │   ├── oath.py</w:t>
+      </w:r>
+    </w:p>
+    <w:p>
+      <w:r>
+        <w:t>│   │   ├── awakening.py</w:t>
+      </w:r>
+    </w:p>
+    <w:p>
+      <w:r>
+        <w:t>│   │   │</w:t>
+      </w:r>
+    </w:p>
+    <w:p>
+      <w:r>
+        <w:t>│   │   └── chapters/</w:t>
+      </w:r>
+    </w:p>
+    <w:p>
+      <w:r>
+        <w:t>│   │       ├── chapter_01.py</w:t>
+      </w:r>
+    </w:p>
+    <w:p>
+      <w:r>
+        <w:t>│   │       ├── chapter_02.py</w:t>
+      </w:r>
+    </w:p>
+    <w:p>
+      <w:r>
+        <w:t>│   │       └── ...</w:t>
+      </w:r>
+    </w:p>
+    <w:p>
+      <w:r>
+        <w:t>│   │</w:t>
+      </w:r>
+    </w:p>
+    <w:p>
+      <w:r>
+        <w:t>│   ├── views/</w:t>
+      </w:r>
+    </w:p>
+    <w:p>
+      <w:r>
+        <w:t>│   │   ├── arrival_view.py</w:t>
+      </w:r>
+    </w:p>
+    <w:p>
+      <w:r>
+        <w:t>│   │   ├── prologue_view.py</w:t>
+      </w:r>
+    </w:p>
+    <w:p>
+      <w:r>
+        <w:t>│   │   ├── soul_core_view.py</w:t>
+      </w:r>
+    </w:p>
+    <w:p>
+      <w:r>
+        <w:t>│   │   ├── resonance_view.py</w:t>
+      </w:r>
+    </w:p>
+    <w:p>
+      <w:r>
+        <w:t>│   │   ├── hero_selection_view.py</w:t>
+      </w:r>
+    </w:p>
+    <w:p>
+      <w:r>
+        <w:t>│   │   ├── hero_profile_view.py</w:t>
+      </w:r>
+    </w:p>
+    <w:p>
+      <w:r>
+        <w:t>│   │   ├── inventory_view.py</w:t>
+      </w:r>
+    </w:p>
+    <w:p>
+      <w:r>
+        <w:t>│   │   ├── battle_view.py</w:t>
+      </w:r>
+    </w:p>
+    <w:p>
+      <w:r>
+        <w:t>│   │   └── confirmation_view.py</w:t>
+      </w:r>
+    </w:p>
+    <w:p>
+      <w:r>
+        <w:t>│   │</w:t>
+      </w:r>
+    </w:p>
+    <w:p>
+      <w:r>
+        <w:t>│   ├── ui/</w:t>
+      </w:r>
+    </w:p>
+    <w:p>
+      <w:r>
+        <w:t>│   │   ├── buttons.py</w:t>
+      </w:r>
+    </w:p>
+    <w:p>
+      <w:r>
+        <w:lastRenderedPageBreak/>
+        <w:t>│   │   ├── dropdowns.py</w:t>
+      </w:r>
+    </w:p>
+    <w:p>
+      <w:r>
+        <w:t>│   │   ├── modals.py</w:t>
+      </w:r>
+    </w:p>
+    <w:p>
+      <w:r>
+        <w:t>│   │   └── paginator.py</w:t>
+      </w:r>
+    </w:p>
+    <w:p>
+      <w:r>
+        <w:t>│   │</w:t>
+      </w:r>
+    </w:p>
+    <w:p>
+      <w:r>
+        <w:t>│   ├── events/</w:t>
+      </w:r>
+    </w:p>
+    <w:p>
+      <w:r>
+        <w:t>│   │   ├── on_ready.py</w:t>
+      </w:r>
+    </w:p>
+    <w:p>
+      <w:r>
+        <w:t>│   │   ├── on_member_join.py</w:t>
+      </w:r>
+    </w:p>
+    <w:p>
+      <w:r>
+        <w:t>│   │   ├── on_member_remove.py</w:t>
+      </w:r>
+    </w:p>
+    <w:p>
+      <w:r>
+        <w:t>│   │   ├── on_message.py</w:t>
+      </w:r>
+    </w:p>
+    <w:p>
+      <w:r>
+        <w:t>│   │   └── on_interaction.py</w:t>
+      </w:r>
+    </w:p>
+    <w:p>
+      <w:r>
+        <w:t>│   │</w:t>
+      </w:r>
+    </w:p>
+    <w:p>
+      <w:r>
+        <w:t>│   ├── database/</w:t>
+      </w:r>
+    </w:p>
+    <w:p>
+      <w:r>
+        <w:t>│   │   ├── database.py</w:t>
+      </w:r>
+    </w:p>
+    <w:p>
+      <w:r>
+        <w:t>│   │   ├── models.py</w:t>
+      </w:r>
+    </w:p>
+    <w:p>
+      <w:r>
+        <w:t>│   │   │</w:t>
+      </w:r>
+    </w:p>
+    <w:p>
+      <w:r>
+        <w:t>│   │   └── repositories/</w:t>
+      </w:r>
+    </w:p>
+    <w:p>
+      <w:r>
+        <w:t>│   │       ├── player_repository.py</w:t>
+      </w:r>
+    </w:p>
+    <w:p>
+      <w:r>
+        <w:t>│   │       ├── hero_repository.py</w:t>
+      </w:r>
+    </w:p>
+    <w:p>
+      <w:r>
+        <w:t>│   │       ├── bond_repository.py</w:t>
+      </w:r>
+    </w:p>
+    <w:p>
+      <w:r>
+        <w:t>│   │       ├── inventory_repository.py</w:t>
+      </w:r>
+    </w:p>
+    <w:p>
+      <w:r>
+        <w:t>│   │       ├── quest_repository.py</w:t>
+      </w:r>
+    </w:p>
+    <w:p>
+      <w:r>
+        <w:t>│   │       ├── achievement_repository.py</w:t>
+      </w:r>
+    </w:p>
+    <w:p>
+      <w:r>
+        <w:t>│   │       └── statistics_repository.py</w:t>
+      </w:r>
+    </w:p>
+    <w:p>
+      <w:r>
+        <w:lastRenderedPageBreak/>
+        <w:t>│   │</w:t>
+      </w:r>
+    </w:p>
+    <w:p>
+      <w:r>
+        <w:t>│   ├── utils/</w:t>
+      </w:r>
+    </w:p>
+    <w:p>
+      <w:r>
+        <w:t>│   │   ├── constants.py</w:t>
+      </w:r>
+    </w:p>
+    <w:p>
+      <w:r>
+        <w:t>│   │   ├── logger.py</w:t>
+      </w:r>
+    </w:p>
+    <w:p>
+      <w:r>
+        <w:t>│   │   ├── formatter.py</w:t>
+      </w:r>
+    </w:p>
+    <w:p>
+      <w:r>
+        <w:t>│   │   ├── helper.py</w:t>
+      </w:r>
+    </w:p>
+    <w:p>
+      <w:r>
+        <w:t>│   │   └── validator.py</w:t>
+      </w:r>
+    </w:p>
+    <w:p>
+      <w:r>
+        <w:t>│   │</w:t>
+      </w:r>
+    </w:p>
+    <w:p>
+      <w:r>
+        <w:t>│   └── __init__.py</w:t>
+      </w:r>
+    </w:p>
+    <w:p>
+      <w:r>
+        <w:t>│</w:t>
+      </w:r>
+    </w:p>
+    <w:p>
+      <w:r>
+        <w:t>├── data/</w:t>
+      </w:r>
+    </w:p>
+    <w:p>
+      <w:r>
+        <w:t>│   │</w:t>
+      </w:r>
+    </w:p>
+    <w:p>
+      <w:r>
+        <w:t>│   ├── heroes.json</w:t>
+      </w:r>
+    </w:p>
+    <w:p>
+      <w:r>
+        <w:t>│   ├── items.json</w:t>
+      </w:r>
+    </w:p>
+    <w:p>
+      <w:r>
+        <w:t>│   ├── equipment.json</w:t>
+      </w:r>
+    </w:p>
+    <w:p>
+      <w:r>
+        <w:t>│   ├── enemies.json</w:t>
+      </w:r>
+    </w:p>
+    <w:p>
+      <w:r>
+        <w:t>│   ├── skills.json</w:t>
+      </w:r>
+    </w:p>
+    <w:p>
+      <w:r>
+        <w:t>│   ├── achievements.json</w:t>
+      </w:r>
+    </w:p>
+    <w:p>
+      <w:r>
+        <w:t>│   ├── titles.json</w:t>
+      </w:r>
+    </w:p>
+    <w:p>
+      <w:r>
+        <w:t>│   ├── factions.json</w:t>
+      </w:r>
+    </w:p>
+    <w:p>
+      <w:r>
+        <w:t>│   ├── dialogue.json</w:t>
+      </w:r>
+    </w:p>
+    <w:p>
+      <w:r>
+        <w:t>│   ├── quests.json</w:t>
+      </w:r>
+    </w:p>
+    <w:p>
+      <w:r>
+        <w:t>│   └── world.json</w:t>
+      </w:r>
+    </w:p>
+    <w:p>
+      <w:r>
+        <w:lastRenderedPageBreak/>
+        <w:t>│</w:t>
+      </w:r>
+    </w:p>
+    <w:p>
+      <w:r>
+        <w:t>├── assets/</w:t>
+      </w:r>
+    </w:p>
+    <w:p>
+      <w:r>
+        <w:t>│   │</w:t>
+      </w:r>
+    </w:p>
+    <w:p>
+      <w:r>
+        <w:t>│   ├── heroes/</w:t>
+      </w:r>
+    </w:p>
+    <w:p>
+      <w:r>
+        <w:t>│   ├── enemies/</w:t>
+      </w:r>
+    </w:p>
+    <w:p>
+      <w:r>
+        <w:t>│   ├── icons/</w:t>
+      </w:r>
+    </w:p>
+    <w:p>
+      <w:r>
+        <w:t>│   ├── ui/</w:t>
+      </w:r>
+    </w:p>
+    <w:p>
+      <w:r>
+        <w:t>│   ├── backgrounds/</w:t>
+      </w:r>
+    </w:p>
+    <w:p>
+      <w:r>
+        <w:t>│   └── banners/</w:t>
+      </w:r>
+    </w:p>
+    <w:p>
+      <w:r>
+        <w:t>│</w:t>
+      </w:r>
+    </w:p>
+    <w:p>
+      <w:r>
+        <w:t>├── logs/</w:t>
+      </w:r>
+    </w:p>
+    <w:p>
+      <w:r>
+        <w:t>│   └── bot.log</w:t>
+      </w:r>
+    </w:p>
+    <w:p>
+      <w:r>
+        <w:t>│</w:t>
+      </w:r>
+    </w:p>
+    <w:p>
+      <w:r>
+        <w:t>└── tests/</w:t>
+      </w:r>
+    </w:p>
+    <w:p>
+      <w:r>
+        <w:t xml:space="preserve">    ├── test_bond.py</w:t>
+      </w:r>
+    </w:p>
+    <w:p>
+      <w:r>
+        <w:t xml:space="preserve">    ├── test_combat.py</w:t>
+      </w:r>
+    </w:p>
+    <w:p>
+      <w:r>
+        <w:t xml:space="preserve">    ├── test_database.py</w:t>
+      </w:r>
+    </w:p>
+    <w:p>
+      <w:r>
+        <w:t xml:space="preserve">    └── test_resonance.py</w:t>
+      </w:r>
+    </w:p>
+    <w:p>
+      <w:pPr>
+        <w:spacing w:line="278" w:lineRule="auto"/>
+        <w:jc w:val="left"/>
+      </w:pPr>
+      <w:r>
+        <w:br w:type="page"/>
+      </w:r>
+    </w:p>
+    <w:tbl>
+      <w:tblPr>
+        <w:tblW w:w="0" w:type="auto"/>
+        <w:tblCellSpacing w:w="15" w:type="dxa"/>
+        <w:tblCellMar>
+          <w:top w:w="15" w:type="dxa"/>
+          <w:left w:w="15" w:type="dxa"/>
+          <w:bottom w:w="15" w:type="dxa"/>
+          <w:right w:w="15" w:type="dxa"/>
+        </w:tblCellMar>
+        <w:tblLook w:val="04A0" w:firstRow="1" w:lastRow="0" w:firstColumn="1" w:lastColumn="0" w:noHBand="0" w:noVBand="1"/>
+      </w:tblPr>
+      <w:tblGrid>
+        <w:gridCol w:w="1249"/>
+        <w:gridCol w:w="4944"/>
+      </w:tblGrid>
+      <w:tr>
+        <w:trPr>
+          <w:tblHeader/>
+          <w:tblCellSpacing w:w="15" w:type="dxa"/>
+        </w:trPr>
+        <w:tc>
+          <w:tcPr>
+            <w:tcW w:w="0" w:type="auto"/>
+            <w:vAlign w:val="center"/>
+            <w:hideMark/>
+          </w:tcPr>
+          <w:p>
+            <w:pPr>
+              <w:rPr>
+                <w:b/>
+                <w:bCs/>
+              </w:rPr>
+            </w:pPr>
+            <w:r>
+              <w:rPr>
+                <w:b/>
+                <w:bCs/>
+              </w:rPr>
+              <w:lastRenderedPageBreak/>
+              <w:t>Folder</w:t>
+            </w:r>
+          </w:p>
+        </w:tc>
+        <w:tc>
+          <w:tcPr>
+            <w:tcW w:w="0" w:type="auto"/>
+            <w:vAlign w:val="center"/>
+            <w:hideMark/>
+          </w:tcPr>
+          <w:p>
+            <w:pPr>
+              <w:rPr>
+                <w:b/>
+                <w:bCs/>
+              </w:rPr>
+            </w:pPr>
+            <w:r>
+              <w:rPr>
+                <w:b/>
+                <w:bCs/>
+              </w:rPr>
+              <w:t>Responsibility</w:t>
+            </w:r>
+          </w:p>
+        </w:tc>
+      </w:tr>
+      <w:tr>
+        <w:trPr>
+          <w:tblCellSpacing w:w="15" w:type="dxa"/>
+        </w:trPr>
+        <w:tc>
+          <w:tcPr>
+            <w:tcW w:w="0" w:type="auto"/>
+            <w:vAlign w:val="center"/>
+            <w:hideMark/>
+          </w:tcPr>
+          <w:p>
+            <w:r>
+              <w:t>commands</w:t>
+            </w:r>
+          </w:p>
+        </w:tc>
+        <w:tc>
+          <w:tcPr>
+            <w:tcW w:w="0" w:type="auto"/>
+            <w:vAlign w:val="center"/>
+            <w:hideMark/>
+          </w:tcPr>
+          <w:p>
+            <w:r>
+              <w:t>What can the player type?</w:t>
+            </w:r>
+          </w:p>
+        </w:tc>
+      </w:tr>
+      <w:tr>
+        <w:trPr>
+          <w:tblCellSpacing w:w="15" w:type="dxa"/>
+        </w:trPr>
+        <w:tc>
+          <w:tcPr>
+            <w:tcW w:w="0" w:type="auto"/>
+            <w:vAlign w:val="center"/>
+            <w:hideMark/>
+          </w:tcPr>
+          <w:p>
+            <w:r>
+              <w:t>views</w:t>
+            </w:r>
+          </w:p>
+        </w:tc>
+        <w:tc>
+          <w:tcPr>
+            <w:tcW w:w="0" w:type="auto"/>
+            <w:vAlign w:val="center"/>
+            <w:hideMark/>
+          </w:tcPr>
+          <w:p>
+            <w:r>
+              <w:t>What can the player click?</w:t>
+            </w:r>
+          </w:p>
+        </w:tc>
+      </w:tr>
+      <w:tr>
+        <w:trPr>
+          <w:tblCellSpacing w:w="15" w:type="dxa"/>
+        </w:trPr>
+        <w:tc>
+          <w:tcPr>
+            <w:tcW w:w="0" w:type="auto"/>
+            <w:vAlign w:val="center"/>
+            <w:hideMark/>
+          </w:tcPr>
+          <w:p>
+            <w:r>
+              <w:t>story</w:t>
+            </w:r>
+          </w:p>
+        </w:tc>
+        <w:tc>
+          <w:tcPr>
+            <w:tcW w:w="0" w:type="auto"/>
+            <w:vAlign w:val="center"/>
+            <w:hideMark/>
+          </w:tcPr>
+          <w:p>
+            <w:r>
+              <w:t>What is happening in the world?</w:t>
+            </w:r>
+          </w:p>
+        </w:tc>
+      </w:tr>
+      <w:tr>
+        <w:trPr>
+          <w:tblCellSpacing w:w="15" w:type="dxa"/>
+        </w:trPr>
+        <w:tc>
+          <w:tcPr>
+            <w:tcW w:w="0" w:type="auto"/>
+            <w:vAlign w:val="center"/>
+            <w:hideMark/>
+          </w:tcPr>
+          <w:p>
+            <w:r>
+              <w:t>systems</w:t>
+            </w:r>
+          </w:p>
+        </w:tc>
+        <w:tc>
+          <w:tcPr>
+            <w:tcW w:w="0" w:type="auto"/>
+            <w:vAlign w:val="center"/>
+            <w:hideMark/>
+          </w:tcPr>
+          <w:p>
+            <w:r>
+              <w:t>How does the game work?</w:t>
+            </w:r>
+          </w:p>
+        </w:tc>
+      </w:tr>
+      <w:tr>
+        <w:trPr>
+          <w:tblCellSpacing w:w="15" w:type="dxa"/>
+        </w:trPr>
+        <w:tc>
+          <w:tcPr>
+            <w:tcW w:w="0" w:type="auto"/>
+            <w:vAlign w:val="center"/>
+            <w:hideMark/>
+          </w:tcPr>
+          <w:p>
+            <w:r>
+              <w:t>services</w:t>
+            </w:r>
+          </w:p>
+        </w:tc>
+        <w:tc>
+          <w:tcPr>
+            <w:tcW w:w="0" w:type="auto"/>
+            <w:vAlign w:val="center"/>
+            <w:hideMark/>
+          </w:tcPr>
+          <w:p>
+            <w:r>
+              <w:t>How does the bot communicate with Discord?</w:t>
+            </w:r>
+          </w:p>
+        </w:tc>
+      </w:tr>
+      <w:tr>
+        <w:trPr>
+          <w:tblCellSpacing w:w="15" w:type="dxa"/>
+        </w:trPr>
+        <w:tc>
+          <w:tcPr>
+            <w:tcW w:w="0" w:type="auto"/>
+            <w:vAlign w:val="center"/>
+            <w:hideMark/>
+          </w:tcPr>
+          <w:p>
+            <w:r>
+              <w:t>database</w:t>
+            </w:r>
+          </w:p>
+        </w:tc>
+        <w:tc>
+          <w:tcPr>
+            <w:tcW w:w="0" w:type="auto"/>
+            <w:vAlign w:val="center"/>
+            <w:hideMark/>
+          </w:tcPr>
+          <w:p>
+            <w:r>
+              <w:t>What is permanently saved?</w:t>
+            </w:r>
+          </w:p>
+        </w:tc>
+      </w:tr>
+      <w:tr>
+        <w:trPr>
+          <w:tblCellSpacing w:w="15" w:type="dxa"/>
+        </w:trPr>
+        <w:tc>
+          <w:tcPr>
+            <w:tcW w:w="0" w:type="auto"/>
+            <w:vAlign w:val="center"/>
+            <w:hideMark/>
+          </w:tcPr>
+          <w:p>
+            <w:r>
+              <w:t>data</w:t>
+            </w:r>
+          </w:p>
+        </w:tc>
+        <w:tc>
+          <w:tcPr>
+            <w:tcW w:w="0" w:type="auto"/>
+            <w:vAlign w:val="center"/>
+            <w:hideMark/>
+          </w:tcPr>
+          <w:p>
+            <w:r>
+              <w:t>What content exists in the world?</w:t>
+            </w:r>
+          </w:p>
+        </w:tc>
+      </w:tr>
+      <w:tr>
+        <w:trPr>
+          <w:tblCellSpacing w:w="15" w:type="dxa"/>
+        </w:trPr>
+        <w:tc>
+          <w:tcPr>
+            <w:tcW w:w="0" w:type="auto"/>
+            <w:vAlign w:val="center"/>
+            <w:hideMark/>
+          </w:tcPr>
+          <w:p>
+            <w:r>
+              <w:t>assets</w:t>
+            </w:r>
+          </w:p>
+        </w:tc>
+        <w:tc>
+          <w:tcPr>
+            <w:tcW w:w="0" w:type="auto"/>
+            <w:vAlign w:val="center"/>
+            <w:hideMark/>
+          </w:tcPr>
+          <w:p>
+            <w:r>
+              <w:t>What visual resources exist?</w:t>
+            </w:r>
+          </w:p>
+        </w:tc>
+      </w:tr>
+      <w:tr>
+        <w:trPr>
+          <w:tblCellSpacing w:w="15" w:type="dxa"/>
+        </w:trPr>
+        <w:tc>
+          <w:tcPr>
+            <w:tcW w:w="0" w:type="auto"/>
+            <w:vAlign w:val="center"/>
+            <w:hideMark/>
+          </w:tcPr>
+          <w:p>
+            <w:r>
+              <w:t>utils</w:t>
+            </w:r>
+          </w:p>
+        </w:tc>
+        <w:tc>
+          <w:tcPr>
+            <w:tcW w:w="0" w:type="auto"/>
+            <w:vAlign w:val="center"/>
+            <w:hideMark/>
+          </w:tcPr>
+          <w:p>
+            <w:r>
+              <w:t>Shared helper code</w:t>
+            </w:r>
+          </w:p>
+        </w:tc>
+      </w:tr>
+    </w:tbl>
     <w:p/>
     <w:sectPr>
       <w:pgSz w:w="12240" w:h="15840"/>

--- a/Soul Hero.docx
+++ b/Soul Hero.docx
@@ -116,6 +116,7 @@
         </w:rPr>
         <w:t>✅</w:t>
       </w:r>
+      <w:proofErr w:type="spellStart"/>
       <w:r>
         <w:t>Hero</w:t>
       </w:r>
@@ -125,6 +126,7 @@
       <w:r>
         <w:t>selection</w:t>
       </w:r>
+      <w:proofErr w:type="spellEnd"/>
       <w:r>
         <w:br/>
       </w:r>
@@ -146,6 +148,7 @@
         </w:rPr>
         <w:t>✅</w:t>
       </w:r>
+      <w:proofErr w:type="spellStart"/>
       <w:r>
         <w:t>PvP</w:t>
       </w:r>
@@ -155,6 +158,7 @@
       <w:r>
         <w:t>battle</w:t>
       </w:r>
+      <w:proofErr w:type="spellEnd"/>
       <w:r>
         <w:br/>
       </w:r>
@@ -164,6 +168,7 @@
         </w:rPr>
         <w:t>✅</w:t>
       </w:r>
+      <w:proofErr w:type="spellStart"/>
       <w:r>
         <w:t>Bond</w:t>
       </w:r>
@@ -173,6 +178,7 @@
       <w:r>
         <w:t>EXP</w:t>
       </w:r>
+      <w:proofErr w:type="spellEnd"/>
       <w:r>
         <w:br/>
       </w:r>
@@ -234,6 +240,7 @@
         </w:rPr>
         <w:t>❌</w:t>
       </w:r>
+      <w:proofErr w:type="spellStart"/>
       <w:r>
         <w:t>Hero</w:t>
       </w:r>
@@ -243,6 +250,7 @@
       <w:r>
         <w:t>skills</w:t>
       </w:r>
+      <w:proofErr w:type="spellEnd"/>
       <w:r>
         <w:br/>
       </w:r>
@@ -399,8 +407,13 @@
       </w:r>
     </w:p>
     <w:p>
-      <w:r>
-        <w:t>SoulHero/</w:t>
+      <w:proofErr w:type="spellStart"/>
+      <w:r>
+        <w:t>SoulHero</w:t>
+      </w:r>
+      <w:proofErr w:type="spellEnd"/>
+      <w:r>
+        <w:t>/</w:t>
       </w:r>
     </w:p>
     <w:p>
@@ -501,8 +514,17 @@
           <w:b/>
           <w:bCs/>
         </w:rPr>
-        <w:t>/start</w:t>
-      </w:r>
+        <w:t>/</w:t>
+      </w:r>
+      <w:proofErr w:type="gramStart"/>
+      <w:r>
+        <w:rPr>
+          <w:b/>
+          <w:bCs/>
+        </w:rPr>
+        <w:t>start</w:t>
+      </w:r>
+      <w:proofErr w:type="gramEnd"/>
     </w:p>
     <w:p>
       <w:r>
@@ -531,8 +553,13 @@
     </w:p>
     <w:p>
       <w:r>
-        <w:t>/start</w:t>
-      </w:r>
+        <w:t>/</w:t>
+      </w:r>
+      <w:proofErr w:type="gramStart"/>
+      <w:r>
+        <w:t>start</w:t>
+      </w:r>
+      <w:proofErr w:type="gramEnd"/>
     </w:p>
     <w:p>
       <w:r>
@@ -1163,7 +1190,15 @@
     </w:p>
     <w:p>
       <w:r>
-        <w:t>Their victories forgotten.</w:t>
+        <w:t xml:space="preserve">Their victories </w:t>
+      </w:r>
+      <w:proofErr w:type="gramStart"/>
+      <w:r>
+        <w:t>forgotten</w:t>
+      </w:r>
+      <w:proofErr w:type="gramEnd"/>
+      <w:r>
+        <w:t>.</w:t>
       </w:r>
     </w:p>
     <w:p>
@@ -1457,8 +1492,13 @@
       </w:r>
     </w:p>
     <w:p>
-      <w:r>
-        <w:t>SoulHero/</w:t>
+      <w:proofErr w:type="spellStart"/>
+      <w:r>
+        <w:t>SoulHero</w:t>
+      </w:r>
+      <w:proofErr w:type="spellEnd"/>
+      <w:r>
+        <w:t>/</w:t>
       </w:r>
     </w:p>
     <w:p>
@@ -1594,14 +1634,23 @@
     </w:p>
     <w:p>
       <w:r>
-        <w:t xml:space="preserve">    └── heroes.json</w:t>
-      </w:r>
+        <w:t xml:space="preserve">    └── </w:t>
+      </w:r>
+      <w:proofErr w:type="spellStart"/>
+      <w:proofErr w:type="gramStart"/>
+      <w:r>
+        <w:t>heroes.json</w:t>
+      </w:r>
+      <w:proofErr w:type="spellEnd"/>
+      <w:proofErr w:type="gramEnd"/>
     </w:p>
     <w:p/>
     <w:p>
+      <w:proofErr w:type="spellStart"/>
       <w:r>
         <w:t>SoulHero</w:t>
       </w:r>
+      <w:proofErr w:type="spellEnd"/>
     </w:p>
     <w:p>
       <w:r>
@@ -1640,8 +1689,15 @@
     </w:p>
     <w:p>
       <w:r>
-        <w:t>│   └── heroes.json</w:t>
-      </w:r>
+        <w:t xml:space="preserve">│   └── </w:t>
+      </w:r>
+      <w:proofErr w:type="spellStart"/>
+      <w:proofErr w:type="gramStart"/>
+      <w:r>
+        <w:t>heroes.json</w:t>
+      </w:r>
+      <w:proofErr w:type="spellEnd"/>
+      <w:proofErr w:type="gramEnd"/>
     </w:p>
     <w:p>
       <w:r>
@@ -1665,13 +1721,28 @@
     </w:p>
     <w:p>
       <w:r>
-        <w:t>├── .env</w:t>
-      </w:r>
-    </w:p>
-    <w:p>
-      <w:r>
-        <w:t>├── .gitignore</w:t>
-      </w:r>
+        <w:t>├─</w:t>
+      </w:r>
+      <w:proofErr w:type="gramStart"/>
+      <w:r>
+        <w:t>─ .env</w:t>
+      </w:r>
+      <w:proofErr w:type="gramEnd"/>
+    </w:p>
+    <w:p>
+      <w:r>
+        <w:t>├─</w:t>
+      </w:r>
+      <w:proofErr w:type="gramStart"/>
+      <w:r>
+        <w:t>─ .</w:t>
+      </w:r>
+      <w:proofErr w:type="spellStart"/>
+      <w:r>
+        <w:t>gitignore</w:t>
+      </w:r>
+      <w:proofErr w:type="spellEnd"/>
+      <w:proofErr w:type="gramEnd"/>
     </w:p>
     <w:p>
       <w:r>
@@ -1692,12 +1763,25 @@
     <w:p/>
     <w:p>
       <w:r>
-        <w:t>This shit good:</w:t>
-      </w:r>
-    </w:p>
-    <w:p>
-      <w:r>
-        <w:t>SoulHero/</w:t>
+        <w:t xml:space="preserve">This shit </w:t>
+      </w:r>
+      <w:proofErr w:type="gramStart"/>
+      <w:r>
+        <w:t>good</w:t>
+      </w:r>
+      <w:proofErr w:type="gramEnd"/>
+      <w:r>
+        <w:t>:</w:t>
+      </w:r>
+    </w:p>
+    <w:p>
+      <w:proofErr w:type="spellStart"/>
+      <w:r>
+        <w:t>SoulHero</w:t>
+      </w:r>
+      <w:proofErr w:type="spellEnd"/>
+      <w:r>
+        <w:t>/</w:t>
       </w:r>
     </w:p>
     <w:p>
@@ -1840,8 +1924,15 @@
     </w:p>
     <w:p>
       <w:r>
-        <w:t>│   └── heroes.json</w:t>
-      </w:r>
+        <w:t xml:space="preserve">│   └── </w:t>
+      </w:r>
+      <w:proofErr w:type="spellStart"/>
+      <w:proofErr w:type="gramStart"/>
+      <w:r>
+        <w:t>heroes.json</w:t>
+      </w:r>
+      <w:proofErr w:type="spellEnd"/>
+      <w:proofErr w:type="gramEnd"/>
     </w:p>
     <w:p>
       <w:r>
@@ -1871,13 +1962,28 @@
     </w:p>
     <w:p>
       <w:r>
-        <w:t>├── .env</w:t>
-      </w:r>
-    </w:p>
-    <w:p>
-      <w:r>
-        <w:t>├── .gitignore</w:t>
-      </w:r>
+        <w:t>├─</w:t>
+      </w:r>
+      <w:proofErr w:type="gramStart"/>
+      <w:r>
+        <w:t>─ .env</w:t>
+      </w:r>
+      <w:proofErr w:type="gramEnd"/>
+    </w:p>
+    <w:p>
+      <w:r>
+        <w:t>├─</w:t>
+      </w:r>
+      <w:proofErr w:type="gramStart"/>
+      <w:r>
+        <w:t>─ .</w:t>
+      </w:r>
+      <w:proofErr w:type="spellStart"/>
+      <w:r>
+        <w:t>gitignore</w:t>
+      </w:r>
+      <w:proofErr w:type="spellEnd"/>
+      <w:proofErr w:type="gramEnd"/>
     </w:p>
     <w:p>
       <w:r>
@@ -1964,8 +2070,13 @@
       </w:r>
     </w:p>
     <w:p>
-      <w:r>
-        <w:t>SoulHero/</w:t>
+      <w:proofErr w:type="spellStart"/>
+      <w:r>
+        <w:t>SoulHero</w:t>
+      </w:r>
+      <w:proofErr w:type="spellEnd"/>
+      <w:r>
+        <w:t>/</w:t>
       </w:r>
     </w:p>
     <w:p>
@@ -2293,8 +2404,13 @@
         <w:spacing w:line="278" w:lineRule="auto"/>
         <w:jc w:val="left"/>
       </w:pPr>
-      <w:r>
-        <w:t>SoulHero/</w:t>
+      <w:proofErr w:type="spellStart"/>
+      <w:r>
+        <w:t>SoulHero</w:t>
+      </w:r>
+      <w:proofErr w:type="spellEnd"/>
+      <w:r>
+        <w:t>/</w:t>
       </w:r>
     </w:p>
     <w:p>
@@ -2438,8 +2554,13 @@
         <w:jc w:val="left"/>
       </w:pPr>
       <w:r>
-        <w:t>├── .env</w:t>
-      </w:r>
+        <w:t>├─</w:t>
+      </w:r>
+      <w:proofErr w:type="gramStart"/>
+      <w:r>
+        <w:t>─ .env</w:t>
+      </w:r>
+      <w:proofErr w:type="gramEnd"/>
     </w:p>
     <w:p>
       <w:pPr>
@@ -3073,7 +3194,15 @@
     </w:p>
     <w:p>
       <w:r>
-        <w:t>Victory depends on the Oathbound's choices, strategy, and Resonance—not on picking the "meta" Hero.</w:t>
+        <w:t xml:space="preserve">Victory depends on the </w:t>
+      </w:r>
+      <w:proofErr w:type="spellStart"/>
+      <w:r>
+        <w:t>Oathbound's</w:t>
+      </w:r>
+      <w:proofErr w:type="spellEnd"/>
+      <w:r>
+        <w:t xml:space="preserve"> choices, strategy, and Resonance—not on picking the "meta" Hero.</w:t>
       </w:r>
     </w:p>
     <w:p>
@@ -3164,12 +3293,29 @@
           <w:b/>
           <w:bCs/>
         </w:rPr>
-        <w:t>V. Every Feature Must Have Meaning</w:t>
-      </w:r>
-    </w:p>
-    <w:p>
-      <w:r>
-        <w:t>Before adding any feature we ask:</w:t>
+        <w:t xml:space="preserve">V. Every Feature Must Have </w:t>
+      </w:r>
+      <w:proofErr w:type="gramStart"/>
+      <w:r>
+        <w:rPr>
+          <w:b/>
+          <w:bCs/>
+        </w:rPr>
+        <w:t>Meaning</w:t>
+      </w:r>
+      <w:proofErr w:type="gramEnd"/>
+    </w:p>
+    <w:p>
+      <w:r>
+        <w:t xml:space="preserve">Before adding any </w:t>
+      </w:r>
+      <w:proofErr w:type="gramStart"/>
+      <w:r>
+        <w:t>feature</w:t>
+      </w:r>
+      <w:proofErr w:type="gramEnd"/>
+      <w:r>
+        <w:t xml:space="preserve"> we ask:</w:t>
       </w:r>
     </w:p>
     <w:p>
@@ -3258,7 +3404,15 @@
     </w:p>
     <w:p>
       <w:r>
-        <w:t>A mysterious observer witnessed a fracture in reality.</w:t>
+        <w:t xml:space="preserve">A mysterious observer witnessed a </w:t>
+      </w:r>
+      <w:proofErr w:type="gramStart"/>
+      <w:r>
+        <w:t>fracture in reality</w:t>
+      </w:r>
+      <w:proofErr w:type="gramEnd"/>
+      <w:r>
+        <w:t>.</w:t>
       </w:r>
     </w:p>
     <w:p>
@@ -3285,12 +3439,21 @@
           <w:bCs/>
         </w:rPr>
       </w:pPr>
-      <w:r>
-        <w:rPr>
-          <w:b/>
-          <w:bCs/>
-        </w:rPr>
-        <w:t>The Memory Loss</w:t>
+      <w:proofErr w:type="gramStart"/>
+      <w:r>
+        <w:rPr>
+          <w:b/>
+          <w:bCs/>
+        </w:rPr>
+        <w:t>The Memory</w:t>
+      </w:r>
+      <w:proofErr w:type="gramEnd"/>
+      <w:r>
+        <w:rPr>
+          <w:b/>
+          <w:bCs/>
+        </w:rPr>
+        <w:t xml:space="preserve"> Loss</w:t>
       </w:r>
     </w:p>
     <w:p>
@@ -3378,8 +3541,13 @@
       </w:r>
     </w:p>
     <w:p>
-      <w:r>
-        <w:t>an Oath is formed.</w:t>
+      <w:proofErr w:type="gramStart"/>
+      <w:r>
+        <w:t>an</w:t>
+      </w:r>
+      <w:proofErr w:type="gramEnd"/>
+      <w:r>
+        <w:t xml:space="preserve"> Oath is formed.</w:t>
       </w:r>
     </w:p>
     <w:p>
@@ -3596,8 +3764,13 @@
             <w:hideMark/>
           </w:tcPr>
           <w:p>
+            <w:proofErr w:type="gramStart"/>
             <w:r>
-              <w:t>The ancient force connecting both worlds.</w:t>
+              <w:t>The ancient</w:t>
+            </w:r>
+            <w:proofErr w:type="gramEnd"/>
+            <w:r>
+              <w:t xml:space="preserve"> force connecting both worlds.</w:t>
             </w:r>
           </w:p>
         </w:tc>
@@ -4043,7 +4216,15 @@
     <w:p>
       <w:r>
         <w:lastRenderedPageBreak/>
-        <w:t>The purpose is the relationship.</w:t>
+        <w:t xml:space="preserve">The purpose is the </w:t>
+      </w:r>
+      <w:proofErr w:type="gramStart"/>
+      <w:r>
+        <w:t>relationship</w:t>
+      </w:r>
+      <w:proofErr w:type="gramEnd"/>
+      <w:r>
+        <w:t>.</w:t>
       </w:r>
     </w:p>
     <w:p>
@@ -5259,8 +5440,13 @@
     </w:p>
     <w:p>
       <w:r>
-        <w:t>├── discord_id</w:t>
-      </w:r>
+        <w:t xml:space="preserve">├── </w:t>
+      </w:r>
+      <w:proofErr w:type="spellStart"/>
+      <w:r>
+        <w:t>discord_id</w:t>
+      </w:r>
+      <w:proofErr w:type="spellEnd"/>
     </w:p>
     <w:p>
       <w:r>
@@ -5279,13 +5465,23 @@
     </w:p>
     <w:p>
       <w:r>
-        <w:t>├── resonance_level</w:t>
-      </w:r>
-    </w:p>
-    <w:p>
-      <w:r>
-        <w:t>└── created_at</w:t>
-      </w:r>
+        <w:t xml:space="preserve">├── </w:t>
+      </w:r>
+      <w:proofErr w:type="spellStart"/>
+      <w:r>
+        <w:t>resonance_level</w:t>
+      </w:r>
+      <w:proofErr w:type="spellEnd"/>
+    </w:p>
+    <w:p>
+      <w:r>
+        <w:t xml:space="preserve">└── </w:t>
+      </w:r>
+      <w:proofErr w:type="spellStart"/>
+      <w:r>
+        <w:t>created_at</w:t>
+      </w:r>
+      <w:proofErr w:type="spellEnd"/>
     </w:p>
     <w:p>
       <w:r>
@@ -5409,7 +5605,23 @@
           <w:b/>
           <w:bCs/>
         </w:rPr>
-        <w:t>Step 2: Decide our database</w:t>
+        <w:t xml:space="preserve">Step 2: </w:t>
+      </w:r>
+      <w:proofErr w:type="gramStart"/>
+      <w:r>
+        <w:rPr>
+          <w:b/>
+          <w:bCs/>
+        </w:rPr>
+        <w:t>Decide</w:t>
+      </w:r>
+      <w:proofErr w:type="gramEnd"/>
+      <w:r>
+        <w:rPr>
+          <w:b/>
+          <w:bCs/>
+        </w:rPr>
+        <w:t xml:space="preserve"> our database</w:t>
       </w:r>
     </w:p>
     <w:p>
@@ -5634,8 +5846,13 @@
     </w:p>
     <w:p>
       <w:r>
-        <w:t>└── .env</w:t>
-      </w:r>
+        <w:t>└─</w:t>
+      </w:r>
+      <w:proofErr w:type="gramStart"/>
+      <w:r>
+        <w:t>─ .env</w:t>
+      </w:r>
+      <w:proofErr w:type="gramEnd"/>
     </w:p>
     <w:p>
       <w:r>
@@ -5894,18 +6111,33 @@
     </w:p>
     <w:p>
       <w:r>
-        <w:t>/challenge</w:t>
-      </w:r>
-    </w:p>
-    <w:p>
-      <w:r>
-        <w:t>/dungeon</w:t>
-      </w:r>
-    </w:p>
-    <w:p>
-      <w:r>
-        <w:t>/profile</w:t>
-      </w:r>
+        <w:t>/</w:t>
+      </w:r>
+      <w:proofErr w:type="gramStart"/>
+      <w:r>
+        <w:t>challenge</w:t>
+      </w:r>
+      <w:proofErr w:type="gramEnd"/>
+    </w:p>
+    <w:p>
+      <w:r>
+        <w:t>/</w:t>
+      </w:r>
+      <w:proofErr w:type="gramStart"/>
+      <w:r>
+        <w:t>dungeon</w:t>
+      </w:r>
+      <w:proofErr w:type="gramEnd"/>
+    </w:p>
+    <w:p>
+      <w:r>
+        <w:t>/</w:t>
+      </w:r>
+      <w:proofErr w:type="gramStart"/>
+      <w:r>
+        <w:t>profile</w:t>
+      </w:r>
+      <w:proofErr w:type="gramEnd"/>
     </w:p>
     <w:p>
       <w:r>
@@ -6564,9 +6796,11 @@
       </w:r>
     </w:p>
     <w:p>
+      <w:proofErr w:type="gramStart"/>
       <w:r>
         <w:t>say</w:t>
       </w:r>
+      <w:proofErr w:type="gramEnd"/>
     </w:p>
     <w:p>
       <w:r>
@@ -6591,10 +6825,12 @@
       </w:r>
     </w:p>
     <w:p>
+      <w:proofErr w:type="gramStart"/>
       <w:r>
         <w:lastRenderedPageBreak/>
         <w:t>say</w:t>
       </w:r>
+      <w:proofErr w:type="gramEnd"/>
     </w:p>
     <w:p>
       <w:r>
@@ -6619,9 +6855,11 @@
       </w:r>
     </w:p>
     <w:p>
+      <w:proofErr w:type="gramStart"/>
       <w:r>
         <w:t>say</w:t>
       </w:r>
+      <w:proofErr w:type="gramEnd"/>
     </w:p>
     <w:p>
       <w:r>
@@ -6646,9 +6884,11 @@
       </w:r>
     </w:p>
     <w:p>
+      <w:proofErr w:type="gramStart"/>
       <w:r>
         <w:t>say</w:t>
       </w:r>
+      <w:proofErr w:type="gramEnd"/>
     </w:p>
     <w:p>
       <w:r>
@@ -6673,9 +6913,11 @@
       </w:r>
     </w:p>
     <w:p>
+      <w:proofErr w:type="gramStart"/>
       <w:r>
         <w:t>say</w:t>
       </w:r>
+      <w:proofErr w:type="gramEnd"/>
     </w:p>
     <w:p>
       <w:r>
@@ -6720,9 +6962,11 @@
       </w:r>
     </w:p>
     <w:p>
+      <w:proofErr w:type="gramStart"/>
       <w:r>
         <w:t>say</w:t>
       </w:r>
+      <w:proofErr w:type="gramEnd"/>
     </w:p>
     <w:p>
       <w:r>
@@ -6815,9 +7059,11 @@
       </w:r>
     </w:p>
     <w:p>
+      <w:proofErr w:type="gramStart"/>
       <w:r>
         <w:t>say</w:t>
       </w:r>
+      <w:proofErr w:type="gramEnd"/>
     </w:p>
     <w:p>
       <w:r>
@@ -6842,9 +7088,11 @@
       </w:r>
     </w:p>
     <w:p>
+      <w:proofErr w:type="gramStart"/>
       <w:r>
         <w:t>say</w:t>
       </w:r>
+      <w:proofErr w:type="gramEnd"/>
     </w:p>
     <w:p>
       <w:r>
@@ -6970,9 +7218,11 @@
       </w:r>
     </w:p>
     <w:p>
+      <w:proofErr w:type="gramStart"/>
       <w:r>
         <w:t>say</w:t>
       </w:r>
+      <w:proofErr w:type="gramEnd"/>
     </w:p>
     <w:p>
       <w:r>
@@ -7026,9 +7276,11 @@
       </w:r>
     </w:p>
     <w:p>
+      <w:proofErr w:type="gramStart"/>
       <w:r>
         <w:t>say</w:t>
       </w:r>
+      <w:proofErr w:type="gramEnd"/>
     </w:p>
     <w:p>
       <w:r>
@@ -7054,9 +7306,11 @@
       </w:r>
     </w:p>
     <w:p>
+      <w:proofErr w:type="gramStart"/>
       <w:r>
         <w:t>say</w:t>
       </w:r>
+      <w:proofErr w:type="gramEnd"/>
     </w:p>
     <w:p>
       <w:r>
@@ -7081,9 +7335,11 @@
       </w:r>
     </w:p>
     <w:p>
+      <w:proofErr w:type="gramStart"/>
       <w:r>
         <w:t>say</w:t>
       </w:r>
+      <w:proofErr w:type="gramEnd"/>
     </w:p>
     <w:p>
       <w:r>
@@ -7108,9 +7364,11 @@
       </w:r>
     </w:p>
     <w:p>
+      <w:proofErr w:type="gramStart"/>
       <w:r>
         <w:t>say</w:t>
       </w:r>
+      <w:proofErr w:type="gramEnd"/>
     </w:p>
     <w:p>
       <w:r>
@@ -7663,8 +7921,13 @@
             <w:hideMark/>
           </w:tcPr>
           <w:p>
+            <w:proofErr w:type="gramStart"/>
             <w:r>
-              <w:t>Sever the Oath</w:t>
+              <w:t>Sever</w:t>
+            </w:r>
+            <w:proofErr w:type="gramEnd"/>
+            <w:r>
+              <w:t xml:space="preserve"> the Oath</w:t>
             </w:r>
           </w:p>
         </w:tc>
@@ -7713,8 +7976,13 @@
     </w:p>
     <w:p>
       <w:r>
-        <w:t>├── .env</w:t>
-      </w:r>
+        <w:t>├─</w:t>
+      </w:r>
+      <w:proofErr w:type="gramStart"/>
+      <w:r>
+        <w:t>─ .env</w:t>
+      </w:r>
+      <w:proofErr w:type="gramEnd"/>
     </w:p>
     <w:p>
       <w:r>
@@ -8020,7 +8288,15 @@
     </w:p>
     <w:p>
       <w:r>
-        <w:t>│   ├── ui/</w:t>
+        <w:t xml:space="preserve">│   ├── </w:t>
+      </w:r>
+      <w:proofErr w:type="spellStart"/>
+      <w:r>
+        <w:t>ui</w:t>
+      </w:r>
+      <w:proofErr w:type="spellEnd"/>
+      <w:r>
+        <w:t>/</w:t>
       </w:r>
     </w:p>
     <w:p>
@@ -8207,58 +8483,135 @@
     </w:p>
     <w:p>
       <w:r>
-        <w:t>│   ├── heroes.json</w:t>
-      </w:r>
-    </w:p>
-    <w:p>
-      <w:r>
-        <w:t>│   ├── items.json</w:t>
-      </w:r>
-    </w:p>
-    <w:p>
-      <w:r>
-        <w:t>│   ├── equipment.json</w:t>
-      </w:r>
-    </w:p>
-    <w:p>
-      <w:r>
-        <w:t>│   ├── enemies.json</w:t>
-      </w:r>
-    </w:p>
-    <w:p>
-      <w:r>
-        <w:t>│   ├── skills.json</w:t>
-      </w:r>
-    </w:p>
-    <w:p>
-      <w:r>
-        <w:t>│   ├── achievements.json</w:t>
-      </w:r>
-    </w:p>
-    <w:p>
-      <w:r>
-        <w:t>│   ├── titles.json</w:t>
-      </w:r>
-    </w:p>
-    <w:p>
-      <w:r>
-        <w:t>│   ├── factions.json</w:t>
-      </w:r>
-    </w:p>
-    <w:p>
-      <w:r>
-        <w:t>│   ├── dialogue.json</w:t>
-      </w:r>
-    </w:p>
-    <w:p>
-      <w:r>
-        <w:t>│   ├── quests.json</w:t>
-      </w:r>
-    </w:p>
-    <w:p>
-      <w:r>
-        <w:t>│   └── world.json</w:t>
-      </w:r>
+        <w:t xml:space="preserve">│   ├── </w:t>
+      </w:r>
+      <w:proofErr w:type="spellStart"/>
+      <w:proofErr w:type="gramStart"/>
+      <w:r>
+        <w:t>heroes.json</w:t>
+      </w:r>
+      <w:proofErr w:type="spellEnd"/>
+      <w:proofErr w:type="gramEnd"/>
+    </w:p>
+    <w:p>
+      <w:r>
+        <w:t xml:space="preserve">│   ├── </w:t>
+      </w:r>
+      <w:proofErr w:type="spellStart"/>
+      <w:proofErr w:type="gramStart"/>
+      <w:r>
+        <w:t>items.json</w:t>
+      </w:r>
+      <w:proofErr w:type="spellEnd"/>
+      <w:proofErr w:type="gramEnd"/>
+    </w:p>
+    <w:p>
+      <w:r>
+        <w:t xml:space="preserve">│   ├── </w:t>
+      </w:r>
+      <w:proofErr w:type="spellStart"/>
+      <w:proofErr w:type="gramStart"/>
+      <w:r>
+        <w:t>equipment.json</w:t>
+      </w:r>
+      <w:proofErr w:type="spellEnd"/>
+      <w:proofErr w:type="gramEnd"/>
+    </w:p>
+    <w:p>
+      <w:r>
+        <w:t xml:space="preserve">│   ├── </w:t>
+      </w:r>
+      <w:proofErr w:type="spellStart"/>
+      <w:proofErr w:type="gramStart"/>
+      <w:r>
+        <w:t>enemies.json</w:t>
+      </w:r>
+      <w:proofErr w:type="spellEnd"/>
+      <w:proofErr w:type="gramEnd"/>
+    </w:p>
+    <w:p>
+      <w:r>
+        <w:t xml:space="preserve">│   ├── </w:t>
+      </w:r>
+      <w:proofErr w:type="spellStart"/>
+      <w:proofErr w:type="gramStart"/>
+      <w:r>
+        <w:t>skills.json</w:t>
+      </w:r>
+      <w:proofErr w:type="spellEnd"/>
+      <w:proofErr w:type="gramEnd"/>
+    </w:p>
+    <w:p>
+      <w:r>
+        <w:t xml:space="preserve">│   ├── </w:t>
+      </w:r>
+      <w:proofErr w:type="spellStart"/>
+      <w:proofErr w:type="gramStart"/>
+      <w:r>
+        <w:t>achievements.json</w:t>
+      </w:r>
+      <w:proofErr w:type="spellEnd"/>
+      <w:proofErr w:type="gramEnd"/>
+    </w:p>
+    <w:p>
+      <w:r>
+        <w:t xml:space="preserve">│   ├── </w:t>
+      </w:r>
+      <w:proofErr w:type="spellStart"/>
+      <w:proofErr w:type="gramStart"/>
+      <w:r>
+        <w:t>titles.json</w:t>
+      </w:r>
+      <w:proofErr w:type="spellEnd"/>
+      <w:proofErr w:type="gramEnd"/>
+    </w:p>
+    <w:p>
+      <w:r>
+        <w:t xml:space="preserve">│   ├── </w:t>
+      </w:r>
+      <w:proofErr w:type="spellStart"/>
+      <w:proofErr w:type="gramStart"/>
+      <w:r>
+        <w:t>factions.json</w:t>
+      </w:r>
+      <w:proofErr w:type="spellEnd"/>
+      <w:proofErr w:type="gramEnd"/>
+    </w:p>
+    <w:p>
+      <w:r>
+        <w:t xml:space="preserve">│   ├── </w:t>
+      </w:r>
+      <w:proofErr w:type="spellStart"/>
+      <w:proofErr w:type="gramStart"/>
+      <w:r>
+        <w:t>dialogue.json</w:t>
+      </w:r>
+      <w:proofErr w:type="spellEnd"/>
+      <w:proofErr w:type="gramEnd"/>
+    </w:p>
+    <w:p>
+      <w:r>
+        <w:t xml:space="preserve">│   ├── </w:t>
+      </w:r>
+      <w:proofErr w:type="spellStart"/>
+      <w:proofErr w:type="gramStart"/>
+      <w:r>
+        <w:t>quests.json</w:t>
+      </w:r>
+      <w:proofErr w:type="spellEnd"/>
+      <w:proofErr w:type="gramEnd"/>
+    </w:p>
+    <w:p>
+      <w:r>
+        <w:t xml:space="preserve">│   └── </w:t>
+      </w:r>
+      <w:proofErr w:type="spellStart"/>
+      <w:proofErr w:type="gramStart"/>
+      <w:r>
+        <w:t>world.json</w:t>
+      </w:r>
+      <w:proofErr w:type="spellEnd"/>
+      <w:proofErr w:type="gramEnd"/>
     </w:p>
     <w:p>
       <w:r>
@@ -8293,7 +8646,15 @@
     </w:p>
     <w:p>
       <w:r>
-        <w:t>│   ├── ui/</w:t>
+        <w:t xml:space="preserve">│   ├── </w:t>
+      </w:r>
+      <w:proofErr w:type="spellStart"/>
+      <w:r>
+        <w:t>ui</w:t>
+      </w:r>
+      <w:proofErr w:type="spellEnd"/>
+      <w:r>
+        <w:t>/</w:t>
       </w:r>
     </w:p>
     <w:p>
@@ -8690,6 +9051,111 @@
       </w:tr>
     </w:tbl>
     <w:p/>
+    <w:p>
+      <w:pPr>
+        <w:spacing w:line="278" w:lineRule="auto"/>
+        <w:jc w:val="left"/>
+      </w:pPr>
+      <w:r>
+        <w:br w:type="page"/>
+      </w:r>
+    </w:p>
+    <w:p>
+      <w:r>
+        <w:lastRenderedPageBreak/>
+        <w:t>Phase 1</w:t>
+      </w:r>
+    </w:p>
+    <w:p/>
+    <w:p>
+      <w:r>
+        <w:rPr>
+          <w:rFonts w:ascii="Segoe UI Symbol" w:hAnsi="Segoe UI Symbol" w:cs="Segoe UI Symbol"/>
+        </w:rPr>
+        <w:t>☑</w:t>
+      </w:r>
+      <w:r>
+        <w:t xml:space="preserve"> Arrival</w:t>
+      </w:r>
+    </w:p>
+    <w:p/>
+    <w:p>
+      <w:r>
+        <w:rPr>
+          <w:rFonts w:ascii="Segoe UI Symbol" w:hAnsi="Segoe UI Symbol" w:cs="Segoe UI Symbol"/>
+        </w:rPr>
+        <w:t>☑</w:t>
+      </w:r>
+      <w:r>
+        <w:t xml:space="preserve"> Soul Core</w:t>
+      </w:r>
+    </w:p>
+    <w:p/>
+    <w:p>
+      <w:r>
+        <w:rPr>
+          <w:rFonts w:ascii="Segoe UI Symbol" w:hAnsi="Segoe UI Symbol" w:cs="Segoe UI Symbol"/>
+        </w:rPr>
+        <w:t>☑</w:t>
+      </w:r>
+      <w:r>
+        <w:t xml:space="preserve"> Hero Hall</w:t>
+      </w:r>
+    </w:p>
+    <w:p/>
+    <w:p>
+      <w:r>
+        <w:rPr>
+          <w:rFonts w:ascii="Segoe UI Symbol" w:hAnsi="Segoe UI Symbol" w:cs="Segoe UI Symbol"/>
+        </w:rPr>
+        <w:t>☐</w:t>
+      </w:r>
+      <w:r>
+        <w:t xml:space="preserve"> Oath Ceremony</w:t>
+      </w:r>
+    </w:p>
+    <w:p/>
+    <w:p>
+      <w:r>
+        <w:rPr>
+          <w:rFonts w:ascii="Segoe UI Symbol" w:hAnsi="Segoe UI Symbol" w:cs="Segoe UI Symbol"/>
+        </w:rPr>
+        <w:t>☐</w:t>
+      </w:r>
+      <w:r>
+        <w:t xml:space="preserve"> Player Profile</w:t>
+      </w:r>
+    </w:p>
+    <w:p/>
+    <w:p>
+      <w:r>
+        <w:rPr>
+          <w:rFonts w:ascii="Segoe UI Symbol" w:hAnsi="Segoe UI Symbol" w:cs="Segoe UI Symbol"/>
+        </w:rPr>
+        <w:t>☐</w:t>
+      </w:r>
+      <w:r>
+        <w:t xml:space="preserve"> Combat</w:t>
+      </w:r>
+    </w:p>
+    <w:p/>
+    <w:p>
+      <w:r>
+        <w:rPr>
+          <w:rFonts w:ascii="Segoe UI Symbol" w:hAnsi="Segoe UI Symbol" w:cs="Segoe UI Symbol"/>
+        </w:rPr>
+        <w:t>☐</w:t>
+      </w:r>
+      <w:r>
+        <w:t xml:space="preserve"> PvP</w:t>
+      </w:r>
+    </w:p>
+    <w:p/>
+    <w:p>
+      <w:r>
+        <w:t>Launch</w:t>
+      </w:r>
+    </w:p>
     <w:sectPr>
       <w:pgSz w:w="12240" w:h="15840"/>
       <w:pgMar w:top="1440" w:right="1440" w:bottom="1440" w:left="1440" w:header="720" w:footer="720" w:gutter="0"/>

--- a/Soul Hero.docx
+++ b/Soul Hero.docx
@@ -1045,7 +1045,7 @@
     <w:p>
       <w:r>
         <w:pict w14:anchorId="26DCF486">
-          <v:rect id="_x0000_i1061" style="width:0;height:1.5pt" o:hralign="center" o:hrstd="t" o:hr="t" fillcolor="#a0a0a0" stroked="f"/>
+          <v:rect id="_x0000_i1025" style="width:0;height:1.5pt" o:hralign="center" o:hrstd="t" o:hr="t" fillcolor="#a0a0a0" stroked="f"/>
         </w:pict>
       </w:r>
     </w:p>
@@ -1132,7 +1132,7 @@
     <w:p>
       <w:r>
         <w:pict w14:anchorId="059D7E24">
-          <v:rect id="_x0000_i1062" style="width:0;height:1.5pt" o:hralign="center" o:hrstd="t" o:hr="t" fillcolor="#a0a0a0" stroked="f"/>
+          <v:rect id="_x0000_i1026" style="width:0;height:1.5pt" o:hralign="center" o:hrstd="t" o:hr="t" fillcolor="#a0a0a0" stroked="f"/>
         </w:pict>
       </w:r>
     </w:p>
@@ -1169,7 +1169,7 @@
     <w:p>
       <w:r>
         <w:pict w14:anchorId="05FCED2B">
-          <v:rect id="_x0000_i1063" style="width:0;height:1.5pt" o:hralign="center" o:hrstd="t" o:hr="t" fillcolor="#a0a0a0" stroked="f"/>
+          <v:rect id="_x0000_i1027" style="width:0;height:1.5pt" o:hralign="center" o:hrstd="t" o:hr="t" fillcolor="#a0a0a0" stroked="f"/>
         </w:pict>
       </w:r>
     </w:p>
@@ -1245,7 +1245,7 @@
     <w:p>
       <w:r>
         <w:pict w14:anchorId="5323460A">
-          <v:rect id="_x0000_i1064" style="width:0;height:1.5pt" o:hralign="center" o:hrstd="t" o:hr="t" fillcolor="#a0a0a0" stroked="f"/>
+          <v:rect id="_x0000_i1028" style="width:0;height:1.5pt" o:hralign="center" o:hrstd="t" o:hr="t" fillcolor="#a0a0a0" stroked="f"/>
         </w:pict>
       </w:r>
     </w:p>
@@ -1328,7 +1328,7 @@
       <w:r>
         <w:lastRenderedPageBreak/>
         <w:pict w14:anchorId="0B42C90D">
-          <v:rect id="_x0000_i1065" style="width:0;height:1.5pt" o:hralign="center" o:hrstd="t" o:hr="t" fillcolor="#a0a0a0" stroked="f"/>
+          <v:rect id="_x0000_i1029" style="width:0;height:1.5pt" o:hralign="center" o:hrstd="t" o:hr="t" fillcolor="#a0a0a0" stroked="f"/>
         </w:pict>
       </w:r>
     </w:p>
@@ -1365,7 +1365,7 @@
     <w:p>
       <w:r>
         <w:pict w14:anchorId="1C279BEA">
-          <v:rect id="_x0000_i1066" style="width:0;height:1.5pt" o:hralign="center" o:hrstd="t" o:hr="t" fillcolor="#a0a0a0" stroked="f"/>
+          <v:rect id="_x0000_i1030" style="width:0;height:1.5pt" o:hralign="center" o:hrstd="t" o:hr="t" fillcolor="#a0a0a0" stroked="f"/>
         </w:pict>
       </w:r>
     </w:p>
@@ -1850,10 +1850,7 @@
       </w:r>
       <w:r>
         <w:tab/>
-        <w:t xml:space="preserve">     </w:t>
-      </w:r>
-      <w:r>
-        <w:t>├──</w:t>
+        <w:t xml:space="preserve">     ├──</w:t>
       </w:r>
       <w:r>
         <w:t>hero/</w:t>
@@ -1864,27 +1861,12 @@
         <w:t>|     |</w:t>
       </w:r>
       <w:r>
-        <w:t xml:space="preserve">          </w:t>
-      </w:r>
-      <w:r>
-        <w:t xml:space="preserve">|     └── </w:t>
-      </w:r>
-      <w:r>
-        <w:t>selection</w:t>
-      </w:r>
-      <w:r>
-        <w:t>_view.py</w:t>
-      </w:r>
-    </w:p>
-    <w:p>
-      <w:r>
-        <w:t>|     |         ├──</w:t>
-      </w:r>
-      <w:r>
-        <w:t>battle</w:t>
-      </w:r>
-      <w:r>
-        <w:t>/</w:t>
+        <w:t xml:space="preserve">          |     └── selection_view.py</w:t>
+      </w:r>
+    </w:p>
+    <w:p>
+      <w:r>
+        <w:t>|     |         ├──battle/</w:t>
       </w:r>
     </w:p>
     <w:p>
@@ -1893,13 +1875,7 @@
       </w:r>
       <w:r>
         <w:tab/>
-        <w:t xml:space="preserve">     └── </w:t>
-      </w:r>
-      <w:r>
-        <w:t>battle</w:t>
-      </w:r>
-      <w:r>
-        <w:t>_view.py</w:t>
+        <w:t xml:space="preserve">     └── battle_view.py</w:t>
       </w:r>
     </w:p>
     <w:p>
@@ -3095,7 +3071,7 @@
     <w:p>
       <w:r>
         <w:pict w14:anchorId="57E8C8AE">
-          <v:rect id="_x0000_i1247" style="width:0;height:1.5pt" o:hralign="center" o:hrstd="t" o:hr="t" fillcolor="#a0a0a0" stroked="f"/>
+          <v:rect id="_x0000_i1031" style="width:0;height:1.5pt" o:hralign="center" o:hrstd="t" o:hr="t" fillcolor="#a0a0a0" stroked="f"/>
         </w:pict>
       </w:r>
     </w:p>
@@ -3157,7 +3133,7 @@
     <w:p>
       <w:r>
         <w:pict w14:anchorId="18679A4C">
-          <v:rect id="_x0000_i1248" style="width:0;height:1.5pt" o:hralign="center" o:hrstd="t" o:hr="t" fillcolor="#a0a0a0" stroked="f"/>
+          <v:rect id="_x0000_i1032" style="width:0;height:1.5pt" o:hralign="center" o:hrstd="t" o:hr="t" fillcolor="#a0a0a0" stroked="f"/>
         </w:pict>
       </w:r>
     </w:p>
@@ -3208,7 +3184,7 @@
     <w:p>
       <w:r>
         <w:pict w14:anchorId="59971C57">
-          <v:rect id="_x0000_i1249" style="width:0;height:1.5pt" o:hralign="center" o:hrstd="t" o:hr="t" fillcolor="#a0a0a0" stroked="f"/>
+          <v:rect id="_x0000_i1033" style="width:0;height:1.5pt" o:hralign="center" o:hrstd="t" o:hr="t" fillcolor="#a0a0a0" stroked="f"/>
         </w:pict>
       </w:r>
     </w:p>
@@ -3240,7 +3216,7 @@
     <w:p>
       <w:r>
         <w:pict w14:anchorId="1527216E">
-          <v:rect id="_x0000_i1250" style="width:0;height:1.5pt" o:hralign="center" o:hrstd="t" o:hr="t" fillcolor="#a0a0a0" stroked="f"/>
+          <v:rect id="_x0000_i1034" style="width:0;height:1.5pt" o:hralign="center" o:hrstd="t" o:hr="t" fillcolor="#a0a0a0" stroked="f"/>
         </w:pict>
       </w:r>
     </w:p>
@@ -3277,7 +3253,7 @@
     <w:p>
       <w:r>
         <w:pict w14:anchorId="193A3B0D">
-          <v:rect id="_x0000_i1251" style="width:0;height:1.5pt" o:hralign="center" o:hrstd="t" o:hr="t" fillcolor="#a0a0a0" stroked="f"/>
+          <v:rect id="_x0000_i1035" style="width:0;height:1.5pt" o:hralign="center" o:hrstd="t" o:hr="t" fillcolor="#a0a0a0" stroked="f"/>
         </w:pict>
       </w:r>
     </w:p>
@@ -3335,7 +3311,7 @@
     <w:p>
       <w:r>
         <w:pict w14:anchorId="69F81D23">
-          <v:rect id="_x0000_i1252" style="width:0;height:1.5pt" o:hralign="center" o:hrstd="t" o:hr="t" fillcolor="#a0a0a0" stroked="f"/>
+          <v:rect id="_x0000_i1036" style="width:0;height:1.5pt" o:hralign="center" o:hrstd="t" o:hr="t" fillcolor="#a0a0a0" stroked="f"/>
         </w:pict>
       </w:r>
     </w:p>
@@ -3383,7 +3359,7 @@
     <w:p>
       <w:r>
         <w:pict w14:anchorId="6E82C97D">
-          <v:rect id="_x0000_i1253" style="width:0;height:1.5pt" o:hralign="center" o:hrstd="t" o:hr="t" fillcolor="#a0a0a0" stroked="f"/>
+          <v:rect id="_x0000_i1037" style="width:0;height:1.5pt" o:hralign="center" o:hrstd="t" o:hr="t" fillcolor="#a0a0a0" stroked="f"/>
         </w:pict>
       </w:r>
     </w:p>
@@ -3428,7 +3404,7 @@
     <w:p>
       <w:r>
         <w:pict w14:anchorId="2A78B154">
-          <v:rect id="_x0000_i1254" style="width:0;height:1.5pt" o:hralign="center" o:hrstd="t" o:hr="t" fillcolor="#a0a0a0" stroked="f"/>
+          <v:rect id="_x0000_i1038" style="width:0;height:1.5pt" o:hralign="center" o:hrstd="t" o:hr="t" fillcolor="#a0a0a0" stroked="f"/>
         </w:pict>
       </w:r>
     </w:p>
@@ -3479,7 +3455,7 @@
     <w:p>
       <w:r>
         <w:pict w14:anchorId="7337B329">
-          <v:rect id="_x0000_i1255" style="width:0;height:1.5pt" o:hralign="center" o:hrstd="t" o:hr="t" fillcolor="#a0a0a0" stroked="f"/>
+          <v:rect id="_x0000_i1039" style="width:0;height:1.5pt" o:hralign="center" o:hrstd="t" o:hr="t" fillcolor="#a0a0a0" stroked="f"/>
         </w:pict>
       </w:r>
     </w:p>
@@ -3516,7 +3492,7 @@
     <w:p>
       <w:r>
         <w:pict w14:anchorId="3AE12F52">
-          <v:rect id="_x0000_i1256" style="width:0;height:1.5pt" o:hralign="center" o:hrstd="t" o:hr="t" fillcolor="#a0a0a0" stroked="f"/>
+          <v:rect id="_x0000_i1040" style="width:0;height:1.5pt" o:hralign="center" o:hrstd="t" o:hr="t" fillcolor="#a0a0a0" stroked="f"/>
         </w:pict>
       </w:r>
     </w:p>
@@ -3568,7 +3544,7 @@
     <w:p>
       <w:r>
         <w:pict w14:anchorId="6BE12757">
-          <v:rect id="_x0000_i1257" style="width:0;height:1.5pt" o:hralign="center" o:hrstd="t" o:hr="t" fillcolor="#a0a0a0" stroked="f"/>
+          <v:rect id="_x0000_i1041" style="width:0;height:1.5pt" o:hralign="center" o:hrstd="t" o:hr="t" fillcolor="#a0a0a0" stroked="f"/>
         </w:pict>
       </w:r>
     </w:p>
@@ -3813,7 +3789,7 @@
     <w:p>
       <w:r>
         <w:pict w14:anchorId="37AF2A8B">
-          <v:rect id="_x0000_i1258" style="width:0;height:1.5pt" o:hralign="center" o:hrstd="t" o:hr="t" fillcolor="#a0a0a0" stroked="f"/>
+          <v:rect id="_x0000_i1042" style="width:0;height:1.5pt" o:hralign="center" o:hrstd="t" o:hr="t" fillcolor="#a0a0a0" stroked="f"/>
         </w:pict>
       </w:r>
     </w:p>
@@ -3981,7 +3957,7 @@
     <w:p>
       <w:r>
         <w:pict w14:anchorId="55FFECBD">
-          <v:rect id="_x0000_i1259" style="width:0;height:1.5pt" o:hralign="center" o:hrstd="t" o:hr="t" fillcolor="#a0a0a0" stroked="f"/>
+          <v:rect id="_x0000_i1043" style="width:0;height:1.5pt" o:hralign="center" o:hrstd="t" o:hr="t" fillcolor="#a0a0a0" stroked="f"/>
         </w:pict>
       </w:r>
     </w:p>
@@ -4028,7 +4004,7 @@
     <w:p>
       <w:r>
         <w:pict w14:anchorId="5629EB1F">
-          <v:rect id="_x0000_i1260" style="width:0;height:1.5pt" o:hralign="center" o:hrstd="t" o:hr="t" fillcolor="#a0a0a0" stroked="f"/>
+          <v:rect id="_x0000_i1044" style="width:0;height:1.5pt" o:hralign="center" o:hrstd="t" o:hr="t" fillcolor="#a0a0a0" stroked="f"/>
         </w:pict>
       </w:r>
     </w:p>
@@ -4056,7 +4032,7 @@
     <w:p>
       <w:r>
         <w:pict w14:anchorId="212DE3A6">
-          <v:rect id="_x0000_i1261" style="width:0;height:1.5pt" o:hralign="center" o:hrstd="t" o:hr="t" fillcolor="#a0a0a0" stroked="f"/>
+          <v:rect id="_x0000_i1045" style="width:0;height:1.5pt" o:hralign="center" o:hrstd="t" o:hr="t" fillcolor="#a0a0a0" stroked="f"/>
         </w:pict>
       </w:r>
     </w:p>
@@ -4083,7 +4059,7 @@
     <w:p>
       <w:r>
         <w:pict w14:anchorId="7883138B">
-          <v:rect id="_x0000_i1262" style="width:0;height:1.5pt" o:hralign="center" o:hrstd="t" o:hr="t" fillcolor="#a0a0a0" stroked="f"/>
+          <v:rect id="_x0000_i1046" style="width:0;height:1.5pt" o:hralign="center" o:hrstd="t" o:hr="t" fillcolor="#a0a0a0" stroked="f"/>
         </w:pict>
       </w:r>
     </w:p>
@@ -4120,7 +4096,7 @@
     <w:p>
       <w:r>
         <w:pict w14:anchorId="5791BD32">
-          <v:rect id="_x0000_i1263" style="width:0;height:1.5pt" o:hralign="center" o:hrstd="t" o:hr="t" fillcolor="#a0a0a0" stroked="f"/>
+          <v:rect id="_x0000_i1047" style="width:0;height:1.5pt" o:hralign="center" o:hrstd="t" o:hr="t" fillcolor="#a0a0a0" stroked="f"/>
         </w:pict>
       </w:r>
     </w:p>
@@ -4152,7 +4128,7 @@
     <w:p>
       <w:r>
         <w:pict w14:anchorId="0D141131">
-          <v:rect id="_x0000_i1264" style="width:0;height:1.5pt" o:hralign="center" o:hrstd="t" o:hr="t" fillcolor="#a0a0a0" stroked="f"/>
+          <v:rect id="_x0000_i1048" style="width:0;height:1.5pt" o:hralign="center" o:hrstd="t" o:hr="t" fillcolor="#a0a0a0" stroked="f"/>
         </w:pict>
       </w:r>
     </w:p>
@@ -4184,7 +4160,7 @@
     <w:p>
       <w:r>
         <w:pict w14:anchorId="55E4391A">
-          <v:rect id="_x0000_i1265" style="width:0;height:1.5pt" o:hralign="center" o:hrstd="t" o:hr="t" fillcolor="#a0a0a0" stroked="f"/>
+          <v:rect id="_x0000_i1049" style="width:0;height:1.5pt" o:hralign="center" o:hrstd="t" o:hr="t" fillcolor="#a0a0a0" stroked="f"/>
         </w:pict>
       </w:r>
     </w:p>
@@ -4301,7 +4277,7 @@
       <w:r>
         <w:lastRenderedPageBreak/>
         <w:pict w14:anchorId="2F6F6C0B">
-          <v:rect id="_x0000_i1266" style="width:0;height:1.5pt" o:hralign="center" o:hrstd="t" o:hr="t" fillcolor="#a0a0a0" stroked="f"/>
+          <v:rect id="_x0000_i1050" style="width:0;height:1.5pt" o:hralign="center" o:hrstd="t" o:hr="t" fillcolor="#a0a0a0" stroked="f"/>
         </w:pict>
       </w:r>
     </w:p>
@@ -4474,7 +4450,7 @@
     <w:p>
       <w:r>
         <w:pict w14:anchorId="6090B46A">
-          <v:rect id="_x0000_i1267" style="width:0;height:1.5pt" o:hralign="center" o:hrstd="t" o:hr="t" fillcolor="#a0a0a0" stroked="f"/>
+          <v:rect id="_x0000_i1051" style="width:0;height:1.5pt" o:hralign="center" o:hrstd="t" o:hr="t" fillcolor="#a0a0a0" stroked="f"/>
         </w:pict>
       </w:r>
     </w:p>
@@ -4562,7 +4538,7 @@
     <w:p>
       <w:r>
         <w:pict w14:anchorId="2A663F38">
-          <v:rect id="_x0000_i1268" style="width:0;height:1.5pt" o:hralign="center" o:hrstd="t" o:hr="t" fillcolor="#a0a0a0" stroked="f"/>
+          <v:rect id="_x0000_i1052" style="width:0;height:1.5pt" o:hralign="center" o:hrstd="t" o:hr="t" fillcolor="#a0a0a0" stroked="f"/>
         </w:pict>
       </w:r>
     </w:p>
@@ -4651,7 +4627,7 @@
     <w:p>
       <w:r>
         <w:pict w14:anchorId="2F9412B9">
-          <v:rect id="_x0000_i1269" style="width:0;height:1.5pt" o:hralign="center" o:hrstd="t" o:hr="t" fillcolor="#a0a0a0" stroked="f"/>
+          <v:rect id="_x0000_i1053" style="width:0;height:1.5pt" o:hralign="center" o:hrstd="t" o:hr="t" fillcolor="#a0a0a0" stroked="f"/>
         </w:pict>
       </w:r>
     </w:p>
@@ -4728,7 +4704,7 @@
     <w:p>
       <w:r>
         <w:pict w14:anchorId="5E9F12B4">
-          <v:rect id="_x0000_i1270" style="width:0;height:1.5pt" o:hralign="center" o:hrstd="t" o:hr="t" fillcolor="#a0a0a0" stroked="f"/>
+          <v:rect id="_x0000_i1054" style="width:0;height:1.5pt" o:hralign="center" o:hrstd="t" o:hr="t" fillcolor="#a0a0a0" stroked="f"/>
         </w:pict>
       </w:r>
     </w:p>
@@ -4822,7 +4798,7 @@
     <w:p>
       <w:r>
         <w:pict w14:anchorId="179D78E2">
-          <v:rect id="_x0000_i1271" style="width:0;height:1.5pt" o:hralign="center" o:hrstd="t" o:hr="t" fillcolor="#a0a0a0" stroked="f"/>
+          <v:rect id="_x0000_i1055" style="width:0;height:1.5pt" o:hralign="center" o:hrstd="t" o:hr="t" fillcolor="#a0a0a0" stroked="f"/>
         </w:pict>
       </w:r>
     </w:p>
@@ -4909,7 +4885,7 @@
     <w:p>
       <w:r>
         <w:pict w14:anchorId="0F332263">
-          <v:rect id="_x0000_i1272" style="width:0;height:1.5pt" o:hralign="center" o:hrstd="t" o:hr="t" fillcolor="#a0a0a0" stroked="f"/>
+          <v:rect id="_x0000_i1056" style="width:0;height:1.5pt" o:hralign="center" o:hrstd="t" o:hr="t" fillcolor="#a0a0a0" stroked="f"/>
         </w:pict>
       </w:r>
     </w:p>
@@ -4952,7 +4928,7 @@
     <w:p>
       <w:r>
         <w:pict w14:anchorId="37BAF0DB">
-          <v:rect id="_x0000_i1273" style="width:0;height:1.5pt" o:hralign="center" o:hrstd="t" o:hr="t" fillcolor="#a0a0a0" stroked="f"/>
+          <v:rect id="_x0000_i1057" style="width:0;height:1.5pt" o:hralign="center" o:hrstd="t" o:hr="t" fillcolor="#a0a0a0" stroked="f"/>
         </w:pict>
       </w:r>
     </w:p>
@@ -5017,7 +4993,7 @@
     <w:p>
       <w:r>
         <w:pict w14:anchorId="19B6C093">
-          <v:rect id="_x0000_i1274" style="width:0;height:1.5pt" o:hralign="center" o:hrstd="t" o:hr="t" fillcolor="#a0a0a0" stroked="f"/>
+          <v:rect id="_x0000_i1058" style="width:0;height:1.5pt" o:hralign="center" o:hrstd="t" o:hr="t" fillcolor="#a0a0a0" stroked="f"/>
         </w:pict>
       </w:r>
     </w:p>
@@ -5254,7 +5230,7 @@
     <w:p>
       <w:r>
         <w:pict w14:anchorId="13069807">
-          <v:rect id="_x0000_i1275" style="width:0;height:1.5pt" o:hralign="center" o:hrstd="t" o:hr="t" fillcolor="#a0a0a0" stroked="f"/>
+          <v:rect id="_x0000_i1059" style="width:0;height:1.5pt" o:hralign="center" o:hrstd="t" o:hr="t" fillcolor="#a0a0a0" stroked="f"/>
         </w:pict>
       </w:r>
     </w:p>
@@ -5374,7 +5350,7 @@
     <w:p>
       <w:r>
         <w:pict w14:anchorId="520452F8">
-          <v:rect id="_x0000_i1359" style="width:0;height:1.5pt" o:hralign="center" o:hrstd="t" o:hr="t" fillcolor="#a0a0a0" stroked="f"/>
+          <v:rect id="_x0000_i1060" style="width:0;height:1.5pt" o:hralign="center" o:hrstd="t" o:hr="t" fillcolor="#a0a0a0" stroked="f"/>
         </w:pict>
       </w:r>
     </w:p>
@@ -5589,7 +5565,7 @@
     <w:p>
       <w:r>
         <w:pict w14:anchorId="0AEFDB80">
-          <v:rect id="_x0000_i1360" style="width:0;height:1.5pt" o:hralign="center" o:hrstd="t" o:hr="t" fillcolor="#a0a0a0" stroked="f"/>
+          <v:rect id="_x0000_i1061" style="width:0;height:1.5pt" o:hralign="center" o:hrstd="t" o:hr="t" fillcolor="#a0a0a0" stroked="f"/>
         </w:pict>
       </w:r>
     </w:p>
@@ -5744,7 +5720,7 @@
     <w:p>
       <w:r>
         <w:pict w14:anchorId="2EC46417">
-          <v:rect id="_x0000_i1361" style="width:0;height:1.5pt" o:hralign="center" o:hrstd="t" o:hr="t" fillcolor="#a0a0a0" stroked="f"/>
+          <v:rect id="_x0000_i1062" style="width:0;height:1.5pt" o:hralign="center" o:hrstd="t" o:hr="t" fillcolor="#a0a0a0" stroked="f"/>
         </w:pict>
       </w:r>
     </w:p>
@@ -5887,7 +5863,7 @@
     <w:p>
       <w:r>
         <w:pict w14:anchorId="3F408EBD">
-          <v:rect id="_x0000_i1362" style="width:0;height:1.5pt" o:hralign="center" o:hrstd="t" o:hr="t" fillcolor="#a0a0a0" stroked="f"/>
+          <v:rect id="_x0000_i1063" style="width:0;height:1.5pt" o:hralign="center" o:hrstd="t" o:hr="t" fillcolor="#a0a0a0" stroked="f"/>
         </w:pict>
       </w:r>
     </w:p>
@@ -5920,7 +5896,7 @@
     <w:p>
       <w:r>
         <w:pict w14:anchorId="2AB0ADF8">
-          <v:rect id="_x0000_i1363" style="width:0;height:1.5pt" o:hralign="center" o:hrstd="t" o:hr="t" fillcolor="#a0a0a0" stroked="f"/>
+          <v:rect id="_x0000_i1064" style="width:0;height:1.5pt" o:hralign="center" o:hrstd="t" o:hr="t" fillcolor="#a0a0a0" stroked="f"/>
         </w:pict>
       </w:r>
     </w:p>
@@ -6053,7 +6029,7 @@
       <w:r>
         <w:lastRenderedPageBreak/>
         <w:pict w14:anchorId="570EDD9B">
-          <v:rect id="_x0000_i1364" style="width:0;height:1.5pt" o:hralign="center" o:hrstd="t" o:hr="t" fillcolor="#a0a0a0" stroked="f"/>
+          <v:rect id="_x0000_i1065" style="width:0;height:1.5pt" o:hralign="center" o:hrstd="t" o:hr="t" fillcolor="#a0a0a0" stroked="f"/>
         </w:pict>
       </w:r>
     </w:p>
@@ -6080,7 +6056,7 @@
     <w:p>
       <w:r>
         <w:pict w14:anchorId="70586D54">
-          <v:rect id="_x0000_i1365" style="width:0;height:1.5pt" o:hralign="center" o:hrstd="t" o:hr="t" fillcolor="#a0a0a0" stroked="f"/>
+          <v:rect id="_x0000_i1066" style="width:0;height:1.5pt" o:hralign="center" o:hrstd="t" o:hr="t" fillcolor="#a0a0a0" stroked="f"/>
         </w:pict>
       </w:r>
     </w:p>
@@ -6142,7 +6118,7 @@
     <w:p>
       <w:r>
         <w:pict w14:anchorId="0B67308C">
-          <v:rect id="_x0000_i1366" style="width:0;height:1.5pt" o:hralign="center" o:hrstd="t" o:hr="t" fillcolor="#a0a0a0" stroked="f"/>
+          <v:rect id="_x0000_i1067" style="width:0;height:1.5pt" o:hralign="center" o:hrstd="t" o:hr="t" fillcolor="#a0a0a0" stroked="f"/>
         </w:pict>
       </w:r>
     </w:p>
@@ -6169,7 +6145,7 @@
     <w:p>
       <w:r>
         <w:pict w14:anchorId="10BE163F">
-          <v:rect id="_x0000_i1367" style="width:0;height:1.5pt" o:hralign="center" o:hrstd="t" o:hr="t" fillcolor="#a0a0a0" stroked="f"/>
+          <v:rect id="_x0000_i1068" style="width:0;height:1.5pt" o:hralign="center" o:hrstd="t" o:hr="t" fillcolor="#a0a0a0" stroked="f"/>
         </w:pict>
       </w:r>
     </w:p>
@@ -6352,7 +6328,7 @@
     <w:p>
       <w:r>
         <w:pict w14:anchorId="05B5BCD6">
-          <v:rect id="_x0000_i1521" style="width:0;height:1.5pt" o:hralign="center" o:hrstd="t" o:hr="t" fillcolor="#a0a0a0" stroked="f"/>
+          <v:rect id="_x0000_i1069" style="width:0;height:1.5pt" o:hralign="center" o:hrstd="t" o:hr="t" fillcolor="#a0a0a0" stroked="f"/>
         </w:pict>
       </w:r>
     </w:p>
@@ -6406,7 +6382,7 @@
     <w:p>
       <w:r>
         <w:pict w14:anchorId="281A0F7F">
-          <v:rect id="_x0000_i1522" style="width:0;height:1.5pt" o:hralign="center" o:hrstd="t" o:hr="t" fillcolor="#a0a0a0" stroked="f"/>
+          <v:rect id="_x0000_i1070" style="width:0;height:1.5pt" o:hralign="center" o:hrstd="t" o:hr="t" fillcolor="#a0a0a0" stroked="f"/>
         </w:pict>
       </w:r>
     </w:p>
@@ -6445,7 +6421,7 @@
     <w:p>
       <w:r>
         <w:pict w14:anchorId="0AD145FE">
-          <v:rect id="_x0000_i1523" style="width:0;height:1.5pt" o:hralign="center" o:hrstd="t" o:hr="t" fillcolor="#a0a0a0" stroked="f"/>
+          <v:rect id="_x0000_i1071" style="width:0;height:1.5pt" o:hralign="center" o:hrstd="t" o:hr="t" fillcolor="#a0a0a0" stroked="f"/>
         </w:pict>
       </w:r>
     </w:p>
@@ -6484,7 +6460,7 @@
     <w:p>
       <w:r>
         <w:pict w14:anchorId="1976E65C">
-          <v:rect id="_x0000_i1524" style="width:0;height:1.5pt" o:hralign="center" o:hrstd="t" o:hr="t" fillcolor="#a0a0a0" stroked="f"/>
+          <v:rect id="_x0000_i1072" style="width:0;height:1.5pt" o:hralign="center" o:hrstd="t" o:hr="t" fillcolor="#a0a0a0" stroked="f"/>
         </w:pict>
       </w:r>
     </w:p>
@@ -6570,7 +6546,7 @@
     <w:p>
       <w:r>
         <w:pict w14:anchorId="01701D09">
-          <v:rect id="_x0000_i1525" style="width:0;height:1.5pt" o:hralign="center" o:hrstd="t" o:hr="t" fillcolor="#a0a0a0" stroked="f"/>
+          <v:rect id="_x0000_i1073" style="width:0;height:1.5pt" o:hralign="center" o:hrstd="t" o:hr="t" fillcolor="#a0a0a0" stroked="f"/>
         </w:pict>
       </w:r>
     </w:p>
@@ -6640,7 +6616,7 @@
     <w:p>
       <w:r>
         <w:pict w14:anchorId="45168BEE">
-          <v:rect id="_x0000_i1526" style="width:0;height:1.5pt" o:hralign="center" o:hrstd="t" o:hr="t" fillcolor="#a0a0a0" stroked="f"/>
+          <v:rect id="_x0000_i1074" style="width:0;height:1.5pt" o:hralign="center" o:hrstd="t" o:hr="t" fillcolor="#a0a0a0" stroked="f"/>
         </w:pict>
       </w:r>
     </w:p>
@@ -6711,7 +6687,7 @@
     <w:p>
       <w:r>
         <w:pict w14:anchorId="0D030301">
-          <v:rect id="_x0000_i1527" style="width:0;height:1.5pt" o:hralign="center" o:hrstd="t" o:hr="t" fillcolor="#a0a0a0" stroked="f"/>
+          <v:rect id="_x0000_i1075" style="width:0;height:1.5pt" o:hralign="center" o:hrstd="t" o:hr="t" fillcolor="#a0a0a0" stroked="f"/>
         </w:pict>
       </w:r>
     </w:p>
@@ -6766,7 +6742,7 @@
     <w:p>
       <w:r>
         <w:pict w14:anchorId="4796FEA0">
-          <v:rect id="_x0000_i1528" style="width:0;height:1.5pt" o:hralign="center" o:hrstd="t" o:hr="t" fillcolor="#a0a0a0" stroked="f"/>
+          <v:rect id="_x0000_i1076" style="width:0;height:1.5pt" o:hralign="center" o:hrstd="t" o:hr="t" fillcolor="#a0a0a0" stroked="f"/>
         </w:pict>
       </w:r>
     </w:p>
@@ -6810,7 +6786,7 @@
     <w:p>
       <w:r>
         <w:pict w14:anchorId="06B321FC">
-          <v:rect id="_x0000_i1529" style="width:0;height:1.5pt" o:hralign="center" o:hrstd="t" o:hr="t" fillcolor="#a0a0a0" stroked="f"/>
+          <v:rect id="_x0000_i1077" style="width:0;height:1.5pt" o:hralign="center" o:hrstd="t" o:hr="t" fillcolor="#a0a0a0" stroked="f"/>
         </w:pict>
       </w:r>
     </w:p>
@@ -6840,7 +6816,7 @@
     <w:p>
       <w:r>
         <w:pict w14:anchorId="212B7C91">
-          <v:rect id="_x0000_i1530" style="width:0;height:1.5pt" o:hralign="center" o:hrstd="t" o:hr="t" fillcolor="#a0a0a0" stroked="f"/>
+          <v:rect id="_x0000_i1078" style="width:0;height:1.5pt" o:hralign="center" o:hrstd="t" o:hr="t" fillcolor="#a0a0a0" stroked="f"/>
         </w:pict>
       </w:r>
     </w:p>
@@ -6869,7 +6845,7 @@
     <w:p>
       <w:r>
         <w:pict w14:anchorId="1C568D1C">
-          <v:rect id="_x0000_i1531" style="width:0;height:1.5pt" o:hralign="center" o:hrstd="t" o:hr="t" fillcolor="#a0a0a0" stroked="f"/>
+          <v:rect id="_x0000_i1079" style="width:0;height:1.5pt" o:hralign="center" o:hrstd="t" o:hr="t" fillcolor="#a0a0a0" stroked="f"/>
         </w:pict>
       </w:r>
     </w:p>
@@ -6898,7 +6874,7 @@
     <w:p>
       <w:r>
         <w:pict w14:anchorId="3F703B1F">
-          <v:rect id="_x0000_i1532" style="width:0;height:1.5pt" o:hralign="center" o:hrstd="t" o:hr="t" fillcolor="#a0a0a0" stroked="f"/>
+          <v:rect id="_x0000_i1080" style="width:0;height:1.5pt" o:hralign="center" o:hrstd="t" o:hr="t" fillcolor="#a0a0a0" stroked="f"/>
         </w:pict>
       </w:r>
     </w:p>
@@ -6927,7 +6903,7 @@
     <w:p>
       <w:r>
         <w:pict w14:anchorId="4F98E6D5">
-          <v:rect id="_x0000_i1533" style="width:0;height:1.5pt" o:hralign="center" o:hrstd="t" o:hr="t" fillcolor="#a0a0a0" stroked="f"/>
+          <v:rect id="_x0000_i1081" style="width:0;height:1.5pt" o:hralign="center" o:hrstd="t" o:hr="t" fillcolor="#a0a0a0" stroked="f"/>
         </w:pict>
       </w:r>
     </w:p>
@@ -6977,7 +6953,7 @@
     <w:p>
       <w:r>
         <w:pict w14:anchorId="37DC59AA">
-          <v:rect id="_x0000_i1534" style="width:0;height:1.5pt" o:hralign="center" o:hrstd="t" o:hr="t" fillcolor="#a0a0a0" stroked="f"/>
+          <v:rect id="_x0000_i1082" style="width:0;height:1.5pt" o:hralign="center" o:hrstd="t" o:hr="t" fillcolor="#a0a0a0" stroked="f"/>
         </w:pict>
       </w:r>
     </w:p>
@@ -7029,7 +7005,7 @@
     <w:p>
       <w:r>
         <w:pict w14:anchorId="1B6891E5">
-          <v:rect id="_x0000_i1535" style="width:0;height:1.5pt" o:hralign="center" o:hrstd="t" o:hr="t" fillcolor="#a0a0a0" stroked="f"/>
+          <v:rect id="_x0000_i1083" style="width:0;height:1.5pt" o:hralign="center" o:hrstd="t" o:hr="t" fillcolor="#a0a0a0" stroked="f"/>
         </w:pict>
       </w:r>
     </w:p>
@@ -7073,7 +7049,7 @@
     <w:p>
       <w:r>
         <w:pict w14:anchorId="15B1CE71">
-          <v:rect id="_x0000_i1536" style="width:0;height:1.5pt" o:hralign="center" o:hrstd="t" o:hr="t" fillcolor="#a0a0a0" stroked="f"/>
+          <v:rect id="_x0000_i1084" style="width:0;height:1.5pt" o:hralign="center" o:hrstd="t" o:hr="t" fillcolor="#a0a0a0" stroked="f"/>
         </w:pict>
       </w:r>
     </w:p>
@@ -7102,7 +7078,7 @@
     <w:p>
       <w:r>
         <w:pict w14:anchorId="61498D21">
-          <v:rect id="_x0000_i1537" style="width:0;height:1.5pt" o:hralign="center" o:hrstd="t" o:hr="t" fillcolor="#a0a0a0" stroked="f"/>
+          <v:rect id="_x0000_i1085" style="width:0;height:1.5pt" o:hralign="center" o:hrstd="t" o:hr="t" fillcolor="#a0a0a0" stroked="f"/>
         </w:pict>
       </w:r>
     </w:p>
@@ -7183,7 +7159,7 @@
     <w:p>
       <w:r>
         <w:pict w14:anchorId="5DB82126">
-          <v:rect id="_x0000_i1538" style="width:0;height:1.5pt" o:hralign="center" o:hrstd="t" o:hr="t" fillcolor="#a0a0a0" stroked="f"/>
+          <v:rect id="_x0000_i1086" style="width:0;height:1.5pt" o:hralign="center" o:hrstd="t" o:hr="t" fillcolor="#a0a0a0" stroked="f"/>
         </w:pict>
       </w:r>
     </w:p>
@@ -7241,7 +7217,7 @@
     <w:p>
       <w:r>
         <w:pict w14:anchorId="7BDC99CD">
-          <v:rect id="_x0000_i1539" style="width:0;height:1.5pt" o:hralign="center" o:hrstd="t" o:hr="t" fillcolor="#a0a0a0" stroked="f"/>
+          <v:rect id="_x0000_i1087" style="width:0;height:1.5pt" o:hralign="center" o:hrstd="t" o:hr="t" fillcolor="#a0a0a0" stroked="f"/>
         </w:pict>
       </w:r>
     </w:p>
@@ -7290,7 +7266,7 @@
     <w:p>
       <w:r>
         <w:pict w14:anchorId="590535FF">
-          <v:rect id="_x0000_i1540" style="width:0;height:1.5pt" o:hralign="center" o:hrstd="t" o:hr="t" fillcolor="#a0a0a0" stroked="f"/>
+          <v:rect id="_x0000_i1088" style="width:0;height:1.5pt" o:hralign="center" o:hrstd="t" o:hr="t" fillcolor="#a0a0a0" stroked="f"/>
         </w:pict>
       </w:r>
     </w:p>
@@ -7320,7 +7296,7 @@
     <w:p>
       <w:r>
         <w:pict w14:anchorId="37F56076">
-          <v:rect id="_x0000_i1541" style="width:0;height:1.5pt" o:hralign="center" o:hrstd="t" o:hr="t" fillcolor="#a0a0a0" stroked="f"/>
+          <v:rect id="_x0000_i1089" style="width:0;height:1.5pt" o:hralign="center" o:hrstd="t" o:hr="t" fillcolor="#a0a0a0" stroked="f"/>
         </w:pict>
       </w:r>
     </w:p>
@@ -7349,7 +7325,7 @@
     <w:p>
       <w:r>
         <w:pict w14:anchorId="5B826D20">
-          <v:rect id="_x0000_i1542" style="width:0;height:1.5pt" o:hralign="center" o:hrstd="t" o:hr="t" fillcolor="#a0a0a0" stroked="f"/>
+          <v:rect id="_x0000_i1090" style="width:0;height:1.5pt" o:hralign="center" o:hrstd="t" o:hr="t" fillcolor="#a0a0a0" stroked="f"/>
         </w:pict>
       </w:r>
     </w:p>
@@ -7378,7 +7354,7 @@
     <w:p>
       <w:r>
         <w:pict w14:anchorId="35A151CC">
-          <v:rect id="_x0000_i1543" style="width:0;height:1.5pt" o:hralign="center" o:hrstd="t" o:hr="t" fillcolor="#a0a0a0" stroked="f"/>
+          <v:rect id="_x0000_i1091" style="width:0;height:1.5pt" o:hralign="center" o:hrstd="t" o:hr="t" fillcolor="#a0a0a0" stroked="f"/>
         </w:pict>
       </w:r>
     </w:p>
@@ -7425,7 +7401,7 @@
     <w:p>
       <w:r>
         <w:pict w14:anchorId="08CBCB8A">
-          <v:rect id="_x0000_i1544" style="width:0;height:1.5pt" o:hralign="center" o:hrstd="t" o:hr="t" fillcolor="#a0a0a0" stroked="f"/>
+          <v:rect id="_x0000_i1092" style="width:0;height:1.5pt" o:hralign="center" o:hrstd="t" o:hr="t" fillcolor="#a0a0a0" stroked="f"/>
         </w:pict>
       </w:r>
     </w:p>
@@ -9156,6 +9132,2137 @@
         <w:t>Launch</w:t>
       </w:r>
     </w:p>
+    <w:p>
+      <w:pPr>
+        <w:spacing w:line="278" w:lineRule="auto"/>
+        <w:jc w:val="left"/>
+      </w:pPr>
+      <w:r>
+        <w:br w:type="page"/>
+      </w:r>
+    </w:p>
+    <w:p>
+      <w:r>
+        <w:lastRenderedPageBreak/>
+        <w:t>Discord Layer</w:t>
+      </w:r>
+    </w:p>
+    <w:p>
+      <w:r>
+        <w:t>(commands/views/events)</w:t>
+      </w:r>
+    </w:p>
+    <w:p>
+      <w:r>
+        <w:t xml:space="preserve">          |</w:t>
+      </w:r>
+    </w:p>
+    <w:p>
+      <w:r>
+        <w:t xml:space="preserve">          ↓</w:t>
+      </w:r>
+    </w:p>
+    <w:p>
+      <w:r>
+        <w:t>Game Services</w:t>
+      </w:r>
+    </w:p>
+    <w:p>
+      <w:r>
+        <w:t>(world rules)</w:t>
+      </w:r>
+    </w:p>
+    <w:p>
+      <w:r>
+        <w:t xml:space="preserve">          |</w:t>
+      </w:r>
+    </w:p>
+    <w:p>
+      <w:r>
+        <w:t xml:space="preserve">          ↓</w:t>
+      </w:r>
+    </w:p>
+    <w:p>
+      <w:r>
+        <w:t>Repositories</w:t>
+      </w:r>
+    </w:p>
+    <w:p>
+      <w:r>
+        <w:t>(data access)</w:t>
+      </w:r>
+    </w:p>
+    <w:p>
+      <w:r>
+        <w:t xml:space="preserve">          |</w:t>
+      </w:r>
+    </w:p>
+    <w:p>
+      <w:r>
+        <w:t xml:space="preserve">          ↓</w:t>
+      </w:r>
+    </w:p>
+    <w:p>
+      <w:r>
+        <w:t>Database</w:t>
+      </w:r>
+    </w:p>
+    <w:p>
+      <w:pPr>
+        <w:spacing w:line="278" w:lineRule="auto"/>
+        <w:jc w:val="left"/>
+      </w:pPr>
+      <w:r>
+        <w:br w:type="page"/>
+      </w:r>
+    </w:p>
+    <w:p>
+      <w:r>
+        <w:lastRenderedPageBreak/>
+        <w:t xml:space="preserve">The gateway owns </w:t>
+      </w:r>
+      <w:r>
+        <w:rPr>
+          <w:b/>
+          <w:bCs/>
+        </w:rPr>
+        <w:t>everything</w:t>
+      </w:r>
+      <w:r>
+        <w:t xml:space="preserve"> about resuming the story.</w:t>
+      </w:r>
+    </w:p>
+    <w:p>
+      <w:proofErr w:type="spellStart"/>
+      <w:r>
+        <w:t>JourneyGateway</w:t>
+      </w:r>
+      <w:proofErr w:type="spellEnd"/>
+    </w:p>
+    <w:p/>
+    <w:p>
+      <w:r>
+        <w:t>↓</w:t>
+      </w:r>
+    </w:p>
+    <w:p/>
+    <w:p>
+      <w:r>
+        <w:t>Read player state</w:t>
+      </w:r>
+    </w:p>
+    <w:p/>
+    <w:p>
+      <w:r>
+        <w:t>↓</w:t>
+      </w:r>
+    </w:p>
+    <w:p/>
+    <w:p>
+      <w:r>
+        <w:t>Show correct scene</w:t>
+      </w:r>
+    </w:p>
+    <w:p/>
+    <w:p>
+      <w:r>
+        <w:t>↓</w:t>
+      </w:r>
+    </w:p>
+    <w:p/>
+    <w:p>
+      <w:r>
+        <w:t>Pass identity</w:t>
+      </w:r>
+    </w:p>
+    <w:p/>
+    <w:p>
+      <w:r>
+        <w:t>↓</w:t>
+      </w:r>
+    </w:p>
+    <w:p/>
+    <w:p>
+      <w:r>
+        <w:t>Resume exactly where the player stopped</w:t>
+      </w:r>
+    </w:p>
+    <w:p>
+      <w:r>
+        <w:t>It will have six private methods.</w:t>
+      </w:r>
+    </w:p>
+    <w:p>
+      <w:r>
+        <w:t>_</w:t>
+      </w:r>
+      <w:proofErr w:type="spellStart"/>
+      <w:r>
+        <w:t>resume_</w:t>
+      </w:r>
+      <w:proofErr w:type="gramStart"/>
+      <w:r>
+        <w:t>wanderer</w:t>
+      </w:r>
+      <w:proofErr w:type="spellEnd"/>
+      <w:r>
+        <w:t>(</w:t>
+      </w:r>
+      <w:proofErr w:type="gramEnd"/>
+      <w:r>
+        <w:t>)</w:t>
+      </w:r>
+    </w:p>
+    <w:p/>
+    <w:p>
+      <w:r>
+        <w:t>_</w:t>
+      </w:r>
+      <w:proofErr w:type="spellStart"/>
+      <w:r>
+        <w:t>resume_</w:t>
+      </w:r>
+      <w:proofErr w:type="gramStart"/>
+      <w:r>
+        <w:t>awakening</w:t>
+      </w:r>
+      <w:proofErr w:type="spellEnd"/>
+      <w:r>
+        <w:t>(</w:t>
+      </w:r>
+      <w:proofErr w:type="gramEnd"/>
+      <w:r>
+        <w:t>)</w:t>
+      </w:r>
+    </w:p>
+    <w:p/>
+    <w:p>
+      <w:r>
+        <w:lastRenderedPageBreak/>
+        <w:t>_</w:t>
+      </w:r>
+      <w:proofErr w:type="spellStart"/>
+      <w:r>
+        <w:t>resume_hero_</w:t>
+      </w:r>
+      <w:proofErr w:type="gramStart"/>
+      <w:r>
+        <w:t>chosen</w:t>
+      </w:r>
+      <w:proofErr w:type="spellEnd"/>
+      <w:r>
+        <w:t>(</w:t>
+      </w:r>
+      <w:proofErr w:type="gramEnd"/>
+      <w:r>
+        <w:t>)</w:t>
+      </w:r>
+    </w:p>
+    <w:p/>
+    <w:p>
+      <w:r>
+        <w:t>_</w:t>
+      </w:r>
+      <w:proofErr w:type="spellStart"/>
+      <w:r>
+        <w:t>resume_oath_</w:t>
+      </w:r>
+      <w:proofErr w:type="gramStart"/>
+      <w:r>
+        <w:t>complete</w:t>
+      </w:r>
+      <w:proofErr w:type="spellEnd"/>
+      <w:r>
+        <w:t>(</w:t>
+      </w:r>
+      <w:proofErr w:type="gramEnd"/>
+      <w:r>
+        <w:t>)</w:t>
+      </w:r>
+    </w:p>
+    <w:p/>
+    <w:p>
+      <w:r>
+        <w:t>_</w:t>
+      </w:r>
+      <w:proofErr w:type="spellStart"/>
+      <w:r>
+        <w:t>resume_</w:t>
+      </w:r>
+      <w:proofErr w:type="gramStart"/>
+      <w:r>
+        <w:t>welcome</w:t>
+      </w:r>
+      <w:proofErr w:type="spellEnd"/>
+      <w:r>
+        <w:t>(</w:t>
+      </w:r>
+      <w:proofErr w:type="gramEnd"/>
+      <w:r>
+        <w:t>)</w:t>
+      </w:r>
+    </w:p>
+    <w:p/>
+    <w:p>
+      <w:r>
+        <w:t>_</w:t>
+      </w:r>
+      <w:proofErr w:type="spellStart"/>
+      <w:r>
+        <w:t>resume_</w:t>
+      </w:r>
+      <w:proofErr w:type="gramStart"/>
+      <w:r>
+        <w:t>oathbound</w:t>
+      </w:r>
+      <w:proofErr w:type="spellEnd"/>
+      <w:r>
+        <w:t>(</w:t>
+      </w:r>
+      <w:proofErr w:type="gramEnd"/>
+      <w:r>
+        <w:t>)</w:t>
+      </w:r>
+    </w:p>
+    <w:p>
+      <w:r>
+        <w:t xml:space="preserve">Each method only knows how to restore </w:t>
+      </w:r>
+      <w:r>
+        <w:rPr>
+          <w:b/>
+          <w:bCs/>
+        </w:rPr>
+        <w:t>one</w:t>
+      </w:r>
+      <w:r>
+        <w:t xml:space="preserve"> state.</w:t>
+      </w:r>
+    </w:p>
+    <w:p>
+      <w:r>
+        <w:pict w14:anchorId="7E105D7E">
+          <v:rect id="_x0000_i1141" style="width:0;height:1.5pt" o:hralign="center" o:hrstd="t" o:hr="t" fillcolor="#a0a0a0" stroked="f"/>
+        </w:pict>
+      </w:r>
+    </w:p>
+    <w:p>
+      <w:pPr>
+        <w:rPr>
+          <w:b/>
+          <w:bCs/>
+        </w:rPr>
+      </w:pPr>
+      <w:r>
+        <w:rPr>
+          <w:b/>
+          <w:bCs/>
+        </w:rPr>
+        <w:t>Step 4 — What Each Resume Does</w:t>
+      </w:r>
+    </w:p>
+    <w:p>
+      <w:pPr>
+        <w:rPr>
+          <w:b/>
+          <w:bCs/>
+        </w:rPr>
+      </w:pPr>
+      <w:r>
+        <w:rPr>
+          <w:b/>
+          <w:bCs/>
+        </w:rPr>
+        <w:t>WANDERER</w:t>
+      </w:r>
+    </w:p>
+    <w:p>
+      <w:r>
+        <w:t>Arrival</w:t>
+      </w:r>
+    </w:p>
+    <w:p/>
+    <w:p>
+      <w:r>
+        <w:t>↓</w:t>
+      </w:r>
+    </w:p>
+    <w:p/>
+    <w:p>
+      <w:proofErr w:type="spellStart"/>
+      <w:r>
+        <w:t>ArrivalView</w:t>
+      </w:r>
+      <w:proofErr w:type="spellEnd"/>
+    </w:p>
+    <w:p>
+      <w:r>
+        <w:pict w14:anchorId="54DF9938">
+          <v:rect id="_x0000_i1142" style="width:0;height:1.5pt" o:hralign="center" o:hrstd="t" o:hr="t" fillcolor="#a0a0a0" stroked="f"/>
+        </w:pict>
+      </w:r>
+    </w:p>
+    <w:p>
+      <w:pPr>
+        <w:rPr>
+          <w:b/>
+          <w:bCs/>
+        </w:rPr>
+      </w:pPr>
+      <w:r>
+        <w:rPr>
+          <w:b/>
+          <w:bCs/>
+        </w:rPr>
+        <w:t>AWAKENING</w:t>
+      </w:r>
+    </w:p>
+    <w:p>
+      <w:r>
+        <w:t>Sleeping Hall</w:t>
+      </w:r>
+    </w:p>
+    <w:p/>
+    <w:p>
+      <w:r>
+        <w:t>↓</w:t>
+      </w:r>
+    </w:p>
+    <w:p/>
+    <w:p>
+      <w:r>
+        <w:t>Restore hero browsing</w:t>
+      </w:r>
+    </w:p>
+    <w:p/>
+    <w:p>
+      <w:r>
+        <w:t>↓</w:t>
+      </w:r>
+    </w:p>
+    <w:p/>
+    <w:p>
+      <w:proofErr w:type="spellStart"/>
+      <w:r>
+        <w:t>SleepingHallView</w:t>
+      </w:r>
+      <w:proofErr w:type="spellEnd"/>
+    </w:p>
+    <w:p>
+      <w:r>
+        <w:pict w14:anchorId="2105C94B">
+          <v:rect id="_x0000_i1143" style="width:0;height:1.5pt" o:hralign="center" o:hrstd="t" o:hr="t" fillcolor="#a0a0a0" stroked="f"/>
+        </w:pict>
+      </w:r>
+    </w:p>
+    <w:p>
+      <w:pPr>
+        <w:rPr>
+          <w:b/>
+          <w:bCs/>
+        </w:rPr>
+      </w:pPr>
+      <w:r>
+        <w:rPr>
+          <w:b/>
+          <w:bCs/>
+        </w:rPr>
+        <w:t>HERO_CHOSEN</w:t>
+      </w:r>
+    </w:p>
+    <w:p>
+      <w:r>
+        <w:t>Load hero</w:t>
+      </w:r>
+    </w:p>
+    <w:p/>
+    <w:p>
+      <w:r>
+        <w:t>↓</w:t>
+      </w:r>
+    </w:p>
+    <w:p/>
+    <w:p>
+      <w:r>
+        <w:t>Hero speaks again</w:t>
+      </w:r>
+    </w:p>
+    <w:p/>
+    <w:p>
+      <w:r>
+        <w:t>↓</w:t>
+      </w:r>
+    </w:p>
+    <w:p/>
+    <w:p>
+      <w:proofErr w:type="spellStart"/>
+      <w:r>
+        <w:t>OathCeremonyView</w:t>
+      </w:r>
+      <w:proofErr w:type="spellEnd"/>
+      <w:r>
+        <w:t>(hero)</w:t>
+      </w:r>
+    </w:p>
+    <w:p>
+      <w:r>
+        <w:pict w14:anchorId="760814D0">
+          <v:rect id="_x0000_i1144" style="width:0;height:1.5pt" o:hralign="center" o:hrstd="t" o:hr="t" fillcolor="#a0a0a0" stroked="f"/>
+        </w:pict>
+      </w:r>
+    </w:p>
+    <w:p>
+      <w:pPr>
+        <w:rPr>
+          <w:b/>
+          <w:bCs/>
+        </w:rPr>
+      </w:pPr>
+      <w:r>
+        <w:rPr>
+          <w:b/>
+          <w:bCs/>
+        </w:rPr>
+        <w:t>OATH_COMPLETE</w:t>
+      </w:r>
+    </w:p>
+    <w:p>
+      <w:r>
+        <w:t>Load hero</w:t>
+      </w:r>
+    </w:p>
+    <w:p/>
+    <w:p>
+      <w:r>
+        <w:t>↓</w:t>
+      </w:r>
+    </w:p>
+    <w:p/>
+    <w:p>
+      <w:r>
+        <w:t>Welcome Story</w:t>
+      </w:r>
+    </w:p>
+    <w:p/>
+    <w:p>
+      <w:r>
+        <w:lastRenderedPageBreak/>
+        <w:t>↓</w:t>
+      </w:r>
+    </w:p>
+    <w:p/>
+    <w:p>
+      <w:proofErr w:type="spellStart"/>
+      <w:proofErr w:type="gramStart"/>
+      <w:r>
+        <w:t>WelcomeView</w:t>
+      </w:r>
+      <w:proofErr w:type="spellEnd"/>
+      <w:r>
+        <w:t>(</w:t>
+      </w:r>
+      <w:proofErr w:type="gramEnd"/>
+      <w:r>
+        <w:t xml:space="preserve">hero, </w:t>
+      </w:r>
+      <w:proofErr w:type="spellStart"/>
+      <w:r>
+        <w:t>player_id</w:t>
+      </w:r>
+      <w:proofErr w:type="spellEnd"/>
+      <w:r>
+        <w:t>)</w:t>
+      </w:r>
+    </w:p>
+    <w:p>
+      <w:r>
+        <w:pict w14:anchorId="2F137636">
+          <v:rect id="_x0000_i1145" style="width:0;height:1.5pt" o:hralign="center" o:hrstd="t" o:hr="t" fillcolor="#a0a0a0" stroked="f"/>
+        </w:pict>
+      </w:r>
+    </w:p>
+    <w:p>
+      <w:pPr>
+        <w:rPr>
+          <w:b/>
+          <w:bCs/>
+        </w:rPr>
+      </w:pPr>
+      <w:r>
+        <w:rPr>
+          <w:b/>
+          <w:bCs/>
+        </w:rPr>
+        <w:t>WELCOME</w:t>
+      </w:r>
+    </w:p>
+    <w:p>
+      <w:r>
+        <w:t>Load hero</w:t>
+      </w:r>
+    </w:p>
+    <w:p/>
+    <w:p>
+      <w:r>
+        <w:t>↓</w:t>
+      </w:r>
+    </w:p>
+    <w:p/>
+    <w:p>
+      <w:r>
+        <w:t>Final Trial</w:t>
+      </w:r>
+    </w:p>
+    <w:p/>
+    <w:p>
+      <w:r>
+        <w:t>↓</w:t>
+      </w:r>
+    </w:p>
+    <w:p/>
+    <w:p>
+      <w:proofErr w:type="spellStart"/>
+      <w:proofErr w:type="gramStart"/>
+      <w:r>
+        <w:t>RuinsCollapseView</w:t>
+      </w:r>
+      <w:proofErr w:type="spellEnd"/>
+      <w:r>
+        <w:t>(</w:t>
+      </w:r>
+      <w:proofErr w:type="gramEnd"/>
+      <w:r>
+        <w:t xml:space="preserve">hero, </w:t>
+      </w:r>
+      <w:proofErr w:type="spellStart"/>
+      <w:r>
+        <w:t>player_id</w:t>
+      </w:r>
+      <w:proofErr w:type="spellEnd"/>
+      <w:r>
+        <w:t>)</w:t>
+      </w:r>
+    </w:p>
+    <w:p>
+      <w:r>
+        <w:pict w14:anchorId="18AAB8D5">
+          <v:rect id="_x0000_i1146" style="width:0;height:1.5pt" o:hralign="center" o:hrstd="t" o:hr="t" fillcolor="#a0a0a0" stroked="f"/>
+        </w:pict>
+      </w:r>
+    </w:p>
+    <w:p>
+      <w:pPr>
+        <w:rPr>
+          <w:b/>
+          <w:bCs/>
+        </w:rPr>
+      </w:pPr>
+      <w:r>
+        <w:rPr>
+          <w:b/>
+          <w:bCs/>
+        </w:rPr>
+        <w:t>OATHBOUND</w:t>
+      </w:r>
+    </w:p>
+    <w:p>
+      <w:r>
+        <w:t>Ruins destroyed</w:t>
+      </w:r>
+    </w:p>
+    <w:p/>
+    <w:p>
+      <w:r>
+        <w:t>↓</w:t>
+      </w:r>
+    </w:p>
+    <w:p/>
+    <w:p>
+      <w:r>
+        <w:t>"You already walk beneath the open sky."</w:t>
+      </w:r>
+    </w:p>
+    <w:p>
+      <w:r>
+        <w:t>Eventually, this will redirect players to the real world rather than the prologue.</w:t>
+      </w:r>
+    </w:p>
+    <w:p>
+      <w:r>
+        <w:pict w14:anchorId="6881743B">
+          <v:rect id="_x0000_i1147" style="width:0;height:1.5pt" o:hralign="center" o:hrstd="t" o:hr="t" fillcolor="#a0a0a0" stroked="f"/>
+        </w:pict>
+      </w:r>
+    </w:p>
+    <w:p>
+      <w:pPr>
+        <w:rPr>
+          <w:b/>
+          <w:bCs/>
+        </w:rPr>
+      </w:pPr>
+      <w:r>
+        <w:rPr>
+          <w:b/>
+          <w:bCs/>
+        </w:rPr>
+        <w:lastRenderedPageBreak/>
+        <w:t xml:space="preserve">Step 5 — </w:t>
+      </w:r>
+      <w:proofErr w:type="spellStart"/>
+      <w:r>
+        <w:rPr>
+          <w:b/>
+          <w:bCs/>
+        </w:rPr>
+        <w:t>PlayerService</w:t>
+      </w:r>
+      <w:proofErr w:type="spellEnd"/>
+    </w:p>
+    <w:p>
+      <w:r>
+        <w:t>We're also going to simplify it.</w:t>
+      </w:r>
+    </w:p>
+    <w:p>
+      <w:r>
+        <w:t>Instead of:</w:t>
+      </w:r>
+    </w:p>
+    <w:p>
+      <w:proofErr w:type="spellStart"/>
+      <w:r>
+        <w:t>assign_</w:t>
+      </w:r>
+      <w:proofErr w:type="gramStart"/>
+      <w:r>
+        <w:t>hero</w:t>
+      </w:r>
+      <w:proofErr w:type="spellEnd"/>
+      <w:r>
+        <w:t>(</w:t>
+      </w:r>
+      <w:proofErr w:type="gramEnd"/>
+      <w:r>
+        <w:t>)</w:t>
+      </w:r>
+    </w:p>
+    <w:p/>
+    <w:p>
+      <w:proofErr w:type="spellStart"/>
+      <w:r>
+        <w:t>complete_</w:t>
+      </w:r>
+      <w:proofErr w:type="gramStart"/>
+      <w:r>
+        <w:t>oath</w:t>
+      </w:r>
+      <w:proofErr w:type="spellEnd"/>
+      <w:r>
+        <w:t>(</w:t>
+      </w:r>
+      <w:proofErr w:type="gramEnd"/>
+      <w:r>
+        <w:t>)</w:t>
+      </w:r>
+    </w:p>
+    <w:p/>
+    <w:p>
+      <w:proofErr w:type="spellStart"/>
+      <w:r>
+        <w:t>enter_</w:t>
+      </w:r>
+      <w:proofErr w:type="gramStart"/>
+      <w:r>
+        <w:t>welcome</w:t>
+      </w:r>
+      <w:proofErr w:type="spellEnd"/>
+      <w:r>
+        <w:t>(</w:t>
+      </w:r>
+      <w:proofErr w:type="gramEnd"/>
+      <w:r>
+        <w:t>)</w:t>
+      </w:r>
+    </w:p>
+    <w:p/>
+    <w:p>
+      <w:proofErr w:type="spellStart"/>
+      <w:r>
+        <w:t>collapse_</w:t>
+      </w:r>
+      <w:proofErr w:type="gramStart"/>
+      <w:r>
+        <w:t>ruins</w:t>
+      </w:r>
+      <w:proofErr w:type="spellEnd"/>
+      <w:r>
+        <w:t>(</w:t>
+      </w:r>
+      <w:proofErr w:type="gramEnd"/>
+      <w:r>
+        <w:t>)</w:t>
+      </w:r>
+    </w:p>
+    <w:p>
+      <w:r>
+        <w:t>We'll gradually move the story progression into the gateway.</w:t>
+      </w:r>
+    </w:p>
+    <w:p>
+      <w:proofErr w:type="spellStart"/>
+      <w:r>
+        <w:t>PlayerService</w:t>
+      </w:r>
+      <w:proofErr w:type="spellEnd"/>
+      <w:r>
+        <w:t xml:space="preserve"> becomes:</w:t>
+      </w:r>
+    </w:p>
+    <w:p>
+      <w:proofErr w:type="spellStart"/>
+      <w:r>
+        <w:t>get_</w:t>
+      </w:r>
+      <w:proofErr w:type="gramStart"/>
+      <w:r>
+        <w:t>player</w:t>
+      </w:r>
+      <w:proofErr w:type="spellEnd"/>
+      <w:r>
+        <w:t>(</w:t>
+      </w:r>
+      <w:proofErr w:type="gramEnd"/>
+      <w:r>
+        <w:t>)</w:t>
+      </w:r>
+    </w:p>
+    <w:p/>
+    <w:p>
+      <w:proofErr w:type="spellStart"/>
+      <w:r>
+        <w:t>create_</w:t>
+      </w:r>
+      <w:proofErr w:type="gramStart"/>
+      <w:r>
+        <w:t>player</w:t>
+      </w:r>
+      <w:proofErr w:type="spellEnd"/>
+      <w:r>
+        <w:t>(</w:t>
+      </w:r>
+      <w:proofErr w:type="gramEnd"/>
+      <w:r>
+        <w:t>)</w:t>
+      </w:r>
+    </w:p>
+    <w:p/>
+    <w:p>
+      <w:proofErr w:type="spellStart"/>
+      <w:r>
+        <w:t>update_</w:t>
+      </w:r>
+      <w:proofErr w:type="gramStart"/>
+      <w:r>
+        <w:t>state</w:t>
+      </w:r>
+      <w:proofErr w:type="spellEnd"/>
+      <w:r>
+        <w:t>(</w:t>
+      </w:r>
+      <w:proofErr w:type="gramEnd"/>
+      <w:r>
+        <w:t>)</w:t>
+      </w:r>
+    </w:p>
+    <w:p/>
+    <w:p>
+      <w:proofErr w:type="spellStart"/>
+      <w:r>
+        <w:t>assign_</w:t>
+      </w:r>
+      <w:proofErr w:type="gramStart"/>
+      <w:r>
+        <w:t>hero</w:t>
+      </w:r>
+      <w:proofErr w:type="spellEnd"/>
+      <w:r>
+        <w:t>(</w:t>
+      </w:r>
+      <w:proofErr w:type="gramEnd"/>
+      <w:r>
+        <w:t>)</w:t>
+      </w:r>
+    </w:p>
+    <w:p/>
+    <w:p>
+      <w:proofErr w:type="spellStart"/>
+      <w:r>
+        <w:t>get_player_</w:t>
+      </w:r>
+      <w:proofErr w:type="gramStart"/>
+      <w:r>
+        <w:t>hero</w:t>
+      </w:r>
+      <w:proofErr w:type="spellEnd"/>
+      <w:r>
+        <w:t>(</w:t>
+      </w:r>
+      <w:proofErr w:type="gramEnd"/>
+      <w:r>
+        <w:t>)</w:t>
+      </w:r>
+    </w:p>
+    <w:p>
+      <w:r>
+        <w:t>The service manages player data.</w:t>
+      </w:r>
+    </w:p>
+    <w:p>
+      <w:r>
+        <w:t>The gateway manages the story.</w:t>
+      </w:r>
+    </w:p>
+    <w:p>
+      <w:r>
+        <w:lastRenderedPageBreak/>
+        <w:pict w14:anchorId="4954E5C2">
+          <v:rect id="_x0000_i1148" style="width:0;height:1.5pt" o:hralign="center" o:hrstd="t" o:hr="t" fillcolor="#a0a0a0" stroked="f"/>
+        </w:pict>
+      </w:r>
+    </w:p>
+    <w:p>
+      <w:pPr>
+        <w:rPr>
+          <w:b/>
+          <w:bCs/>
+        </w:rPr>
+      </w:pPr>
+      <w:r>
+        <w:rPr>
+          <w:b/>
+          <w:bCs/>
+        </w:rPr>
+        <w:t>Step 6 — Repository</w:t>
+      </w:r>
+    </w:p>
+    <w:p>
+      <w:r>
+        <w:t>The repository should only do database work.</w:t>
+      </w:r>
+    </w:p>
+    <w:p>
+      <w:proofErr w:type="spellStart"/>
+      <w:r>
+        <w:t>PlayerRepository</w:t>
+      </w:r>
+      <w:proofErr w:type="spellEnd"/>
+    </w:p>
+    <w:p/>
+    <w:p>
+      <w:proofErr w:type="gramStart"/>
+      <w:r>
+        <w:t>get(</w:t>
+      </w:r>
+      <w:proofErr w:type="gramEnd"/>
+      <w:r>
+        <w:t>)</w:t>
+      </w:r>
+    </w:p>
+    <w:p/>
+    <w:p>
+      <w:proofErr w:type="gramStart"/>
+      <w:r>
+        <w:t>create(</w:t>
+      </w:r>
+      <w:proofErr w:type="gramEnd"/>
+      <w:r>
+        <w:t>)</w:t>
+      </w:r>
+    </w:p>
+    <w:p/>
+    <w:p>
+      <w:proofErr w:type="gramStart"/>
+      <w:r>
+        <w:t>save(</w:t>
+      </w:r>
+      <w:proofErr w:type="gramEnd"/>
+      <w:r>
+        <w:t>)</w:t>
+      </w:r>
+    </w:p>
+    <w:p/>
+    <w:p>
+      <w:proofErr w:type="gramStart"/>
+      <w:r>
+        <w:t>delete(</w:t>
+      </w:r>
+      <w:proofErr w:type="gramEnd"/>
+      <w:r>
+        <w:t>)</w:t>
+      </w:r>
+    </w:p>
+    <w:p/>
+    <w:p>
+      <w:proofErr w:type="gramStart"/>
+      <w:r>
+        <w:t>update(</w:t>
+      </w:r>
+      <w:proofErr w:type="gramEnd"/>
+      <w:r>
+        <w:t>)</w:t>
+      </w:r>
+    </w:p>
+    <w:p>
+      <w:r>
+        <w:t>No game logic.</w:t>
+      </w:r>
+    </w:p>
+    <w:p>
+      <w:r>
+        <w:t>No journey logic.</w:t>
+      </w:r>
+    </w:p>
+    <w:p>
+      <w:r>
+        <w:t>No hero logic.</w:t>
+      </w:r>
+    </w:p>
+    <w:p>
+      <w:pPr>
+        <w:spacing w:line="278" w:lineRule="auto"/>
+        <w:jc w:val="left"/>
+      </w:pPr>
+      <w:r>
+        <w:br w:type="page"/>
+      </w:r>
+    </w:p>
+    <w:p>
+      <w:pPr>
+        <w:rPr>
+          <w:b/>
+          <w:bCs/>
+        </w:rPr>
+      </w:pPr>
+      <w:r>
+        <w:rPr>
+          <w:b/>
+          <w:bCs/>
+        </w:rPr>
+        <w:lastRenderedPageBreak/>
+        <w:t>Layer 1 — Commands</w:t>
+      </w:r>
+    </w:p>
+    <w:p>
+      <w:r>
+        <w:t>/</w:t>
+      </w:r>
+      <w:proofErr w:type="gramStart"/>
+      <w:r>
+        <w:t>start</w:t>
+      </w:r>
+      <w:proofErr w:type="gramEnd"/>
+    </w:p>
+    <w:p>
+      <w:r>
+        <w:t>/</w:t>
+      </w:r>
+      <w:proofErr w:type="gramStart"/>
+      <w:r>
+        <w:t>profile</w:t>
+      </w:r>
+      <w:proofErr w:type="gramEnd"/>
+    </w:p>
+    <w:p>
+      <w:r>
+        <w:t>/</w:t>
+      </w:r>
+      <w:proofErr w:type="gramStart"/>
+      <w:r>
+        <w:t>battle</w:t>
+      </w:r>
+      <w:proofErr w:type="gramEnd"/>
+    </w:p>
+    <w:p>
+      <w:r>
+        <w:t>/</w:t>
+      </w:r>
+      <w:proofErr w:type="gramStart"/>
+      <w:r>
+        <w:t>inventory</w:t>
+      </w:r>
+      <w:proofErr w:type="gramEnd"/>
+    </w:p>
+    <w:p>
+      <w:r>
+        <w:t>Responsibilities:</w:t>
+      </w:r>
+    </w:p>
+    <w:p>
+      <w:pPr>
+        <w:numPr>
+          <w:ilvl w:val="0"/>
+          <w:numId w:val="12"/>
+        </w:numPr>
+      </w:pPr>
+      <w:r>
+        <w:t xml:space="preserve">Receive Discord commands </w:t>
+      </w:r>
+    </w:p>
+    <w:p>
+      <w:pPr>
+        <w:numPr>
+          <w:ilvl w:val="0"/>
+          <w:numId w:val="12"/>
+        </w:numPr>
+      </w:pPr>
+      <w:r>
+        <w:t xml:space="preserve">Call Gateway </w:t>
+      </w:r>
+    </w:p>
+    <w:p>
+      <w:pPr>
+        <w:numPr>
+          <w:ilvl w:val="0"/>
+          <w:numId w:val="12"/>
+        </w:numPr>
+      </w:pPr>
+      <w:r>
+        <w:t xml:space="preserve">Nothing else </w:t>
+      </w:r>
+    </w:p>
+    <w:p>
+      <w:r>
+        <w:pict w14:anchorId="6869523B">
+          <v:rect id="_x0000_i1223" style="width:0;height:1.5pt" o:hralign="center" o:hrstd="t" o:hr="t" fillcolor="#a0a0a0" stroked="f"/>
+        </w:pict>
+      </w:r>
+    </w:p>
+    <w:p>
+      <w:pPr>
+        <w:rPr>
+          <w:b/>
+          <w:bCs/>
+        </w:rPr>
+      </w:pPr>
+      <w:r>
+        <w:rPr>
+          <w:b/>
+          <w:bCs/>
+        </w:rPr>
+        <w:t>Layer 2 — Gateway</w:t>
+      </w:r>
+    </w:p>
+    <w:p>
+      <w:proofErr w:type="spellStart"/>
+      <w:r>
+        <w:t>JourneyGateway</w:t>
+      </w:r>
+      <w:proofErr w:type="spellEnd"/>
+    </w:p>
+    <w:p>
+      <w:r>
+        <w:t>Responsibilities:</w:t>
+      </w:r>
+    </w:p>
+    <w:p>
+      <w:pPr>
+        <w:numPr>
+          <w:ilvl w:val="0"/>
+          <w:numId w:val="13"/>
+        </w:numPr>
+      </w:pPr>
+      <w:r>
+        <w:t xml:space="preserve">Route the player to the correct scene </w:t>
+      </w:r>
+    </w:p>
+    <w:p>
+      <w:pPr>
+        <w:numPr>
+          <w:ilvl w:val="0"/>
+          <w:numId w:val="13"/>
+        </w:numPr>
+      </w:pPr>
+      <w:r>
+        <w:t xml:space="preserve">Never contain story logic </w:t>
+      </w:r>
+    </w:p>
+    <w:p>
+      <w:pPr>
+        <w:numPr>
+          <w:ilvl w:val="0"/>
+          <w:numId w:val="13"/>
+        </w:numPr>
+      </w:pPr>
+      <w:r>
+        <w:t xml:space="preserve">Never build embeds </w:t>
+      </w:r>
+    </w:p>
+    <w:p>
+      <w:pPr>
+        <w:numPr>
+          <w:ilvl w:val="0"/>
+          <w:numId w:val="13"/>
+        </w:numPr>
+      </w:pPr>
+      <w:r>
+        <w:t xml:space="preserve">Never touch SQL directly </w:t>
+      </w:r>
+    </w:p>
+    <w:p>
+      <w:r>
+        <w:pict w14:anchorId="2B8492A7">
+          <v:rect id="_x0000_i1224" style="width:0;height:1.5pt" o:hralign="center" o:hrstd="t" o:hr="t" fillcolor="#a0a0a0" stroked="f"/>
+        </w:pict>
+      </w:r>
+    </w:p>
+    <w:p>
+      <w:pPr>
+        <w:rPr>
+          <w:b/>
+          <w:bCs/>
+        </w:rPr>
+      </w:pPr>
+      <w:r>
+        <w:rPr>
+          <w:b/>
+          <w:bCs/>
+        </w:rPr>
+        <w:t>Layer 3 — Engine</w:t>
+      </w:r>
+    </w:p>
+    <w:p>
+      <w:proofErr w:type="spellStart"/>
+      <w:proofErr w:type="gramStart"/>
+      <w:r>
+        <w:t>SceneManager</w:t>
+      </w:r>
+      <w:proofErr w:type="spellEnd"/>
+      <w:proofErr w:type="gramEnd"/>
+    </w:p>
+    <w:p>
+      <w:proofErr w:type="spellStart"/>
+      <w:proofErr w:type="gramStart"/>
+      <w:r>
+        <w:t>CheckpointManager</w:t>
+      </w:r>
+      <w:proofErr w:type="spellEnd"/>
+      <w:proofErr w:type="gramEnd"/>
+    </w:p>
+    <w:p>
+      <w:proofErr w:type="spellStart"/>
+      <w:proofErr w:type="gramStart"/>
+      <w:r>
+        <w:t>MessageManager</w:t>
+      </w:r>
+      <w:proofErr w:type="spellEnd"/>
+      <w:proofErr w:type="gramEnd"/>
+    </w:p>
+    <w:p>
+      <w:r>
+        <w:t>Responsibilities:</w:t>
+      </w:r>
+    </w:p>
+    <w:p>
+      <w:pPr>
+        <w:numPr>
+          <w:ilvl w:val="0"/>
+          <w:numId w:val="14"/>
+        </w:numPr>
+      </w:pPr>
+      <w:r>
+        <w:lastRenderedPageBreak/>
+        <w:t xml:space="preserve">Create scenes </w:t>
+      </w:r>
+    </w:p>
+    <w:p>
+      <w:pPr>
+        <w:numPr>
+          <w:ilvl w:val="0"/>
+          <w:numId w:val="14"/>
+        </w:numPr>
+      </w:pPr>
+      <w:r>
+        <w:t xml:space="preserve">Resume scenes </w:t>
+      </w:r>
+    </w:p>
+    <w:p>
+      <w:pPr>
+        <w:numPr>
+          <w:ilvl w:val="0"/>
+          <w:numId w:val="14"/>
+        </w:numPr>
+      </w:pPr>
+      <w:r>
+        <w:t xml:space="preserve">Restore scenes </w:t>
+      </w:r>
+    </w:p>
+    <w:p>
+      <w:pPr>
+        <w:numPr>
+          <w:ilvl w:val="0"/>
+          <w:numId w:val="14"/>
+        </w:numPr>
+      </w:pPr>
+      <w:r>
+        <w:t xml:space="preserve">Save checkpoints </w:t>
+      </w:r>
+    </w:p>
+    <w:p>
+      <w:pPr>
+        <w:numPr>
+          <w:ilvl w:val="0"/>
+          <w:numId w:val="14"/>
+        </w:numPr>
+      </w:pPr>
+      <w:r>
+        <w:t xml:space="preserve">Save messages </w:t>
+      </w:r>
+    </w:p>
+    <w:p>
+      <w:r>
+        <w:t>This becomes the heart of the game.</w:t>
+      </w:r>
+    </w:p>
+    <w:p>
+      <w:r>
+        <w:pict w14:anchorId="17FAD5C1">
+          <v:rect id="_x0000_i1225" style="width:0;height:1.5pt" o:hralign="center" o:hrstd="t" o:hr="t" fillcolor="#a0a0a0" stroked="f"/>
+        </w:pict>
+      </w:r>
+    </w:p>
+    <w:p>
+      <w:pPr>
+        <w:rPr>
+          <w:b/>
+          <w:bCs/>
+        </w:rPr>
+      </w:pPr>
+      <w:r>
+        <w:rPr>
+          <w:b/>
+          <w:bCs/>
+        </w:rPr>
+        <w:t>Layer 4 — Scene</w:t>
+      </w:r>
+    </w:p>
+    <w:p>
+      <w:r>
+        <w:t>Each scene becomes self-contained.</w:t>
+      </w:r>
+    </w:p>
+    <w:p>
+      <w:r>
+        <w:t>Example:</w:t>
+      </w:r>
+    </w:p>
+    <w:p>
+      <w:proofErr w:type="spellStart"/>
+      <w:r>
+        <w:t>WelcomeScene</w:t>
+      </w:r>
+      <w:proofErr w:type="spellEnd"/>
+    </w:p>
+    <w:p>
+      <w:r>
+        <w:t>It knows:</w:t>
+      </w:r>
+    </w:p>
+    <w:p>
+      <w:pPr>
+        <w:numPr>
+          <w:ilvl w:val="0"/>
+          <w:numId w:val="15"/>
+        </w:numPr>
+      </w:pPr>
+      <w:r>
+        <w:t xml:space="preserve">how to build the embed </w:t>
+      </w:r>
+    </w:p>
+    <w:p>
+      <w:pPr>
+        <w:numPr>
+          <w:ilvl w:val="0"/>
+          <w:numId w:val="15"/>
+        </w:numPr>
+      </w:pPr>
+      <w:r>
+        <w:t xml:space="preserve">which View to use </w:t>
+      </w:r>
+    </w:p>
+    <w:p>
+      <w:pPr>
+        <w:numPr>
+          <w:ilvl w:val="0"/>
+          <w:numId w:val="15"/>
+        </w:numPr>
+      </w:pPr>
+      <w:r>
+        <w:t xml:space="preserve">what checkpoint it represents </w:t>
+      </w:r>
+    </w:p>
+    <w:p>
+      <w:r>
+        <w:t xml:space="preserve">It </w:t>
+      </w:r>
+      <w:r>
+        <w:rPr>
+          <w:b/>
+          <w:bCs/>
+        </w:rPr>
+        <w:t>does not</w:t>
+      </w:r>
+      <w:r>
+        <w:t xml:space="preserve"> know SQL.</w:t>
+      </w:r>
+    </w:p>
+    <w:p>
+      <w:r>
+        <w:pict w14:anchorId="0CE712BA">
+          <v:rect id="_x0000_i1226" style="width:0;height:1.5pt" o:hralign="center" o:hrstd="t" o:hr="t" fillcolor="#a0a0a0" stroked="f"/>
+        </w:pict>
+      </w:r>
+    </w:p>
+    <w:p>
+      <w:pPr>
+        <w:rPr>
+          <w:b/>
+          <w:bCs/>
+        </w:rPr>
+      </w:pPr>
+      <w:r>
+        <w:rPr>
+          <w:b/>
+          <w:bCs/>
+        </w:rPr>
+        <w:t>Layer 5 — Services</w:t>
+      </w:r>
+    </w:p>
+    <w:p>
+      <w:proofErr w:type="spellStart"/>
+      <w:proofErr w:type="gramStart"/>
+      <w:r>
+        <w:t>PlayerService</w:t>
+      </w:r>
+      <w:proofErr w:type="spellEnd"/>
+      <w:proofErr w:type="gramEnd"/>
+    </w:p>
+    <w:p>
+      <w:proofErr w:type="spellStart"/>
+      <w:r>
+        <w:t>HeroService</w:t>
+      </w:r>
+      <w:proofErr w:type="spellEnd"/>
+    </w:p>
+    <w:p>
+      <w:proofErr w:type="spellStart"/>
+      <w:proofErr w:type="gramStart"/>
+      <w:r>
+        <w:t>JourneyService</w:t>
+      </w:r>
+      <w:proofErr w:type="spellEnd"/>
+      <w:proofErr w:type="gramEnd"/>
+    </w:p>
+    <w:p>
+      <w:proofErr w:type="spellStart"/>
+      <w:r>
+        <w:t>ChannelService</w:t>
+      </w:r>
+      <w:proofErr w:type="spellEnd"/>
+    </w:p>
+    <w:p>
+      <w:r>
+        <w:t>Pure business logic.</w:t>
+      </w:r>
+    </w:p>
+    <w:p>
+      <w:r>
+        <w:lastRenderedPageBreak/>
+        <w:t>No Discord UI.</w:t>
+      </w:r>
+    </w:p>
+    <w:p>
+      <w:r>
+        <w:pict w14:anchorId="17C6133C">
+          <v:rect id="_x0000_i1227" style="width:0;height:1.5pt" o:hralign="center" o:hrstd="t" o:hr="t" fillcolor="#a0a0a0" stroked="f"/>
+        </w:pict>
+      </w:r>
+    </w:p>
+    <w:p>
+      <w:pPr>
+        <w:rPr>
+          <w:b/>
+          <w:bCs/>
+        </w:rPr>
+      </w:pPr>
+      <w:r>
+        <w:rPr>
+          <w:b/>
+          <w:bCs/>
+        </w:rPr>
+        <w:t>Layer 6 — Repository</w:t>
+      </w:r>
+    </w:p>
+    <w:p>
+      <w:proofErr w:type="spellStart"/>
+      <w:r>
+        <w:t>PlayerRepository</w:t>
+      </w:r>
+      <w:proofErr w:type="spellEnd"/>
+    </w:p>
+    <w:p>
+      <w:r>
+        <w:t>Only SQL.</w:t>
+      </w:r>
+    </w:p>
+    <w:p>
+      <w:r>
+        <w:t>Nothing else.</w:t>
+      </w:r>
+    </w:p>
+    <w:p>
+      <w:r>
+        <w:pict w14:anchorId="24DC97FA">
+          <v:rect id="_x0000_i1228" style="width:0;height:1.5pt" o:hralign="center" o:hrstd="t" o:hr="t" fillcolor="#a0a0a0" stroked="f"/>
+        </w:pict>
+      </w:r>
+    </w:p>
+    <w:p>
+      <w:pPr>
+        <w:rPr>
+          <w:b/>
+          <w:bCs/>
+        </w:rPr>
+      </w:pPr>
+      <w:r>
+        <w:rPr>
+          <w:b/>
+          <w:bCs/>
+        </w:rPr>
+        <w:t>The engine we're building</w:t>
+      </w:r>
+    </w:p>
+    <w:p>
+      <w:r>
+        <w:t>Discord</w:t>
+      </w:r>
+    </w:p>
+    <w:p/>
+    <w:p>
+      <w:r>
+        <w:t xml:space="preserve">        │</w:t>
+      </w:r>
+    </w:p>
+    <w:p/>
+    <w:p>
+      <w:r>
+        <w:t xml:space="preserve">        ▼</w:t>
+      </w:r>
+    </w:p>
+    <w:p/>
+    <w:p>
+      <w:proofErr w:type="spellStart"/>
+      <w:r>
+        <w:t>JourneyGateway</w:t>
+      </w:r>
+      <w:proofErr w:type="spellEnd"/>
+    </w:p>
+    <w:p/>
+    <w:p>
+      <w:r>
+        <w:t xml:space="preserve">        │</w:t>
+      </w:r>
+    </w:p>
+    <w:p/>
+    <w:p>
+      <w:r>
+        <w:t xml:space="preserve">        ▼</w:t>
+      </w:r>
+    </w:p>
+    <w:p/>
+    <w:p>
+      <w:proofErr w:type="spellStart"/>
+      <w:proofErr w:type="gramStart"/>
+      <w:r>
+        <w:t>SceneManager</w:t>
+      </w:r>
+      <w:proofErr w:type="spellEnd"/>
+      <w:proofErr w:type="gramEnd"/>
+    </w:p>
+    <w:p/>
+    <w:p>
+      <w:r>
+        <w:t xml:space="preserve">        │</w:t>
+      </w:r>
+    </w:p>
+    <w:p/>
+    <w:p>
+      <w:r>
+        <w:t xml:space="preserve">        ▼</w:t>
+      </w:r>
+    </w:p>
+    <w:p/>
+    <w:p>
+      <w:r>
+        <w:t>Scene</w:t>
+      </w:r>
+    </w:p>
+    <w:p/>
+    <w:p>
+      <w:r>
+        <w:t xml:space="preserve">        │</w:t>
+      </w:r>
+    </w:p>
+    <w:p/>
+    <w:p>
+      <w:r>
+        <w:t xml:space="preserve">        ▼</w:t>
+      </w:r>
+    </w:p>
+    <w:p/>
+    <w:p>
+      <w:r>
+        <w:t>Discord Message</w:t>
+      </w:r>
+    </w:p>
+    <w:p>
+      <w:r>
+        <w:t>Now the interesting part.</w:t>
+      </w:r>
+    </w:p>
+    <w:p>
+      <w:r>
+        <w:pict w14:anchorId="3DBF079F">
+          <v:rect id="_x0000_i1229" style="width:0;height:1.5pt" o:hralign="center" o:hrstd="t" o:hr="t" fillcolor="#a0a0a0" stroked="f"/>
+        </w:pict>
+      </w:r>
+    </w:p>
+    <w:p>
+      <w:pPr>
+        <w:rPr>
+          <w:b/>
+          <w:bCs/>
+        </w:rPr>
+      </w:pPr>
+      <w:r>
+        <w:rPr>
+          <w:b/>
+          <w:bCs/>
+        </w:rPr>
+        <w:t>scene.py</w:t>
+      </w:r>
+    </w:p>
+    <w:p>
+      <w:r>
+        <w:t xml:space="preserve">This is </w:t>
+      </w:r>
+      <w:r>
+        <w:rPr>
+          <w:b/>
+          <w:bCs/>
+        </w:rPr>
+        <w:t>not</w:t>
+      </w:r>
+      <w:r>
+        <w:t xml:space="preserve"> an actual scene.</w:t>
+      </w:r>
+    </w:p>
+    <w:p>
+      <w:r>
+        <w:t xml:space="preserve">It is the </w:t>
+      </w:r>
+      <w:r>
+        <w:rPr>
+          <w:b/>
+          <w:bCs/>
+        </w:rPr>
+        <w:t>base class</w:t>
+      </w:r>
+      <w:r>
+        <w:t>.</w:t>
+      </w:r>
+    </w:p>
+    <w:p>
+      <w:r>
+        <w:t>Every scene inherits from it.</w:t>
+      </w:r>
+    </w:p>
+    <w:p>
+      <w:r>
+        <w:t>Example:</w:t>
+      </w:r>
+    </w:p>
+    <w:p>
+      <w:proofErr w:type="spellStart"/>
+      <w:proofErr w:type="gramStart"/>
+      <w:r>
+        <w:t>ArrivalScene</w:t>
+      </w:r>
+      <w:proofErr w:type="spellEnd"/>
+      <w:r>
+        <w:t>(</w:t>
+      </w:r>
+      <w:proofErr w:type="gramEnd"/>
+      <w:r>
+        <w:t>Scene)</w:t>
+      </w:r>
+    </w:p>
+    <w:p/>
+    <w:p>
+      <w:proofErr w:type="spellStart"/>
+      <w:proofErr w:type="gramStart"/>
+      <w:r>
+        <w:t>WelcomeScene</w:t>
+      </w:r>
+      <w:proofErr w:type="spellEnd"/>
+      <w:r>
+        <w:t>(</w:t>
+      </w:r>
+      <w:proofErr w:type="gramEnd"/>
+      <w:r>
+        <w:t>Scene)</w:t>
+      </w:r>
+    </w:p>
+    <w:p/>
+    <w:p>
+      <w:proofErr w:type="spellStart"/>
+      <w:proofErr w:type="gramStart"/>
+      <w:r>
+        <w:t>CollapseScene</w:t>
+      </w:r>
+      <w:proofErr w:type="spellEnd"/>
+      <w:r>
+        <w:t>(</w:t>
+      </w:r>
+      <w:proofErr w:type="gramEnd"/>
+      <w:r>
+        <w:t>Scene)</w:t>
+      </w:r>
+    </w:p>
+    <w:p/>
+    <w:p>
+      <w:proofErr w:type="spellStart"/>
+      <w:proofErr w:type="gramStart"/>
+      <w:r>
+        <w:lastRenderedPageBreak/>
+        <w:t>BattleScene</w:t>
+      </w:r>
+      <w:proofErr w:type="spellEnd"/>
+      <w:r>
+        <w:t>(</w:t>
+      </w:r>
+      <w:proofErr w:type="gramEnd"/>
+      <w:r>
+        <w:t>Scene)</w:t>
+      </w:r>
+    </w:p>
+    <w:p/>
+    <w:p>
+      <w:proofErr w:type="spellStart"/>
+      <w:proofErr w:type="gramStart"/>
+      <w:r>
+        <w:t>QuestScene</w:t>
+      </w:r>
+      <w:proofErr w:type="spellEnd"/>
+      <w:r>
+        <w:t>(</w:t>
+      </w:r>
+      <w:proofErr w:type="gramEnd"/>
+      <w:r>
+        <w:t>Scene)</w:t>
+      </w:r>
+    </w:p>
+    <w:p/>
+    <w:p>
+      <w:proofErr w:type="gramStart"/>
+      <w:r>
+        <w:t>DungeonScene(</w:t>
+      </w:r>
+      <w:proofErr w:type="gramEnd"/>
+      <w:r>
+        <w:t>Scene)</w:t>
+      </w:r>
+    </w:p>
+    <w:p>
+      <w:r>
+        <w:t>They all behave identically.</w:t>
+      </w:r>
+    </w:p>
+    <w:p>
+      <w:r>
+        <w:pict w14:anchorId="64942245">
+          <v:rect id="_x0000_i1230" style="width:0;height:1.5pt" o:hralign="center" o:hrstd="t" o:hr="t" fillcolor="#a0a0a0" stroked="f"/>
+        </w:pict>
+      </w:r>
+    </w:p>
+    <w:p>
+      <w:pPr>
+        <w:rPr>
+          <w:b/>
+          <w:bCs/>
+        </w:rPr>
+      </w:pPr>
+      <w:r>
+        <w:rPr>
+          <w:b/>
+          <w:bCs/>
+        </w:rPr>
+        <w:t>scene_registry.py</w:t>
+      </w:r>
+    </w:p>
+    <w:p>
+      <w:r>
+        <w:t>This is simply a lookup table.</w:t>
+      </w:r>
+    </w:p>
+    <w:p>
+      <w:r>
+        <w:t>Instead of</w:t>
+      </w:r>
+    </w:p>
+    <w:p>
+      <w:r>
+        <w:t>if state == AWAKENING</w:t>
+      </w:r>
+    </w:p>
+    <w:p/>
+    <w:p>
+      <w:r>
+        <w:t>if state == HERO</w:t>
+      </w:r>
+    </w:p>
+    <w:p/>
+    <w:p>
+      <w:r>
+        <w:t>if state == ...</w:t>
+      </w:r>
+    </w:p>
+    <w:p>
+      <w:r>
+        <w:t>we'll have</w:t>
+      </w:r>
+    </w:p>
+    <w:p>
+      <w:proofErr w:type="spellStart"/>
+      <w:r>
+        <w:t>JourneyState.WANDERER</w:t>
+      </w:r>
+      <w:proofErr w:type="spellEnd"/>
+    </w:p>
+    <w:p>
+      <w:r>
+        <w:t>↓</w:t>
+      </w:r>
+    </w:p>
+    <w:p/>
+    <w:p>
+      <w:proofErr w:type="spellStart"/>
+      <w:r>
+        <w:t>ArrivalScene</w:t>
+      </w:r>
+      <w:proofErr w:type="spellEnd"/>
+    </w:p>
+    <w:p>
+      <w:proofErr w:type="spellStart"/>
+      <w:r>
+        <w:t>JourneyState.OATH_COMPLETE</w:t>
+      </w:r>
+      <w:proofErr w:type="spellEnd"/>
+    </w:p>
+    <w:p>
+      <w:r>
+        <w:t>↓</w:t>
+      </w:r>
+    </w:p>
+    <w:p/>
+    <w:p>
+      <w:proofErr w:type="spellStart"/>
+      <w:r>
+        <w:lastRenderedPageBreak/>
+        <w:t>WelcomeScene</w:t>
+      </w:r>
+      <w:proofErr w:type="spellEnd"/>
+    </w:p>
+    <w:p>
+      <w:r>
+        <w:t>One dictionary.</w:t>
+      </w:r>
+    </w:p>
+    <w:p>
+      <w:r>
+        <w:pict w14:anchorId="21F3A429">
+          <v:rect id="_x0000_i1231" style="width:0;height:1.5pt" o:hralign="center" o:hrstd="t" o:hr="t" fillcolor="#a0a0a0" stroked="f"/>
+        </w:pict>
+      </w:r>
+    </w:p>
+    <w:p>
+      <w:pPr>
+        <w:rPr>
+          <w:b/>
+          <w:bCs/>
+        </w:rPr>
+      </w:pPr>
+      <w:r>
+        <w:rPr>
+          <w:b/>
+          <w:bCs/>
+        </w:rPr>
+        <w:t>scene_manager.py</w:t>
+      </w:r>
+    </w:p>
+    <w:p>
+      <w:r>
+        <w:t>This becomes the most important class in the project.</w:t>
+      </w:r>
+    </w:p>
+    <w:p>
+      <w:r>
+        <w:t>Its responsibilities:</w:t>
+      </w:r>
+    </w:p>
+    <w:p>
+      <w:r>
+        <w:t>Resume Player</w:t>
+      </w:r>
+    </w:p>
+    <w:p/>
+    <w:p>
+      <w:r>
+        <w:t>↓</w:t>
+      </w:r>
+    </w:p>
+    <w:p/>
+    <w:p>
+      <w:r>
+        <w:t>Find Scene</w:t>
+      </w:r>
+    </w:p>
+    <w:p/>
+    <w:p>
+      <w:r>
+        <w:t>↓</w:t>
+      </w:r>
+    </w:p>
+    <w:p/>
+    <w:p>
+      <w:r>
+        <w:t>Build Scene</w:t>
+      </w:r>
+    </w:p>
+    <w:p/>
+    <w:p>
+      <w:r>
+        <w:t>↓</w:t>
+      </w:r>
+    </w:p>
+    <w:p/>
+    <w:p>
+      <w:r>
+        <w:t>Send Message</w:t>
+      </w:r>
+    </w:p>
+    <w:p/>
+    <w:p>
+      <w:r>
+        <w:t>↓</w:t>
+      </w:r>
+    </w:p>
+    <w:p/>
+    <w:p>
+      <w:r>
+        <w:t>Save Message</w:t>
+      </w:r>
+    </w:p>
+    <w:p/>
+    <w:p>
+      <w:r>
+        <w:t>↓</w:t>
+      </w:r>
+    </w:p>
+    <w:p/>
+    <w:p>
+      <w:r>
+        <w:t>Save Checkpoint</w:t>
+      </w:r>
+    </w:p>
+    <w:p>
+      <w:r>
+        <w:t>Everything goes through here.</w:t>
+      </w:r>
+    </w:p>
+    <w:p>
+      <w:r>
+        <w:pict w14:anchorId="1AED6C5F">
+          <v:rect id="_x0000_i1232" style="width:0;height:1.5pt" o:hralign="center" o:hrstd="t" o:hr="t" fillcolor="#a0a0a0" stroked="f"/>
+        </w:pict>
+      </w:r>
+    </w:p>
+    <w:p>
+      <w:pPr>
+        <w:rPr>
+          <w:b/>
+          <w:bCs/>
+        </w:rPr>
+      </w:pPr>
+      <w:r>
+        <w:rPr>
+          <w:b/>
+          <w:bCs/>
+        </w:rPr>
+        <w:t>message_manager.py</w:t>
+      </w:r>
+    </w:p>
+    <w:p>
+      <w:r>
+        <w:t>This exists for one reason.</w:t>
+      </w:r>
+    </w:p>
+    <w:p>
+      <w:r>
+        <w:t>Discord messages disappear.</w:t>
+      </w:r>
+    </w:p>
+    <w:p>
+      <w:r>
+        <w:t>People delete them.</w:t>
+      </w:r>
+    </w:p>
+    <w:p>
+      <w:r>
+        <w:t>Bots restart.</w:t>
+      </w:r>
+    </w:p>
+    <w:p>
+      <w:r>
+        <w:t>Instead of breaking the game, we simply ask:</w:t>
+      </w:r>
+    </w:p>
+    <w:p>
+      <w:r>
+        <w:t>Does the message still exist?</w:t>
+      </w:r>
+    </w:p>
+    <w:p/>
+    <w:p>
+      <w:r>
+        <w:t>YES</w:t>
+      </w:r>
+    </w:p>
+    <w:p/>
+    <w:p>
+      <w:r>
+        <w:t>Resume</w:t>
+      </w:r>
+    </w:p>
+    <w:p/>
+    <w:p>
+      <w:r>
+        <w:t>NO</w:t>
+      </w:r>
+    </w:p>
+    <w:p/>
+    <w:p>
+      <w:r>
+        <w:t>Rebuild</w:t>
+      </w:r>
+    </w:p>
+    <w:p>
+      <w:r>
+        <w:t>That makes the game resilient.</w:t>
+      </w:r>
+    </w:p>
+    <w:p>
+      <w:r>
+        <w:pict w14:anchorId="21634A30">
+          <v:rect id="_x0000_i1233" style="width:0;height:1.5pt" o:hralign="center" o:hrstd="t" o:hr="t" fillcolor="#a0a0a0" stroked="f"/>
+        </w:pict>
+      </w:r>
+    </w:p>
+    <w:p>
+      <w:pPr>
+        <w:rPr>
+          <w:b/>
+          <w:bCs/>
+        </w:rPr>
+      </w:pPr>
+      <w:r>
+        <w:rPr>
+          <w:b/>
+          <w:bCs/>
+        </w:rPr>
+        <w:lastRenderedPageBreak/>
+        <w:t>checkpoint_manager.py</w:t>
+      </w:r>
+    </w:p>
+    <w:p>
+      <w:r>
+        <w:t>Every important button becomes</w:t>
+      </w:r>
+    </w:p>
+    <w:p>
+      <w:r>
+        <w:t>Advance Scene</w:t>
+      </w:r>
+    </w:p>
+    <w:p/>
+    <w:p>
+      <w:r>
+        <w:t>↓</w:t>
+      </w:r>
+    </w:p>
+    <w:p/>
+    <w:p>
+      <w:r>
+        <w:t xml:space="preserve">Update </w:t>
+      </w:r>
+      <w:proofErr w:type="spellStart"/>
+      <w:r>
+        <w:t>JourneyState</w:t>
+      </w:r>
+      <w:proofErr w:type="spellEnd"/>
+    </w:p>
+    <w:p/>
+    <w:p>
+      <w:r>
+        <w:t>↓</w:t>
+      </w:r>
+    </w:p>
+    <w:p/>
+    <w:p>
+      <w:r>
+        <w:t>Save Current Scene</w:t>
+      </w:r>
+    </w:p>
+    <w:p/>
+    <w:p>
+      <w:r>
+        <w:t>↓</w:t>
+      </w:r>
+    </w:p>
+    <w:p/>
+    <w:p>
+      <w:r>
+        <w:t>Save Message ID</w:t>
+      </w:r>
+    </w:p>
+    <w:p/>
+    <w:p>
+      <w:r>
+        <w:t>↓</w:t>
+      </w:r>
+    </w:p>
+    <w:p/>
+    <w:p>
+      <w:r>
+        <w:t>Done</w:t>
+      </w:r>
+    </w:p>
+    <w:p>
+      <w:r>
+        <w:t>Every future quest uses exactly this flow.</w:t>
+      </w:r>
+    </w:p>
+    <w:p/>
     <w:sectPr>
       <w:pgSz w:w="12240" w:h="15840"/>
       <w:pgMar w:top="1440" w:right="1440" w:bottom="1440" w:left="1440" w:header="720" w:footer="720" w:gutter="0"/>
@@ -9805,122 +11912,9 @@
     </w:lvl>
   </w:abstractNum>
   <w:abstractNum w:abstractNumId="5" w15:restartNumberingAfterBreak="0">
-    <w:nsid w:val="6330759E"/>
-    <w:multiLevelType w:val="hybridMultilevel"/>
-    <w:tmpl w:val="DBF49A84"/>
-    <w:lvl w:ilvl="0" w:tplc="04090001">
-      <w:start w:val="1"/>
-      <w:numFmt w:val="bullet"/>
-      <w:lvlText w:val=""/>
-      <w:lvlJc w:val="left"/>
-      <w:pPr>
-        <w:ind w:left="720" w:hanging="360"/>
-      </w:pPr>
-      <w:rPr>
-        <w:rFonts w:ascii="Symbol" w:hAnsi="Symbol" w:hint="default"/>
-      </w:rPr>
-    </w:lvl>
-    <w:lvl w:ilvl="1" w:tplc="04090003" w:tentative="1">
-      <w:start w:val="1"/>
-      <w:numFmt w:val="bullet"/>
-      <w:lvlText w:val="o"/>
-      <w:lvlJc w:val="left"/>
-      <w:pPr>
-        <w:ind w:left="1440" w:hanging="360"/>
-      </w:pPr>
-      <w:rPr>
-        <w:rFonts w:ascii="Courier New" w:hAnsi="Courier New" w:cs="Courier New" w:hint="default"/>
-      </w:rPr>
-    </w:lvl>
-    <w:lvl w:ilvl="2" w:tplc="04090005" w:tentative="1">
-      <w:start w:val="1"/>
-      <w:numFmt w:val="bullet"/>
-      <w:lvlText w:val=""/>
-      <w:lvlJc w:val="left"/>
-      <w:pPr>
-        <w:ind w:left="2160" w:hanging="360"/>
-      </w:pPr>
-      <w:rPr>
-        <w:rFonts w:ascii="Wingdings" w:hAnsi="Wingdings" w:hint="default"/>
-      </w:rPr>
-    </w:lvl>
-    <w:lvl w:ilvl="3" w:tplc="04090001" w:tentative="1">
-      <w:start w:val="1"/>
-      <w:numFmt w:val="bullet"/>
-      <w:lvlText w:val=""/>
-      <w:lvlJc w:val="left"/>
-      <w:pPr>
-        <w:ind w:left="2880" w:hanging="360"/>
-      </w:pPr>
-      <w:rPr>
-        <w:rFonts w:ascii="Symbol" w:hAnsi="Symbol" w:hint="default"/>
-      </w:rPr>
-    </w:lvl>
-    <w:lvl w:ilvl="4" w:tplc="04090003" w:tentative="1">
-      <w:start w:val="1"/>
-      <w:numFmt w:val="bullet"/>
-      <w:lvlText w:val="o"/>
-      <w:lvlJc w:val="left"/>
-      <w:pPr>
-        <w:ind w:left="3600" w:hanging="360"/>
-      </w:pPr>
-      <w:rPr>
-        <w:rFonts w:ascii="Courier New" w:hAnsi="Courier New" w:cs="Courier New" w:hint="default"/>
-      </w:rPr>
-    </w:lvl>
-    <w:lvl w:ilvl="5" w:tplc="04090005" w:tentative="1">
-      <w:start w:val="1"/>
-      <w:numFmt w:val="bullet"/>
-      <w:lvlText w:val=""/>
-      <w:lvlJc w:val="left"/>
-      <w:pPr>
-        <w:ind w:left="4320" w:hanging="360"/>
-      </w:pPr>
-      <w:rPr>
-        <w:rFonts w:ascii="Wingdings" w:hAnsi="Wingdings" w:hint="default"/>
-      </w:rPr>
-    </w:lvl>
-    <w:lvl w:ilvl="6" w:tplc="04090001" w:tentative="1">
-      <w:start w:val="1"/>
-      <w:numFmt w:val="bullet"/>
-      <w:lvlText w:val=""/>
-      <w:lvlJc w:val="left"/>
-      <w:pPr>
-        <w:ind w:left="5040" w:hanging="360"/>
-      </w:pPr>
-      <w:rPr>
-        <w:rFonts w:ascii="Symbol" w:hAnsi="Symbol" w:hint="default"/>
-      </w:rPr>
-    </w:lvl>
-    <w:lvl w:ilvl="7" w:tplc="04090003" w:tentative="1">
-      <w:start w:val="1"/>
-      <w:numFmt w:val="bullet"/>
-      <w:lvlText w:val="o"/>
-      <w:lvlJc w:val="left"/>
-      <w:pPr>
-        <w:ind w:left="5760" w:hanging="360"/>
-      </w:pPr>
-      <w:rPr>
-        <w:rFonts w:ascii="Courier New" w:hAnsi="Courier New" w:cs="Courier New" w:hint="default"/>
-      </w:rPr>
-    </w:lvl>
-    <w:lvl w:ilvl="8" w:tplc="04090005" w:tentative="1">
-      <w:start w:val="1"/>
-      <w:numFmt w:val="bullet"/>
-      <w:lvlText w:val=""/>
-      <w:lvlJc w:val="left"/>
-      <w:pPr>
-        <w:ind w:left="6480" w:hanging="360"/>
-      </w:pPr>
-      <w:rPr>
-        <w:rFonts w:ascii="Wingdings" w:hAnsi="Wingdings" w:hint="default"/>
-      </w:rPr>
-    </w:lvl>
-  </w:abstractNum>
-  <w:abstractNum w:abstractNumId="6" w15:restartNumberingAfterBreak="0">
-    <w:nsid w:val="678C3CAC"/>
+    <w:nsid w:val="2CBA226A"/>
     <w:multiLevelType w:val="multilevel"/>
-    <w:tmpl w:val="89307EDA"/>
+    <w:tmpl w:val="E228AB28"/>
     <w:lvl w:ilvl="0">
       <w:start w:val="1"/>
       <w:numFmt w:val="bullet"/>
@@ -10066,10 +12060,10 @@
       </w:rPr>
     </w:lvl>
   </w:abstractNum>
-  <w:abstractNum w:abstractNumId="7" w15:restartNumberingAfterBreak="0">
-    <w:nsid w:val="68362DE3"/>
+  <w:abstractNum w:abstractNumId="6" w15:restartNumberingAfterBreak="0">
+    <w:nsid w:val="2FB43D90"/>
     <w:multiLevelType w:val="multilevel"/>
-    <w:tmpl w:val="213E92EE"/>
+    <w:tmpl w:val="0A804C2C"/>
     <w:lvl w:ilvl="0">
       <w:start w:val="1"/>
       <w:numFmt w:val="bullet"/>
@@ -10215,10 +12209,10 @@
       </w:rPr>
     </w:lvl>
   </w:abstractNum>
-  <w:abstractNum w:abstractNumId="8" w15:restartNumberingAfterBreak="0">
-    <w:nsid w:val="6A4B09D5"/>
+  <w:abstractNum w:abstractNumId="7" w15:restartNumberingAfterBreak="0">
+    <w:nsid w:val="51487ED0"/>
     <w:multiLevelType w:val="multilevel"/>
-    <w:tmpl w:val="DAA6A486"/>
+    <w:tmpl w:val="9A0AF094"/>
     <w:lvl w:ilvl="0">
       <w:start w:val="1"/>
       <w:numFmt w:val="bullet"/>
@@ -10364,10 +12358,10 @@
       </w:rPr>
     </w:lvl>
   </w:abstractNum>
-  <w:abstractNum w:abstractNumId="9" w15:restartNumberingAfterBreak="0">
-    <w:nsid w:val="75AD4249"/>
+  <w:abstractNum w:abstractNumId="8" w15:restartNumberingAfterBreak="0">
+    <w:nsid w:val="533F58DD"/>
     <w:multiLevelType w:val="multilevel"/>
-    <w:tmpl w:val="6422C9E2"/>
+    <w:tmpl w:val="D284BDAE"/>
     <w:lvl w:ilvl="0">
       <w:start w:val="1"/>
       <w:numFmt w:val="bullet"/>
@@ -10513,10 +12507,123 @@
       </w:rPr>
     </w:lvl>
   </w:abstractNum>
+  <w:abstractNum w:abstractNumId="9" w15:restartNumberingAfterBreak="0">
+    <w:nsid w:val="6330759E"/>
+    <w:multiLevelType w:val="hybridMultilevel"/>
+    <w:tmpl w:val="DBF49A84"/>
+    <w:lvl w:ilvl="0" w:tplc="04090001">
+      <w:start w:val="1"/>
+      <w:numFmt w:val="bullet"/>
+      <w:lvlText w:val=""/>
+      <w:lvlJc w:val="left"/>
+      <w:pPr>
+        <w:ind w:left="720" w:hanging="360"/>
+      </w:pPr>
+      <w:rPr>
+        <w:rFonts w:ascii="Symbol" w:hAnsi="Symbol" w:hint="default"/>
+      </w:rPr>
+    </w:lvl>
+    <w:lvl w:ilvl="1" w:tplc="04090003" w:tentative="1">
+      <w:start w:val="1"/>
+      <w:numFmt w:val="bullet"/>
+      <w:lvlText w:val="o"/>
+      <w:lvlJc w:val="left"/>
+      <w:pPr>
+        <w:ind w:left="1440" w:hanging="360"/>
+      </w:pPr>
+      <w:rPr>
+        <w:rFonts w:ascii="Courier New" w:hAnsi="Courier New" w:cs="Courier New" w:hint="default"/>
+      </w:rPr>
+    </w:lvl>
+    <w:lvl w:ilvl="2" w:tplc="04090005" w:tentative="1">
+      <w:start w:val="1"/>
+      <w:numFmt w:val="bullet"/>
+      <w:lvlText w:val=""/>
+      <w:lvlJc w:val="left"/>
+      <w:pPr>
+        <w:ind w:left="2160" w:hanging="360"/>
+      </w:pPr>
+      <w:rPr>
+        <w:rFonts w:ascii="Wingdings" w:hAnsi="Wingdings" w:hint="default"/>
+      </w:rPr>
+    </w:lvl>
+    <w:lvl w:ilvl="3" w:tplc="04090001" w:tentative="1">
+      <w:start w:val="1"/>
+      <w:numFmt w:val="bullet"/>
+      <w:lvlText w:val=""/>
+      <w:lvlJc w:val="left"/>
+      <w:pPr>
+        <w:ind w:left="2880" w:hanging="360"/>
+      </w:pPr>
+      <w:rPr>
+        <w:rFonts w:ascii="Symbol" w:hAnsi="Symbol" w:hint="default"/>
+      </w:rPr>
+    </w:lvl>
+    <w:lvl w:ilvl="4" w:tplc="04090003" w:tentative="1">
+      <w:start w:val="1"/>
+      <w:numFmt w:val="bullet"/>
+      <w:lvlText w:val="o"/>
+      <w:lvlJc w:val="left"/>
+      <w:pPr>
+        <w:ind w:left="3600" w:hanging="360"/>
+      </w:pPr>
+      <w:rPr>
+        <w:rFonts w:ascii="Courier New" w:hAnsi="Courier New" w:cs="Courier New" w:hint="default"/>
+      </w:rPr>
+    </w:lvl>
+    <w:lvl w:ilvl="5" w:tplc="04090005" w:tentative="1">
+      <w:start w:val="1"/>
+      <w:numFmt w:val="bullet"/>
+      <w:lvlText w:val=""/>
+      <w:lvlJc w:val="left"/>
+      <w:pPr>
+        <w:ind w:left="4320" w:hanging="360"/>
+      </w:pPr>
+      <w:rPr>
+        <w:rFonts w:ascii="Wingdings" w:hAnsi="Wingdings" w:hint="default"/>
+      </w:rPr>
+    </w:lvl>
+    <w:lvl w:ilvl="6" w:tplc="04090001" w:tentative="1">
+      <w:start w:val="1"/>
+      <w:numFmt w:val="bullet"/>
+      <w:lvlText w:val=""/>
+      <w:lvlJc w:val="left"/>
+      <w:pPr>
+        <w:ind w:left="5040" w:hanging="360"/>
+      </w:pPr>
+      <w:rPr>
+        <w:rFonts w:ascii="Symbol" w:hAnsi="Symbol" w:hint="default"/>
+      </w:rPr>
+    </w:lvl>
+    <w:lvl w:ilvl="7" w:tplc="04090003" w:tentative="1">
+      <w:start w:val="1"/>
+      <w:numFmt w:val="bullet"/>
+      <w:lvlText w:val="o"/>
+      <w:lvlJc w:val="left"/>
+      <w:pPr>
+        <w:ind w:left="5760" w:hanging="360"/>
+      </w:pPr>
+      <w:rPr>
+        <w:rFonts w:ascii="Courier New" w:hAnsi="Courier New" w:cs="Courier New" w:hint="default"/>
+      </w:rPr>
+    </w:lvl>
+    <w:lvl w:ilvl="8" w:tplc="04090005" w:tentative="1">
+      <w:start w:val="1"/>
+      <w:numFmt w:val="bullet"/>
+      <w:lvlText w:val=""/>
+      <w:lvlJc w:val="left"/>
+      <w:pPr>
+        <w:ind w:left="6480" w:hanging="360"/>
+      </w:pPr>
+      <w:rPr>
+        <w:rFonts w:ascii="Wingdings" w:hAnsi="Wingdings" w:hint="default"/>
+      </w:rPr>
+    </w:lvl>
+  </w:abstractNum>
   <w:abstractNum w:abstractNumId="10" w15:restartNumberingAfterBreak="0">
-    <w:nsid w:val="79934C22"/>
+    <w:nsid w:val="678C3CAC"/>
     <w:multiLevelType w:val="multilevel"/>
-    <w:tmpl w:val="E044261E"/>
+    <w:tmpl w:val="89307EDA"/>
     <w:lvl w:ilvl="0">
       <w:start w:val="1"/>
       <w:numFmt w:val="bullet"/>
@@ -10662,11 +12769,607 @@
       </w:rPr>
     </w:lvl>
   </w:abstractNum>
+  <w:abstractNum w:abstractNumId="11" w15:restartNumberingAfterBreak="0">
+    <w:nsid w:val="68362DE3"/>
+    <w:multiLevelType w:val="multilevel"/>
+    <w:tmpl w:val="213E92EE"/>
+    <w:lvl w:ilvl="0">
+      <w:start w:val="1"/>
+      <w:numFmt w:val="bullet"/>
+      <w:lvlText w:val=""/>
+      <w:lvlJc w:val="left"/>
+      <w:pPr>
+        <w:tabs>
+          <w:tab w:val="num" w:pos="720"/>
+        </w:tabs>
+        <w:ind w:left="720" w:hanging="360"/>
+      </w:pPr>
+      <w:rPr>
+        <w:rFonts w:ascii="Symbol" w:hAnsi="Symbol" w:hint="default"/>
+        <w:sz w:val="20"/>
+      </w:rPr>
+    </w:lvl>
+    <w:lvl w:ilvl="1" w:tentative="1">
+      <w:start w:val="1"/>
+      <w:numFmt w:val="bullet"/>
+      <w:lvlText w:val="o"/>
+      <w:lvlJc w:val="left"/>
+      <w:pPr>
+        <w:tabs>
+          <w:tab w:val="num" w:pos="1440"/>
+        </w:tabs>
+        <w:ind w:left="1440" w:hanging="360"/>
+      </w:pPr>
+      <w:rPr>
+        <w:rFonts w:ascii="Courier New" w:hAnsi="Courier New" w:hint="default"/>
+        <w:sz w:val="20"/>
+      </w:rPr>
+    </w:lvl>
+    <w:lvl w:ilvl="2" w:tentative="1">
+      <w:start w:val="1"/>
+      <w:numFmt w:val="bullet"/>
+      <w:lvlText w:val=""/>
+      <w:lvlJc w:val="left"/>
+      <w:pPr>
+        <w:tabs>
+          <w:tab w:val="num" w:pos="2160"/>
+        </w:tabs>
+        <w:ind w:left="2160" w:hanging="360"/>
+      </w:pPr>
+      <w:rPr>
+        <w:rFonts w:ascii="Wingdings" w:hAnsi="Wingdings" w:hint="default"/>
+        <w:sz w:val="20"/>
+      </w:rPr>
+    </w:lvl>
+    <w:lvl w:ilvl="3" w:tentative="1">
+      <w:start w:val="1"/>
+      <w:numFmt w:val="bullet"/>
+      <w:lvlText w:val=""/>
+      <w:lvlJc w:val="left"/>
+      <w:pPr>
+        <w:tabs>
+          <w:tab w:val="num" w:pos="2880"/>
+        </w:tabs>
+        <w:ind w:left="2880" w:hanging="360"/>
+      </w:pPr>
+      <w:rPr>
+        <w:rFonts w:ascii="Wingdings" w:hAnsi="Wingdings" w:hint="default"/>
+        <w:sz w:val="20"/>
+      </w:rPr>
+    </w:lvl>
+    <w:lvl w:ilvl="4" w:tentative="1">
+      <w:start w:val="1"/>
+      <w:numFmt w:val="bullet"/>
+      <w:lvlText w:val=""/>
+      <w:lvlJc w:val="left"/>
+      <w:pPr>
+        <w:tabs>
+          <w:tab w:val="num" w:pos="3600"/>
+        </w:tabs>
+        <w:ind w:left="3600" w:hanging="360"/>
+      </w:pPr>
+      <w:rPr>
+        <w:rFonts w:ascii="Wingdings" w:hAnsi="Wingdings" w:hint="default"/>
+        <w:sz w:val="20"/>
+      </w:rPr>
+    </w:lvl>
+    <w:lvl w:ilvl="5" w:tentative="1">
+      <w:start w:val="1"/>
+      <w:numFmt w:val="bullet"/>
+      <w:lvlText w:val=""/>
+      <w:lvlJc w:val="left"/>
+      <w:pPr>
+        <w:tabs>
+          <w:tab w:val="num" w:pos="4320"/>
+        </w:tabs>
+        <w:ind w:left="4320" w:hanging="360"/>
+      </w:pPr>
+      <w:rPr>
+        <w:rFonts w:ascii="Wingdings" w:hAnsi="Wingdings" w:hint="default"/>
+        <w:sz w:val="20"/>
+      </w:rPr>
+    </w:lvl>
+    <w:lvl w:ilvl="6" w:tentative="1">
+      <w:start w:val="1"/>
+      <w:numFmt w:val="bullet"/>
+      <w:lvlText w:val=""/>
+      <w:lvlJc w:val="left"/>
+      <w:pPr>
+        <w:tabs>
+          <w:tab w:val="num" w:pos="5040"/>
+        </w:tabs>
+        <w:ind w:left="5040" w:hanging="360"/>
+      </w:pPr>
+      <w:rPr>
+        <w:rFonts w:ascii="Wingdings" w:hAnsi="Wingdings" w:hint="default"/>
+        <w:sz w:val="20"/>
+      </w:rPr>
+    </w:lvl>
+    <w:lvl w:ilvl="7" w:tentative="1">
+      <w:start w:val="1"/>
+      <w:numFmt w:val="bullet"/>
+      <w:lvlText w:val=""/>
+      <w:lvlJc w:val="left"/>
+      <w:pPr>
+        <w:tabs>
+          <w:tab w:val="num" w:pos="5760"/>
+        </w:tabs>
+        <w:ind w:left="5760" w:hanging="360"/>
+      </w:pPr>
+      <w:rPr>
+        <w:rFonts w:ascii="Wingdings" w:hAnsi="Wingdings" w:hint="default"/>
+        <w:sz w:val="20"/>
+      </w:rPr>
+    </w:lvl>
+    <w:lvl w:ilvl="8" w:tentative="1">
+      <w:start w:val="1"/>
+      <w:numFmt w:val="bullet"/>
+      <w:lvlText w:val=""/>
+      <w:lvlJc w:val="left"/>
+      <w:pPr>
+        <w:tabs>
+          <w:tab w:val="num" w:pos="6480"/>
+        </w:tabs>
+        <w:ind w:left="6480" w:hanging="360"/>
+      </w:pPr>
+      <w:rPr>
+        <w:rFonts w:ascii="Wingdings" w:hAnsi="Wingdings" w:hint="default"/>
+        <w:sz w:val="20"/>
+      </w:rPr>
+    </w:lvl>
+  </w:abstractNum>
+  <w:abstractNum w:abstractNumId="12" w15:restartNumberingAfterBreak="0">
+    <w:nsid w:val="6A4B09D5"/>
+    <w:multiLevelType w:val="multilevel"/>
+    <w:tmpl w:val="DAA6A486"/>
+    <w:lvl w:ilvl="0">
+      <w:start w:val="1"/>
+      <w:numFmt w:val="bullet"/>
+      <w:lvlText w:val=""/>
+      <w:lvlJc w:val="left"/>
+      <w:pPr>
+        <w:tabs>
+          <w:tab w:val="num" w:pos="720"/>
+        </w:tabs>
+        <w:ind w:left="720" w:hanging="360"/>
+      </w:pPr>
+      <w:rPr>
+        <w:rFonts w:ascii="Symbol" w:hAnsi="Symbol" w:hint="default"/>
+        <w:sz w:val="20"/>
+      </w:rPr>
+    </w:lvl>
+    <w:lvl w:ilvl="1" w:tentative="1">
+      <w:start w:val="1"/>
+      <w:numFmt w:val="bullet"/>
+      <w:lvlText w:val="o"/>
+      <w:lvlJc w:val="left"/>
+      <w:pPr>
+        <w:tabs>
+          <w:tab w:val="num" w:pos="1440"/>
+        </w:tabs>
+        <w:ind w:left="1440" w:hanging="360"/>
+      </w:pPr>
+      <w:rPr>
+        <w:rFonts w:ascii="Courier New" w:hAnsi="Courier New" w:hint="default"/>
+        <w:sz w:val="20"/>
+      </w:rPr>
+    </w:lvl>
+    <w:lvl w:ilvl="2" w:tentative="1">
+      <w:start w:val="1"/>
+      <w:numFmt w:val="bullet"/>
+      <w:lvlText w:val=""/>
+      <w:lvlJc w:val="left"/>
+      <w:pPr>
+        <w:tabs>
+          <w:tab w:val="num" w:pos="2160"/>
+        </w:tabs>
+        <w:ind w:left="2160" w:hanging="360"/>
+      </w:pPr>
+      <w:rPr>
+        <w:rFonts w:ascii="Wingdings" w:hAnsi="Wingdings" w:hint="default"/>
+        <w:sz w:val="20"/>
+      </w:rPr>
+    </w:lvl>
+    <w:lvl w:ilvl="3" w:tentative="1">
+      <w:start w:val="1"/>
+      <w:numFmt w:val="bullet"/>
+      <w:lvlText w:val=""/>
+      <w:lvlJc w:val="left"/>
+      <w:pPr>
+        <w:tabs>
+          <w:tab w:val="num" w:pos="2880"/>
+        </w:tabs>
+        <w:ind w:left="2880" w:hanging="360"/>
+      </w:pPr>
+      <w:rPr>
+        <w:rFonts w:ascii="Wingdings" w:hAnsi="Wingdings" w:hint="default"/>
+        <w:sz w:val="20"/>
+      </w:rPr>
+    </w:lvl>
+    <w:lvl w:ilvl="4" w:tentative="1">
+      <w:start w:val="1"/>
+      <w:numFmt w:val="bullet"/>
+      <w:lvlText w:val=""/>
+      <w:lvlJc w:val="left"/>
+      <w:pPr>
+        <w:tabs>
+          <w:tab w:val="num" w:pos="3600"/>
+        </w:tabs>
+        <w:ind w:left="3600" w:hanging="360"/>
+      </w:pPr>
+      <w:rPr>
+        <w:rFonts w:ascii="Wingdings" w:hAnsi="Wingdings" w:hint="default"/>
+        <w:sz w:val="20"/>
+      </w:rPr>
+    </w:lvl>
+    <w:lvl w:ilvl="5" w:tentative="1">
+      <w:start w:val="1"/>
+      <w:numFmt w:val="bullet"/>
+      <w:lvlText w:val=""/>
+      <w:lvlJc w:val="left"/>
+      <w:pPr>
+        <w:tabs>
+          <w:tab w:val="num" w:pos="4320"/>
+        </w:tabs>
+        <w:ind w:left="4320" w:hanging="360"/>
+      </w:pPr>
+      <w:rPr>
+        <w:rFonts w:ascii="Wingdings" w:hAnsi="Wingdings" w:hint="default"/>
+        <w:sz w:val="20"/>
+      </w:rPr>
+    </w:lvl>
+    <w:lvl w:ilvl="6" w:tentative="1">
+      <w:start w:val="1"/>
+      <w:numFmt w:val="bullet"/>
+      <w:lvlText w:val=""/>
+      <w:lvlJc w:val="left"/>
+      <w:pPr>
+        <w:tabs>
+          <w:tab w:val="num" w:pos="5040"/>
+        </w:tabs>
+        <w:ind w:left="5040" w:hanging="360"/>
+      </w:pPr>
+      <w:rPr>
+        <w:rFonts w:ascii="Wingdings" w:hAnsi="Wingdings" w:hint="default"/>
+        <w:sz w:val="20"/>
+      </w:rPr>
+    </w:lvl>
+    <w:lvl w:ilvl="7" w:tentative="1">
+      <w:start w:val="1"/>
+      <w:numFmt w:val="bullet"/>
+      <w:lvlText w:val=""/>
+      <w:lvlJc w:val="left"/>
+      <w:pPr>
+        <w:tabs>
+          <w:tab w:val="num" w:pos="5760"/>
+        </w:tabs>
+        <w:ind w:left="5760" w:hanging="360"/>
+      </w:pPr>
+      <w:rPr>
+        <w:rFonts w:ascii="Wingdings" w:hAnsi="Wingdings" w:hint="default"/>
+        <w:sz w:val="20"/>
+      </w:rPr>
+    </w:lvl>
+    <w:lvl w:ilvl="8" w:tentative="1">
+      <w:start w:val="1"/>
+      <w:numFmt w:val="bullet"/>
+      <w:lvlText w:val=""/>
+      <w:lvlJc w:val="left"/>
+      <w:pPr>
+        <w:tabs>
+          <w:tab w:val="num" w:pos="6480"/>
+        </w:tabs>
+        <w:ind w:left="6480" w:hanging="360"/>
+      </w:pPr>
+      <w:rPr>
+        <w:rFonts w:ascii="Wingdings" w:hAnsi="Wingdings" w:hint="default"/>
+        <w:sz w:val="20"/>
+      </w:rPr>
+    </w:lvl>
+  </w:abstractNum>
+  <w:abstractNum w:abstractNumId="13" w15:restartNumberingAfterBreak="0">
+    <w:nsid w:val="75AD4249"/>
+    <w:multiLevelType w:val="multilevel"/>
+    <w:tmpl w:val="6422C9E2"/>
+    <w:lvl w:ilvl="0">
+      <w:start w:val="1"/>
+      <w:numFmt w:val="bullet"/>
+      <w:lvlText w:val=""/>
+      <w:lvlJc w:val="left"/>
+      <w:pPr>
+        <w:tabs>
+          <w:tab w:val="num" w:pos="720"/>
+        </w:tabs>
+        <w:ind w:left="720" w:hanging="360"/>
+      </w:pPr>
+      <w:rPr>
+        <w:rFonts w:ascii="Symbol" w:hAnsi="Symbol" w:hint="default"/>
+        <w:sz w:val="20"/>
+      </w:rPr>
+    </w:lvl>
+    <w:lvl w:ilvl="1" w:tentative="1">
+      <w:start w:val="1"/>
+      <w:numFmt w:val="bullet"/>
+      <w:lvlText w:val="o"/>
+      <w:lvlJc w:val="left"/>
+      <w:pPr>
+        <w:tabs>
+          <w:tab w:val="num" w:pos="1440"/>
+        </w:tabs>
+        <w:ind w:left="1440" w:hanging="360"/>
+      </w:pPr>
+      <w:rPr>
+        <w:rFonts w:ascii="Courier New" w:hAnsi="Courier New" w:hint="default"/>
+        <w:sz w:val="20"/>
+      </w:rPr>
+    </w:lvl>
+    <w:lvl w:ilvl="2" w:tentative="1">
+      <w:start w:val="1"/>
+      <w:numFmt w:val="bullet"/>
+      <w:lvlText w:val=""/>
+      <w:lvlJc w:val="left"/>
+      <w:pPr>
+        <w:tabs>
+          <w:tab w:val="num" w:pos="2160"/>
+        </w:tabs>
+        <w:ind w:left="2160" w:hanging="360"/>
+      </w:pPr>
+      <w:rPr>
+        <w:rFonts w:ascii="Wingdings" w:hAnsi="Wingdings" w:hint="default"/>
+        <w:sz w:val="20"/>
+      </w:rPr>
+    </w:lvl>
+    <w:lvl w:ilvl="3" w:tentative="1">
+      <w:start w:val="1"/>
+      <w:numFmt w:val="bullet"/>
+      <w:lvlText w:val=""/>
+      <w:lvlJc w:val="left"/>
+      <w:pPr>
+        <w:tabs>
+          <w:tab w:val="num" w:pos="2880"/>
+        </w:tabs>
+        <w:ind w:left="2880" w:hanging="360"/>
+      </w:pPr>
+      <w:rPr>
+        <w:rFonts w:ascii="Wingdings" w:hAnsi="Wingdings" w:hint="default"/>
+        <w:sz w:val="20"/>
+      </w:rPr>
+    </w:lvl>
+    <w:lvl w:ilvl="4" w:tentative="1">
+      <w:start w:val="1"/>
+      <w:numFmt w:val="bullet"/>
+      <w:lvlText w:val=""/>
+      <w:lvlJc w:val="left"/>
+      <w:pPr>
+        <w:tabs>
+          <w:tab w:val="num" w:pos="3600"/>
+        </w:tabs>
+        <w:ind w:left="3600" w:hanging="360"/>
+      </w:pPr>
+      <w:rPr>
+        <w:rFonts w:ascii="Wingdings" w:hAnsi="Wingdings" w:hint="default"/>
+        <w:sz w:val="20"/>
+      </w:rPr>
+    </w:lvl>
+    <w:lvl w:ilvl="5" w:tentative="1">
+      <w:start w:val="1"/>
+      <w:numFmt w:val="bullet"/>
+      <w:lvlText w:val=""/>
+      <w:lvlJc w:val="left"/>
+      <w:pPr>
+        <w:tabs>
+          <w:tab w:val="num" w:pos="4320"/>
+        </w:tabs>
+        <w:ind w:left="4320" w:hanging="360"/>
+      </w:pPr>
+      <w:rPr>
+        <w:rFonts w:ascii="Wingdings" w:hAnsi="Wingdings" w:hint="default"/>
+        <w:sz w:val="20"/>
+      </w:rPr>
+    </w:lvl>
+    <w:lvl w:ilvl="6" w:tentative="1">
+      <w:start w:val="1"/>
+      <w:numFmt w:val="bullet"/>
+      <w:lvlText w:val=""/>
+      <w:lvlJc w:val="left"/>
+      <w:pPr>
+        <w:tabs>
+          <w:tab w:val="num" w:pos="5040"/>
+        </w:tabs>
+        <w:ind w:left="5040" w:hanging="360"/>
+      </w:pPr>
+      <w:rPr>
+        <w:rFonts w:ascii="Wingdings" w:hAnsi="Wingdings" w:hint="default"/>
+        <w:sz w:val="20"/>
+      </w:rPr>
+    </w:lvl>
+    <w:lvl w:ilvl="7" w:tentative="1">
+      <w:start w:val="1"/>
+      <w:numFmt w:val="bullet"/>
+      <w:lvlText w:val=""/>
+      <w:lvlJc w:val="left"/>
+      <w:pPr>
+        <w:tabs>
+          <w:tab w:val="num" w:pos="5760"/>
+        </w:tabs>
+        <w:ind w:left="5760" w:hanging="360"/>
+      </w:pPr>
+      <w:rPr>
+        <w:rFonts w:ascii="Wingdings" w:hAnsi="Wingdings" w:hint="default"/>
+        <w:sz w:val="20"/>
+      </w:rPr>
+    </w:lvl>
+    <w:lvl w:ilvl="8" w:tentative="1">
+      <w:start w:val="1"/>
+      <w:numFmt w:val="bullet"/>
+      <w:lvlText w:val=""/>
+      <w:lvlJc w:val="left"/>
+      <w:pPr>
+        <w:tabs>
+          <w:tab w:val="num" w:pos="6480"/>
+        </w:tabs>
+        <w:ind w:left="6480" w:hanging="360"/>
+      </w:pPr>
+      <w:rPr>
+        <w:rFonts w:ascii="Wingdings" w:hAnsi="Wingdings" w:hint="default"/>
+        <w:sz w:val="20"/>
+      </w:rPr>
+    </w:lvl>
+  </w:abstractNum>
+  <w:abstractNum w:abstractNumId="14" w15:restartNumberingAfterBreak="0">
+    <w:nsid w:val="79934C22"/>
+    <w:multiLevelType w:val="multilevel"/>
+    <w:tmpl w:val="E044261E"/>
+    <w:lvl w:ilvl="0">
+      <w:start w:val="1"/>
+      <w:numFmt w:val="bullet"/>
+      <w:lvlText w:val=""/>
+      <w:lvlJc w:val="left"/>
+      <w:pPr>
+        <w:tabs>
+          <w:tab w:val="num" w:pos="720"/>
+        </w:tabs>
+        <w:ind w:left="720" w:hanging="360"/>
+      </w:pPr>
+      <w:rPr>
+        <w:rFonts w:ascii="Symbol" w:hAnsi="Symbol" w:hint="default"/>
+        <w:sz w:val="20"/>
+      </w:rPr>
+    </w:lvl>
+    <w:lvl w:ilvl="1" w:tentative="1">
+      <w:start w:val="1"/>
+      <w:numFmt w:val="bullet"/>
+      <w:lvlText w:val="o"/>
+      <w:lvlJc w:val="left"/>
+      <w:pPr>
+        <w:tabs>
+          <w:tab w:val="num" w:pos="1440"/>
+        </w:tabs>
+        <w:ind w:left="1440" w:hanging="360"/>
+      </w:pPr>
+      <w:rPr>
+        <w:rFonts w:ascii="Courier New" w:hAnsi="Courier New" w:hint="default"/>
+        <w:sz w:val="20"/>
+      </w:rPr>
+    </w:lvl>
+    <w:lvl w:ilvl="2" w:tentative="1">
+      <w:start w:val="1"/>
+      <w:numFmt w:val="bullet"/>
+      <w:lvlText w:val=""/>
+      <w:lvlJc w:val="left"/>
+      <w:pPr>
+        <w:tabs>
+          <w:tab w:val="num" w:pos="2160"/>
+        </w:tabs>
+        <w:ind w:left="2160" w:hanging="360"/>
+      </w:pPr>
+      <w:rPr>
+        <w:rFonts w:ascii="Wingdings" w:hAnsi="Wingdings" w:hint="default"/>
+        <w:sz w:val="20"/>
+      </w:rPr>
+    </w:lvl>
+    <w:lvl w:ilvl="3" w:tentative="1">
+      <w:start w:val="1"/>
+      <w:numFmt w:val="bullet"/>
+      <w:lvlText w:val=""/>
+      <w:lvlJc w:val="left"/>
+      <w:pPr>
+        <w:tabs>
+          <w:tab w:val="num" w:pos="2880"/>
+        </w:tabs>
+        <w:ind w:left="2880" w:hanging="360"/>
+      </w:pPr>
+      <w:rPr>
+        <w:rFonts w:ascii="Wingdings" w:hAnsi="Wingdings" w:hint="default"/>
+        <w:sz w:val="20"/>
+      </w:rPr>
+    </w:lvl>
+    <w:lvl w:ilvl="4" w:tentative="1">
+      <w:start w:val="1"/>
+      <w:numFmt w:val="bullet"/>
+      <w:lvlText w:val=""/>
+      <w:lvlJc w:val="left"/>
+      <w:pPr>
+        <w:tabs>
+          <w:tab w:val="num" w:pos="3600"/>
+        </w:tabs>
+        <w:ind w:left="3600" w:hanging="360"/>
+      </w:pPr>
+      <w:rPr>
+        <w:rFonts w:ascii="Wingdings" w:hAnsi="Wingdings" w:hint="default"/>
+        <w:sz w:val="20"/>
+      </w:rPr>
+    </w:lvl>
+    <w:lvl w:ilvl="5" w:tentative="1">
+      <w:start w:val="1"/>
+      <w:numFmt w:val="bullet"/>
+      <w:lvlText w:val=""/>
+      <w:lvlJc w:val="left"/>
+      <w:pPr>
+        <w:tabs>
+          <w:tab w:val="num" w:pos="4320"/>
+        </w:tabs>
+        <w:ind w:left="4320" w:hanging="360"/>
+      </w:pPr>
+      <w:rPr>
+        <w:rFonts w:ascii="Wingdings" w:hAnsi="Wingdings" w:hint="default"/>
+        <w:sz w:val="20"/>
+      </w:rPr>
+    </w:lvl>
+    <w:lvl w:ilvl="6" w:tentative="1">
+      <w:start w:val="1"/>
+      <w:numFmt w:val="bullet"/>
+      <w:lvlText w:val=""/>
+      <w:lvlJc w:val="left"/>
+      <w:pPr>
+        <w:tabs>
+          <w:tab w:val="num" w:pos="5040"/>
+        </w:tabs>
+        <w:ind w:left="5040" w:hanging="360"/>
+      </w:pPr>
+      <w:rPr>
+        <w:rFonts w:ascii="Wingdings" w:hAnsi="Wingdings" w:hint="default"/>
+        <w:sz w:val="20"/>
+      </w:rPr>
+    </w:lvl>
+    <w:lvl w:ilvl="7" w:tentative="1">
+      <w:start w:val="1"/>
+      <w:numFmt w:val="bullet"/>
+      <w:lvlText w:val=""/>
+      <w:lvlJc w:val="left"/>
+      <w:pPr>
+        <w:tabs>
+          <w:tab w:val="num" w:pos="5760"/>
+        </w:tabs>
+        <w:ind w:left="5760" w:hanging="360"/>
+      </w:pPr>
+      <w:rPr>
+        <w:rFonts w:ascii="Wingdings" w:hAnsi="Wingdings" w:hint="default"/>
+        <w:sz w:val="20"/>
+      </w:rPr>
+    </w:lvl>
+    <w:lvl w:ilvl="8" w:tentative="1">
+      <w:start w:val="1"/>
+      <w:numFmt w:val="bullet"/>
+      <w:lvlText w:val=""/>
+      <w:lvlJc w:val="left"/>
+      <w:pPr>
+        <w:tabs>
+          <w:tab w:val="num" w:pos="6480"/>
+        </w:tabs>
+        <w:ind w:left="6480" w:hanging="360"/>
+      </w:pPr>
+      <w:rPr>
+        <w:rFonts w:ascii="Wingdings" w:hAnsi="Wingdings" w:hint="default"/>
+        <w:sz w:val="20"/>
+      </w:rPr>
+    </w:lvl>
+  </w:abstractNum>
   <w:num w:numId="1" w16cid:durableId="1716539244">
     <w:abstractNumId w:val="4"/>
   </w:num>
   <w:num w:numId="2" w16cid:durableId="571740029">
-    <w:abstractNumId w:val="5"/>
+    <w:abstractNumId w:val="9"/>
   </w:num>
   <w:num w:numId="3" w16cid:durableId="1754202343">
     <w:abstractNumId w:val="2"/>
@@ -10675,25 +13378,37 @@
     <w:abstractNumId w:val="3"/>
   </w:num>
   <w:num w:numId="5" w16cid:durableId="233007721">
-    <w:abstractNumId w:val="7"/>
+    <w:abstractNumId w:val="11"/>
   </w:num>
   <w:num w:numId="6" w16cid:durableId="219829973">
     <w:abstractNumId w:val="0"/>
   </w:num>
   <w:num w:numId="7" w16cid:durableId="115564436">
-    <w:abstractNumId w:val="6"/>
+    <w:abstractNumId w:val="10"/>
   </w:num>
   <w:num w:numId="8" w16cid:durableId="657222936">
-    <w:abstractNumId w:val="8"/>
+    <w:abstractNumId w:val="12"/>
   </w:num>
   <w:num w:numId="9" w16cid:durableId="2013795341">
     <w:abstractNumId w:val="1"/>
   </w:num>
   <w:num w:numId="10" w16cid:durableId="799106087">
-    <w:abstractNumId w:val="9"/>
+    <w:abstractNumId w:val="13"/>
   </w:num>
   <w:num w:numId="11" w16cid:durableId="1326669799">
-    <w:abstractNumId w:val="10"/>
+    <w:abstractNumId w:val="14"/>
+  </w:num>
+  <w:num w:numId="12" w16cid:durableId="443691516">
+    <w:abstractNumId w:val="8"/>
+  </w:num>
+  <w:num w:numId="13" w16cid:durableId="2053573756">
+    <w:abstractNumId w:val="7"/>
+  </w:num>
+  <w:num w:numId="14" w16cid:durableId="1138036891">
+    <w:abstractNumId w:val="6"/>
+  </w:num>
+  <w:num w:numId="15" w16cid:durableId="1733773694">
+    <w:abstractNumId w:val="5"/>
   </w:num>
 </w:numbering>
 </file>

--- a/Soul Hero.docx
+++ b/Soul Hero.docx
@@ -514,17 +514,8 @@
           <w:b/>
           <w:bCs/>
         </w:rPr>
-        <w:t>/</w:t>
-      </w:r>
-      <w:proofErr w:type="gramStart"/>
-      <w:r>
-        <w:rPr>
-          <w:b/>
-          <w:bCs/>
-        </w:rPr>
-        <w:t>start</w:t>
-      </w:r>
-      <w:proofErr w:type="gramEnd"/>
+        <w:t>/start</w:t>
+      </w:r>
     </w:p>
     <w:p>
       <w:r>
@@ -553,13 +544,8 @@
     </w:p>
     <w:p>
       <w:r>
-        <w:t>/</w:t>
-      </w:r>
-      <w:proofErr w:type="gramStart"/>
-      <w:r>
-        <w:t>start</w:t>
-      </w:r>
-      <w:proofErr w:type="gramEnd"/>
+        <w:t>/start</w:t>
+      </w:r>
     </w:p>
     <w:p>
       <w:r>
@@ -1190,15 +1176,7 @@
     </w:p>
     <w:p>
       <w:r>
-        <w:t xml:space="preserve">Their victories </w:t>
-      </w:r>
-      <w:proofErr w:type="gramStart"/>
-      <w:r>
-        <w:t>forgotten</w:t>
-      </w:r>
-      <w:proofErr w:type="gramEnd"/>
-      <w:r>
-        <w:t>.</w:t>
+        <w:t>Their victories forgotten.</w:t>
       </w:r>
     </w:p>
     <w:p>
@@ -1637,12 +1615,10 @@
         <w:t xml:space="preserve">    └── </w:t>
       </w:r>
       <w:proofErr w:type="spellStart"/>
-      <w:proofErr w:type="gramStart"/>
       <w:r>
         <w:t>heroes.json</w:t>
       </w:r>
       <w:proofErr w:type="spellEnd"/>
-      <w:proofErr w:type="gramEnd"/>
     </w:p>
     <w:p/>
     <w:p>
@@ -1692,12 +1668,10 @@
         <w:t xml:space="preserve">│   └── </w:t>
       </w:r>
       <w:proofErr w:type="spellStart"/>
-      <w:proofErr w:type="gramStart"/>
       <w:r>
         <w:t>heroes.json</w:t>
       </w:r>
       <w:proofErr w:type="spellEnd"/>
-      <w:proofErr w:type="gramEnd"/>
     </w:p>
     <w:p>
       <w:r>
@@ -1721,28 +1695,18 @@
     </w:p>
     <w:p>
       <w:r>
-        <w:t>├─</w:t>
-      </w:r>
-      <w:proofErr w:type="gramStart"/>
-      <w:r>
-        <w:t>─ .env</w:t>
-      </w:r>
-      <w:proofErr w:type="gramEnd"/>
-    </w:p>
-    <w:p>
-      <w:r>
-        <w:t>├─</w:t>
-      </w:r>
-      <w:proofErr w:type="gramStart"/>
-      <w:r>
-        <w:t>─ .</w:t>
+        <w:t>├── .env</w:t>
+      </w:r>
+    </w:p>
+    <w:p>
+      <w:r>
+        <w:t>├── .</w:t>
       </w:r>
       <w:proofErr w:type="spellStart"/>
       <w:r>
         <w:t>gitignore</w:t>
       </w:r>
       <w:proofErr w:type="spellEnd"/>
-      <w:proofErr w:type="gramEnd"/>
     </w:p>
     <w:p>
       <w:r>
@@ -1763,15 +1727,7 @@
     <w:p/>
     <w:p>
       <w:r>
-        <w:t xml:space="preserve">This shit </w:t>
-      </w:r>
-      <w:proofErr w:type="gramStart"/>
-      <w:r>
-        <w:t>good</w:t>
-      </w:r>
-      <w:proofErr w:type="gramEnd"/>
-      <w:r>
-        <w:t>:</w:t>
+        <w:t>This shit good:</w:t>
       </w:r>
     </w:p>
     <w:p>
@@ -1903,12 +1859,10 @@
         <w:t xml:space="preserve">│   └── </w:t>
       </w:r>
       <w:proofErr w:type="spellStart"/>
-      <w:proofErr w:type="gramStart"/>
       <w:r>
         <w:t>heroes.json</w:t>
       </w:r>
       <w:proofErr w:type="spellEnd"/>
-      <w:proofErr w:type="gramEnd"/>
     </w:p>
     <w:p>
       <w:r>
@@ -1938,28 +1892,18 @@
     </w:p>
     <w:p>
       <w:r>
-        <w:t>├─</w:t>
-      </w:r>
-      <w:proofErr w:type="gramStart"/>
-      <w:r>
-        <w:t>─ .env</w:t>
-      </w:r>
-      <w:proofErr w:type="gramEnd"/>
-    </w:p>
-    <w:p>
-      <w:r>
-        <w:t>├─</w:t>
-      </w:r>
-      <w:proofErr w:type="gramStart"/>
-      <w:r>
-        <w:t>─ .</w:t>
+        <w:t>├── .env</w:t>
+      </w:r>
+    </w:p>
+    <w:p>
+      <w:r>
+        <w:t>├── .</w:t>
       </w:r>
       <w:proofErr w:type="spellStart"/>
       <w:r>
         <w:t>gitignore</w:t>
       </w:r>
       <w:proofErr w:type="spellEnd"/>
-      <w:proofErr w:type="gramEnd"/>
     </w:p>
     <w:p>
       <w:r>
@@ -2530,13 +2474,8 @@
         <w:jc w:val="left"/>
       </w:pPr>
       <w:r>
-        <w:t>├─</w:t>
-      </w:r>
-      <w:proofErr w:type="gramStart"/>
-      <w:r>
-        <w:t>─ .env</w:t>
-      </w:r>
-      <w:proofErr w:type="gramEnd"/>
+        <w:t>├── .env</w:t>
+      </w:r>
     </w:p>
     <w:p>
       <w:pPr>
@@ -3269,29 +3208,12 @@
           <w:b/>
           <w:bCs/>
         </w:rPr>
-        <w:t xml:space="preserve">V. Every Feature Must Have </w:t>
-      </w:r>
-      <w:proofErr w:type="gramStart"/>
-      <w:r>
-        <w:rPr>
-          <w:b/>
-          <w:bCs/>
-        </w:rPr>
-        <w:t>Meaning</w:t>
-      </w:r>
-      <w:proofErr w:type="gramEnd"/>
-    </w:p>
-    <w:p>
-      <w:r>
-        <w:t xml:space="preserve">Before adding any </w:t>
-      </w:r>
-      <w:proofErr w:type="gramStart"/>
-      <w:r>
-        <w:t>feature</w:t>
-      </w:r>
-      <w:proofErr w:type="gramEnd"/>
-      <w:r>
-        <w:t xml:space="preserve"> we ask:</w:t>
+        <w:t>V. Every Feature Must Have Meaning</w:t>
+      </w:r>
+    </w:p>
+    <w:p>
+      <w:r>
+        <w:t>Before adding any feature we ask:</w:t>
       </w:r>
     </w:p>
     <w:p>
@@ -3380,15 +3302,7 @@
     </w:p>
     <w:p>
       <w:r>
-        <w:t xml:space="preserve">A mysterious observer witnessed a </w:t>
-      </w:r>
-      <w:proofErr w:type="gramStart"/>
-      <w:r>
-        <w:t>fracture in reality</w:t>
-      </w:r>
-      <w:proofErr w:type="gramEnd"/>
-      <w:r>
-        <w:t>.</w:t>
+        <w:t>A mysterious observer witnessed a fracture in reality.</w:t>
       </w:r>
     </w:p>
     <w:p>
@@ -3415,21 +3329,12 @@
           <w:bCs/>
         </w:rPr>
       </w:pPr>
-      <w:proofErr w:type="gramStart"/>
-      <w:r>
-        <w:rPr>
-          <w:b/>
-          <w:bCs/>
-        </w:rPr>
-        <w:t>The Memory</w:t>
-      </w:r>
-      <w:proofErr w:type="gramEnd"/>
-      <w:r>
-        <w:rPr>
-          <w:b/>
-          <w:bCs/>
-        </w:rPr>
-        <w:t xml:space="preserve"> Loss</w:t>
+      <w:r>
+        <w:rPr>
+          <w:b/>
+          <w:bCs/>
+        </w:rPr>
+        <w:t>The Memory Loss</w:t>
       </w:r>
     </w:p>
     <w:p>
@@ -3517,13 +3422,8 @@
       </w:r>
     </w:p>
     <w:p>
-      <w:proofErr w:type="gramStart"/>
-      <w:r>
-        <w:t>an</w:t>
-      </w:r>
-      <w:proofErr w:type="gramEnd"/>
-      <w:r>
-        <w:t xml:space="preserve"> Oath is formed.</w:t>
+      <w:r>
+        <w:t>an Oath is formed.</w:t>
       </w:r>
     </w:p>
     <w:p>
@@ -3740,13 +3640,8 @@
             <w:hideMark/>
           </w:tcPr>
           <w:p>
-            <w:proofErr w:type="gramStart"/>
             <w:r>
-              <w:t>The ancient</w:t>
-            </w:r>
-            <w:proofErr w:type="gramEnd"/>
-            <w:r>
-              <w:t xml:space="preserve"> force connecting both worlds.</w:t>
+              <w:t>The ancient force connecting both worlds.</w:t>
             </w:r>
           </w:p>
         </w:tc>
@@ -4192,15 +4087,7 @@
     <w:p>
       <w:r>
         <w:lastRenderedPageBreak/>
-        <w:t xml:space="preserve">The purpose is the </w:t>
-      </w:r>
-      <w:proofErr w:type="gramStart"/>
-      <w:r>
-        <w:t>relationship</w:t>
-      </w:r>
-      <w:proofErr w:type="gramEnd"/>
-      <w:r>
-        <w:t>.</w:t>
+        <w:t>The purpose is the relationship.</w:t>
       </w:r>
     </w:p>
     <w:p>
@@ -5581,23 +5468,7 @@
           <w:b/>
           <w:bCs/>
         </w:rPr>
-        <w:t xml:space="preserve">Step 2: </w:t>
-      </w:r>
-      <w:proofErr w:type="gramStart"/>
-      <w:r>
-        <w:rPr>
-          <w:b/>
-          <w:bCs/>
-        </w:rPr>
-        <w:t>Decide</w:t>
-      </w:r>
-      <w:proofErr w:type="gramEnd"/>
-      <w:r>
-        <w:rPr>
-          <w:b/>
-          <w:bCs/>
-        </w:rPr>
-        <w:t xml:space="preserve"> our database</w:t>
+        <w:t>Step 2: Decide our database</w:t>
       </w:r>
     </w:p>
     <w:p>
@@ -5822,13 +5693,8 @@
     </w:p>
     <w:p>
       <w:r>
-        <w:t>└─</w:t>
-      </w:r>
-      <w:proofErr w:type="gramStart"/>
-      <w:r>
-        <w:t>─ .env</w:t>
-      </w:r>
-      <w:proofErr w:type="gramEnd"/>
+        <w:t>└── .env</w:t>
+      </w:r>
     </w:p>
     <w:p>
       <w:r>
@@ -6087,33 +5953,18 @@
     </w:p>
     <w:p>
       <w:r>
-        <w:t>/</w:t>
-      </w:r>
-      <w:proofErr w:type="gramStart"/>
-      <w:r>
-        <w:t>challenge</w:t>
-      </w:r>
-      <w:proofErr w:type="gramEnd"/>
-    </w:p>
-    <w:p>
-      <w:r>
-        <w:t>/</w:t>
-      </w:r>
-      <w:proofErr w:type="gramStart"/>
-      <w:r>
-        <w:t>dungeon</w:t>
-      </w:r>
-      <w:proofErr w:type="gramEnd"/>
-    </w:p>
-    <w:p>
-      <w:r>
-        <w:t>/</w:t>
-      </w:r>
-      <w:proofErr w:type="gramStart"/>
-      <w:r>
-        <w:t>profile</w:t>
-      </w:r>
-      <w:proofErr w:type="gramEnd"/>
+        <w:t>/challenge</w:t>
+      </w:r>
+    </w:p>
+    <w:p>
+      <w:r>
+        <w:t>/dungeon</w:t>
+      </w:r>
+    </w:p>
+    <w:p>
+      <w:r>
+        <w:t>/profile</w:t>
+      </w:r>
     </w:p>
     <w:p>
       <w:r>
@@ -6772,11 +6623,9 @@
       </w:r>
     </w:p>
     <w:p>
-      <w:proofErr w:type="gramStart"/>
       <w:r>
         <w:t>say</w:t>
       </w:r>
-      <w:proofErr w:type="gramEnd"/>
     </w:p>
     <w:p>
       <w:r>
@@ -6801,12 +6650,10 @@
       </w:r>
     </w:p>
     <w:p>
-      <w:proofErr w:type="gramStart"/>
       <w:r>
         <w:lastRenderedPageBreak/>
         <w:t>say</w:t>
       </w:r>
-      <w:proofErr w:type="gramEnd"/>
     </w:p>
     <w:p>
       <w:r>
@@ -6831,11 +6678,9 @@
       </w:r>
     </w:p>
     <w:p>
-      <w:proofErr w:type="gramStart"/>
       <w:r>
         <w:t>say</w:t>
       </w:r>
-      <w:proofErr w:type="gramEnd"/>
     </w:p>
     <w:p>
       <w:r>
@@ -6860,11 +6705,9 @@
       </w:r>
     </w:p>
     <w:p>
-      <w:proofErr w:type="gramStart"/>
       <w:r>
         <w:t>say</w:t>
       </w:r>
-      <w:proofErr w:type="gramEnd"/>
     </w:p>
     <w:p>
       <w:r>
@@ -6889,11 +6732,9 @@
       </w:r>
     </w:p>
     <w:p>
-      <w:proofErr w:type="gramStart"/>
       <w:r>
         <w:t>say</w:t>
       </w:r>
-      <w:proofErr w:type="gramEnd"/>
     </w:p>
     <w:p>
       <w:r>
@@ -6938,11 +6779,9 @@
       </w:r>
     </w:p>
     <w:p>
-      <w:proofErr w:type="gramStart"/>
       <w:r>
         <w:t>say</w:t>
       </w:r>
-      <w:proofErr w:type="gramEnd"/>
     </w:p>
     <w:p>
       <w:r>
@@ -7035,11 +6874,9 @@
       </w:r>
     </w:p>
     <w:p>
-      <w:proofErr w:type="gramStart"/>
       <w:r>
         <w:t>say</w:t>
       </w:r>
-      <w:proofErr w:type="gramEnd"/>
     </w:p>
     <w:p>
       <w:r>
@@ -7064,11 +6901,9 @@
       </w:r>
     </w:p>
     <w:p>
-      <w:proofErr w:type="gramStart"/>
       <w:r>
         <w:t>say</w:t>
       </w:r>
-      <w:proofErr w:type="gramEnd"/>
     </w:p>
     <w:p>
       <w:r>
@@ -7194,11 +7029,9 @@
       </w:r>
     </w:p>
     <w:p>
-      <w:proofErr w:type="gramStart"/>
       <w:r>
         <w:t>say</w:t>
       </w:r>
-      <w:proofErr w:type="gramEnd"/>
     </w:p>
     <w:p>
       <w:r>
@@ -7252,11 +7085,9 @@
       </w:r>
     </w:p>
     <w:p>
-      <w:proofErr w:type="gramStart"/>
       <w:r>
         <w:t>say</w:t>
       </w:r>
-      <w:proofErr w:type="gramEnd"/>
     </w:p>
     <w:p>
       <w:r>
@@ -7282,11 +7113,9 @@
       </w:r>
     </w:p>
     <w:p>
-      <w:proofErr w:type="gramStart"/>
       <w:r>
         <w:t>say</w:t>
       </w:r>
-      <w:proofErr w:type="gramEnd"/>
     </w:p>
     <w:p>
       <w:r>
@@ -7311,11 +7140,9 @@
       </w:r>
     </w:p>
     <w:p>
-      <w:proofErr w:type="gramStart"/>
       <w:r>
         <w:t>say</w:t>
       </w:r>
-      <w:proofErr w:type="gramEnd"/>
     </w:p>
     <w:p>
       <w:r>
@@ -7340,11 +7167,9 @@
       </w:r>
     </w:p>
     <w:p>
-      <w:proofErr w:type="gramStart"/>
       <w:r>
         <w:t>say</w:t>
       </w:r>
-      <w:proofErr w:type="gramEnd"/>
     </w:p>
     <w:p>
       <w:r>
@@ -7897,13 +7722,8 @@
             <w:hideMark/>
           </w:tcPr>
           <w:p>
-            <w:proofErr w:type="gramStart"/>
             <w:r>
-              <w:t>Sever</w:t>
-            </w:r>
-            <w:proofErr w:type="gramEnd"/>
-            <w:r>
-              <w:t xml:space="preserve"> the Oath</w:t>
+              <w:t>Sever the Oath</w:t>
             </w:r>
           </w:p>
         </w:tc>
@@ -7952,13 +7772,8 @@
     </w:p>
     <w:p>
       <w:r>
-        <w:t>├─</w:t>
-      </w:r>
-      <w:proofErr w:type="gramStart"/>
-      <w:r>
-        <w:t>─ .env</w:t>
-      </w:r>
-      <w:proofErr w:type="gramEnd"/>
+        <w:t>├── .env</w:t>
+      </w:r>
     </w:p>
     <w:p>
       <w:r>
@@ -8462,132 +8277,110 @@
         <w:t xml:space="preserve">│   ├── </w:t>
       </w:r>
       <w:proofErr w:type="spellStart"/>
-      <w:proofErr w:type="gramStart"/>
       <w:r>
         <w:t>heroes.json</w:t>
       </w:r>
       <w:proofErr w:type="spellEnd"/>
-      <w:proofErr w:type="gramEnd"/>
     </w:p>
     <w:p>
       <w:r>
         <w:t xml:space="preserve">│   ├── </w:t>
       </w:r>
       <w:proofErr w:type="spellStart"/>
-      <w:proofErr w:type="gramStart"/>
       <w:r>
         <w:t>items.json</w:t>
       </w:r>
       <w:proofErr w:type="spellEnd"/>
-      <w:proofErr w:type="gramEnd"/>
     </w:p>
     <w:p>
       <w:r>
         <w:t xml:space="preserve">│   ├── </w:t>
       </w:r>
       <w:proofErr w:type="spellStart"/>
-      <w:proofErr w:type="gramStart"/>
       <w:r>
         <w:t>equipment.json</w:t>
       </w:r>
       <w:proofErr w:type="spellEnd"/>
-      <w:proofErr w:type="gramEnd"/>
     </w:p>
     <w:p>
       <w:r>
         <w:t xml:space="preserve">│   ├── </w:t>
       </w:r>
       <w:proofErr w:type="spellStart"/>
-      <w:proofErr w:type="gramStart"/>
       <w:r>
         <w:t>enemies.json</w:t>
       </w:r>
       <w:proofErr w:type="spellEnd"/>
-      <w:proofErr w:type="gramEnd"/>
     </w:p>
     <w:p>
       <w:r>
         <w:t xml:space="preserve">│   ├── </w:t>
       </w:r>
       <w:proofErr w:type="spellStart"/>
-      <w:proofErr w:type="gramStart"/>
       <w:r>
         <w:t>skills.json</w:t>
       </w:r>
       <w:proofErr w:type="spellEnd"/>
-      <w:proofErr w:type="gramEnd"/>
     </w:p>
     <w:p>
       <w:r>
         <w:t xml:space="preserve">│   ├── </w:t>
       </w:r>
       <w:proofErr w:type="spellStart"/>
-      <w:proofErr w:type="gramStart"/>
       <w:r>
         <w:t>achievements.json</w:t>
       </w:r>
       <w:proofErr w:type="spellEnd"/>
-      <w:proofErr w:type="gramEnd"/>
     </w:p>
     <w:p>
       <w:r>
         <w:t xml:space="preserve">│   ├── </w:t>
       </w:r>
       <w:proofErr w:type="spellStart"/>
-      <w:proofErr w:type="gramStart"/>
       <w:r>
         <w:t>titles.json</w:t>
       </w:r>
       <w:proofErr w:type="spellEnd"/>
-      <w:proofErr w:type="gramEnd"/>
     </w:p>
     <w:p>
       <w:r>
         <w:t xml:space="preserve">│   ├── </w:t>
       </w:r>
       <w:proofErr w:type="spellStart"/>
-      <w:proofErr w:type="gramStart"/>
       <w:r>
         <w:t>factions.json</w:t>
       </w:r>
       <w:proofErr w:type="spellEnd"/>
-      <w:proofErr w:type="gramEnd"/>
     </w:p>
     <w:p>
       <w:r>
         <w:t xml:space="preserve">│   ├── </w:t>
       </w:r>
       <w:proofErr w:type="spellStart"/>
-      <w:proofErr w:type="gramStart"/>
       <w:r>
         <w:t>dialogue.json</w:t>
       </w:r>
       <w:proofErr w:type="spellEnd"/>
-      <w:proofErr w:type="gramEnd"/>
     </w:p>
     <w:p>
       <w:r>
         <w:t xml:space="preserve">│   ├── </w:t>
       </w:r>
       <w:proofErr w:type="spellStart"/>
-      <w:proofErr w:type="gramStart"/>
       <w:r>
         <w:t>quests.json</w:t>
       </w:r>
       <w:proofErr w:type="spellEnd"/>
-      <w:proofErr w:type="gramEnd"/>
     </w:p>
     <w:p>
       <w:r>
         <w:t xml:space="preserve">│   └── </w:t>
       </w:r>
       <w:proofErr w:type="spellStart"/>
-      <w:proofErr w:type="gramStart"/>
       <w:r>
         <w:t>world.json</w:t>
       </w:r>
       <w:proofErr w:type="spellEnd"/>
-      <w:proofErr w:type="gramEnd"/>
     </w:p>
     <w:p>
       <w:r>
@@ -9298,19 +9091,11 @@
       </w:r>
       <w:proofErr w:type="spellStart"/>
       <w:r>
-        <w:t>resume_</w:t>
-      </w:r>
-      <w:proofErr w:type="gramStart"/>
-      <w:r>
-        <w:t>wanderer</w:t>
+        <w:t>resume_wanderer</w:t>
       </w:r>
       <w:proofErr w:type="spellEnd"/>
       <w:r>
-        <w:t>(</w:t>
-      </w:r>
-      <w:proofErr w:type="gramEnd"/>
-      <w:r>
-        <w:t>)</w:t>
+        <w:t>()</w:t>
       </w:r>
     </w:p>
     <w:p/>
@@ -9320,19 +9105,11 @@
       </w:r>
       <w:proofErr w:type="spellStart"/>
       <w:r>
-        <w:t>resume_</w:t>
-      </w:r>
-      <w:proofErr w:type="gramStart"/>
-      <w:r>
-        <w:t>awakening</w:t>
+        <w:t>resume_awakening</w:t>
       </w:r>
       <w:proofErr w:type="spellEnd"/>
       <w:r>
-        <w:t>(</w:t>
-      </w:r>
-      <w:proofErr w:type="gramEnd"/>
-      <w:r>
-        <w:t>)</w:t>
+        <w:t>()</w:t>
       </w:r>
     </w:p>
     <w:p/>
@@ -9343,19 +9120,11 @@
       </w:r>
       <w:proofErr w:type="spellStart"/>
       <w:r>
-        <w:t>resume_hero_</w:t>
-      </w:r>
-      <w:proofErr w:type="gramStart"/>
-      <w:r>
-        <w:t>chosen</w:t>
+        <w:t>resume_hero_chosen</w:t>
       </w:r>
       <w:proofErr w:type="spellEnd"/>
       <w:r>
-        <w:t>(</w:t>
-      </w:r>
-      <w:proofErr w:type="gramEnd"/>
-      <w:r>
-        <w:t>)</w:t>
+        <w:t>()</w:t>
       </w:r>
     </w:p>
     <w:p/>
@@ -9365,19 +9134,11 @@
       </w:r>
       <w:proofErr w:type="spellStart"/>
       <w:r>
-        <w:t>resume_oath_</w:t>
-      </w:r>
-      <w:proofErr w:type="gramStart"/>
-      <w:r>
-        <w:t>complete</w:t>
+        <w:t>resume_oath_complete</w:t>
       </w:r>
       <w:proofErr w:type="spellEnd"/>
       <w:r>
-        <w:t>(</w:t>
-      </w:r>
-      <w:proofErr w:type="gramEnd"/>
-      <w:r>
-        <w:t>)</w:t>
+        <w:t>()</w:t>
       </w:r>
     </w:p>
     <w:p/>
@@ -9387,19 +9148,11 @@
       </w:r>
       <w:proofErr w:type="spellStart"/>
       <w:r>
-        <w:t>resume_</w:t>
-      </w:r>
-      <w:proofErr w:type="gramStart"/>
-      <w:r>
-        <w:t>welcome</w:t>
+        <w:t>resume_welcome</w:t>
       </w:r>
       <w:proofErr w:type="spellEnd"/>
       <w:r>
-        <w:t>(</w:t>
-      </w:r>
-      <w:proofErr w:type="gramEnd"/>
-      <w:r>
-        <w:t>)</w:t>
+        <w:t>()</w:t>
       </w:r>
     </w:p>
     <w:p/>
@@ -9409,19 +9162,11 @@
       </w:r>
       <w:proofErr w:type="spellStart"/>
       <w:r>
-        <w:t>resume_</w:t>
-      </w:r>
-      <w:proofErr w:type="gramStart"/>
-      <w:r>
-        <w:t>oathbound</w:t>
+        <w:t>resume_oathbound</w:t>
       </w:r>
       <w:proofErr w:type="spellEnd"/>
       <w:r>
-        <w:t>(</w:t>
-      </w:r>
-      <w:proofErr w:type="gramEnd"/>
-      <w:r>
-        <w:t>)</w:t>
+        <w:t>()</w:t>
       </w:r>
     </w:p>
     <w:p>
@@ -9653,17 +9398,12 @@
     <w:p/>
     <w:p>
       <w:proofErr w:type="spellStart"/>
-      <w:proofErr w:type="gramStart"/>
       <w:r>
         <w:t>WelcomeView</w:t>
       </w:r>
       <w:proofErr w:type="spellEnd"/>
       <w:r>
-        <w:t>(</w:t>
-      </w:r>
-      <w:proofErr w:type="gramEnd"/>
-      <w:r>
-        <w:t xml:space="preserve">hero, </w:t>
+        <w:t xml:space="preserve">(hero, </w:t>
       </w:r>
       <w:proofErr w:type="spellStart"/>
       <w:r>
@@ -9722,17 +9462,12 @@
     <w:p/>
     <w:p>
       <w:proofErr w:type="spellStart"/>
-      <w:proofErr w:type="gramStart"/>
       <w:r>
         <w:t>RuinsCollapseView</w:t>
       </w:r>
       <w:proofErr w:type="spellEnd"/>
       <w:r>
-        <w:t>(</w:t>
-      </w:r>
-      <w:proofErr w:type="gramEnd"/>
-      <w:r>
-        <w:t xml:space="preserve">hero, </w:t>
+        <w:t xml:space="preserve">(hero, </w:t>
       </w:r>
       <w:proofErr w:type="spellStart"/>
       <w:r>
@@ -9832,76 +9567,44 @@
     <w:p>
       <w:proofErr w:type="spellStart"/>
       <w:r>
-        <w:t>assign_</w:t>
-      </w:r>
-      <w:proofErr w:type="gramStart"/>
-      <w:r>
-        <w:t>hero</w:t>
+        <w:t>assign_hero</w:t>
       </w:r>
       <w:proofErr w:type="spellEnd"/>
       <w:r>
-        <w:t>(</w:t>
-      </w:r>
-      <w:proofErr w:type="gramEnd"/>
-      <w:r>
-        <w:t>)</w:t>
+        <w:t>()</w:t>
       </w:r>
     </w:p>
     <w:p/>
     <w:p>
       <w:proofErr w:type="spellStart"/>
       <w:r>
-        <w:t>complete_</w:t>
-      </w:r>
-      <w:proofErr w:type="gramStart"/>
-      <w:r>
-        <w:t>oath</w:t>
+        <w:t>complete_oath</w:t>
       </w:r>
       <w:proofErr w:type="spellEnd"/>
       <w:r>
-        <w:t>(</w:t>
-      </w:r>
-      <w:proofErr w:type="gramEnd"/>
-      <w:r>
-        <w:t>)</w:t>
+        <w:t>()</w:t>
       </w:r>
     </w:p>
     <w:p/>
     <w:p>
       <w:proofErr w:type="spellStart"/>
       <w:r>
-        <w:t>enter_</w:t>
-      </w:r>
-      <w:proofErr w:type="gramStart"/>
-      <w:r>
-        <w:t>welcome</w:t>
+        <w:t>enter_welcome</w:t>
       </w:r>
       <w:proofErr w:type="spellEnd"/>
       <w:r>
-        <w:t>(</w:t>
-      </w:r>
-      <w:proofErr w:type="gramEnd"/>
-      <w:r>
-        <w:t>)</w:t>
+        <w:t>()</w:t>
       </w:r>
     </w:p>
     <w:p/>
     <w:p>
       <w:proofErr w:type="spellStart"/>
       <w:r>
-        <w:t>collapse_</w:t>
-      </w:r>
-      <w:proofErr w:type="gramStart"/>
-      <w:r>
-        <w:t>ruins</w:t>
+        <w:t>collapse_ruins</w:t>
       </w:r>
       <w:proofErr w:type="spellEnd"/>
       <w:r>
-        <w:t>(</w:t>
-      </w:r>
-      <w:proofErr w:type="gramEnd"/>
-      <w:r>
-        <w:t>)</w:t>
+        <w:t>()</w:t>
       </w:r>
     </w:p>
     <w:p>
@@ -9922,95 +9625,55 @@
     <w:p>
       <w:proofErr w:type="spellStart"/>
       <w:r>
-        <w:t>get_</w:t>
-      </w:r>
-      <w:proofErr w:type="gramStart"/>
-      <w:r>
-        <w:t>player</w:t>
+        <w:t>get_player</w:t>
       </w:r>
       <w:proofErr w:type="spellEnd"/>
       <w:r>
-        <w:t>(</w:t>
-      </w:r>
-      <w:proofErr w:type="gramEnd"/>
-      <w:r>
-        <w:t>)</w:t>
+        <w:t>()</w:t>
       </w:r>
     </w:p>
     <w:p/>
     <w:p>
       <w:proofErr w:type="spellStart"/>
       <w:r>
-        <w:t>create_</w:t>
-      </w:r>
-      <w:proofErr w:type="gramStart"/>
-      <w:r>
-        <w:t>player</w:t>
+        <w:t>create_player</w:t>
       </w:r>
       <w:proofErr w:type="spellEnd"/>
       <w:r>
-        <w:t>(</w:t>
-      </w:r>
-      <w:proofErr w:type="gramEnd"/>
-      <w:r>
-        <w:t>)</w:t>
+        <w:t>()</w:t>
       </w:r>
     </w:p>
     <w:p/>
     <w:p>
       <w:proofErr w:type="spellStart"/>
       <w:r>
-        <w:t>update_</w:t>
-      </w:r>
-      <w:proofErr w:type="gramStart"/>
-      <w:r>
-        <w:t>state</w:t>
+        <w:t>update_state</w:t>
       </w:r>
       <w:proofErr w:type="spellEnd"/>
       <w:r>
-        <w:t>(</w:t>
-      </w:r>
-      <w:proofErr w:type="gramEnd"/>
-      <w:r>
-        <w:t>)</w:t>
+        <w:t>()</w:t>
       </w:r>
     </w:p>
     <w:p/>
     <w:p>
       <w:proofErr w:type="spellStart"/>
       <w:r>
-        <w:t>assign_</w:t>
-      </w:r>
-      <w:proofErr w:type="gramStart"/>
-      <w:r>
-        <w:t>hero</w:t>
+        <w:t>assign_hero</w:t>
       </w:r>
       <w:proofErr w:type="spellEnd"/>
       <w:r>
-        <w:t>(</w:t>
-      </w:r>
-      <w:proofErr w:type="gramEnd"/>
-      <w:r>
-        <w:t>)</w:t>
+        <w:t>()</w:t>
       </w:r>
     </w:p>
     <w:p/>
     <w:p>
       <w:proofErr w:type="spellStart"/>
       <w:r>
-        <w:t>get_player_</w:t>
-      </w:r>
-      <w:proofErr w:type="gramStart"/>
-      <w:r>
-        <w:t>hero</w:t>
+        <w:t>get_player_hero</w:t>
       </w:r>
       <w:proofErr w:type="spellEnd"/>
       <w:r>
-        <w:t>(</w:t>
-      </w:r>
-      <w:proofErr w:type="gramEnd"/>
-      <w:r>
-        <w:t>)</w:t>
+        <w:t>()</w:t>
       </w:r>
     </w:p>
     <w:p>
@@ -10060,57 +9723,32 @@
     </w:p>
     <w:p/>
     <w:p>
-      <w:proofErr w:type="gramStart"/>
-      <w:r>
-        <w:t>get(</w:t>
-      </w:r>
-      <w:proofErr w:type="gramEnd"/>
-      <w:r>
-        <w:t>)</w:t>
+      <w:r>
+        <w:t>get()</w:t>
       </w:r>
     </w:p>
     <w:p/>
     <w:p>
-      <w:proofErr w:type="gramStart"/>
-      <w:r>
-        <w:t>create(</w:t>
-      </w:r>
-      <w:proofErr w:type="gramEnd"/>
-      <w:r>
-        <w:t>)</w:t>
+      <w:r>
+        <w:t>create()</w:t>
       </w:r>
     </w:p>
     <w:p/>
     <w:p>
-      <w:proofErr w:type="gramStart"/>
-      <w:r>
-        <w:t>save(</w:t>
-      </w:r>
-      <w:proofErr w:type="gramEnd"/>
-      <w:r>
-        <w:t>)</w:t>
+      <w:r>
+        <w:t>save()</w:t>
       </w:r>
     </w:p>
     <w:p/>
     <w:p>
-      <w:proofErr w:type="gramStart"/>
-      <w:r>
-        <w:t>delete(</w:t>
-      </w:r>
-      <w:proofErr w:type="gramEnd"/>
-      <w:r>
-        <w:t>)</w:t>
+      <w:r>
+        <w:t>delete()</w:t>
       </w:r>
     </w:p>
     <w:p/>
     <w:p>
-      <w:proofErr w:type="gramStart"/>
-      <w:r>
-        <w:t>update(</w:t>
-      </w:r>
-      <w:proofErr w:type="gramEnd"/>
-      <w:r>
-        <w:t>)</w:t>
+      <w:r>
+        <w:t>update()</w:t>
       </w:r>
     </w:p>
     <w:p>
@@ -10155,43 +9793,23 @@
     </w:p>
     <w:p>
       <w:r>
-        <w:t>/</w:t>
-      </w:r>
-      <w:proofErr w:type="gramStart"/>
-      <w:r>
-        <w:t>start</w:t>
-      </w:r>
-      <w:proofErr w:type="gramEnd"/>
-    </w:p>
-    <w:p>
-      <w:r>
-        <w:t>/</w:t>
-      </w:r>
-      <w:proofErr w:type="gramStart"/>
-      <w:r>
-        <w:t>profile</w:t>
-      </w:r>
-      <w:proofErr w:type="gramEnd"/>
-    </w:p>
-    <w:p>
-      <w:r>
-        <w:t>/</w:t>
-      </w:r>
-      <w:proofErr w:type="gramStart"/>
-      <w:r>
-        <w:t>battle</w:t>
-      </w:r>
-      <w:proofErr w:type="gramEnd"/>
-    </w:p>
-    <w:p>
-      <w:r>
-        <w:t>/</w:t>
-      </w:r>
-      <w:proofErr w:type="gramStart"/>
-      <w:r>
-        <w:t>inventory</w:t>
-      </w:r>
-      <w:proofErr w:type="gramEnd"/>
+        <w:t>/start</w:t>
+      </w:r>
+    </w:p>
+    <w:p>
+      <w:r>
+        <w:t>/profile</w:t>
+      </w:r>
+    </w:p>
+    <w:p>
+      <w:r>
+        <w:t>/battle</w:t>
+      </w:r>
+    </w:p>
+    <w:p>
+      <w:r>
+        <w:t>/inventory</w:t>
+      </w:r>
     </w:p>
     <w:p>
       <w:r>
@@ -10333,30 +9951,24 @@
     </w:p>
     <w:p>
       <w:proofErr w:type="spellStart"/>
-      <w:proofErr w:type="gramStart"/>
       <w:r>
         <w:t>SceneManager</w:t>
       </w:r>
       <w:proofErr w:type="spellEnd"/>
-      <w:proofErr w:type="gramEnd"/>
     </w:p>
     <w:p>
       <w:proofErr w:type="spellStart"/>
-      <w:proofErr w:type="gramStart"/>
       <w:r>
         <w:t>CheckpointManager</w:t>
       </w:r>
       <w:proofErr w:type="spellEnd"/>
-      <w:proofErr w:type="gramEnd"/>
     </w:p>
     <w:p>
       <w:proofErr w:type="spellStart"/>
-      <w:proofErr w:type="gramStart"/>
       <w:r>
         <w:t>MessageManager</w:t>
       </w:r>
       <w:proofErr w:type="spellEnd"/>
-      <w:proofErr w:type="gramEnd"/>
     </w:p>
     <w:p>
       <w:r>
@@ -10540,12 +10152,10 @@
     </w:p>
     <w:p>
       <w:proofErr w:type="spellStart"/>
-      <w:proofErr w:type="gramStart"/>
       <w:r>
         <w:t>PlayerService</w:t>
       </w:r>
       <w:proofErr w:type="spellEnd"/>
-      <w:proofErr w:type="gramEnd"/>
     </w:p>
     <w:p>
       <w:proofErr w:type="spellStart"/>
@@ -10556,12 +10166,10 @@
     </w:p>
     <w:p>
       <w:proofErr w:type="spellStart"/>
-      <w:proofErr w:type="gramStart"/>
       <w:r>
         <w:t>JourneyService</w:t>
       </w:r>
       <w:proofErr w:type="spellEnd"/>
-      <w:proofErr w:type="gramEnd"/>
     </w:p>
     <w:p>
       <w:proofErr w:type="spellStart"/>
@@ -10682,12 +10290,10 @@
     <w:p/>
     <w:p>
       <w:proofErr w:type="spellStart"/>
-      <w:proofErr w:type="gramStart"/>
       <w:r>
         <w:t>SceneManager</w:t>
       </w:r>
       <w:proofErr w:type="spellEnd"/>
-      <w:proofErr w:type="gramEnd"/>
     </w:p>
     <w:p/>
     <w:p>
@@ -10794,93 +10400,63 @@
     </w:p>
     <w:p>
       <w:proofErr w:type="spellStart"/>
-      <w:proofErr w:type="gramStart"/>
       <w:r>
         <w:t>ArrivalScene</w:t>
       </w:r>
       <w:proofErr w:type="spellEnd"/>
       <w:r>
-        <w:t>(</w:t>
-      </w:r>
-      <w:proofErr w:type="gramEnd"/>
-      <w:r>
-        <w:t>Scene)</w:t>
+        <w:t>(Scene)</w:t>
       </w:r>
     </w:p>
     <w:p/>
     <w:p>
       <w:proofErr w:type="spellStart"/>
-      <w:proofErr w:type="gramStart"/>
       <w:r>
         <w:t>WelcomeScene</w:t>
       </w:r>
       <w:proofErr w:type="spellEnd"/>
       <w:r>
-        <w:t>(</w:t>
-      </w:r>
-      <w:proofErr w:type="gramEnd"/>
-      <w:r>
-        <w:t>Scene)</w:t>
+        <w:t>(Scene)</w:t>
       </w:r>
     </w:p>
     <w:p/>
     <w:p>
       <w:proofErr w:type="spellStart"/>
-      <w:proofErr w:type="gramStart"/>
       <w:r>
         <w:t>CollapseScene</w:t>
       </w:r>
       <w:proofErr w:type="spellEnd"/>
       <w:r>
-        <w:t>(</w:t>
-      </w:r>
-      <w:proofErr w:type="gramEnd"/>
-      <w:r>
-        <w:t>Scene)</w:t>
+        <w:t>(Scene)</w:t>
       </w:r>
     </w:p>
     <w:p/>
     <w:p>
       <w:proofErr w:type="spellStart"/>
-      <w:proofErr w:type="gramStart"/>
       <w:r>
         <w:lastRenderedPageBreak/>
         <w:t>BattleScene</w:t>
       </w:r>
       <w:proofErr w:type="spellEnd"/>
       <w:r>
-        <w:t>(</w:t>
-      </w:r>
-      <w:proofErr w:type="gramEnd"/>
-      <w:r>
-        <w:t>Scene)</w:t>
+        <w:t>(Scene)</w:t>
       </w:r>
     </w:p>
     <w:p/>
     <w:p>
       <w:proofErr w:type="spellStart"/>
-      <w:proofErr w:type="gramStart"/>
       <w:r>
         <w:t>QuestScene</w:t>
       </w:r>
       <w:proofErr w:type="spellEnd"/>
       <w:r>
-        <w:t>(</w:t>
-      </w:r>
-      <w:proofErr w:type="gramEnd"/>
-      <w:r>
-        <w:t>Scene)</w:t>
+        <w:t>(Scene)</w:t>
       </w:r>
     </w:p>
     <w:p/>
     <w:p>
-      <w:proofErr w:type="gramStart"/>
-      <w:r>
-        <w:t>DungeonScene(</w:t>
-      </w:r>
-      <w:proofErr w:type="gramEnd"/>
-      <w:r>
-        <w:t>Scene)</w:t>
+      <w:r>
+        <w:t>DungeonScene(Scene)</w:t>
       </w:r>
     </w:p>
     <w:p>
@@ -11262,7 +10838,142 @@
         <w:t>Every future quest uses exactly this flow.</w:t>
       </w:r>
     </w:p>
-    <w:p/>
+    <w:p>
+      <w:pPr>
+        <w:spacing w:line="278" w:lineRule="auto"/>
+        <w:jc w:val="left"/>
+      </w:pPr>
+      <w:r>
+        <w:br w:type="page"/>
+      </w:r>
+    </w:p>
+    <w:p>
+      <w:r>
+        <w:lastRenderedPageBreak/>
+        <w:t>bot/</w:t>
+      </w:r>
+    </w:p>
+    <w:p>
+      <w:r>
+        <w:t>│</w:t>
+      </w:r>
+    </w:p>
+    <w:p>
+      <w:r>
+        <w:t>├── commands/          # Slash commands</w:t>
+      </w:r>
+    </w:p>
+    <w:p>
+      <w:r>
+        <w:t>│</w:t>
+      </w:r>
+    </w:p>
+    <w:p>
+      <w:r>
+        <w:t>├── gateway/           # Resume/start routing</w:t>
+      </w:r>
+    </w:p>
+    <w:p>
+      <w:r>
+        <w:t>│</w:t>
+      </w:r>
+    </w:p>
+    <w:p>
+      <w:r>
+        <w:t>├── services/          # Business logic</w:t>
+      </w:r>
+    </w:p>
+    <w:p>
+      <w:r>
+        <w:t>│</w:t>
+      </w:r>
+    </w:p>
+    <w:p>
+      <w:r>
+        <w:t>├── repositories/      # Database only</w:t>
+      </w:r>
+    </w:p>
+    <w:p>
+      <w:r>
+        <w:t>│</w:t>
+      </w:r>
+    </w:p>
+    <w:p>
+      <w:r>
+        <w:t>├── story/             # Narrative text &amp; embeds</w:t>
+      </w:r>
+    </w:p>
+    <w:p>
+      <w:r>
+        <w:t>│</w:t>
+      </w:r>
+    </w:p>
+    <w:p>
+      <w:r>
+        <w:t>├── views/             # Discord UI (buttons)</w:t>
+      </w:r>
+    </w:p>
+    <w:p>
+      <w:r>
+        <w:t>│</w:t>
+      </w:r>
+    </w:p>
+    <w:p>
+      <w:r>
+        <w:t>├── scenes/            # Combines Story + View</w:t>
+      </w:r>
+    </w:p>
+    <w:p>
+      <w:r>
+        <w:t>│</w:t>
+      </w:r>
+    </w:p>
+    <w:p>
+      <w:r>
+        <w:t>├── engine/</w:t>
+      </w:r>
+    </w:p>
+    <w:p>
+      <w:r>
+        <w:t>│   ├── scene.py</w:t>
+      </w:r>
+    </w:p>
+    <w:p>
+      <w:r>
+        <w:t>│   ├── scene_manager.py</w:t>
+      </w:r>
+    </w:p>
+    <w:p>
+      <w:r>
+        <w:t>│   ├── checkpoint_manager.py</w:t>
+      </w:r>
+    </w:p>
+    <w:p>
+      <w:r>
+        <w:t>│   └── message_manager.py</w:t>
+      </w:r>
+    </w:p>
+    <w:p>
+      <w:r>
+        <w:t>│</w:t>
+      </w:r>
+    </w:p>
+    <w:p>
+      <w:r>
+        <w:t>├── database/</w:t>
+      </w:r>
+    </w:p>
+    <w:p>
+      <w:r>
+        <w:lastRenderedPageBreak/>
+        <w:t>│</w:t>
+      </w:r>
+    </w:p>
+    <w:p>
+      <w:r>
+        <w:t>└── data/</w:t>
+      </w:r>
+    </w:p>
     <w:sectPr>
       <w:pgSz w:w="12240" w:h="15840"/>
       <w:pgMar w:top="1440" w:right="1440" w:bottom="1440" w:left="1440" w:header="720" w:footer="720" w:gutter="0"/>

--- a/Soul Hero.docx
+++ b/Soul Hero.docx
@@ -10972,6 +10972,177 @@
     <w:p>
       <w:r>
         <w:t>└── data/</w:t>
+      </w:r>
+    </w:p>
+    <w:p>
+      <w:pPr>
+        <w:spacing w:line="278" w:lineRule="auto"/>
+        <w:jc w:val="left"/>
+      </w:pPr>
+      <w:r>
+        <w:br w:type="page"/>
+      </w:r>
+    </w:p>
+    <w:p>
+      <w:r>
+        <w:lastRenderedPageBreak/>
+        <w:t>╔══════════════════════╗</w:t>
+      </w:r>
+    </w:p>
+    <w:p>
+      <w:r>
+        <w:t xml:space="preserve">       </w:t>
+      </w:r>
+      <w:r>
+        <w:rPr>
+          <w:rFonts w:ascii="Segoe UI Symbol" w:hAnsi="Segoe UI Symbol" w:cs="Segoe UI Symbol"/>
+        </w:rPr>
+        <w:t>⚔</w:t>
+      </w:r>
+      <w:r>
+        <w:t xml:space="preserve"> SOUL PROFILE</w:t>
+      </w:r>
+    </w:p>
+    <w:p>
+      <w:r>
+        <w:t>╚══════════════════════╝</w:t>
+      </w:r>
+    </w:p>
+    <w:p/>
+    <w:p>
+      <w:r>
+        <w:rPr>
+          <w:rFonts w:ascii="Segoe UI Emoji" w:hAnsi="Segoe UI Emoji" w:cs="Segoe UI Emoji"/>
+        </w:rPr>
+        <w:t>🌑</w:t>
+      </w:r>
+      <w:r>
+        <w:t xml:space="preserve"> Name</w:t>
+      </w:r>
+    </w:p>
+    <w:p>
+      <w:r>
+        <w:t>Bishal</w:t>
+      </w:r>
+    </w:p>
+    <w:p/>
+    <w:p>
+      <w:r>
+        <w:rPr>
+          <w:rFonts w:ascii="Segoe UI Symbol" w:hAnsi="Segoe UI Symbol" w:cs="Segoe UI Symbol"/>
+        </w:rPr>
+        <w:t>⚔</w:t>
+      </w:r>
+      <w:r>
+        <w:t xml:space="preserve"> Hero</w:t>
+      </w:r>
+    </w:p>
+    <w:p>
+      <w:r>
+        <w:t>Alucard</w:t>
+      </w:r>
+    </w:p>
+    <w:p/>
+    <w:p>
+      <w:r>
+        <w:rPr>
+          <w:rFonts w:ascii="Segoe UI Emoji" w:hAnsi="Segoe UI Emoji" w:cs="Segoe UI Emoji"/>
+        </w:rPr>
+        <w:t>✨</w:t>
+      </w:r>
+      <w:r>
+        <w:t xml:space="preserve"> Resonance</w:t>
+      </w:r>
+    </w:p>
+    <w:p>
+      <w:r>
+        <w:t>27</w:t>
+      </w:r>
+    </w:p>
+    <w:p/>
+    <w:p>
+      <w:r>
+        <w:rPr>
+          <w:rFonts w:ascii="Segoe UI Emoji" w:hAnsi="Segoe UI Emoji" w:cs="Segoe UI Emoji"/>
+        </w:rPr>
+        <w:t>🔗</w:t>
+      </w:r>
+      <w:r>
+        <w:t xml:space="preserve"> Bond</w:t>
+      </w:r>
+    </w:p>
+    <w:p>
+      <w:r>
+        <w:t>Familiar Bond</w:t>
+      </w:r>
+    </w:p>
+    <w:p/>
+    <w:p>
+      <w:r>
+        <w:rPr>
+          <w:rFonts w:ascii="Segoe UI Symbol" w:hAnsi="Segoe UI Symbol" w:cs="Segoe UI Symbol"/>
+        </w:rPr>
+        <w:t>⚔</w:t>
+      </w:r>
+      <w:r>
+        <w:t xml:space="preserve"> Battles</w:t>
+      </w:r>
+    </w:p>
+    <w:p>
+      <w:r>
+        <w:t>12</w:t>
+      </w:r>
+    </w:p>
+    <w:p/>
+    <w:p>
+      <w:r>
+        <w:rPr>
+          <w:rFonts w:ascii="Segoe UI Emoji" w:hAnsi="Segoe UI Emoji" w:cs="Segoe UI Emoji"/>
+        </w:rPr>
+        <w:t>🏆</w:t>
+      </w:r>
+      <w:r>
+        <w:t xml:space="preserve"> Victories</w:t>
+      </w:r>
+    </w:p>
+    <w:p>
+      <w:r>
+        <w:t>8</w:t>
+      </w:r>
+    </w:p>
+    <w:p/>
+    <w:p>
+      <w:r>
+        <w:rPr>
+          <w:rFonts w:ascii="Segoe UI Emoji" w:hAnsi="Segoe UI Emoji" w:cs="Segoe UI Emoji"/>
+        </w:rPr>
+        <w:lastRenderedPageBreak/>
+        <w:t>💀</w:t>
+      </w:r>
+      <w:r>
+        <w:t xml:space="preserve"> Defeats</w:t>
+      </w:r>
+    </w:p>
+    <w:p>
+      <w:r>
+        <w:t>4</w:t>
+      </w:r>
+    </w:p>
+    <w:p/>
+    <w:p>
+      <w:r>
+        <w:rPr>
+          <w:rFonts w:ascii="Segoe UI Symbol" w:hAnsi="Segoe UI Symbol" w:cs="Segoe UI Symbol"/>
+        </w:rPr>
+        <w:t>🕯</w:t>
+      </w:r>
+      <w:r>
+        <w:t xml:space="preserve"> Oath Formed</w:t>
+      </w:r>
+    </w:p>
+    <w:p>
+      <w:r>
+        <w:t>30 July 2026</w:t>
       </w:r>
     </w:p>
     <w:sectPr>

--- a/Soul Hero.docx
+++ b/Soul Hero.docx
@@ -1,6 +1,6 @@
 
 <file path=word/document.xml><?xml version="1.0" encoding="utf-8"?>
-<w:document xmlns:wpc="http://schemas.microsoft.com/office/word/2010/wordprocessingCanvas" xmlns:cx="http://schemas.microsoft.com/office/drawing/2014/chartex" xmlns:cx1="http://schemas.microsoft.com/office/drawing/2015/9/8/chartex" xmlns:cx2="http://schemas.microsoft.com/office/drawing/2015/10/21/chartex" xmlns:cx3="http://schemas.microsoft.com/office/drawing/2016/5/9/chartex" xmlns:cx4="http://schemas.microsoft.com/office/drawing/2016/5/10/chartex" xmlns:cx5="http://schemas.microsoft.com/office/drawing/2016/5/11/chartex" xmlns:cx6="http://schemas.microsoft.com/office/drawing/2016/5/12/chartex" xmlns:cx7="http://schemas.microsoft.com/office/drawing/2016/5/13/chartex" xmlns:cx8="http://schemas.microsoft.com/office/drawing/2016/5/14/chartex" xmlns:mc="http://schemas.openxmlformats.org/markup-compatibility/2006" xmlns:aink="http://schemas.microsoft.com/office/drawing/2016/ink" xmlns:am3d="http://schemas.microsoft.com/office/drawing/2017/model3d" xmlns:o="urn:schemas-microsoft-com:office:office" xmlns:oel="http://schemas.microsoft.com/office/2019/extlst" xmlns:r="http://schemas.openxmlformats.org/officeDocument/2006/relationships" xmlns:m="http://schemas.openxmlformats.org/officeDocument/2006/math" xmlns:v="urn:schemas-microsoft-com:vml" xmlns:wp14="http://schemas.microsoft.com/office/word/2010/wordprocessingDrawing" xmlns:wp="http://schemas.openxmlformats.org/drawingml/2006/wordprocessingDrawing" xmlns:w10="urn:schemas-microsoft-com:office:word" xmlns:w="http://schemas.openxmlformats.org/wordprocessingml/2006/main" xmlns:w14="http://schemas.microsoft.com/office/word/2010/wordml" xmlns:w15="http://schemas.microsoft.com/office/word/2012/wordml" xmlns:w16cex="http://schemas.microsoft.com/office/word/2018/wordml/cex" xmlns:w16cid="http://schemas.microsoft.com/office/word/2016/wordml/cid" xmlns:w16="http://schemas.microsoft.com/office/word/2018/wordml" xmlns:w16du="http://schemas.microsoft.com/office/word/2023/wordml/word16du" xmlns:w16sdtdh="http://schemas.microsoft.com/office/word/2020/wordml/sdtdatahash" xmlns:w16sdtfl="http://schemas.microsoft.com/office/word/2024/wordml/sdtformatlock" xmlns:w16se="http://schemas.microsoft.com/office/word/2015/wordml/symex" xmlns:wpg="http://schemas.microsoft.com/office/word/2010/wordprocessingGroup" xmlns:wpi="http://schemas.microsoft.com/office/word/2010/wordprocessingInk" xmlns:wne="http://schemas.microsoft.com/office/word/2006/wordml" xmlns:wps="http://schemas.microsoft.com/office/word/2010/wordprocessingShape" mc:Ignorable="w14 w15 w16se w16cid w16 w16cex w16sdtdh w16sdtfl w16du wp14">
+<w:document xmlns:wpc="http://schemas.microsoft.com/office/word/2010/wordprocessingCanvas" xmlns:cx="http://schemas.microsoft.com/office/drawing/2014/chartex" xmlns:cx1="http://schemas.microsoft.com/office/drawing/2015/9/8/chartex" xmlns:cx2="http://schemas.microsoft.com/office/drawing/2015/10/21/chartex" xmlns:cx3="http://schemas.microsoft.com/office/drawing/2016/5/9/chartex" xmlns:cx4="http://schemas.microsoft.com/office/drawing/2016/5/10/chartex" xmlns:cx5="http://schemas.microsoft.com/office/drawing/2016/5/11/chartex" xmlns:cx6="http://schemas.microsoft.com/office/drawing/2016/5/12/chartex" xmlns:cx7="http://schemas.microsoft.com/office/drawing/2016/5/13/chartex" xmlns:cx8="http://schemas.microsoft.com/office/drawing/2016/5/14/chartex" xmlns:mc="http://schemas.openxmlformats.org/markup-compatibility/2006" xmlns:aink="http://schemas.microsoft.com/office/drawing/2016/ink" xmlns:am3d="http://schemas.microsoft.com/office/drawing/2017/model3d" xmlns:o="urn:schemas-microsoft-com:office:office" xmlns:oel="http://schemas.microsoft.com/office/2019/extlst" xmlns:r="http://schemas.openxmlformats.org/officeDocument/2006/relationships" xmlns:m="http://schemas.openxmlformats.org/officeDocument/2006/math" xmlns:v="urn:schemas-microsoft-com:vml" xmlns:wp14="http://schemas.microsoft.com/office/word/2010/wordprocessingDrawing" xmlns:wp="http://schemas.openxmlformats.org/drawingml/2006/wordprocessingDrawing" xmlns:w10="urn:schemas-microsoft-com:office:word" xmlns:w="http://schemas.openxmlformats.org/wordprocessingml/2006/main" xmlns:w14="http://schemas.microsoft.com/office/word/2010/wordml" xmlns:w15="http://schemas.microsoft.com/office/word/2012/wordml" xmlns:w16cei="http://schemas.microsoft.com/office/word/2026/wordml/cei" xmlns:w16cex="http://schemas.microsoft.com/office/word/2018/wordml/cex" xmlns:w16cid="http://schemas.microsoft.com/office/word/2016/wordml/cid" xmlns:w16="http://schemas.microsoft.com/office/word/2018/wordml" xmlns:w16du="http://schemas.microsoft.com/office/word/2023/wordml/word16du" xmlns:w16sdtdh="http://schemas.microsoft.com/office/word/2020/wordml/sdtdatahash" xmlns:w16sdtfl="http://schemas.microsoft.com/office/word/2024/wordml/sdtformatlock" xmlns:w16se="http://schemas.microsoft.com/office/word/2015/wordml/symex" xmlns:wpg="http://schemas.microsoft.com/office/word/2010/wordprocessingGroup" xmlns:wpi="http://schemas.microsoft.com/office/word/2010/wordprocessingInk" xmlns:wne="http://schemas.microsoft.com/office/word/2006/wordml" xmlns:wps="http://schemas.microsoft.com/office/word/2010/wordprocessingShape" mc:Ignorable="w14 w15 w16se w16cid w16 w16cex w16sdtdh w16sdtfl w16du wp14">
   <w:body>
     <w:p>
       <w:pPr>
@@ -9187,7 +9187,7 @@
     <w:p>
       <w:r>
         <w:pict w14:anchorId="7E105D7E">
-          <v:rect id="_x0000_i1141" style="width:0;height:1.5pt" o:hralign="center" o:hrstd="t" o:hr="t" fillcolor="#a0a0a0" stroked="f"/>
+          <v:rect id="_x0000_i1093" style="width:0;height:1.5pt" o:hralign="center" o:hrstd="t" o:hr="t" fillcolor="#a0a0a0" stroked="f"/>
         </w:pict>
       </w:r>
     </w:p>
@@ -9243,7 +9243,7 @@
     <w:p>
       <w:r>
         <w:pict w14:anchorId="54DF9938">
-          <v:rect id="_x0000_i1142" style="width:0;height:1.5pt" o:hralign="center" o:hrstd="t" o:hr="t" fillcolor="#a0a0a0" stroked="f"/>
+          <v:rect id="_x0000_i1094" style="width:0;height:1.5pt" o:hralign="center" o:hrstd="t" o:hr="t" fillcolor="#a0a0a0" stroked="f"/>
         </w:pict>
       </w:r>
     </w:p>
@@ -9296,7 +9296,7 @@
     <w:p>
       <w:r>
         <w:pict w14:anchorId="2105C94B">
-          <v:rect id="_x0000_i1143" style="width:0;height:1.5pt" o:hralign="center" o:hrstd="t" o:hr="t" fillcolor="#a0a0a0" stroked="f"/>
+          <v:rect id="_x0000_i1095" style="width:0;height:1.5pt" o:hralign="center" o:hrstd="t" o:hr="t" fillcolor="#a0a0a0" stroked="f"/>
         </w:pict>
       </w:r>
     </w:p>
@@ -9352,7 +9352,7 @@
     <w:p>
       <w:r>
         <w:pict w14:anchorId="760814D0">
-          <v:rect id="_x0000_i1144" style="width:0;height:1.5pt" o:hralign="center" o:hrstd="t" o:hr="t" fillcolor="#a0a0a0" stroked="f"/>
+          <v:rect id="_x0000_i1096" style="width:0;height:1.5pt" o:hralign="center" o:hrstd="t" o:hr="t" fillcolor="#a0a0a0" stroked="f"/>
         </w:pict>
       </w:r>
     </w:p>
@@ -9417,7 +9417,7 @@
     <w:p>
       <w:r>
         <w:pict w14:anchorId="2F137636">
-          <v:rect id="_x0000_i1145" style="width:0;height:1.5pt" o:hralign="center" o:hrstd="t" o:hr="t" fillcolor="#a0a0a0" stroked="f"/>
+          <v:rect id="_x0000_i1097" style="width:0;height:1.5pt" o:hralign="center" o:hrstd="t" o:hr="t" fillcolor="#a0a0a0" stroked="f"/>
         </w:pict>
       </w:r>
     </w:p>
@@ -9481,7 +9481,7 @@
     <w:p>
       <w:r>
         <w:pict w14:anchorId="18AAB8D5">
-          <v:rect id="_x0000_i1146" style="width:0;height:1.5pt" o:hralign="center" o:hrstd="t" o:hr="t" fillcolor="#a0a0a0" stroked="f"/>
+          <v:rect id="_x0000_i1098" style="width:0;height:1.5pt" o:hralign="center" o:hrstd="t" o:hr="t" fillcolor="#a0a0a0" stroked="f"/>
         </w:pict>
       </w:r>
     </w:p>
@@ -9525,7 +9525,7 @@
     <w:p>
       <w:r>
         <w:pict w14:anchorId="6881743B">
-          <v:rect id="_x0000_i1147" style="width:0;height:1.5pt" o:hralign="center" o:hrstd="t" o:hr="t" fillcolor="#a0a0a0" stroked="f"/>
+          <v:rect id="_x0000_i1099" style="width:0;height:1.5pt" o:hralign="center" o:hrstd="t" o:hr="t" fillcolor="#a0a0a0" stroked="f"/>
         </w:pict>
       </w:r>
     </w:p>
@@ -9690,7 +9690,7 @@
       <w:r>
         <w:lastRenderedPageBreak/>
         <w:pict w14:anchorId="4954E5C2">
-          <v:rect id="_x0000_i1148" style="width:0;height:1.5pt" o:hralign="center" o:hrstd="t" o:hr="t" fillcolor="#a0a0a0" stroked="f"/>
+          <v:rect id="_x0000_i1100" style="width:0;height:1.5pt" o:hralign="center" o:hrstd="t" o:hr="t" fillcolor="#a0a0a0" stroked="f"/>
         </w:pict>
       </w:r>
     </w:p>
@@ -9852,7 +9852,7 @@
     <w:p>
       <w:r>
         <w:pict w14:anchorId="6869523B">
-          <v:rect id="_x0000_i1223" style="width:0;height:1.5pt" o:hralign="center" o:hrstd="t" o:hr="t" fillcolor="#a0a0a0" stroked="f"/>
+          <v:rect id="_x0000_i1101" style="width:0;height:1.5pt" o:hralign="center" o:hrstd="t" o:hr="t" fillcolor="#a0a0a0" stroked="f"/>
         </w:pict>
       </w:r>
     </w:p>
@@ -9930,7 +9930,7 @@
     <w:p>
       <w:r>
         <w:pict w14:anchorId="2B8492A7">
-          <v:rect id="_x0000_i1224" style="width:0;height:1.5pt" o:hralign="center" o:hrstd="t" o:hr="t" fillcolor="#a0a0a0" stroked="f"/>
+          <v:rect id="_x0000_i1102" style="width:0;height:1.5pt" o:hralign="center" o:hrstd="t" o:hr="t" fillcolor="#a0a0a0" stroked="f"/>
         </w:pict>
       </w:r>
     </w:p>
@@ -10039,7 +10039,7 @@
     <w:p>
       <w:r>
         <w:pict w14:anchorId="17FAD5C1">
-          <v:rect id="_x0000_i1225" style="width:0;height:1.5pt" o:hralign="center" o:hrstd="t" o:hr="t" fillcolor="#a0a0a0" stroked="f"/>
+          <v:rect id="_x0000_i1103" style="width:0;height:1.5pt" o:hralign="center" o:hrstd="t" o:hr="t" fillcolor="#a0a0a0" stroked="f"/>
         </w:pict>
       </w:r>
     </w:p>
@@ -10131,7 +10131,7 @@
     <w:p>
       <w:r>
         <w:pict w14:anchorId="0CE712BA">
-          <v:rect id="_x0000_i1226" style="width:0;height:1.5pt" o:hralign="center" o:hrstd="t" o:hr="t" fillcolor="#a0a0a0" stroked="f"/>
+          <v:rect id="_x0000_i1104" style="width:0;height:1.5pt" o:hralign="center" o:hrstd="t" o:hr="t" fillcolor="#a0a0a0" stroked="f"/>
         </w:pict>
       </w:r>
     </w:p>
@@ -10192,7 +10192,7 @@
     <w:p>
       <w:r>
         <w:pict w14:anchorId="17C6133C">
-          <v:rect id="_x0000_i1227" style="width:0;height:1.5pt" o:hralign="center" o:hrstd="t" o:hr="t" fillcolor="#a0a0a0" stroked="f"/>
+          <v:rect id="_x0000_i1105" style="width:0;height:1.5pt" o:hralign="center" o:hrstd="t" o:hr="t" fillcolor="#a0a0a0" stroked="f"/>
         </w:pict>
       </w:r>
     </w:p>
@@ -10231,7 +10231,7 @@
     <w:p>
       <w:r>
         <w:pict w14:anchorId="24DC97FA">
-          <v:rect id="_x0000_i1228" style="width:0;height:1.5pt" o:hralign="center" o:hrstd="t" o:hr="t" fillcolor="#a0a0a0" stroked="f"/>
+          <v:rect id="_x0000_i1106" style="width:0;height:1.5pt" o:hralign="center" o:hrstd="t" o:hr="t" fillcolor="#a0a0a0" stroked="f"/>
         </w:pict>
       </w:r>
     </w:p>
@@ -10339,7 +10339,7 @@
     <w:p>
       <w:r>
         <w:pict w14:anchorId="3DBF079F">
-          <v:rect id="_x0000_i1229" style="width:0;height:1.5pt" o:hralign="center" o:hrstd="t" o:hr="t" fillcolor="#a0a0a0" stroked="f"/>
+          <v:rect id="_x0000_i1107" style="width:0;height:1.5pt" o:hralign="center" o:hrstd="t" o:hr="t" fillcolor="#a0a0a0" stroked="f"/>
         </w:pict>
       </w:r>
     </w:p>
@@ -10467,7 +10467,7 @@
     <w:p>
       <w:r>
         <w:pict w14:anchorId="64942245">
-          <v:rect id="_x0000_i1230" style="width:0;height:1.5pt" o:hralign="center" o:hrstd="t" o:hr="t" fillcolor="#a0a0a0" stroked="f"/>
+          <v:rect id="_x0000_i1108" style="width:0;height:1.5pt" o:hralign="center" o:hrstd="t" o:hr="t" fillcolor="#a0a0a0" stroked="f"/>
         </w:pict>
       </w:r>
     </w:p>
@@ -10567,7 +10567,7 @@
     <w:p>
       <w:r>
         <w:pict w14:anchorId="21F3A429">
-          <v:rect id="_x0000_i1231" style="width:0;height:1.5pt" o:hralign="center" o:hrstd="t" o:hr="t" fillcolor="#a0a0a0" stroked="f"/>
+          <v:rect id="_x0000_i1109" style="width:0;height:1.5pt" o:hralign="center" o:hrstd="t" o:hr="t" fillcolor="#a0a0a0" stroked="f"/>
         </w:pict>
       </w:r>
     </w:p>
@@ -10669,7 +10669,7 @@
     <w:p>
       <w:r>
         <w:pict w14:anchorId="1AED6C5F">
-          <v:rect id="_x0000_i1232" style="width:0;height:1.5pt" o:hralign="center" o:hrstd="t" o:hr="t" fillcolor="#a0a0a0" stroked="f"/>
+          <v:rect id="_x0000_i1110" style="width:0;height:1.5pt" o:hralign="center" o:hrstd="t" o:hr="t" fillcolor="#a0a0a0" stroked="f"/>
         </w:pict>
       </w:r>
     </w:p>
@@ -10750,7 +10750,7 @@
     <w:p>
       <w:r>
         <w:pict w14:anchorId="21634A30">
-          <v:rect id="_x0000_i1233" style="width:0;height:1.5pt" o:hralign="center" o:hrstd="t" o:hr="t" fillcolor="#a0a0a0" stroked="f"/>
+          <v:rect id="_x0000_i1111" style="width:0;height:1.5pt" o:hralign="center" o:hrstd="t" o:hr="t" fillcolor="#a0a0a0" stroked="f"/>
         </w:pict>
       </w:r>
     </w:p>
@@ -11144,6 +11144,337 @@
       <w:r>
         <w:t>30 July 2026</w:t>
       </w:r>
+    </w:p>
+    <w:p/>
+    <w:p>
+      <w:r>
+        <w:t>Player Clicks Button</w:t>
+      </w:r>
+    </w:p>
+    <w:p>
+      <w:r>
+        <w:t xml:space="preserve">        │</w:t>
+      </w:r>
+    </w:p>
+    <w:p>
+      <w:r>
+        <w:t xml:space="preserve">        ▼</w:t>
+      </w:r>
+    </w:p>
+    <w:p>
+      <w:proofErr w:type="spellStart"/>
+      <w:r>
+        <w:t>BattleView</w:t>
+      </w:r>
+      <w:proofErr w:type="spellEnd"/>
+    </w:p>
+    <w:p>
+      <w:r>
+        <w:t xml:space="preserve">        │</w:t>
+      </w:r>
+    </w:p>
+    <w:p>
+      <w:r>
+        <w:t xml:space="preserve">        ▼</w:t>
+      </w:r>
+    </w:p>
+    <w:p>
+      <w:proofErr w:type="spellStart"/>
+      <w:r>
+        <w:t>BattleAction</w:t>
+      </w:r>
+      <w:proofErr w:type="spellEnd"/>
+    </w:p>
+    <w:p>
+      <w:r>
+        <w:t xml:space="preserve">        │</w:t>
+      </w:r>
+    </w:p>
+    <w:p>
+      <w:r>
+        <w:t xml:space="preserve">        ▼</w:t>
+      </w:r>
+    </w:p>
+    <w:p>
+      <w:proofErr w:type="spellStart"/>
+      <w:r>
+        <w:t>DamageService</w:t>
+      </w:r>
+      <w:proofErr w:type="spellEnd"/>
+    </w:p>
+    <w:p>
+      <w:r>
+        <w:t xml:space="preserve">        │</w:t>
+      </w:r>
+    </w:p>
+    <w:p>
+      <w:r>
+        <w:t xml:space="preserve">        ├── </w:t>
+      </w:r>
+      <w:proofErr w:type="spellStart"/>
+      <w:r>
+        <w:t>CriticalService</w:t>
+      </w:r>
+      <w:proofErr w:type="spellEnd"/>
+    </w:p>
+    <w:p>
+      <w:r>
+        <w:t xml:space="preserve">        │</w:t>
+      </w:r>
+    </w:p>
+    <w:p>
+      <w:r>
+        <w:t xml:space="preserve">        ├── </w:t>
+      </w:r>
+      <w:proofErr w:type="spellStart"/>
+      <w:r>
+        <w:t>GuardService</w:t>
+      </w:r>
+      <w:proofErr w:type="spellEnd"/>
+    </w:p>
+    <w:p>
+      <w:r>
+        <w:t xml:space="preserve">        │</w:t>
+      </w:r>
+    </w:p>
+    <w:p>
+      <w:r>
+        <w:t xml:space="preserve">        ├── </w:t>
+      </w:r>
+      <w:proofErr w:type="spellStart"/>
+      <w:r>
+        <w:t>ForgottenSkillService</w:t>
+      </w:r>
+      <w:proofErr w:type="spellEnd"/>
+    </w:p>
+    <w:p>
+      <w:r>
+        <w:lastRenderedPageBreak/>
+        <w:t xml:space="preserve">        │</w:t>
+      </w:r>
+    </w:p>
+    <w:p>
+      <w:r>
+        <w:t xml:space="preserve">        └── Future </w:t>
+      </w:r>
+      <w:proofErr w:type="spellStart"/>
+      <w:r>
+        <w:t>PassiveService</w:t>
+      </w:r>
+      <w:proofErr w:type="spellEnd"/>
+    </w:p>
+    <w:p>
+      <w:r>
+        <w:t xml:space="preserve">        │</w:t>
+      </w:r>
+    </w:p>
+    <w:p>
+      <w:r>
+        <w:t xml:space="preserve">        ▼</w:t>
+      </w:r>
+    </w:p>
+    <w:p>
+      <w:proofErr w:type="spellStart"/>
+      <w:r>
+        <w:t>BattleState</w:t>
+      </w:r>
+      <w:proofErr w:type="spellEnd"/>
+      <w:r>
+        <w:t xml:space="preserve"> Updated</w:t>
+      </w:r>
+    </w:p>
+    <w:p>
+      <w:r>
+        <w:t xml:space="preserve">        │</w:t>
+      </w:r>
+    </w:p>
+    <w:p>
+      <w:r>
+        <w:t xml:space="preserve">        ▼</w:t>
+      </w:r>
+    </w:p>
+    <w:p>
+      <w:proofErr w:type="spellStart"/>
+      <w:r>
+        <w:t>BattleScene</w:t>
+      </w:r>
+      <w:proofErr w:type="spellEnd"/>
+      <w:r>
+        <w:t xml:space="preserve"> Refresh</w:t>
+      </w:r>
+    </w:p>
+    <w:p/>
+    <w:p/>
+    <w:p>
+      <w:pPr>
+        <w:spacing w:line="278" w:lineRule="auto"/>
+        <w:jc w:val="left"/>
+      </w:pPr>
+      <w:r>
+        <w:br w:type="page"/>
+      </w:r>
+    </w:p>
+    <w:p>
+      <w:r>
+        <w:lastRenderedPageBreak/>
+        <w:t>Total Damage</w:t>
+      </w:r>
+    </w:p>
+    <w:p/>
+    <w:p>
+      <w:r>
+        <w:t>=</w:t>
+      </w:r>
+    </w:p>
+    <w:p/>
+    <w:p>
+      <w:r>
+        <w:t>(Attack + Skill Power)</w:t>
+      </w:r>
+    </w:p>
+    <w:p/>
+    <w:p>
+      <w:r>
+        <w:t>×</w:t>
+      </w:r>
+    </w:p>
+    <w:p/>
+    <w:p>
+      <w:r>
+        <w:t>Critical</w:t>
+      </w:r>
+    </w:p>
+    <w:p/>
+    <w:p>
+      <w:r>
+        <w:t>×</w:t>
+      </w:r>
+    </w:p>
+    <w:p/>
+    <w:p>
+      <w:r>
+        <w:t>Random</w:t>
+      </w:r>
+    </w:p>
+    <w:p/>
+    <w:p>
+      <w:r>
+        <w:t>×</w:t>
+      </w:r>
+    </w:p>
+    <w:p/>
+    <w:p>
+      <w:r>
+        <w:t>Guard</w:t>
+      </w:r>
+    </w:p>
+    <w:p/>
+    <w:p>
+      <w:r>
+        <w:t>− Defense</w:t>
+      </w:r>
+    </w:p>
+    <w:p>
+      <w:pPr>
+        <w:spacing w:line="278" w:lineRule="auto"/>
+        <w:jc w:val="left"/>
+      </w:pPr>
+      <w:r>
+        <w:br w:type="page"/>
+      </w:r>
+    </w:p>
+    <w:p>
+      <w:r>
+        <w:lastRenderedPageBreak/>
+        <w:t>Discord Button</w:t>
+      </w:r>
+    </w:p>
+    <w:p/>
+    <w:p>
+      <w:r>
+        <w:t xml:space="preserve">        │</w:t>
+      </w:r>
+    </w:p>
+    <w:p/>
+    <w:p>
+      <w:r>
+        <w:t xml:space="preserve">        ▼</w:t>
+      </w:r>
+    </w:p>
+    <w:p/>
+    <w:p>
+      <w:proofErr w:type="spellStart"/>
+      <w:r>
+        <w:t>BattleEngine</w:t>
+      </w:r>
+      <w:proofErr w:type="spellEnd"/>
+    </w:p>
+    <w:p/>
+    <w:p>
+      <w:r>
+        <w:t xml:space="preserve">        │</w:t>
+      </w:r>
+    </w:p>
+    <w:p/>
+    <w:p>
+      <w:r>
+        <w:t xml:space="preserve">        ├── </w:t>
+      </w:r>
+      <w:proofErr w:type="spellStart"/>
+      <w:r>
+        <w:t>HeroMemoryService</w:t>
+      </w:r>
+      <w:proofErr w:type="spellEnd"/>
+    </w:p>
+    <w:p>
+      <w:r>
+        <w:t xml:space="preserve">        ├── </w:t>
+      </w:r>
+      <w:proofErr w:type="spellStart"/>
+      <w:r>
+        <w:t>DamageService</w:t>
+      </w:r>
+      <w:proofErr w:type="spellEnd"/>
+    </w:p>
+    <w:p>
+      <w:r>
+        <w:t xml:space="preserve">        ├── </w:t>
+      </w:r>
+      <w:proofErr w:type="spellStart"/>
+      <w:r>
+        <w:t>LuckService</w:t>
+      </w:r>
+      <w:proofErr w:type="spellEnd"/>
+    </w:p>
+    <w:p>
+      <w:r>
+        <w:t xml:space="preserve">        ├── </w:t>
+      </w:r>
+      <w:proofErr w:type="spellStart"/>
+      <w:r>
+        <w:t>CooldownService</w:t>
+      </w:r>
+      <w:proofErr w:type="spellEnd"/>
+    </w:p>
+    <w:p>
+      <w:r>
+        <w:t xml:space="preserve">        ├── </w:t>
+      </w:r>
+      <w:proofErr w:type="spellStart"/>
+      <w:r>
+        <w:t>BattleState</w:t>
+      </w:r>
+      <w:proofErr w:type="spellEnd"/>
+    </w:p>
+    <w:p>
+      <w:r>
+        <w:t xml:space="preserve">        └── </w:t>
+      </w:r>
+      <w:proofErr w:type="spellStart"/>
+      <w:r>
+        <w:t>BattleScene</w:t>
+      </w:r>
+      <w:proofErr w:type="spellEnd"/>
     </w:p>
     <w:sectPr>
       <w:pgSz w:w="12240" w:h="15840"/>
@@ -11156,7 +11487,7 @@
 </file>
 
 <file path=word/numbering.xml><?xml version="1.0" encoding="utf-8"?>
-<w:numbering xmlns:wpc="http://schemas.microsoft.com/office/word/2010/wordprocessingCanvas" xmlns:cx="http://schemas.microsoft.com/office/drawing/2014/chartex" xmlns:cx1="http://schemas.microsoft.com/office/drawing/2015/9/8/chartex" xmlns:cx2="http://schemas.microsoft.com/office/drawing/2015/10/21/chartex" xmlns:cx3="http://schemas.microsoft.com/office/drawing/2016/5/9/chartex" xmlns:cx4="http://schemas.microsoft.com/office/drawing/2016/5/10/chartex" xmlns:cx5="http://schemas.microsoft.com/office/drawing/2016/5/11/chartex" xmlns:cx6="http://schemas.microsoft.com/office/drawing/2016/5/12/chartex" xmlns:cx7="http://schemas.microsoft.com/office/drawing/2016/5/13/chartex" xmlns:cx8="http://schemas.microsoft.com/office/drawing/2016/5/14/chartex" xmlns:mc="http://schemas.openxmlformats.org/markup-compatibility/2006" xmlns:aink="http://schemas.microsoft.com/office/drawing/2016/ink" xmlns:am3d="http://schemas.microsoft.com/office/drawing/2017/model3d" xmlns:o="urn:schemas-microsoft-com:office:office" xmlns:oel="http://schemas.microsoft.com/office/2019/extlst" xmlns:r="http://schemas.openxmlformats.org/officeDocument/2006/relationships" xmlns:m="http://schemas.openxmlformats.org/officeDocument/2006/math" xmlns:v="urn:schemas-microsoft-com:vml" xmlns:wp14="http://schemas.microsoft.com/office/word/2010/wordprocessingDrawing" xmlns:wp="http://schemas.openxmlformats.org/drawingml/2006/wordprocessingDrawing" xmlns:w10="urn:schemas-microsoft-com:office:word" xmlns:w="http://schemas.openxmlformats.org/wordprocessingml/2006/main" xmlns:w14="http://schemas.microsoft.com/office/word/2010/wordml" xmlns:w15="http://schemas.microsoft.com/office/word/2012/wordml" xmlns:w16cex="http://schemas.microsoft.com/office/word/2018/wordml/cex" xmlns:w16cid="http://schemas.microsoft.com/office/word/2016/wordml/cid" xmlns:w16="http://schemas.microsoft.com/office/word/2018/wordml" xmlns:w16du="http://schemas.microsoft.com/office/word/2023/wordml/word16du" xmlns:w16sdtdh="http://schemas.microsoft.com/office/word/2020/wordml/sdtdatahash" xmlns:w16sdtfl="http://schemas.microsoft.com/office/word/2024/wordml/sdtformatlock" xmlns:w16se="http://schemas.microsoft.com/office/word/2015/wordml/symex" xmlns:wpg="http://schemas.microsoft.com/office/word/2010/wordprocessingGroup" xmlns:wpi="http://schemas.microsoft.com/office/word/2010/wordprocessingInk" xmlns:wne="http://schemas.microsoft.com/office/word/2006/wordml" xmlns:wps="http://schemas.microsoft.com/office/word/2010/wordprocessingShape" mc:Ignorable="w14 w15 w16se w16cid w16 w16cex w16sdtdh w16sdtfl w16du wp14">
+<w:numbering xmlns:wpc="http://schemas.microsoft.com/office/word/2010/wordprocessingCanvas" xmlns:cx="http://schemas.microsoft.com/office/drawing/2014/chartex" xmlns:cx1="http://schemas.microsoft.com/office/drawing/2015/9/8/chartex" xmlns:cx2="http://schemas.microsoft.com/office/drawing/2015/10/21/chartex" xmlns:cx3="http://schemas.microsoft.com/office/drawing/2016/5/9/chartex" xmlns:cx4="http://schemas.microsoft.com/office/drawing/2016/5/10/chartex" xmlns:cx5="http://schemas.microsoft.com/office/drawing/2016/5/11/chartex" xmlns:cx6="http://schemas.microsoft.com/office/drawing/2016/5/12/chartex" xmlns:cx7="http://schemas.microsoft.com/office/drawing/2016/5/13/chartex" xmlns:cx8="http://schemas.microsoft.com/office/drawing/2016/5/14/chartex" xmlns:mc="http://schemas.openxmlformats.org/markup-compatibility/2006" xmlns:aink="http://schemas.microsoft.com/office/drawing/2016/ink" xmlns:am3d="http://schemas.microsoft.com/office/drawing/2017/model3d" xmlns:o="urn:schemas-microsoft-com:office:office" xmlns:oel="http://schemas.microsoft.com/office/2019/extlst" xmlns:r="http://schemas.openxmlformats.org/officeDocument/2006/relationships" xmlns:m="http://schemas.openxmlformats.org/officeDocument/2006/math" xmlns:v="urn:schemas-microsoft-com:vml" xmlns:wp14="http://schemas.microsoft.com/office/word/2010/wordprocessingDrawing" xmlns:wp="http://schemas.openxmlformats.org/drawingml/2006/wordprocessingDrawing" xmlns:w10="urn:schemas-microsoft-com:office:word" xmlns:w="http://schemas.openxmlformats.org/wordprocessingml/2006/main" xmlns:w14="http://schemas.microsoft.com/office/word/2010/wordml" xmlns:w15="http://schemas.microsoft.com/office/word/2012/wordml" xmlns:w16cei="http://schemas.microsoft.com/office/word/2026/wordml/cei" xmlns:w16cex="http://schemas.microsoft.com/office/word/2018/wordml/cex" xmlns:w16cid="http://schemas.microsoft.com/office/word/2016/wordml/cid" xmlns:w16="http://schemas.microsoft.com/office/word/2018/wordml" xmlns:w16du="http://schemas.microsoft.com/office/word/2023/wordml/word16du" xmlns:w16sdtdh="http://schemas.microsoft.com/office/word/2020/wordml/sdtdatahash" xmlns:w16sdtfl="http://schemas.microsoft.com/office/word/2024/wordml/sdtformatlock" xmlns:w16se="http://schemas.microsoft.com/office/word/2015/wordml/symex" xmlns:wpg="http://schemas.microsoft.com/office/word/2010/wordprocessingGroup" xmlns:wpi="http://schemas.microsoft.com/office/word/2010/wordprocessingInk" xmlns:wne="http://schemas.microsoft.com/office/word/2006/wordml" xmlns:wps="http://schemas.microsoft.com/office/word/2010/wordprocessingShape" mc:Ignorable="w14 w15 w16se w16cid w16 w16cex w16sdtdh w16sdtfl w16du wp14">
   <w:abstractNum w:abstractNumId="0" w15:restartNumberingAfterBreak="0">
     <w:nsid w:val="04DB6E91"/>
     <w:multiLevelType w:val="multilevel"/>
@@ -13911,6 +14242,7 @@
   <w:style w:type="character" w:default="1" w:styleId="DefaultParagraphFont">
     <w:name w:val="Default Paragraph Font"/>
     <w:uiPriority w:val="1"/>
+    <w:semiHidden/>
     <w:unhideWhenUsed/>
   </w:style>
   <w:style w:type="table" w:default="1" w:styleId="TableNormal">
